--- a/Exercise-1-Answers.docx
+++ b/Exercise-1-Answers.docx
@@ -424,7 +424,7 @@
     </w:p>
     <w:p>
       <w:pPr>
-        <w:pStyle w:val="BodyText"/>
+        <w:pStyle w:val="SmallMath9"/>
       </w:pPr>
       <m:oMathPara>
         <m:oMathParaPr>
@@ -462,11 +462,21 @@
                               <m:rPr>
                                 <m:nor/>
                               </m:rPr>
+                              <w:rPr>
+                                <w:rFonts w:ascii="Cambria Math" w:hAnsi="Cambria Math"/>
+                                <w:sz w:val="18"/>
+                                <w:szCs w:val="18"/>
+                              </w:rPr>
                               <m:t>Trade</m:t>
                             </m:r>
                           </m:e>
                           <m:sub>
                             <m:r>
+                              <w:rPr>
+                                <w:rFonts w:ascii="Cambria Math" w:hAnsi="Cambria Math"/>
+                                <w:sz w:val="18"/>
+                                <w:szCs w:val="18"/>
+                              </w:rPr>
                               <m:t>1</m:t>
                             </m:r>
                           </m:sub>
@@ -481,11 +491,21 @@
                               <m:rPr>
                                 <m:nor/>
                               </m:rPr>
+                              <w:rPr>
+                                <w:rFonts w:ascii="Cambria Math" w:hAnsi="Cambria Math"/>
+                                <w:sz w:val="18"/>
+                                <w:szCs w:val="18"/>
+                              </w:rPr>
                               <m:t>Trade</m:t>
                             </m:r>
                           </m:e>
                           <m:sub>
                             <m:r>
+                              <w:rPr>
+                                <w:rFonts w:ascii="Cambria Math" w:hAnsi="Cambria Math"/>
+                                <w:sz w:val="18"/>
+                                <w:szCs w:val="18"/>
+                              </w:rPr>
                               <m:t>2</m:t>
                             </m:r>
                           </m:sub>
@@ -500,11 +520,21 @@
                               <m:rPr>
                                 <m:nor/>
                               </m:rPr>
+                              <w:rPr>
+                                <w:rFonts w:ascii="Cambria Math" w:hAnsi="Cambria Math"/>
+                                <w:sz w:val="18"/>
+                                <w:szCs w:val="18"/>
+                              </w:rPr>
                               <m:t>Trade</m:t>
                             </m:r>
                           </m:e>
                           <m:sub>
                             <m:r>
+                              <w:rPr>
+                                <w:rFonts w:ascii="Cambria Math" w:hAnsi="Cambria Math"/>
+                                <w:sz w:val="18"/>
+                                <w:szCs w:val="18"/>
+                              </w:rPr>
                               <m:t>3</m:t>
                             </m:r>
                           </m:sub>
@@ -517,6 +547,11 @@
                           <m:rPr>
                             <m:sty m:val="p"/>
                           </m:rPr>
+                          <w:rPr>
+                            <w:rFonts w:ascii="Cambria Math" w:hAnsi="Cambria Math"/>
+                            <w:sz w:val="18"/>
+                            <w:szCs w:val="18"/>
+                          </w:rPr>
                           <m:t>⋮</m:t>
                         </m:r>
                       </m:e>
@@ -529,11 +564,21 @@
                               <m:rPr>
                                 <m:nor/>
                               </m:rPr>
+                              <w:rPr>
+                                <w:rFonts w:ascii="Cambria Math" w:hAnsi="Cambria Math"/>
+                                <w:sz w:val="18"/>
+                                <w:szCs w:val="18"/>
+                              </w:rPr>
                               <m:t>Trade</m:t>
                             </m:r>
                           </m:e>
                           <m:sub>
                             <m:r>
+                              <w:rPr>
+                                <w:rFonts w:ascii="Cambria Math" w:hAnsi="Cambria Math"/>
+                                <w:sz w:val="18"/>
+                                <w:szCs w:val="18"/>
+                              </w:rPr>
                               <m:t>n</m:t>
                             </m:r>
                           </m:sub>
@@ -546,15 +591,30 @@
             </m:e>
             <m:sub>
               <m:r>
+                <w:rPr>
+                  <w:rFonts w:ascii="Cambria Math" w:hAnsi="Cambria Math"/>
+                  <w:sz w:val="18"/>
+                  <w:szCs w:val="18"/>
+                </w:rPr>
                 <m:t>n</m:t>
               </m:r>
               <m:r>
                 <m:rPr>
                   <m:sty m:val="p"/>
                 </m:rPr>
+                <w:rPr>
+                  <w:rFonts w:ascii="Cambria Math" w:hAnsi="Cambria Math"/>
+                  <w:sz w:val="18"/>
+                  <w:szCs w:val="18"/>
+                </w:rPr>
                 <m:t>×</m:t>
               </m:r>
               <m:r>
+                <w:rPr>
+                  <w:rFonts w:ascii="Cambria Math" w:hAnsi="Cambria Math"/>
+                  <w:sz w:val="18"/>
+                  <w:szCs w:val="18"/>
+                </w:rPr>
                 <m:t>1</m:t>
               </m:r>
             </m:sub>
@@ -563,6 +623,11 @@
             <m:rPr>
               <m:sty m:val="p"/>
             </m:rPr>
+            <w:rPr>
+              <w:rFonts w:ascii="Cambria Math" w:hAnsi="Cambria Math"/>
+              <w:sz w:val="18"/>
+              <w:szCs w:val="18"/>
+            </w:rPr>
             <m:t>=</m:t>
           </m:r>
           <m:sSub>
@@ -621,6 +686,11 @@
                     <m:mr>
                       <m:e>
                         <m:r>
+                          <w:rPr>
+                            <w:rFonts w:ascii="Cambria Math" w:hAnsi="Cambria Math"/>
+                            <w:sz w:val="18"/>
+                            <w:szCs w:val="18"/>
+                          </w:rPr>
                           <m:t>1</m:t>
                         </m:r>
                       </m:e>
@@ -631,11 +701,21 @@
                               <m:rPr>
                                 <m:nor/>
                               </m:rPr>
+                              <w:rPr>
+                                <w:rFonts w:ascii="Cambria Math" w:hAnsi="Cambria Math"/>
+                                <w:sz w:val="18"/>
+                                <w:szCs w:val="18"/>
+                              </w:rPr>
                               <m:t>Export</m:t>
                             </m:r>
                           </m:e>
                           <m:sub>
                             <m:r>
+                              <w:rPr>
+                                <w:rFonts w:ascii="Cambria Math" w:hAnsi="Cambria Math"/>
+                                <w:sz w:val="18"/>
+                                <w:szCs w:val="18"/>
+                              </w:rPr>
                               <m:t>1</m:t>
                             </m:r>
                           </m:sub>
@@ -648,11 +728,21 @@
                               <m:rPr>
                                 <m:nor/>
                               </m:rPr>
+                              <w:rPr>
+                                <w:rFonts w:ascii="Cambria Math" w:hAnsi="Cambria Math"/>
+                                <w:sz w:val="18"/>
+                                <w:szCs w:val="18"/>
+                              </w:rPr>
                               <m:t>Import</m:t>
                             </m:r>
                           </m:e>
                           <m:sub>
                             <m:r>
+                              <w:rPr>
+                                <w:rFonts w:ascii="Cambria Math" w:hAnsi="Cambria Math"/>
+                                <w:sz w:val="18"/>
+                                <w:szCs w:val="18"/>
+                              </w:rPr>
                               <m:t>1</m:t>
                             </m:r>
                           </m:sub>
@@ -665,11 +755,21 @@
                               <m:rPr>
                                 <m:nor/>
                               </m:rPr>
+                              <w:rPr>
+                                <w:rFonts w:ascii="Cambria Math" w:hAnsi="Cambria Math"/>
+                                <w:sz w:val="18"/>
+                                <w:szCs w:val="18"/>
+                              </w:rPr>
                               <m:t>ER</m:t>
                             </m:r>
                           </m:e>
                           <m:sub>
                             <m:r>
+                              <w:rPr>
+                                <w:rFonts w:ascii="Cambria Math" w:hAnsi="Cambria Math"/>
+                                <w:sz w:val="18"/>
+                                <w:szCs w:val="18"/>
+                              </w:rPr>
                               <m:t>1</m:t>
                             </m:r>
                           </m:sub>
@@ -682,11 +782,21 @@
                               <m:rPr>
                                 <m:nor/>
                               </m:rPr>
+                              <w:rPr>
+                                <w:rFonts w:ascii="Cambria Math" w:hAnsi="Cambria Math"/>
+                                <w:sz w:val="18"/>
+                                <w:szCs w:val="18"/>
+                              </w:rPr>
                               <m:t>Tariff</m:t>
                             </m:r>
                           </m:e>
                           <m:sub>
                             <m:r>
+                              <w:rPr>
+                                <w:rFonts w:ascii="Cambria Math" w:hAnsi="Cambria Math"/>
+                                <w:sz w:val="18"/>
+                                <w:szCs w:val="18"/>
+                              </w:rPr>
                               <m:t>1</m:t>
                             </m:r>
                           </m:sub>
@@ -699,11 +809,21 @@
                               <m:rPr>
                                 <m:nor/>
                               </m:rPr>
+                              <w:rPr>
+                                <w:rFonts w:ascii="Cambria Math" w:hAnsi="Cambria Math"/>
+                                <w:sz w:val="18"/>
+                                <w:szCs w:val="18"/>
+                              </w:rPr>
                               <m:t>Cost</m:t>
                             </m:r>
                           </m:e>
                           <m:sub>
                             <m:r>
+                              <w:rPr>
+                                <w:rFonts w:ascii="Cambria Math" w:hAnsi="Cambria Math"/>
+                                <w:sz w:val="18"/>
+                                <w:szCs w:val="18"/>
+                              </w:rPr>
                               <m:t>1</m:t>
                             </m:r>
                           </m:sub>
@@ -713,6 +833,11 @@
                     <m:mr>
                       <m:e>
                         <m:r>
+                          <w:rPr>
+                            <w:rFonts w:ascii="Cambria Math" w:hAnsi="Cambria Math"/>
+                            <w:sz w:val="18"/>
+                            <w:szCs w:val="18"/>
+                          </w:rPr>
                           <m:t>1</m:t>
                         </m:r>
                       </m:e>
@@ -723,11 +848,21 @@
                               <m:rPr>
                                 <m:nor/>
                               </m:rPr>
+                              <w:rPr>
+                                <w:rFonts w:ascii="Cambria Math" w:hAnsi="Cambria Math"/>
+                                <w:sz w:val="18"/>
+                                <w:szCs w:val="18"/>
+                              </w:rPr>
                               <m:t>Export</m:t>
                             </m:r>
                           </m:e>
                           <m:sub>
                             <m:r>
+                              <w:rPr>
+                                <w:rFonts w:ascii="Cambria Math" w:hAnsi="Cambria Math"/>
+                                <w:sz w:val="18"/>
+                                <w:szCs w:val="18"/>
+                              </w:rPr>
                               <m:t>2</m:t>
                             </m:r>
                           </m:sub>
@@ -740,11 +875,21 @@
                               <m:rPr>
                                 <m:nor/>
                               </m:rPr>
+                              <w:rPr>
+                                <w:rFonts w:ascii="Cambria Math" w:hAnsi="Cambria Math"/>
+                                <w:sz w:val="18"/>
+                                <w:szCs w:val="18"/>
+                              </w:rPr>
                               <m:t>Import</m:t>
                             </m:r>
                           </m:e>
                           <m:sub>
                             <m:r>
+                              <w:rPr>
+                                <w:rFonts w:ascii="Cambria Math" w:hAnsi="Cambria Math"/>
+                                <w:sz w:val="18"/>
+                                <w:szCs w:val="18"/>
+                              </w:rPr>
                               <m:t>2</m:t>
                             </m:r>
                           </m:sub>
@@ -757,11 +902,21 @@
                               <m:rPr>
                                 <m:nor/>
                               </m:rPr>
+                              <w:rPr>
+                                <w:rFonts w:ascii="Cambria Math" w:hAnsi="Cambria Math"/>
+                                <w:sz w:val="18"/>
+                                <w:szCs w:val="18"/>
+                              </w:rPr>
                               <m:t>ER</m:t>
                             </m:r>
                           </m:e>
                           <m:sub>
                             <m:r>
+                              <w:rPr>
+                                <w:rFonts w:ascii="Cambria Math" w:hAnsi="Cambria Math"/>
+                                <w:sz w:val="18"/>
+                                <w:szCs w:val="18"/>
+                              </w:rPr>
                               <m:t>2</m:t>
                             </m:r>
                           </m:sub>
@@ -774,11 +929,21 @@
                               <m:rPr>
                                 <m:nor/>
                               </m:rPr>
+                              <w:rPr>
+                                <w:rFonts w:ascii="Cambria Math" w:hAnsi="Cambria Math"/>
+                                <w:sz w:val="18"/>
+                                <w:szCs w:val="18"/>
+                              </w:rPr>
                               <m:t>Tariff</m:t>
                             </m:r>
                           </m:e>
                           <m:sub>
                             <m:r>
+                              <w:rPr>
+                                <w:rFonts w:ascii="Cambria Math" w:hAnsi="Cambria Math"/>
+                                <w:sz w:val="18"/>
+                                <w:szCs w:val="18"/>
+                              </w:rPr>
                               <m:t>2</m:t>
                             </m:r>
                           </m:sub>
@@ -791,11 +956,21 @@
                               <m:rPr>
                                 <m:nor/>
                               </m:rPr>
+                              <w:rPr>
+                                <w:rFonts w:ascii="Cambria Math" w:hAnsi="Cambria Math"/>
+                                <w:sz w:val="18"/>
+                                <w:szCs w:val="18"/>
+                              </w:rPr>
                               <m:t>Cost</m:t>
                             </m:r>
                           </m:e>
                           <m:sub>
                             <m:r>
+                              <w:rPr>
+                                <w:rFonts w:ascii="Cambria Math" w:hAnsi="Cambria Math"/>
+                                <w:sz w:val="18"/>
+                                <w:szCs w:val="18"/>
+                              </w:rPr>
                               <m:t>2</m:t>
                             </m:r>
                           </m:sub>
@@ -805,6 +980,11 @@
                     <m:mr>
                       <m:e>
                         <m:r>
+                          <w:rPr>
+                            <w:rFonts w:ascii="Cambria Math" w:hAnsi="Cambria Math"/>
+                            <w:sz w:val="18"/>
+                            <w:szCs w:val="18"/>
+                          </w:rPr>
                           <m:t>1</m:t>
                         </m:r>
                       </m:e>
@@ -815,11 +995,21 @@
                               <m:rPr>
                                 <m:nor/>
                               </m:rPr>
+                              <w:rPr>
+                                <w:rFonts w:ascii="Cambria Math" w:hAnsi="Cambria Math"/>
+                                <w:sz w:val="18"/>
+                                <w:szCs w:val="18"/>
+                              </w:rPr>
                               <m:t>Export</m:t>
                             </m:r>
                           </m:e>
                           <m:sub>
                             <m:r>
+                              <w:rPr>
+                                <w:rFonts w:ascii="Cambria Math" w:hAnsi="Cambria Math"/>
+                                <w:sz w:val="18"/>
+                                <w:szCs w:val="18"/>
+                              </w:rPr>
                               <m:t>3</m:t>
                             </m:r>
                           </m:sub>
@@ -832,11 +1022,21 @@
                               <m:rPr>
                                 <m:nor/>
                               </m:rPr>
+                              <w:rPr>
+                                <w:rFonts w:ascii="Cambria Math" w:hAnsi="Cambria Math"/>
+                                <w:sz w:val="18"/>
+                                <w:szCs w:val="18"/>
+                              </w:rPr>
                               <m:t>Import</m:t>
                             </m:r>
                           </m:e>
                           <m:sub>
                             <m:r>
+                              <w:rPr>
+                                <w:rFonts w:ascii="Cambria Math" w:hAnsi="Cambria Math"/>
+                                <w:sz w:val="18"/>
+                                <w:szCs w:val="18"/>
+                              </w:rPr>
                               <m:t>3</m:t>
                             </m:r>
                           </m:sub>
@@ -849,11 +1049,21 @@
                               <m:rPr>
                                 <m:nor/>
                               </m:rPr>
+                              <w:rPr>
+                                <w:rFonts w:ascii="Cambria Math" w:hAnsi="Cambria Math"/>
+                                <w:sz w:val="18"/>
+                                <w:szCs w:val="18"/>
+                              </w:rPr>
                               <m:t>ER</m:t>
                             </m:r>
                           </m:e>
                           <m:sub>
                             <m:r>
+                              <w:rPr>
+                                <w:rFonts w:ascii="Cambria Math" w:hAnsi="Cambria Math"/>
+                                <w:sz w:val="18"/>
+                                <w:szCs w:val="18"/>
+                              </w:rPr>
                               <m:t>3</m:t>
                             </m:r>
                           </m:sub>
@@ -866,11 +1076,21 @@
                               <m:rPr>
                                 <m:nor/>
                               </m:rPr>
+                              <w:rPr>
+                                <w:rFonts w:ascii="Cambria Math" w:hAnsi="Cambria Math"/>
+                                <w:sz w:val="18"/>
+                                <w:szCs w:val="18"/>
+                              </w:rPr>
                               <m:t>Tariff</m:t>
                             </m:r>
                           </m:e>
                           <m:sub>
                             <m:r>
+                              <w:rPr>
+                                <w:rFonts w:ascii="Cambria Math" w:hAnsi="Cambria Math"/>
+                                <w:sz w:val="18"/>
+                                <w:szCs w:val="18"/>
+                              </w:rPr>
                               <m:t>3</m:t>
                             </m:r>
                           </m:sub>
@@ -883,11 +1103,21 @@
                               <m:rPr>
                                 <m:nor/>
                               </m:rPr>
+                              <w:rPr>
+                                <w:rFonts w:ascii="Cambria Math" w:hAnsi="Cambria Math"/>
+                                <w:sz w:val="18"/>
+                                <w:szCs w:val="18"/>
+                              </w:rPr>
                               <m:t>Cost</m:t>
                             </m:r>
                           </m:e>
                           <m:sub>
                             <m:r>
+                              <w:rPr>
+                                <w:rFonts w:ascii="Cambria Math" w:hAnsi="Cambria Math"/>
+                                <w:sz w:val="18"/>
+                                <w:szCs w:val="18"/>
+                              </w:rPr>
                               <m:t>3</m:t>
                             </m:r>
                           </m:sub>
@@ -900,6 +1130,11 @@
                           <m:rPr>
                             <m:sty m:val="p"/>
                           </m:rPr>
+                          <w:rPr>
+                            <w:rFonts w:ascii="Cambria Math" w:hAnsi="Cambria Math"/>
+                            <w:sz w:val="18"/>
+                            <w:szCs w:val="18"/>
+                          </w:rPr>
                           <m:t>⋮</m:t>
                         </m:r>
                       </m:e>
@@ -908,6 +1143,11 @@
                           <m:rPr>
                             <m:sty m:val="p"/>
                           </m:rPr>
+                          <w:rPr>
+                            <w:rFonts w:ascii="Cambria Math" w:hAnsi="Cambria Math"/>
+                            <w:sz w:val="18"/>
+                            <w:szCs w:val="18"/>
+                          </w:rPr>
                           <m:t>⋮</m:t>
                         </m:r>
                       </m:e>
@@ -916,6 +1156,11 @@
                           <m:rPr>
                             <m:sty m:val="p"/>
                           </m:rPr>
+                          <w:rPr>
+                            <w:rFonts w:ascii="Cambria Math" w:hAnsi="Cambria Math"/>
+                            <w:sz w:val="18"/>
+                            <w:szCs w:val="18"/>
+                          </w:rPr>
                           <m:t>⋮</m:t>
                         </m:r>
                       </m:e>
@@ -924,6 +1169,11 @@
                           <m:rPr>
                             <m:sty m:val="p"/>
                           </m:rPr>
+                          <w:rPr>
+                            <w:rFonts w:ascii="Cambria Math" w:hAnsi="Cambria Math"/>
+                            <w:sz w:val="18"/>
+                            <w:szCs w:val="18"/>
+                          </w:rPr>
                           <m:t>⋮</m:t>
                         </m:r>
                       </m:e>
@@ -932,6 +1182,11 @@
                           <m:rPr>
                             <m:sty m:val="p"/>
                           </m:rPr>
+                          <w:rPr>
+                            <w:rFonts w:ascii="Cambria Math" w:hAnsi="Cambria Math"/>
+                            <w:sz w:val="18"/>
+                            <w:szCs w:val="18"/>
+                          </w:rPr>
                           <m:t>⋮</m:t>
                         </m:r>
                       </m:e>
@@ -940,6 +1195,11 @@
                           <m:rPr>
                             <m:sty m:val="p"/>
                           </m:rPr>
+                          <w:rPr>
+                            <w:rFonts w:ascii="Cambria Math" w:hAnsi="Cambria Math"/>
+                            <w:sz w:val="18"/>
+                            <w:szCs w:val="18"/>
+                          </w:rPr>
                           <m:t>⋮</m:t>
                         </m:r>
                       </m:e>
@@ -947,6 +1207,11 @@
                     <m:mr>
                       <m:e>
                         <m:r>
+                          <w:rPr>
+                            <w:rFonts w:ascii="Cambria Math" w:hAnsi="Cambria Math"/>
+                            <w:sz w:val="18"/>
+                            <w:szCs w:val="18"/>
+                          </w:rPr>
                           <m:t>1</m:t>
                         </m:r>
                       </m:e>
@@ -957,11 +1222,21 @@
                               <m:rPr>
                                 <m:nor/>
                               </m:rPr>
+                              <w:rPr>
+                                <w:rFonts w:ascii="Cambria Math" w:hAnsi="Cambria Math"/>
+                                <w:sz w:val="18"/>
+                                <w:szCs w:val="18"/>
+                              </w:rPr>
                               <m:t>Export</m:t>
                             </m:r>
                           </m:e>
                           <m:sub>
                             <m:r>
+                              <w:rPr>
+                                <w:rFonts w:ascii="Cambria Math" w:hAnsi="Cambria Math"/>
+                                <w:sz w:val="18"/>
+                                <w:szCs w:val="18"/>
+                              </w:rPr>
                               <m:t>n</m:t>
                             </m:r>
                           </m:sub>
@@ -974,11 +1249,21 @@
                               <m:rPr>
                                 <m:nor/>
                               </m:rPr>
+                              <w:rPr>
+                                <w:rFonts w:ascii="Cambria Math" w:hAnsi="Cambria Math"/>
+                                <w:sz w:val="18"/>
+                                <w:szCs w:val="18"/>
+                              </w:rPr>
                               <m:t>Import</m:t>
                             </m:r>
                           </m:e>
                           <m:sub>
                             <m:r>
+                              <w:rPr>
+                                <w:rFonts w:ascii="Cambria Math" w:hAnsi="Cambria Math"/>
+                                <w:sz w:val="18"/>
+                                <w:szCs w:val="18"/>
+                              </w:rPr>
                               <m:t>n</m:t>
                             </m:r>
                           </m:sub>
@@ -991,11 +1276,21 @@
                               <m:rPr>
                                 <m:nor/>
                               </m:rPr>
+                              <w:rPr>
+                                <w:rFonts w:ascii="Cambria Math" w:hAnsi="Cambria Math"/>
+                                <w:sz w:val="18"/>
+                                <w:szCs w:val="18"/>
+                              </w:rPr>
                               <m:t>ER</m:t>
                             </m:r>
                           </m:e>
                           <m:sub>
                             <m:r>
+                              <w:rPr>
+                                <w:rFonts w:ascii="Cambria Math" w:hAnsi="Cambria Math"/>
+                                <w:sz w:val="18"/>
+                                <w:szCs w:val="18"/>
+                              </w:rPr>
                               <m:t>n</m:t>
                             </m:r>
                           </m:sub>
@@ -1008,11 +1303,21 @@
                               <m:rPr>
                                 <m:nor/>
                               </m:rPr>
+                              <w:rPr>
+                                <w:rFonts w:ascii="Cambria Math" w:hAnsi="Cambria Math"/>
+                                <w:sz w:val="18"/>
+                                <w:szCs w:val="18"/>
+                              </w:rPr>
                               <m:t>Tariff</m:t>
                             </m:r>
                           </m:e>
                           <m:sub>
                             <m:r>
+                              <w:rPr>
+                                <w:rFonts w:ascii="Cambria Math" w:hAnsi="Cambria Math"/>
+                                <w:sz w:val="18"/>
+                                <w:szCs w:val="18"/>
+                              </w:rPr>
                               <m:t>n</m:t>
                             </m:r>
                           </m:sub>
@@ -1025,11 +1330,21 @@
                               <m:rPr>
                                 <m:nor/>
                               </m:rPr>
+                              <w:rPr>
+                                <w:rFonts w:ascii="Cambria Math" w:hAnsi="Cambria Math"/>
+                                <w:sz w:val="18"/>
+                                <w:szCs w:val="18"/>
+                              </w:rPr>
                               <m:t>Cost</m:t>
                             </m:r>
                           </m:e>
                           <m:sub>
                             <m:r>
+                              <w:rPr>
+                                <w:rFonts w:ascii="Cambria Math" w:hAnsi="Cambria Math"/>
+                                <w:sz w:val="18"/>
+                                <w:szCs w:val="18"/>
+                              </w:rPr>
                               <m:t>n</m:t>
                             </m:r>
                           </m:sub>
@@ -1042,15 +1357,30 @@
             </m:e>
             <m:sub>
               <m:r>
+                <w:rPr>
+                  <w:rFonts w:ascii="Cambria Math" w:hAnsi="Cambria Math"/>
+                  <w:sz w:val="18"/>
+                  <w:szCs w:val="18"/>
+                </w:rPr>
                 <m:t>n</m:t>
               </m:r>
               <m:r>
                 <m:rPr>
                   <m:sty m:val="p"/>
                 </m:rPr>
+                <w:rPr>
+                  <w:rFonts w:ascii="Cambria Math" w:hAnsi="Cambria Math"/>
+                  <w:sz w:val="18"/>
+                  <w:szCs w:val="18"/>
+                </w:rPr>
                 <m:t>×</m:t>
               </m:r>
               <m:r>
+                <w:rPr>
+                  <w:rFonts w:ascii="Cambria Math" w:hAnsi="Cambria Math"/>
+                  <w:sz w:val="18"/>
+                  <w:szCs w:val="18"/>
+                </w:rPr>
                 <m:t>6</m:t>
               </m:r>
             </m:sub>
@@ -1083,11 +1413,21 @@
                         <m:sSub>
                           <m:e>
                             <m:r>
+                              <w:rPr>
+                                <w:rFonts w:ascii="Cambria Math" w:hAnsi="Cambria Math"/>
+                                <w:sz w:val="18"/>
+                                <w:szCs w:val="18"/>
+                              </w:rPr>
                               <m:t>β</m:t>
                             </m:r>
                           </m:e>
                           <m:sub>
                             <m:r>
+                              <w:rPr>
+                                <w:rFonts w:ascii="Cambria Math" w:hAnsi="Cambria Math"/>
+                                <w:sz w:val="18"/>
+                                <w:szCs w:val="18"/>
+                              </w:rPr>
                               <m:t>0</m:t>
                             </m:r>
                           </m:sub>
@@ -1099,11 +1439,21 @@
                         <m:sSub>
                           <m:e>
                             <m:r>
+                              <w:rPr>
+                                <w:rFonts w:ascii="Cambria Math" w:hAnsi="Cambria Math"/>
+                                <w:sz w:val="18"/>
+                                <w:szCs w:val="18"/>
+                              </w:rPr>
                               <m:t>β</m:t>
                             </m:r>
                           </m:e>
                           <m:sub>
                             <m:r>
+                              <w:rPr>
+                                <w:rFonts w:ascii="Cambria Math" w:hAnsi="Cambria Math"/>
+                                <w:sz w:val="18"/>
+                                <w:szCs w:val="18"/>
+                              </w:rPr>
                               <m:t>1</m:t>
                             </m:r>
                           </m:sub>
@@ -1115,11 +1465,21 @@
                         <m:sSub>
                           <m:e>
                             <m:r>
+                              <w:rPr>
+                                <w:rFonts w:ascii="Cambria Math" w:hAnsi="Cambria Math"/>
+                                <w:sz w:val="18"/>
+                                <w:szCs w:val="18"/>
+                              </w:rPr>
                               <m:t>β</m:t>
                             </m:r>
                           </m:e>
                           <m:sub>
                             <m:r>
+                              <w:rPr>
+                                <w:rFonts w:ascii="Cambria Math" w:hAnsi="Cambria Math"/>
+                                <w:sz w:val="18"/>
+                                <w:szCs w:val="18"/>
+                              </w:rPr>
                               <m:t>2</m:t>
                             </m:r>
                           </m:sub>
@@ -1131,11 +1491,21 @@
                         <m:sSub>
                           <m:e>
                             <m:r>
+                              <w:rPr>
+                                <w:rFonts w:ascii="Cambria Math" w:hAnsi="Cambria Math"/>
+                                <w:sz w:val="18"/>
+                                <w:szCs w:val="18"/>
+                              </w:rPr>
                               <m:t>β</m:t>
                             </m:r>
                           </m:e>
                           <m:sub>
                             <m:r>
+                              <w:rPr>
+                                <w:rFonts w:ascii="Cambria Math" w:hAnsi="Cambria Math"/>
+                                <w:sz w:val="18"/>
+                                <w:szCs w:val="18"/>
+                              </w:rPr>
                               <m:t>3</m:t>
                             </m:r>
                           </m:sub>
@@ -1147,11 +1517,21 @@
                         <m:sSub>
                           <m:e>
                             <m:r>
+                              <w:rPr>
+                                <w:rFonts w:ascii="Cambria Math" w:hAnsi="Cambria Math"/>
+                                <w:sz w:val="18"/>
+                                <w:szCs w:val="18"/>
+                              </w:rPr>
                               <m:t>β</m:t>
                             </m:r>
                           </m:e>
                           <m:sub>
                             <m:r>
+                              <w:rPr>
+                                <w:rFonts w:ascii="Cambria Math" w:hAnsi="Cambria Math"/>
+                                <w:sz w:val="18"/>
+                                <w:szCs w:val="18"/>
+                              </w:rPr>
                               <m:t>4</m:t>
                             </m:r>
                           </m:sub>
@@ -1163,11 +1543,21 @@
                         <m:sSub>
                           <m:e>
                             <m:r>
+                              <w:rPr>
+                                <w:rFonts w:ascii="Cambria Math" w:hAnsi="Cambria Math"/>
+                                <w:sz w:val="18"/>
+                                <w:szCs w:val="18"/>
+                              </w:rPr>
                               <m:t>β</m:t>
                             </m:r>
                           </m:e>
                           <m:sub>
                             <m:r>
+                              <w:rPr>
+                                <w:rFonts w:ascii="Cambria Math" w:hAnsi="Cambria Math"/>
+                                <w:sz w:val="18"/>
+                                <w:szCs w:val="18"/>
+                              </w:rPr>
                               <m:t>5</m:t>
                             </m:r>
                           </m:sub>
@@ -1180,15 +1570,30 @@
             </m:e>
             <m:sub>
               <m:r>
+                <w:rPr>
+                  <w:rFonts w:ascii="Cambria Math" w:hAnsi="Cambria Math"/>
+                  <w:sz w:val="18"/>
+                  <w:szCs w:val="18"/>
+                </w:rPr>
                 <m:t>6</m:t>
               </m:r>
               <m:r>
                 <m:rPr>
                   <m:sty m:val="p"/>
                 </m:rPr>
+                <w:rPr>
+                  <w:rFonts w:ascii="Cambria Math" w:hAnsi="Cambria Math"/>
+                  <w:sz w:val="18"/>
+                  <w:szCs w:val="18"/>
+                </w:rPr>
                 <m:t>×</m:t>
               </m:r>
               <m:r>
+                <w:rPr>
+                  <w:rFonts w:ascii="Cambria Math" w:hAnsi="Cambria Math"/>
+                  <w:sz w:val="18"/>
+                  <w:szCs w:val="18"/>
+                </w:rPr>
                 <m:t>1</m:t>
               </m:r>
             </m:sub>
@@ -1197,6 +1602,11 @@
             <m:rPr>
               <m:sty m:val="p"/>
             </m:rPr>
+            <w:rPr>
+              <w:rFonts w:ascii="Cambria Math" w:hAnsi="Cambria Math"/>
+              <w:sz w:val="18"/>
+              <w:szCs w:val="18"/>
+            </w:rPr>
             <m:t>+</m:t>
           </m:r>
           <m:sSub>
@@ -1227,11 +1637,21 @@
                         <m:sSub>
                           <m:e>
                             <m:r>
+                              <w:rPr>
+                                <w:rFonts w:ascii="Cambria Math" w:hAnsi="Cambria Math"/>
+                                <w:sz w:val="18"/>
+                                <w:szCs w:val="18"/>
+                              </w:rPr>
                               <m:t>ε</m:t>
                             </m:r>
                           </m:e>
                           <m:sub>
                             <m:r>
+                              <w:rPr>
+                                <w:rFonts w:ascii="Cambria Math" w:hAnsi="Cambria Math"/>
+                                <w:sz w:val="18"/>
+                                <w:szCs w:val="18"/>
+                              </w:rPr>
                               <m:t>1</m:t>
                             </m:r>
                           </m:sub>
@@ -1243,11 +1663,21 @@
                         <m:sSub>
                           <m:e>
                             <m:r>
+                              <w:rPr>
+                                <w:rFonts w:ascii="Cambria Math" w:hAnsi="Cambria Math"/>
+                                <w:sz w:val="18"/>
+                                <w:szCs w:val="18"/>
+                              </w:rPr>
                               <m:t>ε</m:t>
                             </m:r>
                           </m:e>
                           <m:sub>
                             <m:r>
+                              <w:rPr>
+                                <w:rFonts w:ascii="Cambria Math" w:hAnsi="Cambria Math"/>
+                                <w:sz w:val="18"/>
+                                <w:szCs w:val="18"/>
+                              </w:rPr>
                               <m:t>2</m:t>
                             </m:r>
                           </m:sub>
@@ -1259,11 +1689,21 @@
                         <m:sSub>
                           <m:e>
                             <m:r>
+                              <w:rPr>
+                                <w:rFonts w:ascii="Cambria Math" w:hAnsi="Cambria Math"/>
+                                <w:sz w:val="18"/>
+                                <w:szCs w:val="18"/>
+                              </w:rPr>
                               <m:t>ε</m:t>
                             </m:r>
                           </m:e>
                           <m:sub>
                             <m:r>
+                              <w:rPr>
+                                <w:rFonts w:ascii="Cambria Math" w:hAnsi="Cambria Math"/>
+                                <w:sz w:val="18"/>
+                                <w:szCs w:val="18"/>
+                              </w:rPr>
                               <m:t>3</m:t>
                             </m:r>
                           </m:sub>
@@ -1276,6 +1716,11 @@
                           <m:rPr>
                             <m:sty m:val="p"/>
                           </m:rPr>
+                          <w:rPr>
+                            <w:rFonts w:ascii="Cambria Math" w:hAnsi="Cambria Math"/>
+                            <w:sz w:val="18"/>
+                            <w:szCs w:val="18"/>
+                          </w:rPr>
                           <m:t>⋮</m:t>
                         </m:r>
                       </m:e>
@@ -1285,11 +1730,21 @@
                         <m:sSub>
                           <m:e>
                             <m:r>
+                              <w:rPr>
+                                <w:rFonts w:ascii="Cambria Math" w:hAnsi="Cambria Math"/>
+                                <w:sz w:val="18"/>
+                                <w:szCs w:val="18"/>
+                              </w:rPr>
                               <m:t>ε</m:t>
                             </m:r>
                           </m:e>
                           <m:sub>
                             <m:r>
+                              <w:rPr>
+                                <w:rFonts w:ascii="Cambria Math" w:hAnsi="Cambria Math"/>
+                                <w:sz w:val="18"/>
+                                <w:szCs w:val="18"/>
+                              </w:rPr>
                               <m:t>n</m:t>
                             </m:r>
                           </m:sub>
@@ -1302,15 +1757,30 @@
             </m:e>
             <m:sub>
               <m:r>
+                <w:rPr>
+                  <w:rFonts w:ascii="Cambria Math" w:hAnsi="Cambria Math"/>
+                  <w:sz w:val="18"/>
+                  <w:szCs w:val="18"/>
+                </w:rPr>
                 <m:t>n</m:t>
               </m:r>
               <m:r>
                 <m:rPr>
                   <m:sty m:val="p"/>
                 </m:rPr>
+                <w:rPr>
+                  <w:rFonts w:ascii="Cambria Math" w:hAnsi="Cambria Math"/>
+                  <w:sz w:val="18"/>
+                  <w:szCs w:val="18"/>
+                </w:rPr>
                 <m:t>×</m:t>
               </m:r>
               <m:r>
+                <w:rPr>
+                  <w:rFonts w:ascii="Cambria Math" w:hAnsi="Cambria Math"/>
+                  <w:sz w:val="18"/>
+                  <w:szCs w:val="18"/>
+                </w:rPr>
                 <m:t>1</m:t>
               </m:r>
             </m:sub>
@@ -1366,7 +1836,7 @@
     </w:p>
     <w:p>
       <w:pPr>
-        <w:pStyle w:val="BodyText"/>
+        <w:pStyle w:val="SmallMath9"/>
       </w:pPr>
       <m:oMathPara>
         <m:oMathParaPr>
@@ -1374,18 +1844,33 @@
         </m:oMathParaPr>
         <m:oMath>
           <m:r>
+            <w:rPr>
+              <w:rFonts w:ascii="Cambria Math" w:hAnsi="Cambria Math"/>
+              <w:sz w:val="18"/>
+              <w:szCs w:val="18"/>
+            </w:rPr>
             <m:t>X</m:t>
           </m:r>
           <m:r>
             <m:rPr>
               <m:sty m:val="p"/>
             </m:rPr>
+            <w:rPr>
+              <w:rFonts w:ascii="Cambria Math" w:hAnsi="Cambria Math"/>
+              <w:sz w:val="18"/>
+              <w:szCs w:val="18"/>
+            </w:rPr>
             <m:t>′</m:t>
           </m:r>
           <m:r>
             <m:rPr>
               <m:sty m:val="p"/>
             </m:rPr>
+            <w:rPr>
+              <w:rFonts w:ascii="Cambria Math" w:hAnsi="Cambria Math"/>
+              <w:sz w:val="18"/>
+              <w:szCs w:val="18"/>
+            </w:rPr>
             <m:t>=</m:t>
           </m:r>
           <m:sSub>
@@ -1438,16 +1923,31 @@
                     <m:mr>
                       <m:e>
                         <m:r>
+                          <w:rPr>
+                            <w:rFonts w:ascii="Cambria Math" w:hAnsi="Cambria Math"/>
+                            <w:sz w:val="18"/>
+                            <w:szCs w:val="18"/>
+                          </w:rPr>
                           <m:t>1</m:t>
                         </m:r>
                       </m:e>
                       <m:e>
                         <m:r>
+                          <w:rPr>
+                            <w:rFonts w:ascii="Cambria Math" w:hAnsi="Cambria Math"/>
+                            <w:sz w:val="18"/>
+                            <w:szCs w:val="18"/>
+                          </w:rPr>
                           <m:t>1</m:t>
                         </m:r>
                       </m:e>
                       <m:e>
                         <m:r>
+                          <w:rPr>
+                            <w:rFonts w:ascii="Cambria Math" w:hAnsi="Cambria Math"/>
+                            <w:sz w:val="18"/>
+                            <w:szCs w:val="18"/>
+                          </w:rPr>
                           <m:t>1</m:t>
                         </m:r>
                       </m:e>
@@ -1456,11 +1956,21 @@
                           <m:rPr>
                             <m:sty m:val="p"/>
                           </m:rPr>
+                          <w:rPr>
+                            <w:rFonts w:ascii="Cambria Math" w:hAnsi="Cambria Math"/>
+                            <w:sz w:val="18"/>
+                            <w:szCs w:val="18"/>
+                          </w:rPr>
                           <m:t>⋯</m:t>
                         </m:r>
                       </m:e>
                       <m:e>
                         <m:r>
+                          <w:rPr>
+                            <w:rFonts w:ascii="Cambria Math" w:hAnsi="Cambria Math"/>
+                            <w:sz w:val="18"/>
+                            <w:szCs w:val="18"/>
+                          </w:rPr>
                           <m:t>1</m:t>
                         </m:r>
                       </m:e>
@@ -1473,11 +1983,21 @@
                               <m:rPr>
                                 <m:nor/>
                               </m:rPr>
+                              <w:rPr>
+                                <w:rFonts w:ascii="Cambria Math" w:hAnsi="Cambria Math"/>
+                                <w:sz w:val="18"/>
+                                <w:szCs w:val="18"/>
+                              </w:rPr>
                               <m:t>Export</m:t>
                             </m:r>
                           </m:e>
                           <m:sub>
                             <m:r>
+                              <w:rPr>
+                                <w:rFonts w:ascii="Cambria Math" w:hAnsi="Cambria Math"/>
+                                <w:sz w:val="18"/>
+                                <w:szCs w:val="18"/>
+                              </w:rPr>
                               <m:t>1</m:t>
                             </m:r>
                           </m:sub>
@@ -1490,11 +2010,21 @@
                               <m:rPr>
                                 <m:nor/>
                               </m:rPr>
+                              <w:rPr>
+                                <w:rFonts w:ascii="Cambria Math" w:hAnsi="Cambria Math"/>
+                                <w:sz w:val="18"/>
+                                <w:szCs w:val="18"/>
+                              </w:rPr>
                               <m:t>Export</m:t>
                             </m:r>
                           </m:e>
                           <m:sub>
                             <m:r>
+                              <w:rPr>
+                                <w:rFonts w:ascii="Cambria Math" w:hAnsi="Cambria Math"/>
+                                <w:sz w:val="18"/>
+                                <w:szCs w:val="18"/>
+                              </w:rPr>
                               <m:t>2</m:t>
                             </m:r>
                           </m:sub>
@@ -1507,11 +2037,21 @@
                               <m:rPr>
                                 <m:nor/>
                               </m:rPr>
+                              <w:rPr>
+                                <w:rFonts w:ascii="Cambria Math" w:hAnsi="Cambria Math"/>
+                                <w:sz w:val="18"/>
+                                <w:szCs w:val="18"/>
+                              </w:rPr>
                               <m:t>Export</m:t>
                             </m:r>
                           </m:e>
                           <m:sub>
                             <m:r>
+                              <w:rPr>
+                                <w:rFonts w:ascii="Cambria Math" w:hAnsi="Cambria Math"/>
+                                <w:sz w:val="18"/>
+                                <w:szCs w:val="18"/>
+                              </w:rPr>
                               <m:t>3</m:t>
                             </m:r>
                           </m:sub>
@@ -1522,6 +2062,11 @@
                           <m:rPr>
                             <m:sty m:val="p"/>
                           </m:rPr>
+                          <w:rPr>
+                            <w:rFonts w:ascii="Cambria Math" w:hAnsi="Cambria Math"/>
+                            <w:sz w:val="18"/>
+                            <w:szCs w:val="18"/>
+                          </w:rPr>
                           <m:t>⋯</m:t>
                         </m:r>
                       </m:e>
@@ -1532,11 +2077,21 @@
                               <m:rPr>
                                 <m:nor/>
                               </m:rPr>
+                              <w:rPr>
+                                <w:rFonts w:ascii="Cambria Math" w:hAnsi="Cambria Math"/>
+                                <w:sz w:val="18"/>
+                                <w:szCs w:val="18"/>
+                              </w:rPr>
                               <m:t>Export</m:t>
                             </m:r>
                           </m:e>
                           <m:sub>
                             <m:r>
+                              <w:rPr>
+                                <w:rFonts w:ascii="Cambria Math" w:hAnsi="Cambria Math"/>
+                                <w:sz w:val="18"/>
+                                <w:szCs w:val="18"/>
+                              </w:rPr>
                               <m:t>n</m:t>
                             </m:r>
                           </m:sub>
@@ -1551,11 +2106,21 @@
                               <m:rPr>
                                 <m:nor/>
                               </m:rPr>
+                              <w:rPr>
+                                <w:rFonts w:ascii="Cambria Math" w:hAnsi="Cambria Math"/>
+                                <w:sz w:val="18"/>
+                                <w:szCs w:val="18"/>
+                              </w:rPr>
                               <m:t>Import</m:t>
                             </m:r>
                           </m:e>
                           <m:sub>
                             <m:r>
+                              <w:rPr>
+                                <w:rFonts w:ascii="Cambria Math" w:hAnsi="Cambria Math"/>
+                                <w:sz w:val="18"/>
+                                <w:szCs w:val="18"/>
+                              </w:rPr>
                               <m:t>1</m:t>
                             </m:r>
                           </m:sub>
@@ -1568,11 +2133,21 @@
                               <m:rPr>
                                 <m:nor/>
                               </m:rPr>
+                              <w:rPr>
+                                <w:rFonts w:ascii="Cambria Math" w:hAnsi="Cambria Math"/>
+                                <w:sz w:val="18"/>
+                                <w:szCs w:val="18"/>
+                              </w:rPr>
                               <m:t>Import</m:t>
                             </m:r>
                           </m:e>
                           <m:sub>
                             <m:r>
+                              <w:rPr>
+                                <w:rFonts w:ascii="Cambria Math" w:hAnsi="Cambria Math"/>
+                                <w:sz w:val="18"/>
+                                <w:szCs w:val="18"/>
+                              </w:rPr>
                               <m:t>2</m:t>
                             </m:r>
                           </m:sub>
@@ -1585,11 +2160,21 @@
                               <m:rPr>
                                 <m:nor/>
                               </m:rPr>
+                              <w:rPr>
+                                <w:rFonts w:ascii="Cambria Math" w:hAnsi="Cambria Math"/>
+                                <w:sz w:val="18"/>
+                                <w:szCs w:val="18"/>
+                              </w:rPr>
                               <m:t>Import</m:t>
                             </m:r>
                           </m:e>
                           <m:sub>
                             <m:r>
+                              <w:rPr>
+                                <w:rFonts w:ascii="Cambria Math" w:hAnsi="Cambria Math"/>
+                                <w:sz w:val="18"/>
+                                <w:szCs w:val="18"/>
+                              </w:rPr>
                               <m:t>3</m:t>
                             </m:r>
                           </m:sub>
@@ -1600,6 +2185,11 @@
                           <m:rPr>
                             <m:sty m:val="p"/>
                           </m:rPr>
+                          <w:rPr>
+                            <w:rFonts w:ascii="Cambria Math" w:hAnsi="Cambria Math"/>
+                            <w:sz w:val="18"/>
+                            <w:szCs w:val="18"/>
+                          </w:rPr>
                           <m:t>⋯</m:t>
                         </m:r>
                       </m:e>
@@ -1610,11 +2200,21 @@
                               <m:rPr>
                                 <m:nor/>
                               </m:rPr>
+                              <w:rPr>
+                                <w:rFonts w:ascii="Cambria Math" w:hAnsi="Cambria Math"/>
+                                <w:sz w:val="18"/>
+                                <w:szCs w:val="18"/>
+                              </w:rPr>
                               <m:t>Import</m:t>
                             </m:r>
                           </m:e>
                           <m:sub>
                             <m:r>
+                              <w:rPr>
+                                <w:rFonts w:ascii="Cambria Math" w:hAnsi="Cambria Math"/>
+                                <w:sz w:val="18"/>
+                                <w:szCs w:val="18"/>
+                              </w:rPr>
                               <m:t>n</m:t>
                             </m:r>
                           </m:sub>
@@ -1629,11 +2229,21 @@
                               <m:rPr>
                                 <m:nor/>
                               </m:rPr>
+                              <w:rPr>
+                                <w:rFonts w:ascii="Cambria Math" w:hAnsi="Cambria Math"/>
+                                <w:sz w:val="18"/>
+                                <w:szCs w:val="18"/>
+                              </w:rPr>
                               <m:t>ER</m:t>
                             </m:r>
                           </m:e>
                           <m:sub>
                             <m:r>
+                              <w:rPr>
+                                <w:rFonts w:ascii="Cambria Math" w:hAnsi="Cambria Math"/>
+                                <w:sz w:val="18"/>
+                                <w:szCs w:val="18"/>
+                              </w:rPr>
                               <m:t>1</m:t>
                             </m:r>
                           </m:sub>
@@ -1646,11 +2256,21 @@
                               <m:rPr>
                                 <m:nor/>
                               </m:rPr>
+                              <w:rPr>
+                                <w:rFonts w:ascii="Cambria Math" w:hAnsi="Cambria Math"/>
+                                <w:sz w:val="18"/>
+                                <w:szCs w:val="18"/>
+                              </w:rPr>
                               <m:t>ER</m:t>
                             </m:r>
                           </m:e>
                           <m:sub>
                             <m:r>
+                              <w:rPr>
+                                <w:rFonts w:ascii="Cambria Math" w:hAnsi="Cambria Math"/>
+                                <w:sz w:val="18"/>
+                                <w:szCs w:val="18"/>
+                              </w:rPr>
                               <m:t>2</m:t>
                             </m:r>
                           </m:sub>
@@ -1663,11 +2283,21 @@
                               <m:rPr>
                                 <m:nor/>
                               </m:rPr>
+                              <w:rPr>
+                                <w:rFonts w:ascii="Cambria Math" w:hAnsi="Cambria Math"/>
+                                <w:sz w:val="18"/>
+                                <w:szCs w:val="18"/>
+                              </w:rPr>
                               <m:t>ER</m:t>
                             </m:r>
                           </m:e>
                           <m:sub>
                             <m:r>
+                              <w:rPr>
+                                <w:rFonts w:ascii="Cambria Math" w:hAnsi="Cambria Math"/>
+                                <w:sz w:val="18"/>
+                                <w:szCs w:val="18"/>
+                              </w:rPr>
                               <m:t>3</m:t>
                             </m:r>
                           </m:sub>
@@ -1678,6 +2308,11 @@
                           <m:rPr>
                             <m:sty m:val="p"/>
                           </m:rPr>
+                          <w:rPr>
+                            <w:rFonts w:ascii="Cambria Math" w:hAnsi="Cambria Math"/>
+                            <w:sz w:val="18"/>
+                            <w:szCs w:val="18"/>
+                          </w:rPr>
                           <m:t>⋯</m:t>
                         </m:r>
                       </m:e>
@@ -1688,11 +2323,21 @@
                               <m:rPr>
                                 <m:nor/>
                               </m:rPr>
+                              <w:rPr>
+                                <w:rFonts w:ascii="Cambria Math" w:hAnsi="Cambria Math"/>
+                                <w:sz w:val="18"/>
+                                <w:szCs w:val="18"/>
+                              </w:rPr>
                               <m:t>ER</m:t>
                             </m:r>
                           </m:e>
                           <m:sub>
                             <m:r>
+                              <w:rPr>
+                                <w:rFonts w:ascii="Cambria Math" w:hAnsi="Cambria Math"/>
+                                <w:sz w:val="18"/>
+                                <w:szCs w:val="18"/>
+                              </w:rPr>
                               <m:t>n</m:t>
                             </m:r>
                           </m:sub>
@@ -1707,11 +2352,21 @@
                               <m:rPr>
                                 <m:nor/>
                               </m:rPr>
+                              <w:rPr>
+                                <w:rFonts w:ascii="Cambria Math" w:hAnsi="Cambria Math"/>
+                                <w:sz w:val="18"/>
+                                <w:szCs w:val="18"/>
+                              </w:rPr>
                               <m:t>Tariff</m:t>
                             </m:r>
                           </m:e>
                           <m:sub>
                             <m:r>
+                              <w:rPr>
+                                <w:rFonts w:ascii="Cambria Math" w:hAnsi="Cambria Math"/>
+                                <w:sz w:val="18"/>
+                                <w:szCs w:val="18"/>
+                              </w:rPr>
                               <m:t>1</m:t>
                             </m:r>
                           </m:sub>
@@ -1724,11 +2379,21 @@
                               <m:rPr>
                                 <m:nor/>
                               </m:rPr>
+                              <w:rPr>
+                                <w:rFonts w:ascii="Cambria Math" w:hAnsi="Cambria Math"/>
+                                <w:sz w:val="18"/>
+                                <w:szCs w:val="18"/>
+                              </w:rPr>
                               <m:t>Tariff</m:t>
                             </m:r>
                           </m:e>
                           <m:sub>
                             <m:r>
+                              <w:rPr>
+                                <w:rFonts w:ascii="Cambria Math" w:hAnsi="Cambria Math"/>
+                                <w:sz w:val="18"/>
+                                <w:szCs w:val="18"/>
+                              </w:rPr>
                               <m:t>2</m:t>
                             </m:r>
                           </m:sub>
@@ -1741,11 +2406,21 @@
                               <m:rPr>
                                 <m:nor/>
                               </m:rPr>
+                              <w:rPr>
+                                <w:rFonts w:ascii="Cambria Math" w:hAnsi="Cambria Math"/>
+                                <w:sz w:val="18"/>
+                                <w:szCs w:val="18"/>
+                              </w:rPr>
                               <m:t>Tariff</m:t>
                             </m:r>
                           </m:e>
                           <m:sub>
                             <m:r>
+                              <w:rPr>
+                                <w:rFonts w:ascii="Cambria Math" w:hAnsi="Cambria Math"/>
+                                <w:sz w:val="18"/>
+                                <w:szCs w:val="18"/>
+                              </w:rPr>
                               <m:t>3</m:t>
                             </m:r>
                           </m:sub>
@@ -1756,6 +2431,11 @@
                           <m:rPr>
                             <m:sty m:val="p"/>
                           </m:rPr>
+                          <w:rPr>
+                            <w:rFonts w:ascii="Cambria Math" w:hAnsi="Cambria Math"/>
+                            <w:sz w:val="18"/>
+                            <w:szCs w:val="18"/>
+                          </w:rPr>
                           <m:t>⋯</m:t>
                         </m:r>
                       </m:e>
@@ -1766,11 +2446,21 @@
                               <m:rPr>
                                 <m:nor/>
                               </m:rPr>
+                              <w:rPr>
+                                <w:rFonts w:ascii="Cambria Math" w:hAnsi="Cambria Math"/>
+                                <w:sz w:val="18"/>
+                                <w:szCs w:val="18"/>
+                              </w:rPr>
                               <m:t>Tariff</m:t>
                             </m:r>
                           </m:e>
                           <m:sub>
                             <m:r>
+                              <w:rPr>
+                                <w:rFonts w:ascii="Cambria Math" w:hAnsi="Cambria Math"/>
+                                <w:sz w:val="18"/>
+                                <w:szCs w:val="18"/>
+                              </w:rPr>
                               <m:t>n</m:t>
                             </m:r>
                           </m:sub>
@@ -1785,11 +2475,21 @@
                               <m:rPr>
                                 <m:nor/>
                               </m:rPr>
+                              <w:rPr>
+                                <w:rFonts w:ascii="Cambria Math" w:hAnsi="Cambria Math"/>
+                                <w:sz w:val="18"/>
+                                <w:szCs w:val="18"/>
+                              </w:rPr>
                               <m:t>Cost</m:t>
                             </m:r>
                           </m:e>
                           <m:sub>
                             <m:r>
+                              <w:rPr>
+                                <w:rFonts w:ascii="Cambria Math" w:hAnsi="Cambria Math"/>
+                                <w:sz w:val="18"/>
+                                <w:szCs w:val="18"/>
+                              </w:rPr>
                               <m:t>1</m:t>
                             </m:r>
                           </m:sub>
@@ -1802,11 +2502,21 @@
                               <m:rPr>
                                 <m:nor/>
                               </m:rPr>
+                              <w:rPr>
+                                <w:rFonts w:ascii="Cambria Math" w:hAnsi="Cambria Math"/>
+                                <w:sz w:val="18"/>
+                                <w:szCs w:val="18"/>
+                              </w:rPr>
                               <m:t>Cost</m:t>
                             </m:r>
                           </m:e>
                           <m:sub>
                             <m:r>
+                              <w:rPr>
+                                <w:rFonts w:ascii="Cambria Math" w:hAnsi="Cambria Math"/>
+                                <w:sz w:val="18"/>
+                                <w:szCs w:val="18"/>
+                              </w:rPr>
                               <m:t>2</m:t>
                             </m:r>
                           </m:sub>
@@ -1819,11 +2529,21 @@
                               <m:rPr>
                                 <m:nor/>
                               </m:rPr>
+                              <w:rPr>
+                                <w:rFonts w:ascii="Cambria Math" w:hAnsi="Cambria Math"/>
+                                <w:sz w:val="18"/>
+                                <w:szCs w:val="18"/>
+                              </w:rPr>
                               <m:t>Cost</m:t>
                             </m:r>
                           </m:e>
                           <m:sub>
                             <m:r>
+                              <w:rPr>
+                                <w:rFonts w:ascii="Cambria Math" w:hAnsi="Cambria Math"/>
+                                <w:sz w:val="18"/>
+                                <w:szCs w:val="18"/>
+                              </w:rPr>
                               <m:t>3</m:t>
                             </m:r>
                           </m:sub>
@@ -1834,6 +2554,11 @@
                           <m:rPr>
                             <m:sty m:val="p"/>
                           </m:rPr>
+                          <w:rPr>
+                            <w:rFonts w:ascii="Cambria Math" w:hAnsi="Cambria Math"/>
+                            <w:sz w:val="18"/>
+                            <w:szCs w:val="18"/>
+                          </w:rPr>
                           <m:t>⋯</m:t>
                         </m:r>
                       </m:e>
@@ -1844,11 +2569,21 @@
                               <m:rPr>
                                 <m:nor/>
                               </m:rPr>
+                              <w:rPr>
+                                <w:rFonts w:ascii="Cambria Math" w:hAnsi="Cambria Math"/>
+                                <w:sz w:val="18"/>
+                                <w:szCs w:val="18"/>
+                              </w:rPr>
                               <m:t>Cost</m:t>
                             </m:r>
                           </m:e>
                           <m:sub>
                             <m:r>
+                              <w:rPr>
+                                <w:rFonts w:ascii="Cambria Math" w:hAnsi="Cambria Math"/>
+                                <w:sz w:val="18"/>
+                                <w:szCs w:val="18"/>
+                              </w:rPr>
                               <m:t>n</m:t>
                             </m:r>
                           </m:sub>
@@ -1861,15 +2596,30 @@
             </m:e>
             <m:sub>
               <m:r>
+                <w:rPr>
+                  <w:rFonts w:ascii="Cambria Math" w:hAnsi="Cambria Math"/>
+                  <w:sz w:val="18"/>
+                  <w:szCs w:val="18"/>
+                </w:rPr>
                 <m:t>6</m:t>
               </m:r>
               <m:r>
                 <m:rPr>
                   <m:sty m:val="p"/>
                 </m:rPr>
+                <w:rPr>
+                  <w:rFonts w:ascii="Cambria Math" w:hAnsi="Cambria Math"/>
+                  <w:sz w:val="18"/>
+                  <w:szCs w:val="18"/>
+                </w:rPr>
                 <m:t>×</m:t>
               </m:r>
               <m:r>
+                <w:rPr>
+                  <w:rFonts w:ascii="Cambria Math" w:hAnsi="Cambria Math"/>
+                  <w:sz w:val="18"/>
+                  <w:szCs w:val="18"/>
+                </w:rPr>
                 <m:t>n</m:t>
               </m:r>
             </m:sub>
@@ -2198,455 +2948,6 @@
           <w:b/>
         </w:rPr>
         <w:t xml:space="preserve">Answer:</w:t>
-      </w:r>
-    </w:p>
-    <w:p>
-      <w:pPr>
-        <w:numPr>
-          <w:ilvl w:val="0"/>
-          <w:numId w:val="1000"/>
-        </w:numPr>
-      </w:pPr>
-      <w:r>
-        <w:t xml:space="preserve">For compactness, let</w:t>
-      </w:r>
-      <w:r>
-        <w:t xml:space="preserve"> </w:t>
-      </w:r>
-      <m:oMath>
-        <m:r>
-          <m:t>Y</m:t>
-        </m:r>
-        <m:r>
-          <m:rPr>
-            <m:sty m:val="p"/>
-          </m:rPr>
-          <m:t>=</m:t>
-        </m:r>
-        <m:r>
-          <m:rPr>
-            <m:nor/>
-          </m:rPr>
-          <m:t>Trade</m:t>
-        </m:r>
-      </m:oMath>
-      <w:r>
-        <w:t xml:space="preserve">,</w:t>
-      </w:r>
-      <w:r>
-        <w:t xml:space="preserve"> </w:t>
-      </w:r>
-      <m:oMath>
-        <m:sSub>
-          <m:e>
-            <m:r>
-              <m:t>X</m:t>
-            </m:r>
-          </m:e>
-          <m:sub>
-            <m:r>
-              <m:t>1</m:t>
-            </m:r>
-          </m:sub>
-        </m:sSub>
-        <m:r>
-          <m:rPr>
-            <m:sty m:val="p"/>
-          </m:rPr>
-          <m:t>=</m:t>
-        </m:r>
-        <m:r>
-          <m:rPr>
-            <m:nor/>
-          </m:rPr>
-          <m:t>Export</m:t>
-        </m:r>
-      </m:oMath>
-      <w:r>
-        <w:t xml:space="preserve">,</w:t>
-      </w:r>
-      <w:r>
-        <w:t xml:space="preserve"> </w:t>
-      </w:r>
-      <m:oMath>
-        <m:sSub>
-          <m:e>
-            <m:r>
-              <m:t>X</m:t>
-            </m:r>
-          </m:e>
-          <m:sub>
-            <m:r>
-              <m:t>2</m:t>
-            </m:r>
-          </m:sub>
-        </m:sSub>
-        <m:r>
-          <m:rPr>
-            <m:sty m:val="p"/>
-          </m:rPr>
-          <m:t>=</m:t>
-        </m:r>
-        <m:r>
-          <m:rPr>
-            <m:nor/>
-          </m:rPr>
-          <m:t>Import</m:t>
-        </m:r>
-      </m:oMath>
-      <w:r>
-        <w:t xml:space="preserve">,</w:t>
-      </w:r>
-      <w:r>
-        <w:t xml:space="preserve"> </w:t>
-      </w:r>
-      <m:oMath>
-        <m:sSub>
-          <m:e>
-            <m:r>
-              <m:t>X</m:t>
-            </m:r>
-          </m:e>
-          <m:sub>
-            <m:r>
-              <m:t>3</m:t>
-            </m:r>
-          </m:sub>
-        </m:sSub>
-        <m:r>
-          <m:rPr>
-            <m:sty m:val="p"/>
-          </m:rPr>
-          <m:t>=</m:t>
-        </m:r>
-        <m:r>
-          <m:rPr>
-            <m:nor/>
-          </m:rPr>
-          <m:t>ER</m:t>
-        </m:r>
-      </m:oMath>
-      <w:r>
-        <w:t xml:space="preserve">,</w:t>
-      </w:r>
-      <w:r>
-        <w:t xml:space="preserve"> </w:t>
-      </w:r>
-      <m:oMath>
-        <m:sSub>
-          <m:e>
-            <m:r>
-              <m:t>X</m:t>
-            </m:r>
-          </m:e>
-          <m:sub>
-            <m:r>
-              <m:t>4</m:t>
-            </m:r>
-          </m:sub>
-        </m:sSub>
-        <m:r>
-          <m:rPr>
-            <m:sty m:val="p"/>
-          </m:rPr>
-          <m:t>=</m:t>
-        </m:r>
-        <m:r>
-          <m:rPr>
-            <m:nor/>
-          </m:rPr>
-          <m:t>Tariff</m:t>
-        </m:r>
-      </m:oMath>
-      <w:r>
-        <w:t xml:space="preserve">,</w:t>
-      </w:r>
-      <w:r>
-        <w:t xml:space="preserve"> </w:t>
-      </w:r>
-      <m:oMath>
-        <m:sSub>
-          <m:e>
-            <m:r>
-              <m:t>X</m:t>
-            </m:r>
-          </m:e>
-          <m:sub>
-            <m:r>
-              <m:t>5</m:t>
-            </m:r>
-          </m:sub>
-        </m:sSub>
-        <m:r>
-          <m:rPr>
-            <m:sty m:val="p"/>
-          </m:rPr>
-          <m:t>=</m:t>
-        </m:r>
-        <m:r>
-          <m:rPr>
-            <m:nor/>
-          </m:rPr>
-          <m:t>Cost</m:t>
-        </m:r>
-      </m:oMath>
-      <w:r>
-        <w:t xml:space="preserve">, so that</w:t>
-      </w:r>
-      <w:r>
-        <w:t xml:space="preserve"> </w:t>
-      </w:r>
-      <m:oMath>
-        <m:sSub>
-          <m:e>
-            <m:r>
-              <m:t>Y</m:t>
-            </m:r>
-          </m:e>
-          <m:sub>
-            <m:r>
-              <m:t>i</m:t>
-            </m:r>
-          </m:sub>
-        </m:sSub>
-        <m:r>
-          <m:rPr>
-            <m:sty m:val="p"/>
-          </m:rPr>
-          <m:t>=</m:t>
-        </m:r>
-        <m:sSub>
-          <m:e>
-            <m:r>
-              <m:t>β</m:t>
-            </m:r>
-          </m:e>
-          <m:sub>
-            <m:r>
-              <m:t>0</m:t>
-            </m:r>
-          </m:sub>
-        </m:sSub>
-        <m:r>
-          <m:rPr>
-            <m:sty m:val="p"/>
-          </m:rPr>
-          <m:t>+</m:t>
-        </m:r>
-        <m:sSub>
-          <m:e>
-            <m:r>
-              <m:t>β</m:t>
-            </m:r>
-          </m:e>
-          <m:sub>
-            <m:r>
-              <m:t>1</m:t>
-            </m:r>
-          </m:sub>
-        </m:sSub>
-        <m:sSub>
-          <m:e>
-            <m:r>
-              <m:t>X</m:t>
-            </m:r>
-          </m:e>
-          <m:sub>
-            <m:r>
-              <m:t>1</m:t>
-            </m:r>
-            <m:r>
-              <m:t>i</m:t>
-            </m:r>
-          </m:sub>
-        </m:sSub>
-        <m:r>
-          <m:rPr>
-            <m:sty m:val="p"/>
-          </m:rPr>
-          <m:t>+</m:t>
-        </m:r>
-        <m:sSub>
-          <m:e>
-            <m:r>
-              <m:t>β</m:t>
-            </m:r>
-          </m:e>
-          <m:sub>
-            <m:r>
-              <m:t>2</m:t>
-            </m:r>
-          </m:sub>
-        </m:sSub>
-        <m:sSub>
-          <m:e>
-            <m:r>
-              <m:t>X</m:t>
-            </m:r>
-          </m:e>
-          <m:sub>
-            <m:r>
-              <m:t>2</m:t>
-            </m:r>
-            <m:r>
-              <m:t>i</m:t>
-            </m:r>
-          </m:sub>
-        </m:sSub>
-        <m:r>
-          <m:rPr>
-            <m:sty m:val="p"/>
-          </m:rPr>
-          <m:t>+</m:t>
-        </m:r>
-        <m:sSub>
-          <m:e>
-            <m:r>
-              <m:t>β</m:t>
-            </m:r>
-          </m:e>
-          <m:sub>
-            <m:r>
-              <m:t>3</m:t>
-            </m:r>
-          </m:sub>
-        </m:sSub>
-        <m:sSub>
-          <m:e>
-            <m:r>
-              <m:t>X</m:t>
-            </m:r>
-          </m:e>
-          <m:sub>
-            <m:r>
-              <m:t>3</m:t>
-            </m:r>
-            <m:r>
-              <m:t>i</m:t>
-            </m:r>
-          </m:sub>
-        </m:sSub>
-        <m:r>
-          <m:rPr>
-            <m:sty m:val="p"/>
-          </m:rPr>
-          <m:t>+</m:t>
-        </m:r>
-        <m:sSub>
-          <m:e>
-            <m:r>
-              <m:t>β</m:t>
-            </m:r>
-          </m:e>
-          <m:sub>
-            <m:r>
-              <m:t>4</m:t>
-            </m:r>
-          </m:sub>
-        </m:sSub>
-        <m:sSub>
-          <m:e>
-            <m:r>
-              <m:t>X</m:t>
-            </m:r>
-          </m:e>
-          <m:sub>
-            <m:r>
-              <m:t>4</m:t>
-            </m:r>
-            <m:r>
-              <m:t>i</m:t>
-            </m:r>
-          </m:sub>
-        </m:sSub>
-        <m:r>
-          <m:rPr>
-            <m:sty m:val="p"/>
-          </m:rPr>
-          <m:t>+</m:t>
-        </m:r>
-        <m:sSub>
-          <m:e>
-            <m:r>
-              <m:t>β</m:t>
-            </m:r>
-          </m:e>
-          <m:sub>
-            <m:r>
-              <m:t>5</m:t>
-            </m:r>
-          </m:sub>
-        </m:sSub>
-        <m:sSub>
-          <m:e>
-            <m:r>
-              <m:t>X</m:t>
-            </m:r>
-          </m:e>
-          <m:sub>
-            <m:r>
-              <m:t>5</m:t>
-            </m:r>
-            <m:r>
-              <m:t>i</m:t>
-            </m:r>
-          </m:sub>
-        </m:sSub>
-        <m:r>
-          <m:rPr>
-            <m:sty m:val="p"/>
-          </m:rPr>
-          <m:t>+</m:t>
-        </m:r>
-        <m:sSub>
-          <m:e>
-            <m:r>
-              <m:t>ε</m:t>
-            </m:r>
-          </m:e>
-          <m:sub>
-            <m:r>
-              <m:t>i</m:t>
-            </m:r>
-          </m:sub>
-        </m:sSub>
-      </m:oMath>
-      <w:r>
-        <w:t xml:space="preserve">. All sums run over</w:t>
-      </w:r>
-      <w:r>
-        <w:t xml:space="preserve"> </w:t>
-      </w:r>
-      <m:oMath>
-        <m:r>
-          <m:t>i</m:t>
-        </m:r>
-        <m:r>
-          <m:rPr>
-            <m:sty m:val="p"/>
-          </m:rPr>
-          <m:t>=</m:t>
-        </m:r>
-        <m:r>
-          <m:t>1</m:t>
-        </m:r>
-      </m:oMath>
-      <w:r>
-        <w:t xml:space="preserve"> </w:t>
-      </w:r>
-      <w:r>
-        <w:t xml:space="preserve">to</w:t>
-      </w:r>
-      <w:r>
-        <w:t xml:space="preserve"> </w:t>
-      </w:r>
-      <m:oMath>
-        <m:r>
-          <m:t>n</m:t>
-        </m:r>
-      </m:oMath>
-      <w:r>
-        <w:t xml:space="preserve">.</w:t>
       </w:r>
     </w:p>
     <w:p>
@@ -3070,6 +3371,173 @@
     <w:p>
       <w:pPr>
         <w:numPr>
+          <w:ilvl w:val="0"/>
+          <w:numId w:val="1000"/>
+        </w:numPr>
+      </w:pPr>
+      <w:r>
+        <w:t xml:space="preserve">All sums run over the</w:t>
+      </w:r>
+      <w:r>
+        <w:t xml:space="preserve"> </w:t>
+      </w:r>
+      <m:oMath>
+        <m:r>
+          <m:t>n</m:t>
+        </m:r>
+      </m:oMath>
+      <w:r>
+        <w:t xml:space="preserve"> </w:t>
+      </w:r>
+      <w:r>
+        <w:t xml:space="preserve">observations,</w:t>
+      </w:r>
+      <w:r>
+        <w:t xml:space="preserve"> </w:t>
+      </w:r>
+      <m:oMath>
+        <m:r>
+          <m:t>i</m:t>
+        </m:r>
+        <m:r>
+          <m:rPr>
+            <m:sty m:val="p"/>
+          </m:rPr>
+          <m:t>=</m:t>
+        </m:r>
+        <m:r>
+          <m:t>1</m:t>
+        </m:r>
+      </m:oMath>
+      <w:r>
+        <w:t xml:space="preserve"> </w:t>
+      </w:r>
+      <w:r>
+        <w:t xml:space="preserve">to</w:t>
+      </w:r>
+      <w:r>
+        <w:t xml:space="preserve"> </w:t>
+      </w:r>
+      <m:oMath>
+        <m:r>
+          <m:t>n</m:t>
+        </m:r>
+      </m:oMath>
+      <w:r>
+        <w:t xml:space="preserve">; for example,</w:t>
+      </w:r>
+      <w:r>
+        <w:t xml:space="preserve"> </w:t>
+      </w:r>
+      <m:oMath>
+        <m:r>
+          <m:rPr>
+            <m:sty m:val="p"/>
+          </m:rPr>
+          <m:t>∑</m:t>
+        </m:r>
+        <m:r>
+          <m:rPr>
+            <m:nor/>
+          </m:rPr>
+          <m:t>Export</m:t>
+        </m:r>
+        <m:r>
+          <m:rPr>
+            <m:sty m:val="p"/>
+          </m:rPr>
+          <m:t>⋅</m:t>
+        </m:r>
+        <m:r>
+          <m:rPr>
+            <m:nor/>
+          </m:rPr>
+          <m:t>Import</m:t>
+        </m:r>
+      </m:oMath>
+      <w:r>
+        <w:t xml:space="preserve"> </w:t>
+      </w:r>
+      <w:r>
+        <w:t xml:space="preserve">means</w:t>
+      </w:r>
+      <w:r>
+        <w:t xml:space="preserve"> </w:t>
+      </w:r>
+      <m:oMath>
+        <m:nary>
+          <m:naryPr>
+            <m:chr m:val="∑"/>
+            <m:limLoc m:val="undOvr"/>
+            <m:subHide m:val="off"/>
+            <m:supHide m:val="off"/>
+          </m:naryPr>
+          <m:sub>
+            <m:r>
+              <m:t>i</m:t>
+            </m:r>
+            <m:r>
+              <m:rPr>
+                <m:sty m:val="p"/>
+              </m:rPr>
+              <m:t>=</m:t>
+            </m:r>
+            <m:r>
+              <m:t>1</m:t>
+            </m:r>
+          </m:sub>
+          <m:sup>
+            <m:r>
+              <m:t>n</m:t>
+            </m:r>
+          </m:sup>
+          <m:e>
+            <m:sSub>
+              <m:e>
+                <m:r>
+                  <m:rPr>
+                    <m:nor/>
+                  </m:rPr>
+                  <m:t>Export</m:t>
+                </m:r>
+              </m:e>
+              <m:sub>
+                <m:r>
+                  <m:t>i</m:t>
+                </m:r>
+              </m:sub>
+            </m:sSub>
+          </m:e>
+        </m:nary>
+        <m:r>
+          <m:rPr>
+            <m:sty m:val="p"/>
+          </m:rPr>
+          <m:t>⋅</m:t>
+        </m:r>
+        <m:sSub>
+          <m:e>
+            <m:r>
+              <m:rPr>
+                <m:nor/>
+              </m:rPr>
+              <m:t>Import</m:t>
+            </m:r>
+          </m:e>
+          <m:sub>
+            <m:r>
+              <m:t>i</m:t>
+            </m:r>
+          </m:sub>
+        </m:sSub>
+      </m:oMath>
+      <w:r>
+        <w:t xml:space="preserve">.</w:t>
+      </w:r>
+    </w:p>
+    <w:p>
+      <w:pPr>
+        <w:numPr>
           <w:ilvl w:val="1"/>
           <w:numId w:val="1003"/>
         </w:numPr>
@@ -3268,7 +3736,7 @@
     </w:p>
     <w:p>
       <w:pPr>
-        <w:pStyle w:val="BodyText"/>
+        <w:pStyle w:val="SmallMath8"/>
       </w:pPr>
       <m:oMathPara>
         <m:oMathParaPr>
@@ -3276,21 +3744,41 @@
         </m:oMathParaPr>
         <m:oMath>
           <m:r>
+            <w:rPr>
+              <w:rFonts w:ascii="Cambria Math" w:hAnsi="Cambria Math"/>
+              <w:sz w:val="16"/>
+              <w:szCs w:val="16"/>
+            </w:rPr>
             <m:t>X</m:t>
           </m:r>
           <m:r>
             <m:rPr>
               <m:sty m:val="p"/>
             </m:rPr>
+            <w:rPr>
+              <w:rFonts w:ascii="Cambria Math" w:hAnsi="Cambria Math"/>
+              <w:sz w:val="16"/>
+              <w:szCs w:val="16"/>
+            </w:rPr>
             <m:t>′</m:t>
           </m:r>
           <m:r>
+            <w:rPr>
+              <w:rFonts w:ascii="Cambria Math" w:hAnsi="Cambria Math"/>
+              <w:sz w:val="16"/>
+              <w:szCs w:val="16"/>
+            </w:rPr>
             <m:t>X</m:t>
           </m:r>
           <m:r>
             <m:rPr>
               <m:sty m:val="p"/>
             </m:rPr>
+            <w:rPr>
+              <w:rFonts w:ascii="Cambria Math" w:hAnsi="Cambria Math"/>
+              <w:sz w:val="16"/>
+              <w:szCs w:val="16"/>
+            </w:rPr>
             <m:t>=</m:t>
           </m:r>
           <m:sSub>
@@ -3337,11 +3825,21 @@
                     <m:mr>
                       <m:e>
                         <m:r>
+                          <w:rPr>
+                            <w:rFonts w:ascii="Cambria Math" w:hAnsi="Cambria Math"/>
+                            <w:sz w:val="16"/>
+                            <w:szCs w:val="16"/>
+                          </w:rPr>
                           <m:t>1</m:t>
                         </m:r>
                       </m:e>
                       <m:e>
                         <m:r>
+                          <w:rPr>
+                            <w:rFonts w:ascii="Cambria Math" w:hAnsi="Cambria Math"/>
+                            <w:sz w:val="16"/>
+                            <w:szCs w:val="16"/>
+                          </w:rPr>
                           <m:t>1</m:t>
                         </m:r>
                       </m:e>
@@ -3350,11 +3848,21 @@
                           <m:rPr>
                             <m:sty m:val="p"/>
                           </m:rPr>
+                          <w:rPr>
+                            <w:rFonts w:ascii="Cambria Math" w:hAnsi="Cambria Math"/>
+                            <w:sz w:val="16"/>
+                            <w:szCs w:val="16"/>
+                          </w:rPr>
                           <m:t>⋯</m:t>
                         </m:r>
                       </m:e>
                       <m:e>
                         <m:r>
+                          <w:rPr>
+                            <w:rFonts w:ascii="Cambria Math" w:hAnsi="Cambria Math"/>
+                            <w:sz w:val="16"/>
+                            <w:szCs w:val="16"/>
+                          </w:rPr>
                           <m:t>1</m:t>
                         </m:r>
                       </m:e>
@@ -3364,12 +3872,25 @@
                         <m:sSub>
                           <m:e>
                             <m:r>
-                              <m:t>X</m:t>
+                              <m:rPr>
+                                <m:nor/>
+                              </m:rPr>
+                              <w:rPr>
+                                <w:rFonts w:ascii="Cambria Math" w:hAnsi="Cambria Math"/>
+                                <w:sz w:val="16"/>
+                                <w:szCs w:val="16"/>
+                              </w:rPr>
+                              <m:t>Export</m:t>
                             </m:r>
                           </m:e>
                           <m:sub>
                             <m:r>
-                              <m:t>11</m:t>
+                              <w:rPr>
+                                <w:rFonts w:ascii="Cambria Math" w:hAnsi="Cambria Math"/>
+                                <w:sz w:val="16"/>
+                                <w:szCs w:val="16"/>
+                              </w:rPr>
+                              <m:t>1</m:t>
                             </m:r>
                           </m:sub>
                         </m:sSub>
@@ -3378,12 +3899,25 @@
                         <m:sSub>
                           <m:e>
                             <m:r>
-                              <m:t>X</m:t>
+                              <m:rPr>
+                                <m:nor/>
+                              </m:rPr>
+                              <w:rPr>
+                                <w:rFonts w:ascii="Cambria Math" w:hAnsi="Cambria Math"/>
+                                <w:sz w:val="16"/>
+                                <w:szCs w:val="16"/>
+                              </w:rPr>
+                              <m:t>Export</m:t>
                             </m:r>
                           </m:e>
                           <m:sub>
                             <m:r>
-                              <m:t>12</m:t>
+                              <w:rPr>
+                                <w:rFonts w:ascii="Cambria Math" w:hAnsi="Cambria Math"/>
+                                <w:sz w:val="16"/>
+                                <w:szCs w:val="16"/>
+                              </w:rPr>
+                              <m:t>2</m:t>
                             </m:r>
                           </m:sub>
                         </m:sSub>
@@ -3393,6 +3927,11 @@
                           <m:rPr>
                             <m:sty m:val="p"/>
                           </m:rPr>
+                          <w:rPr>
+                            <w:rFonts w:ascii="Cambria Math" w:hAnsi="Cambria Math"/>
+                            <w:sz w:val="16"/>
+                            <w:szCs w:val="16"/>
+                          </w:rPr>
                           <m:t>⋯</m:t>
                         </m:r>
                       </m:e>
@@ -3400,14 +3939,24 @@
                         <m:sSub>
                           <m:e>
                             <m:r>
-                              <m:t>X</m:t>
+                              <m:rPr>
+                                <m:nor/>
+                              </m:rPr>
+                              <w:rPr>
+                                <w:rFonts w:ascii="Cambria Math" w:hAnsi="Cambria Math"/>
+                                <w:sz w:val="16"/>
+                                <w:szCs w:val="16"/>
+                              </w:rPr>
+                              <m:t>Export</m:t>
                             </m:r>
                           </m:e>
                           <m:sub>
                             <m:r>
-                              <m:t>1</m:t>
-                            </m:r>
-                            <m:r>
+                              <w:rPr>
+                                <w:rFonts w:ascii="Cambria Math" w:hAnsi="Cambria Math"/>
+                                <w:sz w:val="16"/>
+                                <w:szCs w:val="16"/>
+                              </w:rPr>
                               <m:t>n</m:t>
                             </m:r>
                           </m:sub>
@@ -3419,12 +3968,25 @@
                         <m:sSub>
                           <m:e>
                             <m:r>
-                              <m:t>X</m:t>
+                              <m:rPr>
+                                <m:nor/>
+                              </m:rPr>
+                              <w:rPr>
+                                <w:rFonts w:ascii="Cambria Math" w:hAnsi="Cambria Math"/>
+                                <w:sz w:val="16"/>
+                                <w:szCs w:val="16"/>
+                              </w:rPr>
+                              <m:t>Import</m:t>
                             </m:r>
                           </m:e>
                           <m:sub>
                             <m:r>
-                              <m:t>21</m:t>
+                              <w:rPr>
+                                <w:rFonts w:ascii="Cambria Math" w:hAnsi="Cambria Math"/>
+                                <w:sz w:val="16"/>
+                                <w:szCs w:val="16"/>
+                              </w:rPr>
+                              <m:t>1</m:t>
                             </m:r>
                           </m:sub>
                         </m:sSub>
@@ -3433,12 +3995,25 @@
                         <m:sSub>
                           <m:e>
                             <m:r>
-                              <m:t>X</m:t>
+                              <m:rPr>
+                                <m:nor/>
+                              </m:rPr>
+                              <w:rPr>
+                                <w:rFonts w:ascii="Cambria Math" w:hAnsi="Cambria Math"/>
+                                <w:sz w:val="16"/>
+                                <w:szCs w:val="16"/>
+                              </w:rPr>
+                              <m:t>Import</m:t>
                             </m:r>
                           </m:e>
                           <m:sub>
                             <m:r>
-                              <m:t>22</m:t>
+                              <w:rPr>
+                                <w:rFonts w:ascii="Cambria Math" w:hAnsi="Cambria Math"/>
+                                <w:sz w:val="16"/>
+                                <w:szCs w:val="16"/>
+                              </w:rPr>
+                              <m:t>2</m:t>
                             </m:r>
                           </m:sub>
                         </m:sSub>
@@ -3448,6 +4023,11 @@
                           <m:rPr>
                             <m:sty m:val="p"/>
                           </m:rPr>
+                          <w:rPr>
+                            <w:rFonts w:ascii="Cambria Math" w:hAnsi="Cambria Math"/>
+                            <w:sz w:val="16"/>
+                            <w:szCs w:val="16"/>
+                          </w:rPr>
                           <m:t>⋯</m:t>
                         </m:r>
                       </m:e>
@@ -3455,14 +4035,24 @@
                         <m:sSub>
                           <m:e>
                             <m:r>
-                              <m:t>X</m:t>
+                              <m:rPr>
+                                <m:nor/>
+                              </m:rPr>
+                              <w:rPr>
+                                <w:rFonts w:ascii="Cambria Math" w:hAnsi="Cambria Math"/>
+                                <w:sz w:val="16"/>
+                                <w:szCs w:val="16"/>
+                              </w:rPr>
+                              <m:t>Import</m:t>
                             </m:r>
                           </m:e>
                           <m:sub>
                             <m:r>
-                              <m:t>2</m:t>
-                            </m:r>
-                            <m:r>
+                              <w:rPr>
+                                <w:rFonts w:ascii="Cambria Math" w:hAnsi="Cambria Math"/>
+                                <w:sz w:val="16"/>
+                                <w:szCs w:val="16"/>
+                              </w:rPr>
                               <m:t>n</m:t>
                             </m:r>
                           </m:sub>
@@ -3474,12 +4064,25 @@
                         <m:sSub>
                           <m:e>
                             <m:r>
-                              <m:t>X</m:t>
+                              <m:rPr>
+                                <m:nor/>
+                              </m:rPr>
+                              <w:rPr>
+                                <w:rFonts w:ascii="Cambria Math" w:hAnsi="Cambria Math"/>
+                                <w:sz w:val="16"/>
+                                <w:szCs w:val="16"/>
+                              </w:rPr>
+                              <m:t>ER</m:t>
                             </m:r>
                           </m:e>
                           <m:sub>
                             <m:r>
-                              <m:t>31</m:t>
+                              <w:rPr>
+                                <w:rFonts w:ascii="Cambria Math" w:hAnsi="Cambria Math"/>
+                                <w:sz w:val="16"/>
+                                <w:szCs w:val="16"/>
+                              </w:rPr>
+                              <m:t>1</m:t>
                             </m:r>
                           </m:sub>
                         </m:sSub>
@@ -3488,12 +4091,25 @@
                         <m:sSub>
                           <m:e>
                             <m:r>
-                              <m:t>X</m:t>
+                              <m:rPr>
+                                <m:nor/>
+                              </m:rPr>
+                              <w:rPr>
+                                <w:rFonts w:ascii="Cambria Math" w:hAnsi="Cambria Math"/>
+                                <w:sz w:val="16"/>
+                                <w:szCs w:val="16"/>
+                              </w:rPr>
+                              <m:t>ER</m:t>
                             </m:r>
                           </m:e>
                           <m:sub>
                             <m:r>
-                              <m:t>32</m:t>
+                              <w:rPr>
+                                <w:rFonts w:ascii="Cambria Math" w:hAnsi="Cambria Math"/>
+                                <w:sz w:val="16"/>
+                                <w:szCs w:val="16"/>
+                              </w:rPr>
+                              <m:t>2</m:t>
                             </m:r>
                           </m:sub>
                         </m:sSub>
@@ -3503,6 +4119,11 @@
                           <m:rPr>
                             <m:sty m:val="p"/>
                           </m:rPr>
+                          <w:rPr>
+                            <w:rFonts w:ascii="Cambria Math" w:hAnsi="Cambria Math"/>
+                            <w:sz w:val="16"/>
+                            <w:szCs w:val="16"/>
+                          </w:rPr>
                           <m:t>⋯</m:t>
                         </m:r>
                       </m:e>
@@ -3510,14 +4131,24 @@
                         <m:sSub>
                           <m:e>
                             <m:r>
-                              <m:t>X</m:t>
+                              <m:rPr>
+                                <m:nor/>
+                              </m:rPr>
+                              <w:rPr>
+                                <w:rFonts w:ascii="Cambria Math" w:hAnsi="Cambria Math"/>
+                                <w:sz w:val="16"/>
+                                <w:szCs w:val="16"/>
+                              </w:rPr>
+                              <m:t>ER</m:t>
                             </m:r>
                           </m:e>
                           <m:sub>
                             <m:r>
-                              <m:t>3</m:t>
-                            </m:r>
-                            <m:r>
+                              <w:rPr>
+                                <w:rFonts w:ascii="Cambria Math" w:hAnsi="Cambria Math"/>
+                                <w:sz w:val="16"/>
+                                <w:szCs w:val="16"/>
+                              </w:rPr>
                               <m:t>n</m:t>
                             </m:r>
                           </m:sub>
@@ -3529,12 +4160,25 @@
                         <m:sSub>
                           <m:e>
                             <m:r>
-                              <m:t>X</m:t>
+                              <m:rPr>
+                                <m:nor/>
+                              </m:rPr>
+                              <w:rPr>
+                                <w:rFonts w:ascii="Cambria Math" w:hAnsi="Cambria Math"/>
+                                <w:sz w:val="16"/>
+                                <w:szCs w:val="16"/>
+                              </w:rPr>
+                              <m:t>Tariff</m:t>
                             </m:r>
                           </m:e>
                           <m:sub>
                             <m:r>
-                              <m:t>41</m:t>
+                              <w:rPr>
+                                <w:rFonts w:ascii="Cambria Math" w:hAnsi="Cambria Math"/>
+                                <w:sz w:val="16"/>
+                                <w:szCs w:val="16"/>
+                              </w:rPr>
+                              <m:t>1</m:t>
                             </m:r>
                           </m:sub>
                         </m:sSub>
@@ -3543,12 +4187,25 @@
                         <m:sSub>
                           <m:e>
                             <m:r>
-                              <m:t>X</m:t>
+                              <m:rPr>
+                                <m:nor/>
+                              </m:rPr>
+                              <w:rPr>
+                                <w:rFonts w:ascii="Cambria Math" w:hAnsi="Cambria Math"/>
+                                <w:sz w:val="16"/>
+                                <w:szCs w:val="16"/>
+                              </w:rPr>
+                              <m:t>Tariff</m:t>
                             </m:r>
                           </m:e>
                           <m:sub>
                             <m:r>
-                              <m:t>42</m:t>
+                              <w:rPr>
+                                <w:rFonts w:ascii="Cambria Math" w:hAnsi="Cambria Math"/>
+                                <w:sz w:val="16"/>
+                                <w:szCs w:val="16"/>
+                              </w:rPr>
+                              <m:t>2</m:t>
                             </m:r>
                           </m:sub>
                         </m:sSub>
@@ -3558,6 +4215,11 @@
                           <m:rPr>
                             <m:sty m:val="p"/>
                           </m:rPr>
+                          <w:rPr>
+                            <w:rFonts w:ascii="Cambria Math" w:hAnsi="Cambria Math"/>
+                            <w:sz w:val="16"/>
+                            <w:szCs w:val="16"/>
+                          </w:rPr>
                           <m:t>⋯</m:t>
                         </m:r>
                       </m:e>
@@ -3565,14 +4227,24 @@
                         <m:sSub>
                           <m:e>
                             <m:r>
-                              <m:t>X</m:t>
+                              <m:rPr>
+                                <m:nor/>
+                              </m:rPr>
+                              <w:rPr>
+                                <w:rFonts w:ascii="Cambria Math" w:hAnsi="Cambria Math"/>
+                                <w:sz w:val="16"/>
+                                <w:szCs w:val="16"/>
+                              </w:rPr>
+                              <m:t>Tariff</m:t>
                             </m:r>
                           </m:e>
                           <m:sub>
                             <m:r>
-                              <m:t>4</m:t>
-                            </m:r>
-                            <m:r>
+                              <w:rPr>
+                                <w:rFonts w:ascii="Cambria Math" w:hAnsi="Cambria Math"/>
+                                <w:sz w:val="16"/>
+                                <w:szCs w:val="16"/>
+                              </w:rPr>
                               <m:t>n</m:t>
                             </m:r>
                           </m:sub>
@@ -3584,12 +4256,25 @@
                         <m:sSub>
                           <m:e>
                             <m:r>
-                              <m:t>X</m:t>
+                              <m:rPr>
+                                <m:nor/>
+                              </m:rPr>
+                              <w:rPr>
+                                <w:rFonts w:ascii="Cambria Math" w:hAnsi="Cambria Math"/>
+                                <w:sz w:val="16"/>
+                                <w:szCs w:val="16"/>
+                              </w:rPr>
+                              <m:t>Cost</m:t>
                             </m:r>
                           </m:e>
                           <m:sub>
                             <m:r>
-                              <m:t>51</m:t>
+                              <w:rPr>
+                                <w:rFonts w:ascii="Cambria Math" w:hAnsi="Cambria Math"/>
+                                <w:sz w:val="16"/>
+                                <w:szCs w:val="16"/>
+                              </w:rPr>
+                              <m:t>1</m:t>
                             </m:r>
                           </m:sub>
                         </m:sSub>
@@ -3598,12 +4283,25 @@
                         <m:sSub>
                           <m:e>
                             <m:r>
-                              <m:t>X</m:t>
+                              <m:rPr>
+                                <m:nor/>
+                              </m:rPr>
+                              <w:rPr>
+                                <w:rFonts w:ascii="Cambria Math" w:hAnsi="Cambria Math"/>
+                                <w:sz w:val="16"/>
+                                <w:szCs w:val="16"/>
+                              </w:rPr>
+                              <m:t>Cost</m:t>
                             </m:r>
                           </m:e>
                           <m:sub>
                             <m:r>
-                              <m:t>52</m:t>
+                              <w:rPr>
+                                <w:rFonts w:ascii="Cambria Math" w:hAnsi="Cambria Math"/>
+                                <w:sz w:val="16"/>
+                                <w:szCs w:val="16"/>
+                              </w:rPr>
+                              <m:t>2</m:t>
                             </m:r>
                           </m:sub>
                         </m:sSub>
@@ -3613,6 +4311,11 @@
                           <m:rPr>
                             <m:sty m:val="p"/>
                           </m:rPr>
+                          <w:rPr>
+                            <w:rFonts w:ascii="Cambria Math" w:hAnsi="Cambria Math"/>
+                            <w:sz w:val="16"/>
+                            <w:szCs w:val="16"/>
+                          </w:rPr>
                           <m:t>⋯</m:t>
                         </m:r>
                       </m:e>
@@ -3620,14 +4323,24 @@
                         <m:sSub>
                           <m:e>
                             <m:r>
-                              <m:t>X</m:t>
+                              <m:rPr>
+                                <m:nor/>
+                              </m:rPr>
+                              <w:rPr>
+                                <w:rFonts w:ascii="Cambria Math" w:hAnsi="Cambria Math"/>
+                                <w:sz w:val="16"/>
+                                <w:szCs w:val="16"/>
+                              </w:rPr>
+                              <m:t>Cost</m:t>
                             </m:r>
                           </m:e>
                           <m:sub>
                             <m:r>
-                              <m:t>5</m:t>
-                            </m:r>
-                            <m:r>
+                              <w:rPr>
+                                <w:rFonts w:ascii="Cambria Math" w:hAnsi="Cambria Math"/>
+                                <w:sz w:val="16"/>
+                                <w:szCs w:val="16"/>
+                              </w:rPr>
                               <m:t>n</m:t>
                             </m:r>
                           </m:sub>
@@ -3640,15 +4353,30 @@
             </m:e>
             <m:sub>
               <m:r>
+                <w:rPr>
+                  <w:rFonts w:ascii="Cambria Math" w:hAnsi="Cambria Math"/>
+                  <w:sz w:val="16"/>
+                  <w:szCs w:val="16"/>
+                </w:rPr>
                 <m:t>6</m:t>
               </m:r>
               <m:r>
                 <m:rPr>
                   <m:sty m:val="p"/>
                 </m:rPr>
+                <w:rPr>
+                  <w:rFonts w:ascii="Cambria Math" w:hAnsi="Cambria Math"/>
+                  <w:sz w:val="16"/>
+                  <w:szCs w:val="16"/>
+                </w:rPr>
                 <m:t>×</m:t>
               </m:r>
               <m:r>
+                <w:rPr>
+                  <w:rFonts w:ascii="Cambria Math" w:hAnsi="Cambria Math"/>
+                  <w:sz w:val="16"/>
+                  <w:szCs w:val="16"/>
+                </w:rPr>
                 <m:t>n</m:t>
               </m:r>
             </m:sub>
@@ -3709,6 +4437,11 @@
                     <m:mr>
                       <m:e>
                         <m:r>
+                          <w:rPr>
+                            <w:rFonts w:ascii="Cambria Math" w:hAnsi="Cambria Math"/>
+                            <w:sz w:val="16"/>
+                            <w:szCs w:val="16"/>
+                          </w:rPr>
                           <m:t>1</m:t>
                         </m:r>
                       </m:e>
@@ -3716,12 +4449,25 @@
                         <m:sSub>
                           <m:e>
                             <m:r>
-                              <m:t>X</m:t>
+                              <m:rPr>
+                                <m:nor/>
+                              </m:rPr>
+                              <w:rPr>
+                                <w:rFonts w:ascii="Cambria Math" w:hAnsi="Cambria Math"/>
+                                <w:sz w:val="16"/>
+                                <w:szCs w:val="16"/>
+                              </w:rPr>
+                              <m:t>Export</m:t>
                             </m:r>
                           </m:e>
                           <m:sub>
                             <m:r>
-                              <m:t>11</m:t>
+                              <w:rPr>
+                                <w:rFonts w:ascii="Cambria Math" w:hAnsi="Cambria Math"/>
+                                <w:sz w:val="16"/>
+                                <w:szCs w:val="16"/>
+                              </w:rPr>
+                              <m:t>1</m:t>
                             </m:r>
                           </m:sub>
                         </m:sSub>
@@ -3730,12 +4476,25 @@
                         <m:sSub>
                           <m:e>
                             <m:r>
-                              <m:t>X</m:t>
+                              <m:rPr>
+                                <m:nor/>
+                              </m:rPr>
+                              <w:rPr>
+                                <w:rFonts w:ascii="Cambria Math" w:hAnsi="Cambria Math"/>
+                                <w:sz w:val="16"/>
+                                <w:szCs w:val="16"/>
+                              </w:rPr>
+                              <m:t>Import</m:t>
                             </m:r>
                           </m:e>
                           <m:sub>
                             <m:r>
-                              <m:t>21</m:t>
+                              <w:rPr>
+                                <w:rFonts w:ascii="Cambria Math" w:hAnsi="Cambria Math"/>
+                                <w:sz w:val="16"/>
+                                <w:szCs w:val="16"/>
+                              </w:rPr>
+                              <m:t>1</m:t>
                             </m:r>
                           </m:sub>
                         </m:sSub>
@@ -3744,12 +4503,25 @@
                         <m:sSub>
                           <m:e>
                             <m:r>
-                              <m:t>X</m:t>
+                              <m:rPr>
+                                <m:nor/>
+                              </m:rPr>
+                              <w:rPr>
+                                <w:rFonts w:ascii="Cambria Math" w:hAnsi="Cambria Math"/>
+                                <w:sz w:val="16"/>
+                                <w:szCs w:val="16"/>
+                              </w:rPr>
+                              <m:t>ER</m:t>
                             </m:r>
                           </m:e>
                           <m:sub>
                             <m:r>
-                              <m:t>31</m:t>
+                              <w:rPr>
+                                <w:rFonts w:ascii="Cambria Math" w:hAnsi="Cambria Math"/>
+                                <w:sz w:val="16"/>
+                                <w:szCs w:val="16"/>
+                              </w:rPr>
+                              <m:t>1</m:t>
                             </m:r>
                           </m:sub>
                         </m:sSub>
@@ -3758,12 +4530,25 @@
                         <m:sSub>
                           <m:e>
                             <m:r>
-                              <m:t>X</m:t>
+                              <m:rPr>
+                                <m:nor/>
+                              </m:rPr>
+                              <w:rPr>
+                                <w:rFonts w:ascii="Cambria Math" w:hAnsi="Cambria Math"/>
+                                <w:sz w:val="16"/>
+                                <w:szCs w:val="16"/>
+                              </w:rPr>
+                              <m:t>Tariff</m:t>
                             </m:r>
                           </m:e>
                           <m:sub>
                             <m:r>
-                              <m:t>41</m:t>
+                              <w:rPr>
+                                <w:rFonts w:ascii="Cambria Math" w:hAnsi="Cambria Math"/>
+                                <w:sz w:val="16"/>
+                                <w:szCs w:val="16"/>
+                              </w:rPr>
+                              <m:t>1</m:t>
                             </m:r>
                           </m:sub>
                         </m:sSub>
@@ -3772,12 +4557,25 @@
                         <m:sSub>
                           <m:e>
                             <m:r>
-                              <m:t>X</m:t>
+                              <m:rPr>
+                                <m:nor/>
+                              </m:rPr>
+                              <w:rPr>
+                                <w:rFonts w:ascii="Cambria Math" w:hAnsi="Cambria Math"/>
+                                <w:sz w:val="16"/>
+                                <w:szCs w:val="16"/>
+                              </w:rPr>
+                              <m:t>Cost</m:t>
                             </m:r>
                           </m:e>
                           <m:sub>
                             <m:r>
-                              <m:t>51</m:t>
+                              <w:rPr>
+                                <w:rFonts w:ascii="Cambria Math" w:hAnsi="Cambria Math"/>
+                                <w:sz w:val="16"/>
+                                <w:szCs w:val="16"/>
+                              </w:rPr>
+                              <m:t>1</m:t>
                             </m:r>
                           </m:sub>
                         </m:sSub>
@@ -3786,6 +4584,11 @@
                     <m:mr>
                       <m:e>
                         <m:r>
+                          <w:rPr>
+                            <w:rFonts w:ascii="Cambria Math" w:hAnsi="Cambria Math"/>
+                            <w:sz w:val="16"/>
+                            <w:szCs w:val="16"/>
+                          </w:rPr>
                           <m:t>1</m:t>
                         </m:r>
                       </m:e>
@@ -3793,12 +4596,25 @@
                         <m:sSub>
                           <m:e>
                             <m:r>
-                              <m:t>X</m:t>
+                              <m:rPr>
+                                <m:nor/>
+                              </m:rPr>
+                              <w:rPr>
+                                <w:rFonts w:ascii="Cambria Math" w:hAnsi="Cambria Math"/>
+                                <w:sz w:val="16"/>
+                                <w:szCs w:val="16"/>
+                              </w:rPr>
+                              <m:t>Export</m:t>
                             </m:r>
                           </m:e>
                           <m:sub>
                             <m:r>
-                              <m:t>12</m:t>
+                              <w:rPr>
+                                <w:rFonts w:ascii="Cambria Math" w:hAnsi="Cambria Math"/>
+                                <w:sz w:val="16"/>
+                                <w:szCs w:val="16"/>
+                              </w:rPr>
+                              <m:t>2</m:t>
                             </m:r>
                           </m:sub>
                         </m:sSub>
@@ -3807,12 +4623,25 @@
                         <m:sSub>
                           <m:e>
                             <m:r>
-                              <m:t>X</m:t>
+                              <m:rPr>
+                                <m:nor/>
+                              </m:rPr>
+                              <w:rPr>
+                                <w:rFonts w:ascii="Cambria Math" w:hAnsi="Cambria Math"/>
+                                <w:sz w:val="16"/>
+                                <w:szCs w:val="16"/>
+                              </w:rPr>
+                              <m:t>Import</m:t>
                             </m:r>
                           </m:e>
                           <m:sub>
                             <m:r>
-                              <m:t>22</m:t>
+                              <w:rPr>
+                                <w:rFonts w:ascii="Cambria Math" w:hAnsi="Cambria Math"/>
+                                <w:sz w:val="16"/>
+                                <w:szCs w:val="16"/>
+                              </w:rPr>
+                              <m:t>2</m:t>
                             </m:r>
                           </m:sub>
                         </m:sSub>
@@ -3821,12 +4650,25 @@
                         <m:sSub>
                           <m:e>
                             <m:r>
-                              <m:t>X</m:t>
+                              <m:rPr>
+                                <m:nor/>
+                              </m:rPr>
+                              <w:rPr>
+                                <w:rFonts w:ascii="Cambria Math" w:hAnsi="Cambria Math"/>
+                                <w:sz w:val="16"/>
+                                <w:szCs w:val="16"/>
+                              </w:rPr>
+                              <m:t>ER</m:t>
                             </m:r>
                           </m:e>
                           <m:sub>
                             <m:r>
-                              <m:t>32</m:t>
+                              <w:rPr>
+                                <w:rFonts w:ascii="Cambria Math" w:hAnsi="Cambria Math"/>
+                                <w:sz w:val="16"/>
+                                <w:szCs w:val="16"/>
+                              </w:rPr>
+                              <m:t>2</m:t>
                             </m:r>
                           </m:sub>
                         </m:sSub>
@@ -3835,12 +4677,25 @@
                         <m:sSub>
                           <m:e>
                             <m:r>
-                              <m:t>X</m:t>
+                              <m:rPr>
+                                <m:nor/>
+                              </m:rPr>
+                              <w:rPr>
+                                <w:rFonts w:ascii="Cambria Math" w:hAnsi="Cambria Math"/>
+                                <w:sz w:val="16"/>
+                                <w:szCs w:val="16"/>
+                              </w:rPr>
+                              <m:t>Tariff</m:t>
                             </m:r>
                           </m:e>
                           <m:sub>
                             <m:r>
-                              <m:t>42</m:t>
+                              <w:rPr>
+                                <w:rFonts w:ascii="Cambria Math" w:hAnsi="Cambria Math"/>
+                                <w:sz w:val="16"/>
+                                <w:szCs w:val="16"/>
+                              </w:rPr>
+                              <m:t>2</m:t>
                             </m:r>
                           </m:sub>
                         </m:sSub>
@@ -3849,12 +4704,25 @@
                         <m:sSub>
                           <m:e>
                             <m:r>
-                              <m:t>X</m:t>
+                              <m:rPr>
+                                <m:nor/>
+                              </m:rPr>
+                              <w:rPr>
+                                <w:rFonts w:ascii="Cambria Math" w:hAnsi="Cambria Math"/>
+                                <w:sz w:val="16"/>
+                                <w:szCs w:val="16"/>
+                              </w:rPr>
+                              <m:t>Cost</m:t>
                             </m:r>
                           </m:e>
                           <m:sub>
                             <m:r>
-                              <m:t>52</m:t>
+                              <w:rPr>
+                                <w:rFonts w:ascii="Cambria Math" w:hAnsi="Cambria Math"/>
+                                <w:sz w:val="16"/>
+                                <w:szCs w:val="16"/>
+                              </w:rPr>
+                              <m:t>2</m:t>
                             </m:r>
                           </m:sub>
                         </m:sSub>
@@ -3866,6 +4734,11 @@
                           <m:rPr>
                             <m:sty m:val="p"/>
                           </m:rPr>
+                          <w:rPr>
+                            <w:rFonts w:ascii="Cambria Math" w:hAnsi="Cambria Math"/>
+                            <w:sz w:val="16"/>
+                            <w:szCs w:val="16"/>
+                          </w:rPr>
                           <m:t>⋮</m:t>
                         </m:r>
                       </m:e>
@@ -3874,6 +4747,11 @@
                           <m:rPr>
                             <m:sty m:val="p"/>
                           </m:rPr>
+                          <w:rPr>
+                            <w:rFonts w:ascii="Cambria Math" w:hAnsi="Cambria Math"/>
+                            <w:sz w:val="16"/>
+                            <w:szCs w:val="16"/>
+                          </w:rPr>
                           <m:t>⋮</m:t>
                         </m:r>
                       </m:e>
@@ -3882,6 +4760,11 @@
                           <m:rPr>
                             <m:sty m:val="p"/>
                           </m:rPr>
+                          <w:rPr>
+                            <w:rFonts w:ascii="Cambria Math" w:hAnsi="Cambria Math"/>
+                            <w:sz w:val="16"/>
+                            <w:szCs w:val="16"/>
+                          </w:rPr>
                           <m:t>⋮</m:t>
                         </m:r>
                       </m:e>
@@ -3890,6 +4773,11 @@
                           <m:rPr>
                             <m:sty m:val="p"/>
                           </m:rPr>
+                          <w:rPr>
+                            <w:rFonts w:ascii="Cambria Math" w:hAnsi="Cambria Math"/>
+                            <w:sz w:val="16"/>
+                            <w:szCs w:val="16"/>
+                          </w:rPr>
                           <m:t>⋮</m:t>
                         </m:r>
                       </m:e>
@@ -3898,6 +4786,11 @@
                           <m:rPr>
                             <m:sty m:val="p"/>
                           </m:rPr>
+                          <w:rPr>
+                            <w:rFonts w:ascii="Cambria Math" w:hAnsi="Cambria Math"/>
+                            <w:sz w:val="16"/>
+                            <w:szCs w:val="16"/>
+                          </w:rPr>
                           <m:t>⋮</m:t>
                         </m:r>
                       </m:e>
@@ -3906,6 +4799,11 @@
                           <m:rPr>
                             <m:sty m:val="p"/>
                           </m:rPr>
+                          <w:rPr>
+                            <w:rFonts w:ascii="Cambria Math" w:hAnsi="Cambria Math"/>
+                            <w:sz w:val="16"/>
+                            <w:szCs w:val="16"/>
+                          </w:rPr>
                           <m:t>⋮</m:t>
                         </m:r>
                       </m:e>
@@ -3913,6 +4811,11 @@
                     <m:mr>
                       <m:e>
                         <m:r>
+                          <w:rPr>
+                            <w:rFonts w:ascii="Cambria Math" w:hAnsi="Cambria Math"/>
+                            <w:sz w:val="16"/>
+                            <w:szCs w:val="16"/>
+                          </w:rPr>
                           <m:t>1</m:t>
                         </m:r>
                       </m:e>
@@ -3920,14 +4823,24 @@
                         <m:sSub>
                           <m:e>
                             <m:r>
-                              <m:t>X</m:t>
+                              <m:rPr>
+                                <m:nor/>
+                              </m:rPr>
+                              <w:rPr>
+                                <w:rFonts w:ascii="Cambria Math" w:hAnsi="Cambria Math"/>
+                                <w:sz w:val="16"/>
+                                <w:szCs w:val="16"/>
+                              </w:rPr>
+                              <m:t>Export</m:t>
                             </m:r>
                           </m:e>
                           <m:sub>
                             <m:r>
-                              <m:t>1</m:t>
-                            </m:r>
-                            <m:r>
+                              <w:rPr>
+                                <w:rFonts w:ascii="Cambria Math" w:hAnsi="Cambria Math"/>
+                                <w:sz w:val="16"/>
+                                <w:szCs w:val="16"/>
+                              </w:rPr>
                               <m:t>n</m:t>
                             </m:r>
                           </m:sub>
@@ -3937,14 +4850,24 @@
                         <m:sSub>
                           <m:e>
                             <m:r>
-                              <m:t>X</m:t>
+                              <m:rPr>
+                                <m:nor/>
+                              </m:rPr>
+                              <w:rPr>
+                                <w:rFonts w:ascii="Cambria Math" w:hAnsi="Cambria Math"/>
+                                <w:sz w:val="16"/>
+                                <w:szCs w:val="16"/>
+                              </w:rPr>
+                              <m:t>Import</m:t>
                             </m:r>
                           </m:e>
                           <m:sub>
                             <m:r>
-                              <m:t>2</m:t>
-                            </m:r>
-                            <m:r>
+                              <w:rPr>
+                                <w:rFonts w:ascii="Cambria Math" w:hAnsi="Cambria Math"/>
+                                <w:sz w:val="16"/>
+                                <w:szCs w:val="16"/>
+                              </w:rPr>
                               <m:t>n</m:t>
                             </m:r>
                           </m:sub>
@@ -3954,14 +4877,24 @@
                         <m:sSub>
                           <m:e>
                             <m:r>
-                              <m:t>X</m:t>
+                              <m:rPr>
+                                <m:nor/>
+                              </m:rPr>
+                              <w:rPr>
+                                <w:rFonts w:ascii="Cambria Math" w:hAnsi="Cambria Math"/>
+                                <w:sz w:val="16"/>
+                                <w:szCs w:val="16"/>
+                              </w:rPr>
+                              <m:t>ER</m:t>
                             </m:r>
                           </m:e>
                           <m:sub>
                             <m:r>
-                              <m:t>3</m:t>
-                            </m:r>
-                            <m:r>
+                              <w:rPr>
+                                <w:rFonts w:ascii="Cambria Math" w:hAnsi="Cambria Math"/>
+                                <w:sz w:val="16"/>
+                                <w:szCs w:val="16"/>
+                              </w:rPr>
                               <m:t>n</m:t>
                             </m:r>
                           </m:sub>
@@ -3971,14 +4904,24 @@
                         <m:sSub>
                           <m:e>
                             <m:r>
-                              <m:t>X</m:t>
+                              <m:rPr>
+                                <m:nor/>
+                              </m:rPr>
+                              <w:rPr>
+                                <w:rFonts w:ascii="Cambria Math" w:hAnsi="Cambria Math"/>
+                                <w:sz w:val="16"/>
+                                <w:szCs w:val="16"/>
+                              </w:rPr>
+                              <m:t>Tariff</m:t>
                             </m:r>
                           </m:e>
                           <m:sub>
                             <m:r>
-                              <m:t>4</m:t>
-                            </m:r>
-                            <m:r>
+                              <w:rPr>
+                                <w:rFonts w:ascii="Cambria Math" w:hAnsi="Cambria Math"/>
+                                <w:sz w:val="16"/>
+                                <w:szCs w:val="16"/>
+                              </w:rPr>
                               <m:t>n</m:t>
                             </m:r>
                           </m:sub>
@@ -3988,14 +4931,24 @@
                         <m:sSub>
                           <m:e>
                             <m:r>
-                              <m:t>X</m:t>
+                              <m:rPr>
+                                <m:nor/>
+                              </m:rPr>
+                              <w:rPr>
+                                <w:rFonts w:ascii="Cambria Math" w:hAnsi="Cambria Math"/>
+                                <w:sz w:val="16"/>
+                                <w:szCs w:val="16"/>
+                              </w:rPr>
+                              <m:t>Cost</m:t>
                             </m:r>
                           </m:e>
                           <m:sub>
                             <m:r>
-                              <m:t>5</m:t>
-                            </m:r>
-                            <m:r>
+                              <w:rPr>
+                                <w:rFonts w:ascii="Cambria Math" w:hAnsi="Cambria Math"/>
+                                <w:sz w:val="16"/>
+                                <w:szCs w:val="16"/>
+                              </w:rPr>
                               <m:t>n</m:t>
                             </m:r>
                           </m:sub>
@@ -4008,15 +4961,30 @@
             </m:e>
             <m:sub>
               <m:r>
+                <w:rPr>
+                  <w:rFonts w:ascii="Cambria Math" w:hAnsi="Cambria Math"/>
+                  <w:sz w:val="16"/>
+                  <w:szCs w:val="16"/>
+                </w:rPr>
                 <m:t>n</m:t>
               </m:r>
               <m:r>
                 <m:rPr>
                   <m:sty m:val="p"/>
                 </m:rPr>
+                <w:rPr>
+                  <w:rFonts w:ascii="Cambria Math" w:hAnsi="Cambria Math"/>
+                  <w:sz w:val="16"/>
+                  <w:szCs w:val="16"/>
+                </w:rPr>
                 <m:t>×</m:t>
               </m:r>
               <m:r>
+                <w:rPr>
+                  <w:rFonts w:ascii="Cambria Math" w:hAnsi="Cambria Math"/>
+                  <w:sz w:val="16"/>
+                  <w:szCs w:val="16"/>
+                </w:rPr>
                 <m:t>6</m:t>
               </m:r>
             </m:sub>
@@ -4088,70 +5056,12 @@
         </m:r>
       </m:oMath>
       <w:r>
-        <w:t xml:space="preserve">), which is</w:t>
-      </w:r>
-      <w:r>
-        <w:t xml:space="preserve"> </w:t>
-      </w:r>
-      <m:oMath>
-        <m:nary>
-          <m:naryPr>
-            <m:chr m:val="∑"/>
-            <m:limLoc m:val="undOvr"/>
-            <m:subHide m:val="off"/>
-            <m:supHide m:val="on"/>
-          </m:naryPr>
-          <m:sub>
-            <m:r>
-              <m:t>i</m:t>
-            </m:r>
-          </m:sub>
-          <m:sup>
-            <m:r>
-              <m:t>​</m:t>
-            </m:r>
-          </m:sup>
-          <m:e>
-            <m:sSub>
-              <m:e>
-                <m:r>
-                  <m:t>X</m:t>
-                </m:r>
-              </m:e>
-              <m:sub>
-                <m:r>
-                  <m:t>j</m:t>
-                </m:r>
-                <m:r>
-                  <m:t>i</m:t>
-                </m:r>
-              </m:sub>
-            </m:sSub>
-          </m:e>
-        </m:nary>
-        <m:sSub>
-          <m:e>
-            <m:r>
-              <m:t>X</m:t>
-            </m:r>
-          </m:e>
-          <m:sub>
-            <m:r>
-              <m:t>k</m:t>
-            </m:r>
-            <m:r>
-              <m:t>i</m:t>
-            </m:r>
-          </m:sub>
-        </m:sSub>
-      </m:oMath>
-      <w:r>
-        <w:t xml:space="preserve">:</w:t>
+        <w:t xml:space="preserve">), that is, the sum over all observations of the product of the two variables:</w:t>
       </w:r>
     </w:p>
     <w:p>
       <w:pPr>
-        <w:pStyle w:val="BodyText"/>
+        <w:pStyle w:val="SmallMath8"/>
       </w:pPr>
       <m:oMathPara>
         <m:oMathParaPr>
@@ -4159,21 +5069,41 @@
         </m:oMathParaPr>
         <m:oMath>
           <m:r>
+            <w:rPr>
+              <w:rFonts w:ascii="Cambria Math" w:hAnsi="Cambria Math"/>
+              <w:sz w:val="16"/>
+              <w:szCs w:val="16"/>
+            </w:rPr>
             <m:t>X</m:t>
           </m:r>
           <m:r>
             <m:rPr>
               <m:sty m:val="p"/>
             </m:rPr>
+            <w:rPr>
+              <w:rFonts w:ascii="Cambria Math" w:hAnsi="Cambria Math"/>
+              <w:sz w:val="16"/>
+              <w:szCs w:val="16"/>
+            </w:rPr>
             <m:t>′</m:t>
           </m:r>
           <m:r>
+            <w:rPr>
+              <w:rFonts w:ascii="Cambria Math" w:hAnsi="Cambria Math"/>
+              <w:sz w:val="16"/>
+              <w:szCs w:val="16"/>
+            </w:rPr>
             <m:t>X</m:t>
           </m:r>
           <m:r>
             <m:rPr>
               <m:sty m:val="p"/>
             </m:rPr>
+            <w:rPr>
+              <w:rFonts w:ascii="Cambria Math" w:hAnsi="Cambria Math"/>
+              <w:sz w:val="16"/>
+              <w:szCs w:val="16"/>
+            </w:rPr>
             <m:t>=</m:t>
           </m:r>
           <m:sSub>
@@ -4232,6 +5162,11 @@
                     <m:mr>
                       <m:e>
                         <m:r>
+                          <w:rPr>
+                            <w:rFonts w:ascii="Cambria Math" w:hAnsi="Cambria Math"/>
+                            <w:sz w:val="16"/>
+                            <w:szCs w:val="16"/>
+                          </w:rPr>
                           <m:t>n</m:t>
                         </m:r>
                       </m:e>
@@ -4240,100 +5175,120 @@
                           <m:rPr>
                             <m:sty m:val="p"/>
                           </m:rPr>
+                          <w:rPr>
+                            <w:rFonts w:ascii="Cambria Math" w:hAnsi="Cambria Math"/>
+                            <w:sz w:val="16"/>
+                            <w:szCs w:val="16"/>
+                          </w:rPr>
                           <m:t>∑</m:t>
                         </m:r>
-                        <m:sSub>
-                          <m:e>
-                            <m:r>
-                              <m:t>X</m:t>
-                            </m:r>
-                          </m:e>
-                          <m:sub>
-                            <m:r>
-                              <m:t>1</m:t>
-                            </m:r>
-                          </m:sub>
-                        </m:sSub>
+                        <m:r>
+                          <m:rPr>
+                            <m:nor/>
+                          </m:rPr>
+                          <w:rPr>
+                            <w:rFonts w:ascii="Cambria Math" w:hAnsi="Cambria Math"/>
+                            <w:sz w:val="16"/>
+                            <w:szCs w:val="16"/>
+                          </w:rPr>
+                          <m:t>Export</m:t>
+                        </m:r>
                       </m:e>
                       <m:e>
                         <m:r>
                           <m:rPr>
                             <m:sty m:val="p"/>
                           </m:rPr>
+                          <w:rPr>
+                            <w:rFonts w:ascii="Cambria Math" w:hAnsi="Cambria Math"/>
+                            <w:sz w:val="16"/>
+                            <w:szCs w:val="16"/>
+                          </w:rPr>
                           <m:t>∑</m:t>
                         </m:r>
-                        <m:sSub>
-                          <m:e>
-                            <m:r>
-                              <m:t>X</m:t>
-                            </m:r>
-                          </m:e>
-                          <m:sub>
-                            <m:r>
-                              <m:t>2</m:t>
-                            </m:r>
-                          </m:sub>
-                        </m:sSub>
+                        <m:r>
+                          <m:rPr>
+                            <m:nor/>
+                          </m:rPr>
+                          <w:rPr>
+                            <w:rFonts w:ascii="Cambria Math" w:hAnsi="Cambria Math"/>
+                            <w:sz w:val="16"/>
+                            <w:szCs w:val="16"/>
+                          </w:rPr>
+                          <m:t>Import</m:t>
+                        </m:r>
                       </m:e>
                       <m:e>
                         <m:r>
                           <m:rPr>
                             <m:sty m:val="p"/>
                           </m:rPr>
+                          <w:rPr>
+                            <w:rFonts w:ascii="Cambria Math" w:hAnsi="Cambria Math"/>
+                            <w:sz w:val="16"/>
+                            <w:szCs w:val="16"/>
+                          </w:rPr>
                           <m:t>∑</m:t>
                         </m:r>
-                        <m:sSub>
-                          <m:e>
-                            <m:r>
-                              <m:t>X</m:t>
-                            </m:r>
-                          </m:e>
-                          <m:sub>
-                            <m:r>
-                              <m:t>3</m:t>
-                            </m:r>
-                          </m:sub>
-                        </m:sSub>
+                        <m:r>
+                          <m:rPr>
+                            <m:nor/>
+                          </m:rPr>
+                          <w:rPr>
+                            <w:rFonts w:ascii="Cambria Math" w:hAnsi="Cambria Math"/>
+                            <w:sz w:val="16"/>
+                            <w:szCs w:val="16"/>
+                          </w:rPr>
+                          <m:t>ER</m:t>
+                        </m:r>
                       </m:e>
                       <m:e>
                         <m:r>
                           <m:rPr>
                             <m:sty m:val="p"/>
                           </m:rPr>
+                          <w:rPr>
+                            <w:rFonts w:ascii="Cambria Math" w:hAnsi="Cambria Math"/>
+                            <w:sz w:val="16"/>
+                            <w:szCs w:val="16"/>
+                          </w:rPr>
                           <m:t>∑</m:t>
                         </m:r>
-                        <m:sSub>
-                          <m:e>
-                            <m:r>
-                              <m:t>X</m:t>
-                            </m:r>
-                          </m:e>
-                          <m:sub>
-                            <m:r>
-                              <m:t>4</m:t>
-                            </m:r>
-                          </m:sub>
-                        </m:sSub>
+                        <m:r>
+                          <m:rPr>
+                            <m:nor/>
+                          </m:rPr>
+                          <w:rPr>
+                            <w:rFonts w:ascii="Cambria Math" w:hAnsi="Cambria Math"/>
+                            <w:sz w:val="16"/>
+                            <w:szCs w:val="16"/>
+                          </w:rPr>
+                          <m:t>Tariff</m:t>
+                        </m:r>
                       </m:e>
                       <m:e>
                         <m:r>
                           <m:rPr>
                             <m:sty m:val="p"/>
                           </m:rPr>
+                          <w:rPr>
+                            <w:rFonts w:ascii="Cambria Math" w:hAnsi="Cambria Math"/>
+                            <w:sz w:val="16"/>
+                            <w:szCs w:val="16"/>
+                          </w:rPr>
                           <m:t>∑</m:t>
                         </m:r>
-                        <m:sSub>
-                          <m:e>
-                            <m:r>
-                              <m:t>X</m:t>
-                            </m:r>
-                          </m:e>
-                          <m:sub>
-                            <m:r>
-                              <m:t>5</m:t>
-                            </m:r>
-                          </m:sub>
-                        </m:sSub>
+                        <m:r>
+                          <m:rPr>
+                            <m:nor/>
+                          </m:rPr>
+                          <w:rPr>
+                            <w:rFonts w:ascii="Cambria Math" w:hAnsi="Cambria Math"/>
+                            <w:sz w:val="16"/>
+                            <w:szCs w:val="16"/>
+                          </w:rPr>
+                          <m:t>Cost</m:t>
+                        </m:r>
                       </m:e>
                     </m:mr>
                     <m:mr>
@@ -4342,173 +5297,158 @@
                           <m:rPr>
                             <m:sty m:val="p"/>
                           </m:rPr>
+                          <w:rPr>
+                            <w:rFonts w:ascii="Cambria Math" w:hAnsi="Cambria Math"/>
+                            <w:sz w:val="16"/>
+                            <w:szCs w:val="16"/>
+                          </w:rPr>
                           <m:t>∑</m:t>
                         </m:r>
-                        <m:sSub>
-                          <m:e>
-                            <m:r>
-                              <m:t>X</m:t>
-                            </m:r>
-                          </m:e>
-                          <m:sub>
-                            <m:r>
-                              <m:t>1</m:t>
-                            </m:r>
-                          </m:sub>
-                        </m:sSub>
+                        <m:r>
+                          <m:rPr>
+                            <m:nor/>
+                          </m:rPr>
+                          <w:rPr>
+                            <w:rFonts w:ascii="Cambria Math" w:hAnsi="Cambria Math"/>
+                            <w:sz w:val="16"/>
+                            <w:szCs w:val="16"/>
+                          </w:rPr>
+                          <m:t>Export</m:t>
+                        </m:r>
                       </m:e>
                       <m:e>
                         <m:r>
                           <m:rPr>
                             <m:sty m:val="p"/>
                           </m:rPr>
+                          <w:rPr>
+                            <w:rFonts w:ascii="Cambria Math" w:hAnsi="Cambria Math"/>
+                            <w:sz w:val="16"/>
+                            <w:szCs w:val="16"/>
+                          </w:rPr>
                           <m:t>∑</m:t>
                         </m:r>
-                        <m:sSubSup>
+                        <m:sSup>
                           <m:e>
                             <m:r>
-                              <m:t>X</m:t>
+                              <m:rPr>
+                                <m:nor/>
+                              </m:rPr>
+                              <w:rPr>
+                                <w:rFonts w:ascii="Cambria Math" w:hAnsi="Cambria Math"/>
+                                <w:sz w:val="16"/>
+                                <w:szCs w:val="16"/>
+                              </w:rPr>
+                              <m:t>Export</m:t>
                             </m:r>
                           </m:e>
-                          <m:sub>
-                            <m:r>
-                              <m:t>1</m:t>
-                            </m:r>
-                          </m:sub>
                           <m:sup>
                             <m:r>
+                              <w:rPr>
+                                <w:rFonts w:ascii="Cambria Math" w:hAnsi="Cambria Math"/>
+                                <w:sz w:val="16"/>
+                                <w:szCs w:val="16"/>
+                              </w:rPr>
                               <m:t>2</m:t>
                             </m:r>
                           </m:sup>
-                        </m:sSubSup>
+                        </m:sSup>
                       </m:e>
                       <m:e>
                         <m:r>
                           <m:rPr>
                             <m:sty m:val="p"/>
                           </m:rPr>
+                          <w:rPr>
+                            <w:rFonts w:ascii="Cambria Math" w:hAnsi="Cambria Math"/>
+                            <w:sz w:val="16"/>
+                            <w:szCs w:val="16"/>
+                          </w:rPr>
                           <m:t>∑</m:t>
                         </m:r>
-                        <m:sSub>
-                          <m:e>
-                            <m:r>
-                              <m:t>X</m:t>
-                            </m:r>
-                          </m:e>
-                          <m:sub>
-                            <m:r>
-                              <m:t>1</m:t>
-                            </m:r>
-                          </m:sub>
-                        </m:sSub>
-                        <m:sSub>
-                          <m:e>
-                            <m:r>
-                              <m:t>X</m:t>
-                            </m:r>
-                          </m:e>
-                          <m:sub>
-                            <m:r>
-                              <m:t>2</m:t>
-                            </m:r>
-                          </m:sub>
-                        </m:sSub>
+                        <m:r>
+                          <m:rPr>
+                            <m:nor/>
+                          </m:rPr>
+                          <w:rPr>
+                            <w:rFonts w:ascii="Cambria Math" w:hAnsi="Cambria Math"/>
+                            <w:sz w:val="16"/>
+                            <w:szCs w:val="16"/>
+                          </w:rPr>
+                          <m:t>Export·Import</m:t>
+                        </m:r>
                       </m:e>
                       <m:e>
                         <m:r>
                           <m:rPr>
                             <m:sty m:val="p"/>
                           </m:rPr>
+                          <w:rPr>
+                            <w:rFonts w:ascii="Cambria Math" w:hAnsi="Cambria Math"/>
+                            <w:sz w:val="16"/>
+                            <w:szCs w:val="16"/>
+                          </w:rPr>
                           <m:t>∑</m:t>
                         </m:r>
-                        <m:sSub>
-                          <m:e>
-                            <m:r>
-                              <m:t>X</m:t>
-                            </m:r>
-                          </m:e>
-                          <m:sub>
-                            <m:r>
-                              <m:t>1</m:t>
-                            </m:r>
-                          </m:sub>
-                        </m:sSub>
-                        <m:sSub>
-                          <m:e>
-                            <m:r>
-                              <m:t>X</m:t>
-                            </m:r>
-                          </m:e>
-                          <m:sub>
-                            <m:r>
-                              <m:t>3</m:t>
-                            </m:r>
-                          </m:sub>
-                        </m:sSub>
+                        <m:r>
+                          <m:rPr>
+                            <m:nor/>
+                          </m:rPr>
+                          <w:rPr>
+                            <w:rFonts w:ascii="Cambria Math" w:hAnsi="Cambria Math"/>
+                            <w:sz w:val="16"/>
+                            <w:szCs w:val="16"/>
+                          </w:rPr>
+                          <m:t>Export·ER</m:t>
+                        </m:r>
                       </m:e>
                       <m:e>
                         <m:r>
                           <m:rPr>
                             <m:sty m:val="p"/>
                           </m:rPr>
+                          <w:rPr>
+                            <w:rFonts w:ascii="Cambria Math" w:hAnsi="Cambria Math"/>
+                            <w:sz w:val="16"/>
+                            <w:szCs w:val="16"/>
+                          </w:rPr>
                           <m:t>∑</m:t>
                         </m:r>
-                        <m:sSub>
-                          <m:e>
-                            <m:r>
-                              <m:t>X</m:t>
-                            </m:r>
-                          </m:e>
-                          <m:sub>
-                            <m:r>
-                              <m:t>1</m:t>
-                            </m:r>
-                          </m:sub>
-                        </m:sSub>
-                        <m:sSub>
-                          <m:e>
-                            <m:r>
-                              <m:t>X</m:t>
-                            </m:r>
-                          </m:e>
-                          <m:sub>
-                            <m:r>
-                              <m:t>4</m:t>
-                            </m:r>
-                          </m:sub>
-                        </m:sSub>
+                        <m:r>
+                          <m:rPr>
+                            <m:nor/>
+                          </m:rPr>
+                          <w:rPr>
+                            <w:rFonts w:ascii="Cambria Math" w:hAnsi="Cambria Math"/>
+                            <w:sz w:val="16"/>
+                            <w:szCs w:val="16"/>
+                          </w:rPr>
+                          <m:t>Export·Tariff</m:t>
+                        </m:r>
                       </m:e>
                       <m:e>
                         <m:r>
                           <m:rPr>
                             <m:sty m:val="p"/>
                           </m:rPr>
+                          <w:rPr>
+                            <w:rFonts w:ascii="Cambria Math" w:hAnsi="Cambria Math"/>
+                            <w:sz w:val="16"/>
+                            <w:szCs w:val="16"/>
+                          </w:rPr>
                           <m:t>∑</m:t>
                         </m:r>
-                        <m:sSub>
-                          <m:e>
-                            <m:r>
-                              <m:t>X</m:t>
-                            </m:r>
-                          </m:e>
-                          <m:sub>
-                            <m:r>
-                              <m:t>1</m:t>
-                            </m:r>
-                          </m:sub>
-                        </m:sSub>
-                        <m:sSub>
-                          <m:e>
-                            <m:r>
-                              <m:t>X</m:t>
-                            </m:r>
-                          </m:e>
-                          <m:sub>
-                            <m:r>
-                              <m:t>5</m:t>
-                            </m:r>
-                          </m:sub>
-                        </m:sSub>
+                        <m:r>
+                          <m:rPr>
+                            <m:nor/>
+                          </m:rPr>
+                          <w:rPr>
+                            <w:rFonts w:ascii="Cambria Math" w:hAnsi="Cambria Math"/>
+                            <w:sz w:val="16"/>
+                            <w:szCs w:val="16"/>
+                          </w:rPr>
+                          <m:t>Export·Cost</m:t>
+                        </m:r>
                       </m:e>
                     </m:mr>
                     <m:mr>
@@ -4517,173 +5457,158 @@
                           <m:rPr>
                             <m:sty m:val="p"/>
                           </m:rPr>
+                          <w:rPr>
+                            <w:rFonts w:ascii="Cambria Math" w:hAnsi="Cambria Math"/>
+                            <w:sz w:val="16"/>
+                            <w:szCs w:val="16"/>
+                          </w:rPr>
                           <m:t>∑</m:t>
                         </m:r>
-                        <m:sSub>
-                          <m:e>
-                            <m:r>
-                              <m:t>X</m:t>
-                            </m:r>
-                          </m:e>
-                          <m:sub>
-                            <m:r>
-                              <m:t>2</m:t>
-                            </m:r>
-                          </m:sub>
-                        </m:sSub>
+                        <m:r>
+                          <m:rPr>
+                            <m:nor/>
+                          </m:rPr>
+                          <w:rPr>
+                            <w:rFonts w:ascii="Cambria Math" w:hAnsi="Cambria Math"/>
+                            <w:sz w:val="16"/>
+                            <w:szCs w:val="16"/>
+                          </w:rPr>
+                          <m:t>Import</m:t>
+                        </m:r>
                       </m:e>
                       <m:e>
                         <m:r>
                           <m:rPr>
                             <m:sty m:val="p"/>
                           </m:rPr>
+                          <w:rPr>
+                            <w:rFonts w:ascii="Cambria Math" w:hAnsi="Cambria Math"/>
+                            <w:sz w:val="16"/>
+                            <w:szCs w:val="16"/>
+                          </w:rPr>
                           <m:t>∑</m:t>
                         </m:r>
-                        <m:sSub>
-                          <m:e>
-                            <m:r>
-                              <m:t>X</m:t>
-                            </m:r>
-                          </m:e>
-                          <m:sub>
-                            <m:r>
-                              <m:t>2</m:t>
-                            </m:r>
-                          </m:sub>
-                        </m:sSub>
-                        <m:sSub>
-                          <m:e>
-                            <m:r>
-                              <m:t>X</m:t>
-                            </m:r>
-                          </m:e>
-                          <m:sub>
-                            <m:r>
-                              <m:t>1</m:t>
-                            </m:r>
-                          </m:sub>
-                        </m:sSub>
+                        <m:r>
+                          <m:rPr>
+                            <m:nor/>
+                          </m:rPr>
+                          <w:rPr>
+                            <w:rFonts w:ascii="Cambria Math" w:hAnsi="Cambria Math"/>
+                            <w:sz w:val="16"/>
+                            <w:szCs w:val="16"/>
+                          </w:rPr>
+                          <m:t>Import·Export</m:t>
+                        </m:r>
                       </m:e>
                       <m:e>
                         <m:r>
                           <m:rPr>
                             <m:sty m:val="p"/>
                           </m:rPr>
+                          <w:rPr>
+                            <w:rFonts w:ascii="Cambria Math" w:hAnsi="Cambria Math"/>
+                            <w:sz w:val="16"/>
+                            <w:szCs w:val="16"/>
+                          </w:rPr>
                           <m:t>∑</m:t>
                         </m:r>
-                        <m:sSubSup>
+                        <m:sSup>
                           <m:e>
                             <m:r>
-                              <m:t>X</m:t>
+                              <m:rPr>
+                                <m:nor/>
+                              </m:rPr>
+                              <w:rPr>
+                                <w:rFonts w:ascii="Cambria Math" w:hAnsi="Cambria Math"/>
+                                <w:sz w:val="16"/>
+                                <w:szCs w:val="16"/>
+                              </w:rPr>
+                              <m:t>Import</m:t>
                             </m:r>
                           </m:e>
-                          <m:sub>
-                            <m:r>
+                          <m:sup>
+                            <m:r>
+                              <w:rPr>
+                                <w:rFonts w:ascii="Cambria Math" w:hAnsi="Cambria Math"/>
+                                <w:sz w:val="16"/>
+                                <w:szCs w:val="16"/>
+                              </w:rPr>
                               <m:t>2</m:t>
                             </m:r>
-                          </m:sub>
-                          <m:sup>
-                            <m:r>
-                              <m:t>2</m:t>
-                            </m:r>
                           </m:sup>
-                        </m:sSubSup>
+                        </m:sSup>
                       </m:e>
                       <m:e>
                         <m:r>
                           <m:rPr>
                             <m:sty m:val="p"/>
                           </m:rPr>
+                          <w:rPr>
+                            <w:rFonts w:ascii="Cambria Math" w:hAnsi="Cambria Math"/>
+                            <w:sz w:val="16"/>
+                            <w:szCs w:val="16"/>
+                          </w:rPr>
                           <m:t>∑</m:t>
                         </m:r>
-                        <m:sSub>
-                          <m:e>
-                            <m:r>
-                              <m:t>X</m:t>
-                            </m:r>
-                          </m:e>
-                          <m:sub>
-                            <m:r>
-                              <m:t>2</m:t>
-                            </m:r>
-                          </m:sub>
-                        </m:sSub>
-                        <m:sSub>
-                          <m:e>
-                            <m:r>
-                              <m:t>X</m:t>
-                            </m:r>
-                          </m:e>
-                          <m:sub>
-                            <m:r>
-                              <m:t>3</m:t>
-                            </m:r>
-                          </m:sub>
-                        </m:sSub>
+                        <m:r>
+                          <m:rPr>
+                            <m:nor/>
+                          </m:rPr>
+                          <w:rPr>
+                            <w:rFonts w:ascii="Cambria Math" w:hAnsi="Cambria Math"/>
+                            <w:sz w:val="16"/>
+                            <w:szCs w:val="16"/>
+                          </w:rPr>
+                          <m:t>Import·ER</m:t>
+                        </m:r>
                       </m:e>
                       <m:e>
                         <m:r>
                           <m:rPr>
                             <m:sty m:val="p"/>
                           </m:rPr>
+                          <w:rPr>
+                            <w:rFonts w:ascii="Cambria Math" w:hAnsi="Cambria Math"/>
+                            <w:sz w:val="16"/>
+                            <w:szCs w:val="16"/>
+                          </w:rPr>
                           <m:t>∑</m:t>
                         </m:r>
-                        <m:sSub>
-                          <m:e>
-                            <m:r>
-                              <m:t>X</m:t>
-                            </m:r>
-                          </m:e>
-                          <m:sub>
-                            <m:r>
-                              <m:t>2</m:t>
-                            </m:r>
-                          </m:sub>
-                        </m:sSub>
-                        <m:sSub>
-                          <m:e>
-                            <m:r>
-                              <m:t>X</m:t>
-                            </m:r>
-                          </m:e>
-                          <m:sub>
-                            <m:r>
-                              <m:t>4</m:t>
-                            </m:r>
-                          </m:sub>
-                        </m:sSub>
+                        <m:r>
+                          <m:rPr>
+                            <m:nor/>
+                          </m:rPr>
+                          <w:rPr>
+                            <w:rFonts w:ascii="Cambria Math" w:hAnsi="Cambria Math"/>
+                            <w:sz w:val="16"/>
+                            <w:szCs w:val="16"/>
+                          </w:rPr>
+                          <m:t>Import·Tariff</m:t>
+                        </m:r>
                       </m:e>
                       <m:e>
                         <m:r>
                           <m:rPr>
                             <m:sty m:val="p"/>
                           </m:rPr>
+                          <w:rPr>
+                            <w:rFonts w:ascii="Cambria Math" w:hAnsi="Cambria Math"/>
+                            <w:sz w:val="16"/>
+                            <w:szCs w:val="16"/>
+                          </w:rPr>
                           <m:t>∑</m:t>
                         </m:r>
-                        <m:sSub>
-                          <m:e>
-                            <m:r>
-                              <m:t>X</m:t>
-                            </m:r>
-                          </m:e>
-                          <m:sub>
-                            <m:r>
-                              <m:t>2</m:t>
-                            </m:r>
-                          </m:sub>
-                        </m:sSub>
-                        <m:sSub>
-                          <m:e>
-                            <m:r>
-                              <m:t>X</m:t>
-                            </m:r>
-                          </m:e>
-                          <m:sub>
-                            <m:r>
-                              <m:t>5</m:t>
-                            </m:r>
-                          </m:sub>
-                        </m:sSub>
+                        <m:r>
+                          <m:rPr>
+                            <m:nor/>
+                          </m:rPr>
+                          <w:rPr>
+                            <w:rFonts w:ascii="Cambria Math" w:hAnsi="Cambria Math"/>
+                            <w:sz w:val="16"/>
+                            <w:szCs w:val="16"/>
+                          </w:rPr>
+                          <m:t>Import·Cost</m:t>
+                        </m:r>
                       </m:e>
                     </m:mr>
                     <m:mr>
@@ -4692,173 +5617,158 @@
                           <m:rPr>
                             <m:sty m:val="p"/>
                           </m:rPr>
+                          <w:rPr>
+                            <w:rFonts w:ascii="Cambria Math" w:hAnsi="Cambria Math"/>
+                            <w:sz w:val="16"/>
+                            <w:szCs w:val="16"/>
+                          </w:rPr>
                           <m:t>∑</m:t>
                         </m:r>
-                        <m:sSub>
-                          <m:e>
-                            <m:r>
-                              <m:t>X</m:t>
-                            </m:r>
-                          </m:e>
-                          <m:sub>
-                            <m:r>
-                              <m:t>3</m:t>
-                            </m:r>
-                          </m:sub>
-                        </m:sSub>
+                        <m:r>
+                          <m:rPr>
+                            <m:nor/>
+                          </m:rPr>
+                          <w:rPr>
+                            <w:rFonts w:ascii="Cambria Math" w:hAnsi="Cambria Math"/>
+                            <w:sz w:val="16"/>
+                            <w:szCs w:val="16"/>
+                          </w:rPr>
+                          <m:t>ER</m:t>
+                        </m:r>
                       </m:e>
                       <m:e>
                         <m:r>
                           <m:rPr>
                             <m:sty m:val="p"/>
                           </m:rPr>
+                          <w:rPr>
+                            <w:rFonts w:ascii="Cambria Math" w:hAnsi="Cambria Math"/>
+                            <w:sz w:val="16"/>
+                            <w:szCs w:val="16"/>
+                          </w:rPr>
                           <m:t>∑</m:t>
                         </m:r>
-                        <m:sSub>
-                          <m:e>
-                            <m:r>
-                              <m:t>X</m:t>
-                            </m:r>
-                          </m:e>
-                          <m:sub>
-                            <m:r>
-                              <m:t>3</m:t>
-                            </m:r>
-                          </m:sub>
-                        </m:sSub>
-                        <m:sSub>
-                          <m:e>
-                            <m:r>
-                              <m:t>X</m:t>
-                            </m:r>
-                          </m:e>
-                          <m:sub>
-                            <m:r>
-                              <m:t>1</m:t>
-                            </m:r>
-                          </m:sub>
-                        </m:sSub>
+                        <m:r>
+                          <m:rPr>
+                            <m:nor/>
+                          </m:rPr>
+                          <w:rPr>
+                            <w:rFonts w:ascii="Cambria Math" w:hAnsi="Cambria Math"/>
+                            <w:sz w:val="16"/>
+                            <w:szCs w:val="16"/>
+                          </w:rPr>
+                          <m:t>ER·Export</m:t>
+                        </m:r>
                       </m:e>
                       <m:e>
                         <m:r>
                           <m:rPr>
                             <m:sty m:val="p"/>
                           </m:rPr>
+                          <w:rPr>
+                            <w:rFonts w:ascii="Cambria Math" w:hAnsi="Cambria Math"/>
+                            <w:sz w:val="16"/>
+                            <w:szCs w:val="16"/>
+                          </w:rPr>
                           <m:t>∑</m:t>
                         </m:r>
-                        <m:sSub>
-                          <m:e>
-                            <m:r>
-                              <m:t>X</m:t>
-                            </m:r>
-                          </m:e>
-                          <m:sub>
-                            <m:r>
-                              <m:t>3</m:t>
-                            </m:r>
-                          </m:sub>
-                        </m:sSub>
-                        <m:sSub>
-                          <m:e>
-                            <m:r>
-                              <m:t>X</m:t>
-                            </m:r>
-                          </m:e>
-                          <m:sub>
-                            <m:r>
-                              <m:t>2</m:t>
-                            </m:r>
-                          </m:sub>
-                        </m:sSub>
+                        <m:r>
+                          <m:rPr>
+                            <m:nor/>
+                          </m:rPr>
+                          <w:rPr>
+                            <w:rFonts w:ascii="Cambria Math" w:hAnsi="Cambria Math"/>
+                            <w:sz w:val="16"/>
+                            <w:szCs w:val="16"/>
+                          </w:rPr>
+                          <m:t>ER·Import</m:t>
+                        </m:r>
                       </m:e>
                       <m:e>
                         <m:r>
                           <m:rPr>
                             <m:sty m:val="p"/>
                           </m:rPr>
+                          <w:rPr>
+                            <w:rFonts w:ascii="Cambria Math" w:hAnsi="Cambria Math"/>
+                            <w:sz w:val="16"/>
+                            <w:szCs w:val="16"/>
+                          </w:rPr>
                           <m:t>∑</m:t>
                         </m:r>
-                        <m:sSubSup>
+                        <m:sSup>
                           <m:e>
                             <m:r>
-                              <m:t>X</m:t>
+                              <m:rPr>
+                                <m:nor/>
+                              </m:rPr>
+                              <w:rPr>
+                                <w:rFonts w:ascii="Cambria Math" w:hAnsi="Cambria Math"/>
+                                <w:sz w:val="16"/>
+                                <w:szCs w:val="16"/>
+                              </w:rPr>
+                              <m:t>ER</m:t>
                             </m:r>
                           </m:e>
-                          <m:sub>
-                            <m:r>
-                              <m:t>3</m:t>
-                            </m:r>
-                          </m:sub>
                           <m:sup>
                             <m:r>
+                              <w:rPr>
+                                <w:rFonts w:ascii="Cambria Math" w:hAnsi="Cambria Math"/>
+                                <w:sz w:val="16"/>
+                                <w:szCs w:val="16"/>
+                              </w:rPr>
                               <m:t>2</m:t>
                             </m:r>
                           </m:sup>
-                        </m:sSubSup>
+                        </m:sSup>
                       </m:e>
                       <m:e>
                         <m:r>
                           <m:rPr>
                             <m:sty m:val="p"/>
                           </m:rPr>
+                          <w:rPr>
+                            <w:rFonts w:ascii="Cambria Math" w:hAnsi="Cambria Math"/>
+                            <w:sz w:val="16"/>
+                            <w:szCs w:val="16"/>
+                          </w:rPr>
                           <m:t>∑</m:t>
                         </m:r>
-                        <m:sSub>
-                          <m:e>
-                            <m:r>
-                              <m:t>X</m:t>
-                            </m:r>
-                          </m:e>
-                          <m:sub>
-                            <m:r>
-                              <m:t>3</m:t>
-                            </m:r>
-                          </m:sub>
-                        </m:sSub>
-                        <m:sSub>
-                          <m:e>
-                            <m:r>
-                              <m:t>X</m:t>
-                            </m:r>
-                          </m:e>
-                          <m:sub>
-                            <m:r>
-                              <m:t>4</m:t>
-                            </m:r>
-                          </m:sub>
-                        </m:sSub>
+                        <m:r>
+                          <m:rPr>
+                            <m:nor/>
+                          </m:rPr>
+                          <w:rPr>
+                            <w:rFonts w:ascii="Cambria Math" w:hAnsi="Cambria Math"/>
+                            <w:sz w:val="16"/>
+                            <w:szCs w:val="16"/>
+                          </w:rPr>
+                          <m:t>ER·Tariff</m:t>
+                        </m:r>
                       </m:e>
                       <m:e>
                         <m:r>
                           <m:rPr>
                             <m:sty m:val="p"/>
                           </m:rPr>
+                          <w:rPr>
+                            <w:rFonts w:ascii="Cambria Math" w:hAnsi="Cambria Math"/>
+                            <w:sz w:val="16"/>
+                            <w:szCs w:val="16"/>
+                          </w:rPr>
                           <m:t>∑</m:t>
                         </m:r>
-                        <m:sSub>
-                          <m:e>
-                            <m:r>
-                              <m:t>X</m:t>
-                            </m:r>
-                          </m:e>
-                          <m:sub>
-                            <m:r>
-                              <m:t>3</m:t>
-                            </m:r>
-                          </m:sub>
-                        </m:sSub>
-                        <m:sSub>
-                          <m:e>
-                            <m:r>
-                              <m:t>X</m:t>
-                            </m:r>
-                          </m:e>
-                          <m:sub>
-                            <m:r>
-                              <m:t>5</m:t>
-                            </m:r>
-                          </m:sub>
-                        </m:sSub>
+                        <m:r>
+                          <m:rPr>
+                            <m:nor/>
+                          </m:rPr>
+                          <w:rPr>
+                            <w:rFonts w:ascii="Cambria Math" w:hAnsi="Cambria Math"/>
+                            <w:sz w:val="16"/>
+                            <w:szCs w:val="16"/>
+                          </w:rPr>
+                          <m:t>ER·Cost</m:t>
+                        </m:r>
                       </m:e>
                     </m:mr>
                     <m:mr>
@@ -4867,173 +5777,158 @@
                           <m:rPr>
                             <m:sty m:val="p"/>
                           </m:rPr>
+                          <w:rPr>
+                            <w:rFonts w:ascii="Cambria Math" w:hAnsi="Cambria Math"/>
+                            <w:sz w:val="16"/>
+                            <w:szCs w:val="16"/>
+                          </w:rPr>
                           <m:t>∑</m:t>
                         </m:r>
-                        <m:sSub>
-                          <m:e>
-                            <m:r>
-                              <m:t>X</m:t>
-                            </m:r>
-                          </m:e>
-                          <m:sub>
-                            <m:r>
-                              <m:t>4</m:t>
-                            </m:r>
-                          </m:sub>
-                        </m:sSub>
+                        <m:r>
+                          <m:rPr>
+                            <m:nor/>
+                          </m:rPr>
+                          <w:rPr>
+                            <w:rFonts w:ascii="Cambria Math" w:hAnsi="Cambria Math"/>
+                            <w:sz w:val="16"/>
+                            <w:szCs w:val="16"/>
+                          </w:rPr>
+                          <m:t>Tariff</m:t>
+                        </m:r>
                       </m:e>
                       <m:e>
                         <m:r>
                           <m:rPr>
                             <m:sty m:val="p"/>
                           </m:rPr>
+                          <w:rPr>
+                            <w:rFonts w:ascii="Cambria Math" w:hAnsi="Cambria Math"/>
+                            <w:sz w:val="16"/>
+                            <w:szCs w:val="16"/>
+                          </w:rPr>
                           <m:t>∑</m:t>
                         </m:r>
-                        <m:sSub>
-                          <m:e>
-                            <m:r>
-                              <m:t>X</m:t>
-                            </m:r>
-                          </m:e>
-                          <m:sub>
-                            <m:r>
-                              <m:t>4</m:t>
-                            </m:r>
-                          </m:sub>
-                        </m:sSub>
-                        <m:sSub>
-                          <m:e>
-                            <m:r>
-                              <m:t>X</m:t>
-                            </m:r>
-                          </m:e>
-                          <m:sub>
-                            <m:r>
-                              <m:t>1</m:t>
-                            </m:r>
-                          </m:sub>
-                        </m:sSub>
+                        <m:r>
+                          <m:rPr>
+                            <m:nor/>
+                          </m:rPr>
+                          <w:rPr>
+                            <w:rFonts w:ascii="Cambria Math" w:hAnsi="Cambria Math"/>
+                            <w:sz w:val="16"/>
+                            <w:szCs w:val="16"/>
+                          </w:rPr>
+                          <m:t>Tariff·Export</m:t>
+                        </m:r>
                       </m:e>
                       <m:e>
                         <m:r>
                           <m:rPr>
                             <m:sty m:val="p"/>
                           </m:rPr>
+                          <w:rPr>
+                            <w:rFonts w:ascii="Cambria Math" w:hAnsi="Cambria Math"/>
+                            <w:sz w:val="16"/>
+                            <w:szCs w:val="16"/>
+                          </w:rPr>
                           <m:t>∑</m:t>
                         </m:r>
-                        <m:sSub>
-                          <m:e>
-                            <m:r>
-                              <m:t>X</m:t>
-                            </m:r>
-                          </m:e>
-                          <m:sub>
-                            <m:r>
-                              <m:t>4</m:t>
-                            </m:r>
-                          </m:sub>
-                        </m:sSub>
-                        <m:sSub>
-                          <m:e>
-                            <m:r>
-                              <m:t>X</m:t>
-                            </m:r>
-                          </m:e>
-                          <m:sub>
-                            <m:r>
-                              <m:t>2</m:t>
-                            </m:r>
-                          </m:sub>
-                        </m:sSub>
+                        <m:r>
+                          <m:rPr>
+                            <m:nor/>
+                          </m:rPr>
+                          <w:rPr>
+                            <w:rFonts w:ascii="Cambria Math" w:hAnsi="Cambria Math"/>
+                            <w:sz w:val="16"/>
+                            <w:szCs w:val="16"/>
+                          </w:rPr>
+                          <m:t>Tariff·Import</m:t>
+                        </m:r>
                       </m:e>
                       <m:e>
                         <m:r>
                           <m:rPr>
                             <m:sty m:val="p"/>
                           </m:rPr>
+                          <w:rPr>
+                            <w:rFonts w:ascii="Cambria Math" w:hAnsi="Cambria Math"/>
+                            <w:sz w:val="16"/>
+                            <w:szCs w:val="16"/>
+                          </w:rPr>
                           <m:t>∑</m:t>
                         </m:r>
-                        <m:sSub>
-                          <m:e>
-                            <m:r>
-                              <m:t>X</m:t>
-                            </m:r>
-                          </m:e>
-                          <m:sub>
-                            <m:r>
-                              <m:t>4</m:t>
-                            </m:r>
-                          </m:sub>
-                        </m:sSub>
-                        <m:sSub>
-                          <m:e>
-                            <m:r>
-                              <m:t>X</m:t>
-                            </m:r>
-                          </m:e>
-                          <m:sub>
-                            <m:r>
-                              <m:t>3</m:t>
-                            </m:r>
-                          </m:sub>
-                        </m:sSub>
+                        <m:r>
+                          <m:rPr>
+                            <m:nor/>
+                          </m:rPr>
+                          <w:rPr>
+                            <w:rFonts w:ascii="Cambria Math" w:hAnsi="Cambria Math"/>
+                            <w:sz w:val="16"/>
+                            <w:szCs w:val="16"/>
+                          </w:rPr>
+                          <m:t>Tariff·ER</m:t>
+                        </m:r>
                       </m:e>
                       <m:e>
                         <m:r>
                           <m:rPr>
                             <m:sty m:val="p"/>
                           </m:rPr>
+                          <w:rPr>
+                            <w:rFonts w:ascii="Cambria Math" w:hAnsi="Cambria Math"/>
+                            <w:sz w:val="16"/>
+                            <w:szCs w:val="16"/>
+                          </w:rPr>
                           <m:t>∑</m:t>
                         </m:r>
-                        <m:sSubSup>
+                        <m:sSup>
                           <m:e>
                             <m:r>
-                              <m:t>X</m:t>
+                              <m:rPr>
+                                <m:nor/>
+                              </m:rPr>
+                              <w:rPr>
+                                <w:rFonts w:ascii="Cambria Math" w:hAnsi="Cambria Math"/>
+                                <w:sz w:val="16"/>
+                                <w:szCs w:val="16"/>
+                              </w:rPr>
+                              <m:t>Tariff</m:t>
                             </m:r>
                           </m:e>
-                          <m:sub>
-                            <m:r>
-                              <m:t>4</m:t>
-                            </m:r>
-                          </m:sub>
                           <m:sup>
                             <m:r>
+                              <w:rPr>
+                                <w:rFonts w:ascii="Cambria Math" w:hAnsi="Cambria Math"/>
+                                <w:sz w:val="16"/>
+                                <w:szCs w:val="16"/>
+                              </w:rPr>
                               <m:t>2</m:t>
                             </m:r>
                           </m:sup>
-                        </m:sSubSup>
+                        </m:sSup>
                       </m:e>
                       <m:e>
                         <m:r>
                           <m:rPr>
                             <m:sty m:val="p"/>
                           </m:rPr>
+                          <w:rPr>
+                            <w:rFonts w:ascii="Cambria Math" w:hAnsi="Cambria Math"/>
+                            <w:sz w:val="16"/>
+                            <w:szCs w:val="16"/>
+                          </w:rPr>
                           <m:t>∑</m:t>
                         </m:r>
-                        <m:sSub>
-                          <m:e>
-                            <m:r>
-                              <m:t>X</m:t>
-                            </m:r>
-                          </m:e>
-                          <m:sub>
-                            <m:r>
-                              <m:t>4</m:t>
-                            </m:r>
-                          </m:sub>
-                        </m:sSub>
-                        <m:sSub>
-                          <m:e>
-                            <m:r>
-                              <m:t>X</m:t>
-                            </m:r>
-                          </m:e>
-                          <m:sub>
-                            <m:r>
-                              <m:t>5</m:t>
-                            </m:r>
-                          </m:sub>
-                        </m:sSub>
+                        <m:r>
+                          <m:rPr>
+                            <m:nor/>
+                          </m:rPr>
+                          <w:rPr>
+                            <w:rFonts w:ascii="Cambria Math" w:hAnsi="Cambria Math"/>
+                            <w:sz w:val="16"/>
+                            <w:szCs w:val="16"/>
+                          </w:rPr>
+                          <m:t>Tariff·Cost</m:t>
+                        </m:r>
                       </m:e>
                     </m:mr>
                     <m:mr>
@@ -5042,173 +5937,158 @@
                           <m:rPr>
                             <m:sty m:val="p"/>
                           </m:rPr>
+                          <w:rPr>
+                            <w:rFonts w:ascii="Cambria Math" w:hAnsi="Cambria Math"/>
+                            <w:sz w:val="16"/>
+                            <w:szCs w:val="16"/>
+                          </w:rPr>
                           <m:t>∑</m:t>
                         </m:r>
-                        <m:sSub>
-                          <m:e>
-                            <m:r>
-                              <m:t>X</m:t>
-                            </m:r>
-                          </m:e>
-                          <m:sub>
-                            <m:r>
-                              <m:t>5</m:t>
-                            </m:r>
-                          </m:sub>
-                        </m:sSub>
+                        <m:r>
+                          <m:rPr>
+                            <m:nor/>
+                          </m:rPr>
+                          <w:rPr>
+                            <w:rFonts w:ascii="Cambria Math" w:hAnsi="Cambria Math"/>
+                            <w:sz w:val="16"/>
+                            <w:szCs w:val="16"/>
+                          </w:rPr>
+                          <m:t>Cost</m:t>
+                        </m:r>
                       </m:e>
                       <m:e>
                         <m:r>
                           <m:rPr>
                             <m:sty m:val="p"/>
                           </m:rPr>
+                          <w:rPr>
+                            <w:rFonts w:ascii="Cambria Math" w:hAnsi="Cambria Math"/>
+                            <w:sz w:val="16"/>
+                            <w:szCs w:val="16"/>
+                          </w:rPr>
                           <m:t>∑</m:t>
                         </m:r>
-                        <m:sSub>
-                          <m:e>
-                            <m:r>
-                              <m:t>X</m:t>
-                            </m:r>
-                          </m:e>
-                          <m:sub>
-                            <m:r>
-                              <m:t>5</m:t>
-                            </m:r>
-                          </m:sub>
-                        </m:sSub>
-                        <m:sSub>
-                          <m:e>
-                            <m:r>
-                              <m:t>X</m:t>
-                            </m:r>
-                          </m:e>
-                          <m:sub>
-                            <m:r>
-                              <m:t>1</m:t>
-                            </m:r>
-                          </m:sub>
-                        </m:sSub>
+                        <m:r>
+                          <m:rPr>
+                            <m:nor/>
+                          </m:rPr>
+                          <w:rPr>
+                            <w:rFonts w:ascii="Cambria Math" w:hAnsi="Cambria Math"/>
+                            <w:sz w:val="16"/>
+                            <w:szCs w:val="16"/>
+                          </w:rPr>
+                          <m:t>Cost·Export</m:t>
+                        </m:r>
                       </m:e>
                       <m:e>
                         <m:r>
                           <m:rPr>
                             <m:sty m:val="p"/>
                           </m:rPr>
+                          <w:rPr>
+                            <w:rFonts w:ascii="Cambria Math" w:hAnsi="Cambria Math"/>
+                            <w:sz w:val="16"/>
+                            <w:szCs w:val="16"/>
+                          </w:rPr>
                           <m:t>∑</m:t>
                         </m:r>
-                        <m:sSub>
-                          <m:e>
-                            <m:r>
-                              <m:t>X</m:t>
-                            </m:r>
-                          </m:e>
-                          <m:sub>
-                            <m:r>
-                              <m:t>5</m:t>
-                            </m:r>
-                          </m:sub>
-                        </m:sSub>
-                        <m:sSub>
-                          <m:e>
-                            <m:r>
-                              <m:t>X</m:t>
-                            </m:r>
-                          </m:e>
-                          <m:sub>
-                            <m:r>
-                              <m:t>2</m:t>
-                            </m:r>
-                          </m:sub>
-                        </m:sSub>
+                        <m:r>
+                          <m:rPr>
+                            <m:nor/>
+                          </m:rPr>
+                          <w:rPr>
+                            <w:rFonts w:ascii="Cambria Math" w:hAnsi="Cambria Math"/>
+                            <w:sz w:val="16"/>
+                            <w:szCs w:val="16"/>
+                          </w:rPr>
+                          <m:t>Cost·Import</m:t>
+                        </m:r>
                       </m:e>
                       <m:e>
                         <m:r>
                           <m:rPr>
                             <m:sty m:val="p"/>
                           </m:rPr>
+                          <w:rPr>
+                            <w:rFonts w:ascii="Cambria Math" w:hAnsi="Cambria Math"/>
+                            <w:sz w:val="16"/>
+                            <w:szCs w:val="16"/>
+                          </w:rPr>
                           <m:t>∑</m:t>
                         </m:r>
-                        <m:sSub>
-                          <m:e>
-                            <m:r>
-                              <m:t>X</m:t>
-                            </m:r>
-                          </m:e>
-                          <m:sub>
-                            <m:r>
-                              <m:t>5</m:t>
-                            </m:r>
-                          </m:sub>
-                        </m:sSub>
-                        <m:sSub>
-                          <m:e>
-                            <m:r>
-                              <m:t>X</m:t>
-                            </m:r>
-                          </m:e>
-                          <m:sub>
-                            <m:r>
-                              <m:t>3</m:t>
-                            </m:r>
-                          </m:sub>
-                        </m:sSub>
+                        <m:r>
+                          <m:rPr>
+                            <m:nor/>
+                          </m:rPr>
+                          <w:rPr>
+                            <w:rFonts w:ascii="Cambria Math" w:hAnsi="Cambria Math"/>
+                            <w:sz w:val="16"/>
+                            <w:szCs w:val="16"/>
+                          </w:rPr>
+                          <m:t>Cost·ER</m:t>
+                        </m:r>
                       </m:e>
                       <m:e>
                         <m:r>
                           <m:rPr>
                             <m:sty m:val="p"/>
                           </m:rPr>
+                          <w:rPr>
+                            <w:rFonts w:ascii="Cambria Math" w:hAnsi="Cambria Math"/>
+                            <w:sz w:val="16"/>
+                            <w:szCs w:val="16"/>
+                          </w:rPr>
                           <m:t>∑</m:t>
                         </m:r>
-                        <m:sSub>
-                          <m:e>
-                            <m:r>
-                              <m:t>X</m:t>
-                            </m:r>
-                          </m:e>
-                          <m:sub>
-                            <m:r>
-                              <m:t>5</m:t>
-                            </m:r>
-                          </m:sub>
-                        </m:sSub>
-                        <m:sSub>
-                          <m:e>
-                            <m:r>
-                              <m:t>X</m:t>
-                            </m:r>
-                          </m:e>
-                          <m:sub>
-                            <m:r>
-                              <m:t>4</m:t>
-                            </m:r>
-                          </m:sub>
-                        </m:sSub>
+                        <m:r>
+                          <m:rPr>
+                            <m:nor/>
+                          </m:rPr>
+                          <w:rPr>
+                            <w:rFonts w:ascii="Cambria Math" w:hAnsi="Cambria Math"/>
+                            <w:sz w:val="16"/>
+                            <w:szCs w:val="16"/>
+                          </w:rPr>
+                          <m:t>Cost·Tariff</m:t>
+                        </m:r>
                       </m:e>
                       <m:e>
                         <m:r>
                           <m:rPr>
                             <m:sty m:val="p"/>
                           </m:rPr>
+                          <w:rPr>
+                            <w:rFonts w:ascii="Cambria Math" w:hAnsi="Cambria Math"/>
+                            <w:sz w:val="16"/>
+                            <w:szCs w:val="16"/>
+                          </w:rPr>
                           <m:t>∑</m:t>
                         </m:r>
-                        <m:sSubSup>
+                        <m:sSup>
                           <m:e>
                             <m:r>
-                              <m:t>X</m:t>
+                              <m:rPr>
+                                <m:nor/>
+                              </m:rPr>
+                              <w:rPr>
+                                <w:rFonts w:ascii="Cambria Math" w:hAnsi="Cambria Math"/>
+                                <w:sz w:val="16"/>
+                                <w:szCs w:val="16"/>
+                              </w:rPr>
+                              <m:t>Cost</m:t>
                             </m:r>
                           </m:e>
-                          <m:sub>
-                            <m:r>
-                              <m:t>5</m:t>
-                            </m:r>
-                          </m:sub>
                           <m:sup>
                             <m:r>
+                              <w:rPr>
+                                <w:rFonts w:ascii="Cambria Math" w:hAnsi="Cambria Math"/>
+                                <w:sz w:val="16"/>
+                                <w:szCs w:val="16"/>
+                              </w:rPr>
                               <m:t>2</m:t>
                             </m:r>
                           </m:sup>
-                        </m:sSubSup>
+                        </m:sSup>
                       </m:e>
                     </m:mr>
                   </m:m>
@@ -5217,15 +6097,30 @@
             </m:e>
             <m:sub>
               <m:r>
+                <w:rPr>
+                  <w:rFonts w:ascii="Cambria Math" w:hAnsi="Cambria Math"/>
+                  <w:sz w:val="16"/>
+                  <w:szCs w:val="16"/>
+                </w:rPr>
                 <m:t>6</m:t>
               </m:r>
               <m:r>
                 <m:rPr>
                   <m:sty m:val="p"/>
                 </m:rPr>
+                <w:rPr>
+                  <w:rFonts w:ascii="Cambria Math" w:hAnsi="Cambria Math"/>
+                  <w:sz w:val="16"/>
+                  <w:szCs w:val="16"/>
+                </w:rPr>
                 <m:t>×</m:t>
               </m:r>
               <m:r>
+                <w:rPr>
+                  <w:rFonts w:ascii="Cambria Math" w:hAnsi="Cambria Math"/>
+                  <w:sz w:val="16"/>
+                  <w:szCs w:val="16"/>
+                </w:rPr>
                 <m:t>6</m:t>
               </m:r>
             </m:sub>
@@ -5361,30 +6256,8 @@
         <w:t xml:space="preserve"> </w:t>
       </w:r>
       <w:r>
-        <w:t xml:space="preserve">column</w:t>
-      </w:r>
-      <w:r>
-        <w:t xml:space="preserve"> </w:t>
-      </w:r>
-      <m:oMath>
-        <m:r>
-          <m:t>k</m:t>
-        </m:r>
-      </m:oMath>
-      <w:r>
-        <w:t xml:space="preserve"> </w:t>
-      </w:r>
-      <w:r>
-        <w:t xml:space="preserve">(and row</w:t>
-      </w:r>
-      <w:r>
-        <w:t xml:space="preserve"> </w:t>
-      </w:r>
-      <m:oMath>
-        <m:r>
-          <m:t>j</m:t>
-        </m:r>
-      </m:oMath>
+        <w:t xml:space="preserve">the other columns (and the other rows</w:t>
+      </w:r>
       <w:r>
         <w:t xml:space="preserve"> </w:t>
       </w:r>
@@ -5418,13 +6291,13 @@
         <m:sSub>
           <m:e>
             <m:r>
-              <m:t>X</m:t>
+              <m:rPr>
+                <m:nor/>
+              </m:rPr>
+              <m:t>Export</m:t>
             </m:r>
           </m:e>
           <m:sub>
-            <m:r>
-              <m:t>k</m:t>
-            </m:r>
             <m:r>
               <m:t>1</m:t>
             </m:r>
@@ -5460,13 +6333,13 @@
         <m:sSub>
           <m:e>
             <m:r>
-              <m:t>X</m:t>
+              <m:rPr>
+                <m:nor/>
+              </m:rPr>
+              <m:t>Export</m:t>
             </m:r>
           </m:e>
           <m:sub>
-            <m:r>
-              <m:t>k</m:t>
-            </m:r>
             <m:r>
               <m:t>n</m:t>
             </m:r>
@@ -5484,21 +6357,98 @@
           </m:rPr>
           <m:t>∑</m:t>
         </m:r>
-        <m:sSub>
-          <m:e>
-            <m:r>
-              <m:t>X</m:t>
-            </m:r>
-          </m:e>
-          <m:sub>
-            <m:r>
-              <m:t>k</m:t>
-            </m:r>
-          </m:sub>
-        </m:sSub>
+        <m:r>
+          <m:rPr>
+            <m:nor/>
+          </m:rPr>
+          <m:t>Export</m:t>
+        </m:r>
       </m:oMath>
       <w:r>
-        <w:t xml:space="preserve">, the sum of each variable</w:t>
+        <w:t xml:space="preserve">, and likewise</w:t>
+      </w:r>
+      <w:r>
+        <w:t xml:space="preserve"> </w:t>
+      </w:r>
+      <m:oMath>
+        <m:r>
+          <m:rPr>
+            <m:sty m:val="p"/>
+          </m:rPr>
+          <m:t>∑</m:t>
+        </m:r>
+        <m:r>
+          <m:rPr>
+            <m:nor/>
+          </m:rPr>
+          <m:t>Import</m:t>
+        </m:r>
+      </m:oMath>
+      <w:r>
+        <w:t xml:space="preserve">,</w:t>
+      </w:r>
+      <w:r>
+        <w:t xml:space="preserve"> </w:t>
+      </w:r>
+      <m:oMath>
+        <m:r>
+          <m:rPr>
+            <m:sty m:val="p"/>
+          </m:rPr>
+          <m:t>∑</m:t>
+        </m:r>
+        <m:r>
+          <m:rPr>
+            <m:nor/>
+          </m:rPr>
+          <m:t>ER</m:t>
+        </m:r>
+      </m:oMath>
+      <w:r>
+        <w:t xml:space="preserve">,</w:t>
+      </w:r>
+      <w:r>
+        <w:t xml:space="preserve"> </w:t>
+      </w:r>
+      <m:oMath>
+        <m:r>
+          <m:rPr>
+            <m:sty m:val="p"/>
+          </m:rPr>
+          <m:t>∑</m:t>
+        </m:r>
+        <m:r>
+          <m:rPr>
+            <m:nor/>
+          </m:rPr>
+          <m:t>Tariff</m:t>
+        </m:r>
+      </m:oMath>
+      <w:r>
+        <w:t xml:space="preserve">,</w:t>
+      </w:r>
+      <w:r>
+        <w:t xml:space="preserve"> </w:t>
+      </w:r>
+      <m:oMath>
+        <m:r>
+          <m:rPr>
+            <m:sty m:val="p"/>
+          </m:rPr>
+          <m:t>∑</m:t>
+        </m:r>
+        <m:r>
+          <m:rPr>
+            <m:nor/>
+          </m:rPr>
+          <m:t>Cost</m:t>
+        </m:r>
+      </m:oMath>
+      <w:r>
+        <w:t xml:space="preserve"> </w:t>
+      </w:r>
+      <w:r>
+        <w:t xml:space="preserve">(the sum of each variable)</w:t>
       </w:r>
     </w:p>
     <w:p>
@@ -5510,43 +6460,7 @@
         </w:numPr>
       </w:pPr>
       <w:r>
-        <w:t xml:space="preserve">Diagonal, row</w:t>
-      </w:r>
-      <w:r>
-        <w:t xml:space="preserve"> </w:t>
-      </w:r>
-      <m:oMath>
-        <m:r>
-          <m:t>j</m:t>
-        </m:r>
-      </m:oMath>
-      <w:r>
-        <w:t xml:space="preserve"> </w:t>
-      </w:r>
-      <m:oMath>
-        <m:r>
-          <m:rPr>
-            <m:sty m:val="p"/>
-          </m:rPr>
-          <m:t>×</m:t>
-        </m:r>
-      </m:oMath>
-      <w:r>
-        <w:t xml:space="preserve"> </w:t>
-      </w:r>
-      <w:r>
-        <w:t xml:space="preserve">column</w:t>
-      </w:r>
-      <w:r>
-        <w:t xml:space="preserve"> </w:t>
-      </w:r>
-      <m:oMath>
-        <m:r>
-          <m:t>j</m:t>
-        </m:r>
-      </m:oMath>
-      <w:r>
-        <w:t xml:space="preserve">:</w:t>
+        <w:t xml:space="preserve">Diagonal:</w:t>
       </w:r>
       <w:r>
         <w:t xml:space="preserve"> </w:t>
@@ -5558,26 +6472,143 @@
           </m:rPr>
           <m:t>∑</m:t>
         </m:r>
-        <m:sSubSup>
+        <m:sSup>
           <m:e>
             <m:r>
-              <m:t>X</m:t>
+              <m:rPr>
+                <m:nor/>
+              </m:rPr>
+              <m:t>Export</m:t>
             </m:r>
           </m:e>
-          <m:sub>
-            <m:r>
-              <m:t>j</m:t>
-            </m:r>
-          </m:sub>
           <m:sup>
             <m:r>
               <m:t>2</m:t>
             </m:r>
           </m:sup>
-        </m:sSubSup>
+        </m:sSup>
       </m:oMath>
       <w:r>
-        <w:t xml:space="preserve">, the sum of squares</w:t>
+        <w:t xml:space="preserve">,</w:t>
+      </w:r>
+      <w:r>
+        <w:t xml:space="preserve"> </w:t>
+      </w:r>
+      <m:oMath>
+        <m:r>
+          <m:rPr>
+            <m:sty m:val="p"/>
+          </m:rPr>
+          <m:t>∑</m:t>
+        </m:r>
+        <m:sSup>
+          <m:e>
+            <m:r>
+              <m:rPr>
+                <m:nor/>
+              </m:rPr>
+              <m:t>Import</m:t>
+            </m:r>
+          </m:e>
+          <m:sup>
+            <m:r>
+              <m:t>2</m:t>
+            </m:r>
+          </m:sup>
+        </m:sSup>
+      </m:oMath>
+      <w:r>
+        <w:t xml:space="preserve">,</w:t>
+      </w:r>
+      <w:r>
+        <w:t xml:space="preserve"> </w:t>
+      </w:r>
+      <m:oMath>
+        <m:r>
+          <m:rPr>
+            <m:sty m:val="p"/>
+          </m:rPr>
+          <m:t>∑</m:t>
+        </m:r>
+        <m:sSup>
+          <m:e>
+            <m:r>
+              <m:rPr>
+                <m:nor/>
+              </m:rPr>
+              <m:t>ER</m:t>
+            </m:r>
+          </m:e>
+          <m:sup>
+            <m:r>
+              <m:t>2</m:t>
+            </m:r>
+          </m:sup>
+        </m:sSup>
+      </m:oMath>
+      <w:r>
+        <w:t xml:space="preserve">,</w:t>
+      </w:r>
+      <w:r>
+        <w:t xml:space="preserve"> </w:t>
+      </w:r>
+      <m:oMath>
+        <m:r>
+          <m:rPr>
+            <m:sty m:val="p"/>
+          </m:rPr>
+          <m:t>∑</m:t>
+        </m:r>
+        <m:sSup>
+          <m:e>
+            <m:r>
+              <m:rPr>
+                <m:nor/>
+              </m:rPr>
+              <m:t>Tariff</m:t>
+            </m:r>
+          </m:e>
+          <m:sup>
+            <m:r>
+              <m:t>2</m:t>
+            </m:r>
+          </m:sup>
+        </m:sSup>
+      </m:oMath>
+      <w:r>
+        <w:t xml:space="preserve">,</w:t>
+      </w:r>
+      <w:r>
+        <w:t xml:space="preserve"> </w:t>
+      </w:r>
+      <m:oMath>
+        <m:r>
+          <m:rPr>
+            <m:sty m:val="p"/>
+          </m:rPr>
+          <m:t>∑</m:t>
+        </m:r>
+        <m:sSup>
+          <m:e>
+            <m:r>
+              <m:rPr>
+                <m:nor/>
+              </m:rPr>
+              <m:t>Cost</m:t>
+            </m:r>
+          </m:e>
+          <m:sup>
+            <m:r>
+              <m:t>2</m:t>
+            </m:r>
+          </m:sup>
+        </m:sSup>
+      </m:oMath>
+      <w:r>
+        <w:t xml:space="preserve"> </w:t>
+      </w:r>
+      <w:r>
+        <w:t xml:space="preserve">(the sum of squares of each variable)</w:t>
       </w:r>
     </w:p>
     <w:p>
@@ -5589,46 +6620,7 @@
         </w:numPr>
       </w:pPr>
       <w:r>
-        <w:t xml:space="preserve">Off-diagonal, row</w:t>
-      </w:r>
-      <w:r>
-        <w:t xml:space="preserve"> </w:t>
-      </w:r>
-      <m:oMath>
-        <m:r>
-          <m:t>j</m:t>
-        </m:r>
-      </m:oMath>
-      <w:r>
-        <w:t xml:space="preserve"> </w:t>
-      </w:r>
-      <m:oMath>
-        <m:r>
-          <m:rPr>
-            <m:sty m:val="p"/>
-          </m:rPr>
-          <m:t>×</m:t>
-        </m:r>
-      </m:oMath>
-      <w:r>
-        <w:t xml:space="preserve"> </w:t>
-      </w:r>
-      <w:r>
-        <w:t xml:space="preserve">column</w:t>
-      </w:r>
-      <w:r>
-        <w:t xml:space="preserve"> </w:t>
-      </w:r>
-      <m:oMath>
-        <m:r>
-          <m:t>k</m:t>
-        </m:r>
-      </m:oMath>
-      <w:r>
-        <w:t xml:space="preserve">:</w:t>
-      </w:r>
-      <w:r>
-        <w:t xml:space="preserve"> </w:t>
+        <w:t xml:space="preserve">Off-diagonal: sums of cross-products, e.g. </w:t>
       </w:r>
       <m:oMath>
         <m:r>
@@ -5637,34 +6629,89 @@
           </m:rPr>
           <m:t>∑</m:t>
         </m:r>
-        <m:sSub>
-          <m:e>
-            <m:r>
-              <m:t>X</m:t>
-            </m:r>
-          </m:e>
-          <m:sub>
-            <m:r>
-              <m:t>j</m:t>
-            </m:r>
-          </m:sub>
-        </m:sSub>
-        <m:sSub>
-          <m:e>
-            <m:r>
-              <m:t>X</m:t>
-            </m:r>
-          </m:e>
-          <m:sub>
-            <m:r>
-              <m:t>k</m:t>
-            </m:r>
-          </m:sub>
-        </m:sSub>
+        <m:r>
+          <m:rPr>
+            <m:nor/>
+          </m:rPr>
+          <m:t>Export</m:t>
+        </m:r>
+        <m:r>
+          <m:rPr>
+            <m:sty m:val="p"/>
+          </m:rPr>
+          <m:t>⋅</m:t>
+        </m:r>
+        <m:r>
+          <m:rPr>
+            <m:nor/>
+          </m:rPr>
+          <m:t>Import</m:t>
+        </m:r>
       </m:oMath>
       <w:r>
-        <w:t xml:space="preserve">, the sum of cross-products</w:t>
-      </w:r>
+        <w:t xml:space="preserve">,</w:t>
+      </w:r>
+      <w:r>
+        <w:t xml:space="preserve"> </w:t>
+      </w:r>
+      <m:oMath>
+        <m:r>
+          <m:rPr>
+            <m:sty m:val="p"/>
+          </m:rPr>
+          <m:t>∑</m:t>
+        </m:r>
+        <m:r>
+          <m:rPr>
+            <m:nor/>
+          </m:rPr>
+          <m:t>ER</m:t>
+        </m:r>
+        <m:r>
+          <m:rPr>
+            <m:sty m:val="p"/>
+          </m:rPr>
+          <m:t>⋅</m:t>
+        </m:r>
+        <m:r>
+          <m:rPr>
+            <m:nor/>
+          </m:rPr>
+          <m:t>Tariff</m:t>
+        </m:r>
+      </m:oMath>
+      <w:r>
+        <w:t xml:space="preserve">,</w:t>
+      </w:r>
+      <w:r>
+        <w:t xml:space="preserve"> </w:t>
+      </w:r>
+      <m:oMath>
+        <m:r>
+          <m:rPr>
+            <m:sty m:val="p"/>
+          </m:rPr>
+          <m:t>∑</m:t>
+        </m:r>
+        <m:r>
+          <m:rPr>
+            <m:nor/>
+          </m:rPr>
+          <m:t>Tariff</m:t>
+        </m:r>
+        <m:r>
+          <m:rPr>
+            <m:sty m:val="p"/>
+          </m:rPr>
+          <m:t>⋅</m:t>
+        </m:r>
+        <m:r>
+          <m:rPr>
+            <m:nor/>
+          </m:rPr>
+          <m:t>Cost</m:t>
+        </m:r>
+      </m:oMath>
     </w:p>
     <w:p>
       <w:pPr>
@@ -5704,30 +6751,24 @@
           </m:rPr>
           <m:t>∑</m:t>
         </m:r>
-        <m:sSub>
-          <m:e>
-            <m:r>
-              <m:t>X</m:t>
-            </m:r>
-          </m:e>
-          <m:sub>
-            <m:r>
-              <m:t>j</m:t>
-            </m:r>
-          </m:sub>
-        </m:sSub>
-        <m:sSub>
-          <m:e>
-            <m:r>
-              <m:t>X</m:t>
-            </m:r>
-          </m:e>
-          <m:sub>
-            <m:r>
-              <m:t>k</m:t>
-            </m:r>
-          </m:sub>
-        </m:sSub>
+        <m:r>
+          <m:rPr>
+            <m:nor/>
+          </m:rPr>
+          <m:t>Export</m:t>
+        </m:r>
+        <m:r>
+          <m:rPr>
+            <m:sty m:val="p"/>
+          </m:rPr>
+          <m:t>⋅</m:t>
+        </m:r>
+        <m:r>
+          <m:rPr>
+            <m:nor/>
+          </m:rPr>
+          <m:t>Import</m:t>
+        </m:r>
         <m:r>
           <m:rPr>
             <m:sty m:val="p"/>
@@ -5740,31 +6781,28 @@
           </m:rPr>
           <m:t>∑</m:t>
         </m:r>
-        <m:sSub>
-          <m:e>
-            <m:r>
-              <m:t>X</m:t>
-            </m:r>
-          </m:e>
-          <m:sub>
-            <m:r>
-              <m:t>k</m:t>
-            </m:r>
-          </m:sub>
-        </m:sSub>
-        <m:sSub>
-          <m:e>
-            <m:r>
-              <m:t>X</m:t>
-            </m:r>
-          </m:e>
-          <m:sub>
-            <m:r>
-              <m:t>j</m:t>
-            </m:r>
-          </m:sub>
-        </m:sSub>
+        <m:r>
+          <m:rPr>
+            <m:nor/>
+          </m:rPr>
+          <m:t>Import</m:t>
+        </m:r>
+        <m:r>
+          <m:rPr>
+            <m:sty m:val="p"/>
+          </m:rPr>
+          <m:t>⋅</m:t>
+        </m:r>
+        <m:r>
+          <m:rPr>
+            <m:nor/>
+          </m:rPr>
+          <m:t>Export</m:t>
+        </m:r>
       </m:oMath>
+      <w:r>
+        <w:t xml:space="preserve">, and so on</w:t>
+      </w:r>
     </w:p>
     <w:p>
       <w:pPr>
@@ -5984,78 +7022,12 @@
         </m:r>
       </m:oMath>
       <w:r>
-        <w:t xml:space="preserve">) times</w:t>
-      </w:r>
-      <w:r>
-        <w:t xml:space="preserve"> </w:t>
-      </w:r>
-      <m:oMath>
-        <m:r>
-          <m:t>Y</m:t>
-        </m:r>
-      </m:oMath>
-      <w:r>
-        <w:t xml:space="preserve">, which is</w:t>
-      </w:r>
-      <w:r>
-        <w:t xml:space="preserve"> </w:t>
-      </w:r>
-      <m:oMath>
-        <m:nary>
-          <m:naryPr>
-            <m:chr m:val="∑"/>
-            <m:limLoc m:val="undOvr"/>
-            <m:subHide m:val="off"/>
-            <m:supHide m:val="on"/>
-          </m:naryPr>
-          <m:sub>
-            <m:r>
-              <m:t>i</m:t>
-            </m:r>
-          </m:sub>
-          <m:sup>
-            <m:r>
-              <m:t>​</m:t>
-            </m:r>
-          </m:sup>
-          <m:e>
-            <m:sSub>
-              <m:e>
-                <m:r>
-                  <m:t>X</m:t>
-                </m:r>
-              </m:e>
-              <m:sub>
-                <m:r>
-                  <m:t>j</m:t>
-                </m:r>
-                <m:r>
-                  <m:t>i</m:t>
-                </m:r>
-              </m:sub>
-            </m:sSub>
-          </m:e>
-        </m:nary>
-        <m:sSub>
-          <m:e>
-            <m:r>
-              <m:t>Y</m:t>
-            </m:r>
-          </m:e>
-          <m:sub>
-            <m:r>
-              <m:t>i</m:t>
-            </m:r>
-          </m:sub>
-        </m:sSub>
-      </m:oMath>
-      <w:r>
-        <w:t xml:space="preserve">:</w:t>
+        <w:t xml:space="preserve">) times the Trade column, that is, the sum of each variable multiplied by Trade:</w:t>
       </w:r>
     </w:p>
     <w:p>
       <w:pPr>
-        <w:pStyle w:val="BodyText"/>
+        <w:pStyle w:val="SmallMath8"/>
       </w:pPr>
       <m:oMathPara>
         <m:oMathParaPr>
@@ -6063,21 +7035,41 @@
         </m:oMathParaPr>
         <m:oMath>
           <m:r>
+            <w:rPr>
+              <w:rFonts w:ascii="Cambria Math" w:hAnsi="Cambria Math"/>
+              <w:sz w:val="16"/>
+              <w:szCs w:val="16"/>
+            </w:rPr>
             <m:t>X</m:t>
           </m:r>
           <m:r>
             <m:rPr>
               <m:sty m:val="p"/>
             </m:rPr>
+            <w:rPr>
+              <w:rFonts w:ascii="Cambria Math" w:hAnsi="Cambria Math"/>
+              <w:sz w:val="16"/>
+              <w:szCs w:val="16"/>
+            </w:rPr>
             <m:t>′</m:t>
           </m:r>
           <m:r>
+            <w:rPr>
+              <w:rFonts w:ascii="Cambria Math" w:hAnsi="Cambria Math"/>
+              <w:sz w:val="16"/>
+              <w:szCs w:val="16"/>
+            </w:rPr>
             <m:t>Y</m:t>
           </m:r>
           <m:r>
             <m:rPr>
               <m:sty m:val="p"/>
             </m:rPr>
+            <w:rPr>
+              <w:rFonts w:ascii="Cambria Math" w:hAnsi="Cambria Math"/>
+              <w:sz w:val="16"/>
+              <w:szCs w:val="16"/>
+            </w:rPr>
             <m:t>=</m:t>
           </m:r>
           <m:sSub>
@@ -6124,11 +7116,21 @@
                     <m:mr>
                       <m:e>
                         <m:r>
+                          <w:rPr>
+                            <w:rFonts w:ascii="Cambria Math" w:hAnsi="Cambria Math"/>
+                            <w:sz w:val="16"/>
+                            <w:szCs w:val="16"/>
+                          </w:rPr>
                           <m:t>1</m:t>
                         </m:r>
                       </m:e>
                       <m:e>
                         <m:r>
+                          <w:rPr>
+                            <w:rFonts w:ascii="Cambria Math" w:hAnsi="Cambria Math"/>
+                            <w:sz w:val="16"/>
+                            <w:szCs w:val="16"/>
+                          </w:rPr>
                           <m:t>1</m:t>
                         </m:r>
                       </m:e>
@@ -6137,11 +7139,21 @@
                           <m:rPr>
                             <m:sty m:val="p"/>
                           </m:rPr>
+                          <w:rPr>
+                            <w:rFonts w:ascii="Cambria Math" w:hAnsi="Cambria Math"/>
+                            <w:sz w:val="16"/>
+                            <w:szCs w:val="16"/>
+                          </w:rPr>
                           <m:t>⋯</m:t>
                         </m:r>
                       </m:e>
                       <m:e>
                         <m:r>
+                          <w:rPr>
+                            <w:rFonts w:ascii="Cambria Math" w:hAnsi="Cambria Math"/>
+                            <w:sz w:val="16"/>
+                            <w:szCs w:val="16"/>
+                          </w:rPr>
                           <m:t>1</m:t>
                         </m:r>
                       </m:e>
@@ -6151,12 +7163,25 @@
                         <m:sSub>
                           <m:e>
                             <m:r>
-                              <m:t>X</m:t>
+                              <m:rPr>
+                                <m:nor/>
+                              </m:rPr>
+                              <w:rPr>
+                                <w:rFonts w:ascii="Cambria Math" w:hAnsi="Cambria Math"/>
+                                <w:sz w:val="16"/>
+                                <w:szCs w:val="16"/>
+                              </w:rPr>
+                              <m:t>Export</m:t>
                             </m:r>
                           </m:e>
                           <m:sub>
                             <m:r>
-                              <m:t>11</m:t>
+                              <w:rPr>
+                                <w:rFonts w:ascii="Cambria Math" w:hAnsi="Cambria Math"/>
+                                <w:sz w:val="16"/>
+                                <w:szCs w:val="16"/>
+                              </w:rPr>
+                              <m:t>1</m:t>
                             </m:r>
                           </m:sub>
                         </m:sSub>
@@ -6165,12 +7190,25 @@
                         <m:sSub>
                           <m:e>
                             <m:r>
-                              <m:t>X</m:t>
+                              <m:rPr>
+                                <m:nor/>
+                              </m:rPr>
+                              <w:rPr>
+                                <w:rFonts w:ascii="Cambria Math" w:hAnsi="Cambria Math"/>
+                                <w:sz w:val="16"/>
+                                <w:szCs w:val="16"/>
+                              </w:rPr>
+                              <m:t>Export</m:t>
                             </m:r>
                           </m:e>
                           <m:sub>
                             <m:r>
-                              <m:t>12</m:t>
+                              <w:rPr>
+                                <w:rFonts w:ascii="Cambria Math" w:hAnsi="Cambria Math"/>
+                                <w:sz w:val="16"/>
+                                <w:szCs w:val="16"/>
+                              </w:rPr>
+                              <m:t>2</m:t>
                             </m:r>
                           </m:sub>
                         </m:sSub>
@@ -6180,6 +7218,11 @@
                           <m:rPr>
                             <m:sty m:val="p"/>
                           </m:rPr>
+                          <w:rPr>
+                            <w:rFonts w:ascii="Cambria Math" w:hAnsi="Cambria Math"/>
+                            <w:sz w:val="16"/>
+                            <w:szCs w:val="16"/>
+                          </w:rPr>
                           <m:t>⋯</m:t>
                         </m:r>
                       </m:e>
@@ -6187,14 +7230,24 @@
                         <m:sSub>
                           <m:e>
                             <m:r>
-                              <m:t>X</m:t>
+                              <m:rPr>
+                                <m:nor/>
+                              </m:rPr>
+                              <w:rPr>
+                                <w:rFonts w:ascii="Cambria Math" w:hAnsi="Cambria Math"/>
+                                <w:sz w:val="16"/>
+                                <w:szCs w:val="16"/>
+                              </w:rPr>
+                              <m:t>Export</m:t>
                             </m:r>
                           </m:e>
                           <m:sub>
                             <m:r>
-                              <m:t>1</m:t>
-                            </m:r>
-                            <m:r>
+                              <w:rPr>
+                                <w:rFonts w:ascii="Cambria Math" w:hAnsi="Cambria Math"/>
+                                <w:sz w:val="16"/>
+                                <w:szCs w:val="16"/>
+                              </w:rPr>
                               <m:t>n</m:t>
                             </m:r>
                           </m:sub>
@@ -6206,12 +7259,25 @@
                         <m:sSub>
                           <m:e>
                             <m:r>
-                              <m:t>X</m:t>
+                              <m:rPr>
+                                <m:nor/>
+                              </m:rPr>
+                              <w:rPr>
+                                <w:rFonts w:ascii="Cambria Math" w:hAnsi="Cambria Math"/>
+                                <w:sz w:val="16"/>
+                                <w:szCs w:val="16"/>
+                              </w:rPr>
+                              <m:t>Import</m:t>
                             </m:r>
                           </m:e>
                           <m:sub>
                             <m:r>
-                              <m:t>21</m:t>
+                              <w:rPr>
+                                <w:rFonts w:ascii="Cambria Math" w:hAnsi="Cambria Math"/>
+                                <w:sz w:val="16"/>
+                                <w:szCs w:val="16"/>
+                              </w:rPr>
+                              <m:t>1</m:t>
                             </m:r>
                           </m:sub>
                         </m:sSub>
@@ -6220,12 +7286,25 @@
                         <m:sSub>
                           <m:e>
                             <m:r>
-                              <m:t>X</m:t>
+                              <m:rPr>
+                                <m:nor/>
+                              </m:rPr>
+                              <w:rPr>
+                                <w:rFonts w:ascii="Cambria Math" w:hAnsi="Cambria Math"/>
+                                <w:sz w:val="16"/>
+                                <w:szCs w:val="16"/>
+                              </w:rPr>
+                              <m:t>Import</m:t>
                             </m:r>
                           </m:e>
                           <m:sub>
                             <m:r>
-                              <m:t>22</m:t>
+                              <w:rPr>
+                                <w:rFonts w:ascii="Cambria Math" w:hAnsi="Cambria Math"/>
+                                <w:sz w:val="16"/>
+                                <w:szCs w:val="16"/>
+                              </w:rPr>
+                              <m:t>2</m:t>
                             </m:r>
                           </m:sub>
                         </m:sSub>
@@ -6235,6 +7314,11 @@
                           <m:rPr>
                             <m:sty m:val="p"/>
                           </m:rPr>
+                          <w:rPr>
+                            <w:rFonts w:ascii="Cambria Math" w:hAnsi="Cambria Math"/>
+                            <w:sz w:val="16"/>
+                            <w:szCs w:val="16"/>
+                          </w:rPr>
                           <m:t>⋯</m:t>
                         </m:r>
                       </m:e>
@@ -6242,14 +7326,24 @@
                         <m:sSub>
                           <m:e>
                             <m:r>
-                              <m:t>X</m:t>
+                              <m:rPr>
+                                <m:nor/>
+                              </m:rPr>
+                              <w:rPr>
+                                <w:rFonts w:ascii="Cambria Math" w:hAnsi="Cambria Math"/>
+                                <w:sz w:val="16"/>
+                                <w:szCs w:val="16"/>
+                              </w:rPr>
+                              <m:t>Import</m:t>
                             </m:r>
                           </m:e>
                           <m:sub>
                             <m:r>
-                              <m:t>2</m:t>
-                            </m:r>
-                            <m:r>
+                              <w:rPr>
+                                <w:rFonts w:ascii="Cambria Math" w:hAnsi="Cambria Math"/>
+                                <w:sz w:val="16"/>
+                                <w:szCs w:val="16"/>
+                              </w:rPr>
                               <m:t>n</m:t>
                             </m:r>
                           </m:sub>
@@ -6261,12 +7355,25 @@
                         <m:sSub>
                           <m:e>
                             <m:r>
-                              <m:t>X</m:t>
+                              <m:rPr>
+                                <m:nor/>
+                              </m:rPr>
+                              <w:rPr>
+                                <w:rFonts w:ascii="Cambria Math" w:hAnsi="Cambria Math"/>
+                                <w:sz w:val="16"/>
+                                <w:szCs w:val="16"/>
+                              </w:rPr>
+                              <m:t>ER</m:t>
                             </m:r>
                           </m:e>
                           <m:sub>
                             <m:r>
-                              <m:t>31</m:t>
+                              <w:rPr>
+                                <w:rFonts w:ascii="Cambria Math" w:hAnsi="Cambria Math"/>
+                                <w:sz w:val="16"/>
+                                <w:szCs w:val="16"/>
+                              </w:rPr>
+                              <m:t>1</m:t>
                             </m:r>
                           </m:sub>
                         </m:sSub>
@@ -6275,12 +7382,25 @@
                         <m:sSub>
                           <m:e>
                             <m:r>
-                              <m:t>X</m:t>
+                              <m:rPr>
+                                <m:nor/>
+                              </m:rPr>
+                              <w:rPr>
+                                <w:rFonts w:ascii="Cambria Math" w:hAnsi="Cambria Math"/>
+                                <w:sz w:val="16"/>
+                                <w:szCs w:val="16"/>
+                              </w:rPr>
+                              <m:t>ER</m:t>
                             </m:r>
                           </m:e>
                           <m:sub>
                             <m:r>
-                              <m:t>32</m:t>
+                              <w:rPr>
+                                <w:rFonts w:ascii="Cambria Math" w:hAnsi="Cambria Math"/>
+                                <w:sz w:val="16"/>
+                                <w:szCs w:val="16"/>
+                              </w:rPr>
+                              <m:t>2</m:t>
                             </m:r>
                           </m:sub>
                         </m:sSub>
@@ -6290,6 +7410,11 @@
                           <m:rPr>
                             <m:sty m:val="p"/>
                           </m:rPr>
+                          <w:rPr>
+                            <w:rFonts w:ascii="Cambria Math" w:hAnsi="Cambria Math"/>
+                            <w:sz w:val="16"/>
+                            <w:szCs w:val="16"/>
+                          </w:rPr>
                           <m:t>⋯</m:t>
                         </m:r>
                       </m:e>
@@ -6297,14 +7422,24 @@
                         <m:sSub>
                           <m:e>
                             <m:r>
-                              <m:t>X</m:t>
+                              <m:rPr>
+                                <m:nor/>
+                              </m:rPr>
+                              <w:rPr>
+                                <w:rFonts w:ascii="Cambria Math" w:hAnsi="Cambria Math"/>
+                                <w:sz w:val="16"/>
+                                <w:szCs w:val="16"/>
+                              </w:rPr>
+                              <m:t>ER</m:t>
                             </m:r>
                           </m:e>
                           <m:sub>
                             <m:r>
-                              <m:t>3</m:t>
-                            </m:r>
-                            <m:r>
+                              <w:rPr>
+                                <w:rFonts w:ascii="Cambria Math" w:hAnsi="Cambria Math"/>
+                                <w:sz w:val="16"/>
+                                <w:szCs w:val="16"/>
+                              </w:rPr>
                               <m:t>n</m:t>
                             </m:r>
                           </m:sub>
@@ -6316,12 +7451,25 @@
                         <m:sSub>
                           <m:e>
                             <m:r>
-                              <m:t>X</m:t>
+                              <m:rPr>
+                                <m:nor/>
+                              </m:rPr>
+                              <w:rPr>
+                                <w:rFonts w:ascii="Cambria Math" w:hAnsi="Cambria Math"/>
+                                <w:sz w:val="16"/>
+                                <w:szCs w:val="16"/>
+                              </w:rPr>
+                              <m:t>Tariff</m:t>
                             </m:r>
                           </m:e>
                           <m:sub>
                             <m:r>
-                              <m:t>41</m:t>
+                              <w:rPr>
+                                <w:rFonts w:ascii="Cambria Math" w:hAnsi="Cambria Math"/>
+                                <w:sz w:val="16"/>
+                                <w:szCs w:val="16"/>
+                              </w:rPr>
+                              <m:t>1</m:t>
                             </m:r>
                           </m:sub>
                         </m:sSub>
@@ -6330,12 +7478,25 @@
                         <m:sSub>
                           <m:e>
                             <m:r>
-                              <m:t>X</m:t>
+                              <m:rPr>
+                                <m:nor/>
+                              </m:rPr>
+                              <w:rPr>
+                                <w:rFonts w:ascii="Cambria Math" w:hAnsi="Cambria Math"/>
+                                <w:sz w:val="16"/>
+                                <w:szCs w:val="16"/>
+                              </w:rPr>
+                              <m:t>Tariff</m:t>
                             </m:r>
                           </m:e>
                           <m:sub>
                             <m:r>
-                              <m:t>42</m:t>
+                              <w:rPr>
+                                <w:rFonts w:ascii="Cambria Math" w:hAnsi="Cambria Math"/>
+                                <w:sz w:val="16"/>
+                                <w:szCs w:val="16"/>
+                              </w:rPr>
+                              <m:t>2</m:t>
                             </m:r>
                           </m:sub>
                         </m:sSub>
@@ -6345,6 +7506,11 @@
                           <m:rPr>
                             <m:sty m:val="p"/>
                           </m:rPr>
+                          <w:rPr>
+                            <w:rFonts w:ascii="Cambria Math" w:hAnsi="Cambria Math"/>
+                            <w:sz w:val="16"/>
+                            <w:szCs w:val="16"/>
+                          </w:rPr>
                           <m:t>⋯</m:t>
                         </m:r>
                       </m:e>
@@ -6352,14 +7518,24 @@
                         <m:sSub>
                           <m:e>
                             <m:r>
-                              <m:t>X</m:t>
+                              <m:rPr>
+                                <m:nor/>
+                              </m:rPr>
+                              <w:rPr>
+                                <w:rFonts w:ascii="Cambria Math" w:hAnsi="Cambria Math"/>
+                                <w:sz w:val="16"/>
+                                <w:szCs w:val="16"/>
+                              </w:rPr>
+                              <m:t>Tariff</m:t>
                             </m:r>
                           </m:e>
                           <m:sub>
                             <m:r>
-                              <m:t>4</m:t>
-                            </m:r>
-                            <m:r>
+                              <w:rPr>
+                                <w:rFonts w:ascii="Cambria Math" w:hAnsi="Cambria Math"/>
+                                <w:sz w:val="16"/>
+                                <w:szCs w:val="16"/>
+                              </w:rPr>
                               <m:t>n</m:t>
                             </m:r>
                           </m:sub>
@@ -6371,12 +7547,25 @@
                         <m:sSub>
                           <m:e>
                             <m:r>
-                              <m:t>X</m:t>
+                              <m:rPr>
+                                <m:nor/>
+                              </m:rPr>
+                              <w:rPr>
+                                <w:rFonts w:ascii="Cambria Math" w:hAnsi="Cambria Math"/>
+                                <w:sz w:val="16"/>
+                                <w:szCs w:val="16"/>
+                              </w:rPr>
+                              <m:t>Cost</m:t>
                             </m:r>
                           </m:e>
                           <m:sub>
                             <m:r>
-                              <m:t>51</m:t>
+                              <w:rPr>
+                                <w:rFonts w:ascii="Cambria Math" w:hAnsi="Cambria Math"/>
+                                <w:sz w:val="16"/>
+                                <w:szCs w:val="16"/>
+                              </w:rPr>
+                              <m:t>1</m:t>
                             </m:r>
                           </m:sub>
                         </m:sSub>
@@ -6385,12 +7574,25 @@
                         <m:sSub>
                           <m:e>
                             <m:r>
-                              <m:t>X</m:t>
+                              <m:rPr>
+                                <m:nor/>
+                              </m:rPr>
+                              <w:rPr>
+                                <w:rFonts w:ascii="Cambria Math" w:hAnsi="Cambria Math"/>
+                                <w:sz w:val="16"/>
+                                <w:szCs w:val="16"/>
+                              </w:rPr>
+                              <m:t>Cost</m:t>
                             </m:r>
                           </m:e>
                           <m:sub>
                             <m:r>
-                              <m:t>52</m:t>
+                              <w:rPr>
+                                <w:rFonts w:ascii="Cambria Math" w:hAnsi="Cambria Math"/>
+                                <w:sz w:val="16"/>
+                                <w:szCs w:val="16"/>
+                              </w:rPr>
+                              <m:t>2</m:t>
                             </m:r>
                           </m:sub>
                         </m:sSub>
@@ -6400,6 +7602,11 @@
                           <m:rPr>
                             <m:sty m:val="p"/>
                           </m:rPr>
+                          <w:rPr>
+                            <w:rFonts w:ascii="Cambria Math" w:hAnsi="Cambria Math"/>
+                            <w:sz w:val="16"/>
+                            <w:szCs w:val="16"/>
+                          </w:rPr>
                           <m:t>⋯</m:t>
                         </m:r>
                       </m:e>
@@ -6407,14 +7614,24 @@
                         <m:sSub>
                           <m:e>
                             <m:r>
-                              <m:t>X</m:t>
+                              <m:rPr>
+                                <m:nor/>
+                              </m:rPr>
+                              <w:rPr>
+                                <w:rFonts w:ascii="Cambria Math" w:hAnsi="Cambria Math"/>
+                                <w:sz w:val="16"/>
+                                <w:szCs w:val="16"/>
+                              </w:rPr>
+                              <m:t>Cost</m:t>
                             </m:r>
                           </m:e>
                           <m:sub>
                             <m:r>
-                              <m:t>5</m:t>
-                            </m:r>
-                            <m:r>
+                              <w:rPr>
+                                <w:rFonts w:ascii="Cambria Math" w:hAnsi="Cambria Math"/>
+                                <w:sz w:val="16"/>
+                                <w:szCs w:val="16"/>
+                              </w:rPr>
                               <m:t>n</m:t>
                             </m:r>
                           </m:sub>
@@ -6427,15 +7644,30 @@
             </m:e>
             <m:sub>
               <m:r>
+                <w:rPr>
+                  <w:rFonts w:ascii="Cambria Math" w:hAnsi="Cambria Math"/>
+                  <w:sz w:val="16"/>
+                  <w:szCs w:val="16"/>
+                </w:rPr>
                 <m:t>6</m:t>
               </m:r>
               <m:r>
                 <m:rPr>
                   <m:sty m:val="p"/>
                 </m:rPr>
+                <w:rPr>
+                  <w:rFonts w:ascii="Cambria Math" w:hAnsi="Cambria Math"/>
+                  <w:sz w:val="16"/>
+                  <w:szCs w:val="16"/>
+                </w:rPr>
                 <m:t>×</m:t>
               </m:r>
               <m:r>
+                <w:rPr>
+                  <w:rFonts w:ascii="Cambria Math" w:hAnsi="Cambria Math"/>
+                  <w:sz w:val="16"/>
+                  <w:szCs w:val="16"/>
+                </w:rPr>
                 <m:t>n</m:t>
               </m:r>
             </m:sub>
@@ -6468,11 +7700,24 @@
                         <m:sSub>
                           <m:e>
                             <m:r>
-                              <m:t>Y</m:t>
+                              <m:rPr>
+                                <m:nor/>
+                              </m:rPr>
+                              <w:rPr>
+                                <w:rFonts w:ascii="Cambria Math" w:hAnsi="Cambria Math"/>
+                                <w:sz w:val="16"/>
+                                <w:szCs w:val="16"/>
+                              </w:rPr>
+                              <m:t>Trade</m:t>
                             </m:r>
                           </m:e>
                           <m:sub>
                             <m:r>
+                              <w:rPr>
+                                <w:rFonts w:ascii="Cambria Math" w:hAnsi="Cambria Math"/>
+                                <w:sz w:val="16"/>
+                                <w:szCs w:val="16"/>
+                              </w:rPr>
                               <m:t>1</m:t>
                             </m:r>
                           </m:sub>
@@ -6484,11 +7729,24 @@
                         <m:sSub>
                           <m:e>
                             <m:r>
-                              <m:t>Y</m:t>
+                              <m:rPr>
+                                <m:nor/>
+                              </m:rPr>
+                              <w:rPr>
+                                <w:rFonts w:ascii="Cambria Math" w:hAnsi="Cambria Math"/>
+                                <w:sz w:val="16"/>
+                                <w:szCs w:val="16"/>
+                              </w:rPr>
+                              <m:t>Trade</m:t>
                             </m:r>
                           </m:e>
                           <m:sub>
                             <m:r>
+                              <w:rPr>
+                                <w:rFonts w:ascii="Cambria Math" w:hAnsi="Cambria Math"/>
+                                <w:sz w:val="16"/>
+                                <w:szCs w:val="16"/>
+                              </w:rPr>
                               <m:t>2</m:t>
                             </m:r>
                           </m:sub>
@@ -6501,6 +7759,11 @@
                           <m:rPr>
                             <m:sty m:val="p"/>
                           </m:rPr>
+                          <w:rPr>
+                            <w:rFonts w:ascii="Cambria Math" w:hAnsi="Cambria Math"/>
+                            <w:sz w:val="16"/>
+                            <w:szCs w:val="16"/>
+                          </w:rPr>
                           <m:t>⋮</m:t>
                         </m:r>
                       </m:e>
@@ -6510,11 +7773,24 @@
                         <m:sSub>
                           <m:e>
                             <m:r>
-                              <m:t>Y</m:t>
+                              <m:rPr>
+                                <m:nor/>
+                              </m:rPr>
+                              <w:rPr>
+                                <w:rFonts w:ascii="Cambria Math" w:hAnsi="Cambria Math"/>
+                                <w:sz w:val="16"/>
+                                <w:szCs w:val="16"/>
+                              </w:rPr>
+                              <m:t>Trade</m:t>
                             </m:r>
                           </m:e>
                           <m:sub>
                             <m:r>
+                              <w:rPr>
+                                <w:rFonts w:ascii="Cambria Math" w:hAnsi="Cambria Math"/>
+                                <w:sz w:val="16"/>
+                                <w:szCs w:val="16"/>
+                              </w:rPr>
                               <m:t>n</m:t>
                             </m:r>
                           </m:sub>
@@ -6527,15 +7803,30 @@
             </m:e>
             <m:sub>
               <m:r>
+                <w:rPr>
+                  <w:rFonts w:ascii="Cambria Math" w:hAnsi="Cambria Math"/>
+                  <w:sz w:val="16"/>
+                  <w:szCs w:val="16"/>
+                </w:rPr>
                 <m:t>n</m:t>
               </m:r>
               <m:r>
                 <m:rPr>
                   <m:sty m:val="p"/>
                 </m:rPr>
+                <w:rPr>
+                  <w:rFonts w:ascii="Cambria Math" w:hAnsi="Cambria Math"/>
+                  <w:sz w:val="16"/>
+                  <w:szCs w:val="16"/>
+                </w:rPr>
                 <m:t>×</m:t>
               </m:r>
               <m:r>
+                <w:rPr>
+                  <w:rFonts w:ascii="Cambria Math" w:hAnsi="Cambria Math"/>
+                  <w:sz w:val="16"/>
+                  <w:szCs w:val="16"/>
+                </w:rPr>
                 <m:t>1</m:t>
               </m:r>
             </m:sub>
@@ -6544,6 +7835,11 @@
             <m:rPr>
               <m:sty m:val="p"/>
             </m:rPr>
+            <w:rPr>
+              <w:rFonts w:ascii="Cambria Math" w:hAnsi="Cambria Math"/>
+              <w:sz w:val="16"/>
+              <w:szCs w:val="16"/>
+            </w:rPr>
             <m:t>=</m:t>
           </m:r>
           <m:sSub>
@@ -6575,10 +7871,23 @@
                           <m:rPr>
                             <m:sty m:val="p"/>
                           </m:rPr>
+                          <w:rPr>
+                            <w:rFonts w:ascii="Cambria Math" w:hAnsi="Cambria Math"/>
+                            <w:sz w:val="16"/>
+                            <w:szCs w:val="16"/>
+                          </w:rPr>
                           <m:t>∑</m:t>
                         </m:r>
                         <m:r>
-                          <m:t>Y</m:t>
+                          <m:rPr>
+                            <m:nor/>
+                          </m:rPr>
+                          <w:rPr>
+                            <w:rFonts w:ascii="Cambria Math" w:hAnsi="Cambria Math"/>
+                            <w:sz w:val="16"/>
+                            <w:szCs w:val="16"/>
+                          </w:rPr>
+                          <m:t>Trade</m:t>
                         </m:r>
                       </m:e>
                     </m:mr>
@@ -6588,22 +7897,23 @@
                           <m:rPr>
                             <m:sty m:val="p"/>
                           </m:rPr>
+                          <w:rPr>
+                            <w:rFonts w:ascii="Cambria Math" w:hAnsi="Cambria Math"/>
+                            <w:sz w:val="16"/>
+                            <w:szCs w:val="16"/>
+                          </w:rPr>
                           <m:t>∑</m:t>
                         </m:r>
-                        <m:sSub>
-                          <m:e>
-                            <m:r>
-                              <m:t>X</m:t>
-                            </m:r>
-                          </m:e>
-                          <m:sub>
-                            <m:r>
-                              <m:t>1</m:t>
-                            </m:r>
-                          </m:sub>
-                        </m:sSub>
-                        <m:r>
-                          <m:t>Y</m:t>
+                        <m:r>
+                          <m:rPr>
+                            <m:nor/>
+                          </m:rPr>
+                          <w:rPr>
+                            <w:rFonts w:ascii="Cambria Math" w:hAnsi="Cambria Math"/>
+                            <w:sz w:val="16"/>
+                            <w:szCs w:val="16"/>
+                          </w:rPr>
+                          <m:t>Export·Trade</m:t>
                         </m:r>
                       </m:e>
                     </m:mr>
@@ -6613,22 +7923,23 @@
                           <m:rPr>
                             <m:sty m:val="p"/>
                           </m:rPr>
+                          <w:rPr>
+                            <w:rFonts w:ascii="Cambria Math" w:hAnsi="Cambria Math"/>
+                            <w:sz w:val="16"/>
+                            <w:szCs w:val="16"/>
+                          </w:rPr>
                           <m:t>∑</m:t>
                         </m:r>
-                        <m:sSub>
-                          <m:e>
-                            <m:r>
-                              <m:t>X</m:t>
-                            </m:r>
-                          </m:e>
-                          <m:sub>
-                            <m:r>
-                              <m:t>2</m:t>
-                            </m:r>
-                          </m:sub>
-                        </m:sSub>
-                        <m:r>
-                          <m:t>Y</m:t>
+                        <m:r>
+                          <m:rPr>
+                            <m:nor/>
+                          </m:rPr>
+                          <w:rPr>
+                            <w:rFonts w:ascii="Cambria Math" w:hAnsi="Cambria Math"/>
+                            <w:sz w:val="16"/>
+                            <w:szCs w:val="16"/>
+                          </w:rPr>
+                          <m:t>Import·Trade</m:t>
                         </m:r>
                       </m:e>
                     </m:mr>
@@ -6638,22 +7949,23 @@
                           <m:rPr>
                             <m:sty m:val="p"/>
                           </m:rPr>
+                          <w:rPr>
+                            <w:rFonts w:ascii="Cambria Math" w:hAnsi="Cambria Math"/>
+                            <w:sz w:val="16"/>
+                            <w:szCs w:val="16"/>
+                          </w:rPr>
                           <m:t>∑</m:t>
                         </m:r>
-                        <m:sSub>
-                          <m:e>
-                            <m:r>
-                              <m:t>X</m:t>
-                            </m:r>
-                          </m:e>
-                          <m:sub>
-                            <m:r>
-                              <m:t>3</m:t>
-                            </m:r>
-                          </m:sub>
-                        </m:sSub>
-                        <m:r>
-                          <m:t>Y</m:t>
+                        <m:r>
+                          <m:rPr>
+                            <m:nor/>
+                          </m:rPr>
+                          <w:rPr>
+                            <w:rFonts w:ascii="Cambria Math" w:hAnsi="Cambria Math"/>
+                            <w:sz w:val="16"/>
+                            <w:szCs w:val="16"/>
+                          </w:rPr>
+                          <m:t>ER·Trade</m:t>
                         </m:r>
                       </m:e>
                     </m:mr>
@@ -6663,22 +7975,23 @@
                           <m:rPr>
                             <m:sty m:val="p"/>
                           </m:rPr>
+                          <w:rPr>
+                            <w:rFonts w:ascii="Cambria Math" w:hAnsi="Cambria Math"/>
+                            <w:sz w:val="16"/>
+                            <w:szCs w:val="16"/>
+                          </w:rPr>
                           <m:t>∑</m:t>
                         </m:r>
-                        <m:sSub>
-                          <m:e>
-                            <m:r>
-                              <m:t>X</m:t>
-                            </m:r>
-                          </m:e>
-                          <m:sub>
-                            <m:r>
-                              <m:t>4</m:t>
-                            </m:r>
-                          </m:sub>
-                        </m:sSub>
-                        <m:r>
-                          <m:t>Y</m:t>
+                        <m:r>
+                          <m:rPr>
+                            <m:nor/>
+                          </m:rPr>
+                          <w:rPr>
+                            <w:rFonts w:ascii="Cambria Math" w:hAnsi="Cambria Math"/>
+                            <w:sz w:val="16"/>
+                            <w:szCs w:val="16"/>
+                          </w:rPr>
+                          <m:t>Tariff·Trade</m:t>
                         </m:r>
                       </m:e>
                     </m:mr>
@@ -6688,22 +8001,23 @@
                           <m:rPr>
                             <m:sty m:val="p"/>
                           </m:rPr>
+                          <w:rPr>
+                            <w:rFonts w:ascii="Cambria Math" w:hAnsi="Cambria Math"/>
+                            <w:sz w:val="16"/>
+                            <w:szCs w:val="16"/>
+                          </w:rPr>
                           <m:t>∑</m:t>
                         </m:r>
-                        <m:sSub>
-                          <m:e>
-                            <m:r>
-                              <m:t>X</m:t>
-                            </m:r>
-                          </m:e>
-                          <m:sub>
-                            <m:r>
-                              <m:t>5</m:t>
-                            </m:r>
-                          </m:sub>
-                        </m:sSub>
-                        <m:r>
-                          <m:t>Y</m:t>
+                        <m:r>
+                          <m:rPr>
+                            <m:nor/>
+                          </m:rPr>
+                          <w:rPr>
+                            <w:rFonts w:ascii="Cambria Math" w:hAnsi="Cambria Math"/>
+                            <w:sz w:val="16"/>
+                            <w:szCs w:val="16"/>
+                          </w:rPr>
+                          <m:t>Cost·Trade</m:t>
                         </m:r>
                       </m:e>
                     </m:mr>
@@ -6713,15 +8027,30 @@
             </m:e>
             <m:sub>
               <m:r>
+                <w:rPr>
+                  <w:rFonts w:ascii="Cambria Math" w:hAnsi="Cambria Math"/>
+                  <w:sz w:val="16"/>
+                  <w:szCs w:val="16"/>
+                </w:rPr>
                 <m:t>6</m:t>
               </m:r>
               <m:r>
                 <m:rPr>
                   <m:sty m:val="p"/>
                 </m:rPr>
+                <w:rPr>
+                  <w:rFonts w:ascii="Cambria Math" w:hAnsi="Cambria Math"/>
+                  <w:sz w:val="16"/>
+                  <w:szCs w:val="16"/>
+                </w:rPr>
                 <m:t>×</m:t>
               </m:r>
               <m:r>
+                <w:rPr>
+                  <w:rFonts w:ascii="Cambria Math" w:hAnsi="Cambria Math"/>
+                  <w:sz w:val="16"/>
+                  <w:szCs w:val="16"/>
+                </w:rPr>
                 <m:t>1</m:t>
               </m:r>
             </m:sub>
@@ -6812,7 +8141,7 @@
     </w:p>
     <w:p>
       <w:pPr>
-        <w:pStyle w:val="BodyText"/>
+        <w:pStyle w:val="SmallMath7"/>
       </w:pPr>
       <m:oMathPara>
         <m:oMathParaPr>
@@ -6850,6 +8179,11 @@
                           </m:accPr>
                           <m:e>
                             <m:r>
+                              <w:rPr>
+                                <w:rFonts w:ascii="Cambria Math" w:hAnsi="Cambria Math"/>
+                                <w:sz w:val="14"/>
+                                <w:szCs w:val="14"/>
+                              </w:rPr>
                               <m:t>β</m:t>
                             </m:r>
                           </m:e>
@@ -6857,6 +8191,11 @@
                       </m:e>
                       <m:sub>
                         <m:r>
+                          <w:rPr>
+                            <w:rFonts w:ascii="Cambria Math" w:hAnsi="Cambria Math"/>
+                            <w:sz w:val="14"/>
+                            <w:szCs w:val="14"/>
+                          </w:rPr>
                           <m:t>0</m:t>
                         </m:r>
                       </m:sub>
@@ -6873,6 +8212,11 @@
                           </m:accPr>
                           <m:e>
                             <m:r>
+                              <w:rPr>
+                                <w:rFonts w:ascii="Cambria Math" w:hAnsi="Cambria Math"/>
+                                <w:sz w:val="14"/>
+                                <w:szCs w:val="14"/>
+                              </w:rPr>
                               <m:t>β</m:t>
                             </m:r>
                           </m:e>
@@ -6880,6 +8224,11 @@
                       </m:e>
                       <m:sub>
                         <m:r>
+                          <w:rPr>
+                            <w:rFonts w:ascii="Cambria Math" w:hAnsi="Cambria Math"/>
+                            <w:sz w:val="14"/>
+                            <w:szCs w:val="14"/>
+                          </w:rPr>
                           <m:t>1</m:t>
                         </m:r>
                       </m:sub>
@@ -6896,6 +8245,11 @@
                           </m:accPr>
                           <m:e>
                             <m:r>
+                              <w:rPr>
+                                <w:rFonts w:ascii="Cambria Math" w:hAnsi="Cambria Math"/>
+                                <w:sz w:val="14"/>
+                                <w:szCs w:val="14"/>
+                              </w:rPr>
                               <m:t>β</m:t>
                             </m:r>
                           </m:e>
@@ -6903,6 +8257,11 @@
                       </m:e>
                       <m:sub>
                         <m:r>
+                          <w:rPr>
+                            <w:rFonts w:ascii="Cambria Math" w:hAnsi="Cambria Math"/>
+                            <w:sz w:val="14"/>
+                            <w:szCs w:val="14"/>
+                          </w:rPr>
                           <m:t>2</m:t>
                         </m:r>
                       </m:sub>
@@ -6919,6 +8278,11 @@
                           </m:accPr>
                           <m:e>
                             <m:r>
+                              <w:rPr>
+                                <w:rFonts w:ascii="Cambria Math" w:hAnsi="Cambria Math"/>
+                                <w:sz w:val="14"/>
+                                <w:szCs w:val="14"/>
+                              </w:rPr>
                               <m:t>β</m:t>
                             </m:r>
                           </m:e>
@@ -6926,6 +8290,11 @@
                       </m:e>
                       <m:sub>
                         <m:r>
+                          <w:rPr>
+                            <w:rFonts w:ascii="Cambria Math" w:hAnsi="Cambria Math"/>
+                            <w:sz w:val="14"/>
+                            <w:szCs w:val="14"/>
+                          </w:rPr>
                           <m:t>3</m:t>
                         </m:r>
                       </m:sub>
@@ -6942,6 +8311,11 @@
                           </m:accPr>
                           <m:e>
                             <m:r>
+                              <w:rPr>
+                                <w:rFonts w:ascii="Cambria Math" w:hAnsi="Cambria Math"/>
+                                <w:sz w:val="14"/>
+                                <w:szCs w:val="14"/>
+                              </w:rPr>
                               <m:t>β</m:t>
                             </m:r>
                           </m:e>
@@ -6949,6 +8323,11 @@
                       </m:e>
                       <m:sub>
                         <m:r>
+                          <w:rPr>
+                            <w:rFonts w:ascii="Cambria Math" w:hAnsi="Cambria Math"/>
+                            <w:sz w:val="14"/>
+                            <w:szCs w:val="14"/>
+                          </w:rPr>
                           <m:t>4</m:t>
                         </m:r>
                       </m:sub>
@@ -6965,6 +8344,11 @@
                           </m:accPr>
                           <m:e>
                             <m:r>
+                              <w:rPr>
+                                <w:rFonts w:ascii="Cambria Math" w:hAnsi="Cambria Math"/>
+                                <w:sz w:val="14"/>
+                                <w:szCs w:val="14"/>
+                              </w:rPr>
                               <m:t>β</m:t>
                             </m:r>
                           </m:e>
@@ -6972,6 +8356,11 @@
                       </m:e>
                       <m:sub>
                         <m:r>
+                          <w:rPr>
+                            <w:rFonts w:ascii="Cambria Math" w:hAnsi="Cambria Math"/>
+                            <w:sz w:val="14"/>
+                            <w:szCs w:val="14"/>
+                          </w:rPr>
                           <m:t>5</m:t>
                         </m:r>
                       </m:sub>
@@ -6985,6 +8374,11 @@
             <m:rPr>
               <m:sty m:val="p"/>
             </m:rPr>
+            <w:rPr>
+              <w:rFonts w:ascii="Cambria Math" w:hAnsi="Cambria Math"/>
+              <w:sz w:val="14"/>
+              <w:szCs w:val="14"/>
+            </w:rPr>
             <m:t>=</m:t>
           </m:r>
           <m:sSup>
@@ -7043,6 +8437,11 @@
                     <m:mr>
                       <m:e>
                         <m:r>
+                          <w:rPr>
+                            <w:rFonts w:ascii="Cambria Math" w:hAnsi="Cambria Math"/>
+                            <w:sz w:val="14"/>
+                            <w:szCs w:val="14"/>
+                          </w:rPr>
                           <m:t>n</m:t>
                         </m:r>
                       </m:e>
@@ -7051,100 +8450,120 @@
                           <m:rPr>
                             <m:sty m:val="p"/>
                           </m:rPr>
+                          <w:rPr>
+                            <w:rFonts w:ascii="Cambria Math" w:hAnsi="Cambria Math"/>
+                            <w:sz w:val="14"/>
+                            <w:szCs w:val="14"/>
+                          </w:rPr>
                           <m:t>∑</m:t>
                         </m:r>
-                        <m:sSub>
-                          <m:e>
-                            <m:r>
-                              <m:t>X</m:t>
-                            </m:r>
-                          </m:e>
-                          <m:sub>
-                            <m:r>
-                              <m:t>1</m:t>
-                            </m:r>
-                          </m:sub>
-                        </m:sSub>
+                        <m:r>
+                          <m:rPr>
+                            <m:nor/>
+                          </m:rPr>
+                          <w:rPr>
+                            <w:rFonts w:ascii="Cambria Math" w:hAnsi="Cambria Math"/>
+                            <w:sz w:val="14"/>
+                            <w:szCs w:val="14"/>
+                          </w:rPr>
+                          <m:t>Export</m:t>
+                        </m:r>
                       </m:e>
                       <m:e>
                         <m:r>
                           <m:rPr>
                             <m:sty m:val="p"/>
                           </m:rPr>
+                          <w:rPr>
+                            <w:rFonts w:ascii="Cambria Math" w:hAnsi="Cambria Math"/>
+                            <w:sz w:val="14"/>
+                            <w:szCs w:val="14"/>
+                          </w:rPr>
                           <m:t>∑</m:t>
                         </m:r>
-                        <m:sSub>
-                          <m:e>
-                            <m:r>
-                              <m:t>X</m:t>
-                            </m:r>
-                          </m:e>
-                          <m:sub>
-                            <m:r>
-                              <m:t>2</m:t>
-                            </m:r>
-                          </m:sub>
-                        </m:sSub>
+                        <m:r>
+                          <m:rPr>
+                            <m:nor/>
+                          </m:rPr>
+                          <w:rPr>
+                            <w:rFonts w:ascii="Cambria Math" w:hAnsi="Cambria Math"/>
+                            <w:sz w:val="14"/>
+                            <w:szCs w:val="14"/>
+                          </w:rPr>
+                          <m:t>Import</m:t>
+                        </m:r>
                       </m:e>
                       <m:e>
                         <m:r>
                           <m:rPr>
                             <m:sty m:val="p"/>
                           </m:rPr>
+                          <w:rPr>
+                            <w:rFonts w:ascii="Cambria Math" w:hAnsi="Cambria Math"/>
+                            <w:sz w:val="14"/>
+                            <w:szCs w:val="14"/>
+                          </w:rPr>
                           <m:t>∑</m:t>
                         </m:r>
-                        <m:sSub>
-                          <m:e>
-                            <m:r>
-                              <m:t>X</m:t>
-                            </m:r>
-                          </m:e>
-                          <m:sub>
-                            <m:r>
-                              <m:t>3</m:t>
-                            </m:r>
-                          </m:sub>
-                        </m:sSub>
+                        <m:r>
+                          <m:rPr>
+                            <m:nor/>
+                          </m:rPr>
+                          <w:rPr>
+                            <w:rFonts w:ascii="Cambria Math" w:hAnsi="Cambria Math"/>
+                            <w:sz w:val="14"/>
+                            <w:szCs w:val="14"/>
+                          </w:rPr>
+                          <m:t>ER</m:t>
+                        </m:r>
                       </m:e>
                       <m:e>
                         <m:r>
                           <m:rPr>
                             <m:sty m:val="p"/>
                           </m:rPr>
+                          <w:rPr>
+                            <w:rFonts w:ascii="Cambria Math" w:hAnsi="Cambria Math"/>
+                            <w:sz w:val="14"/>
+                            <w:szCs w:val="14"/>
+                          </w:rPr>
                           <m:t>∑</m:t>
                         </m:r>
-                        <m:sSub>
-                          <m:e>
-                            <m:r>
-                              <m:t>X</m:t>
-                            </m:r>
-                          </m:e>
-                          <m:sub>
-                            <m:r>
-                              <m:t>4</m:t>
-                            </m:r>
-                          </m:sub>
-                        </m:sSub>
+                        <m:r>
+                          <m:rPr>
+                            <m:nor/>
+                          </m:rPr>
+                          <w:rPr>
+                            <w:rFonts w:ascii="Cambria Math" w:hAnsi="Cambria Math"/>
+                            <w:sz w:val="14"/>
+                            <w:szCs w:val="14"/>
+                          </w:rPr>
+                          <m:t>Tariff</m:t>
+                        </m:r>
                       </m:e>
                       <m:e>
                         <m:r>
                           <m:rPr>
                             <m:sty m:val="p"/>
                           </m:rPr>
+                          <w:rPr>
+                            <w:rFonts w:ascii="Cambria Math" w:hAnsi="Cambria Math"/>
+                            <w:sz w:val="14"/>
+                            <w:szCs w:val="14"/>
+                          </w:rPr>
                           <m:t>∑</m:t>
                         </m:r>
-                        <m:sSub>
-                          <m:e>
-                            <m:r>
-                              <m:t>X</m:t>
-                            </m:r>
-                          </m:e>
-                          <m:sub>
-                            <m:r>
-                              <m:t>5</m:t>
-                            </m:r>
-                          </m:sub>
-                        </m:sSub>
+                        <m:r>
+                          <m:rPr>
+                            <m:nor/>
+                          </m:rPr>
+                          <w:rPr>
+                            <w:rFonts w:ascii="Cambria Math" w:hAnsi="Cambria Math"/>
+                            <w:sz w:val="14"/>
+                            <w:szCs w:val="14"/>
+                          </w:rPr>
+                          <m:t>Cost</m:t>
+                        </m:r>
                       </m:e>
                     </m:mr>
                     <m:mr>
@@ -7153,173 +8572,158 @@
                           <m:rPr>
                             <m:sty m:val="p"/>
                           </m:rPr>
+                          <w:rPr>
+                            <w:rFonts w:ascii="Cambria Math" w:hAnsi="Cambria Math"/>
+                            <w:sz w:val="14"/>
+                            <w:szCs w:val="14"/>
+                          </w:rPr>
                           <m:t>∑</m:t>
                         </m:r>
-                        <m:sSub>
-                          <m:e>
-                            <m:r>
-                              <m:t>X</m:t>
-                            </m:r>
-                          </m:e>
-                          <m:sub>
-                            <m:r>
-                              <m:t>1</m:t>
-                            </m:r>
-                          </m:sub>
-                        </m:sSub>
+                        <m:r>
+                          <m:rPr>
+                            <m:nor/>
+                          </m:rPr>
+                          <w:rPr>
+                            <w:rFonts w:ascii="Cambria Math" w:hAnsi="Cambria Math"/>
+                            <w:sz w:val="14"/>
+                            <w:szCs w:val="14"/>
+                          </w:rPr>
+                          <m:t>Export</m:t>
+                        </m:r>
                       </m:e>
                       <m:e>
                         <m:r>
                           <m:rPr>
                             <m:sty m:val="p"/>
                           </m:rPr>
+                          <w:rPr>
+                            <w:rFonts w:ascii="Cambria Math" w:hAnsi="Cambria Math"/>
+                            <w:sz w:val="14"/>
+                            <w:szCs w:val="14"/>
+                          </w:rPr>
                           <m:t>∑</m:t>
                         </m:r>
-                        <m:sSubSup>
+                        <m:sSup>
                           <m:e>
                             <m:r>
-                              <m:t>X</m:t>
+                              <m:rPr>
+                                <m:nor/>
+                              </m:rPr>
+                              <w:rPr>
+                                <w:rFonts w:ascii="Cambria Math" w:hAnsi="Cambria Math"/>
+                                <w:sz w:val="14"/>
+                                <w:szCs w:val="14"/>
+                              </w:rPr>
+                              <m:t>Export</m:t>
                             </m:r>
                           </m:e>
-                          <m:sub>
-                            <m:r>
-                              <m:t>1</m:t>
-                            </m:r>
-                          </m:sub>
                           <m:sup>
                             <m:r>
+                              <w:rPr>
+                                <w:rFonts w:ascii="Cambria Math" w:hAnsi="Cambria Math"/>
+                                <w:sz w:val="14"/>
+                                <w:szCs w:val="14"/>
+                              </w:rPr>
                               <m:t>2</m:t>
                             </m:r>
                           </m:sup>
-                        </m:sSubSup>
+                        </m:sSup>
                       </m:e>
                       <m:e>
                         <m:r>
                           <m:rPr>
                             <m:sty m:val="p"/>
                           </m:rPr>
+                          <w:rPr>
+                            <w:rFonts w:ascii="Cambria Math" w:hAnsi="Cambria Math"/>
+                            <w:sz w:val="14"/>
+                            <w:szCs w:val="14"/>
+                          </w:rPr>
                           <m:t>∑</m:t>
                         </m:r>
-                        <m:sSub>
-                          <m:e>
-                            <m:r>
-                              <m:t>X</m:t>
-                            </m:r>
-                          </m:e>
-                          <m:sub>
-                            <m:r>
-                              <m:t>1</m:t>
-                            </m:r>
-                          </m:sub>
-                        </m:sSub>
-                        <m:sSub>
-                          <m:e>
-                            <m:r>
-                              <m:t>X</m:t>
-                            </m:r>
-                          </m:e>
-                          <m:sub>
-                            <m:r>
-                              <m:t>2</m:t>
-                            </m:r>
-                          </m:sub>
-                        </m:sSub>
+                        <m:r>
+                          <m:rPr>
+                            <m:nor/>
+                          </m:rPr>
+                          <w:rPr>
+                            <w:rFonts w:ascii="Cambria Math" w:hAnsi="Cambria Math"/>
+                            <w:sz w:val="14"/>
+                            <w:szCs w:val="14"/>
+                          </w:rPr>
+                          <m:t>Export·Import</m:t>
+                        </m:r>
                       </m:e>
                       <m:e>
                         <m:r>
                           <m:rPr>
                             <m:sty m:val="p"/>
                           </m:rPr>
+                          <w:rPr>
+                            <w:rFonts w:ascii="Cambria Math" w:hAnsi="Cambria Math"/>
+                            <w:sz w:val="14"/>
+                            <w:szCs w:val="14"/>
+                          </w:rPr>
                           <m:t>∑</m:t>
                         </m:r>
-                        <m:sSub>
-                          <m:e>
-                            <m:r>
-                              <m:t>X</m:t>
-                            </m:r>
-                          </m:e>
-                          <m:sub>
-                            <m:r>
-                              <m:t>1</m:t>
-                            </m:r>
-                          </m:sub>
-                        </m:sSub>
-                        <m:sSub>
-                          <m:e>
-                            <m:r>
-                              <m:t>X</m:t>
-                            </m:r>
-                          </m:e>
-                          <m:sub>
-                            <m:r>
-                              <m:t>3</m:t>
-                            </m:r>
-                          </m:sub>
-                        </m:sSub>
+                        <m:r>
+                          <m:rPr>
+                            <m:nor/>
+                          </m:rPr>
+                          <w:rPr>
+                            <w:rFonts w:ascii="Cambria Math" w:hAnsi="Cambria Math"/>
+                            <w:sz w:val="14"/>
+                            <w:szCs w:val="14"/>
+                          </w:rPr>
+                          <m:t>Export·ER</m:t>
+                        </m:r>
                       </m:e>
                       <m:e>
                         <m:r>
                           <m:rPr>
                             <m:sty m:val="p"/>
                           </m:rPr>
+                          <w:rPr>
+                            <w:rFonts w:ascii="Cambria Math" w:hAnsi="Cambria Math"/>
+                            <w:sz w:val="14"/>
+                            <w:szCs w:val="14"/>
+                          </w:rPr>
                           <m:t>∑</m:t>
                         </m:r>
-                        <m:sSub>
-                          <m:e>
-                            <m:r>
-                              <m:t>X</m:t>
-                            </m:r>
-                          </m:e>
-                          <m:sub>
-                            <m:r>
-                              <m:t>1</m:t>
-                            </m:r>
-                          </m:sub>
-                        </m:sSub>
-                        <m:sSub>
-                          <m:e>
-                            <m:r>
-                              <m:t>X</m:t>
-                            </m:r>
-                          </m:e>
-                          <m:sub>
-                            <m:r>
-                              <m:t>4</m:t>
-                            </m:r>
-                          </m:sub>
-                        </m:sSub>
+                        <m:r>
+                          <m:rPr>
+                            <m:nor/>
+                          </m:rPr>
+                          <w:rPr>
+                            <w:rFonts w:ascii="Cambria Math" w:hAnsi="Cambria Math"/>
+                            <w:sz w:val="14"/>
+                            <w:szCs w:val="14"/>
+                          </w:rPr>
+                          <m:t>Export·Tariff</m:t>
+                        </m:r>
                       </m:e>
                       <m:e>
                         <m:r>
                           <m:rPr>
                             <m:sty m:val="p"/>
                           </m:rPr>
+                          <w:rPr>
+                            <w:rFonts w:ascii="Cambria Math" w:hAnsi="Cambria Math"/>
+                            <w:sz w:val="14"/>
+                            <w:szCs w:val="14"/>
+                          </w:rPr>
                           <m:t>∑</m:t>
                         </m:r>
-                        <m:sSub>
-                          <m:e>
-                            <m:r>
-                              <m:t>X</m:t>
-                            </m:r>
-                          </m:e>
-                          <m:sub>
-                            <m:r>
-                              <m:t>1</m:t>
-                            </m:r>
-                          </m:sub>
-                        </m:sSub>
-                        <m:sSub>
-                          <m:e>
-                            <m:r>
-                              <m:t>X</m:t>
-                            </m:r>
-                          </m:e>
-                          <m:sub>
-                            <m:r>
-                              <m:t>5</m:t>
-                            </m:r>
-                          </m:sub>
-                        </m:sSub>
+                        <m:r>
+                          <m:rPr>
+                            <m:nor/>
+                          </m:rPr>
+                          <w:rPr>
+                            <w:rFonts w:ascii="Cambria Math" w:hAnsi="Cambria Math"/>
+                            <w:sz w:val="14"/>
+                            <w:szCs w:val="14"/>
+                          </w:rPr>
+                          <m:t>Export·Cost</m:t>
+                        </m:r>
                       </m:e>
                     </m:mr>
                     <m:mr>
@@ -7328,173 +8732,158 @@
                           <m:rPr>
                             <m:sty m:val="p"/>
                           </m:rPr>
+                          <w:rPr>
+                            <w:rFonts w:ascii="Cambria Math" w:hAnsi="Cambria Math"/>
+                            <w:sz w:val="14"/>
+                            <w:szCs w:val="14"/>
+                          </w:rPr>
                           <m:t>∑</m:t>
                         </m:r>
-                        <m:sSub>
-                          <m:e>
-                            <m:r>
-                              <m:t>X</m:t>
-                            </m:r>
-                          </m:e>
-                          <m:sub>
-                            <m:r>
-                              <m:t>2</m:t>
-                            </m:r>
-                          </m:sub>
-                        </m:sSub>
+                        <m:r>
+                          <m:rPr>
+                            <m:nor/>
+                          </m:rPr>
+                          <w:rPr>
+                            <w:rFonts w:ascii="Cambria Math" w:hAnsi="Cambria Math"/>
+                            <w:sz w:val="14"/>
+                            <w:szCs w:val="14"/>
+                          </w:rPr>
+                          <m:t>Import</m:t>
+                        </m:r>
                       </m:e>
                       <m:e>
                         <m:r>
                           <m:rPr>
                             <m:sty m:val="p"/>
                           </m:rPr>
+                          <w:rPr>
+                            <w:rFonts w:ascii="Cambria Math" w:hAnsi="Cambria Math"/>
+                            <w:sz w:val="14"/>
+                            <w:szCs w:val="14"/>
+                          </w:rPr>
                           <m:t>∑</m:t>
                         </m:r>
-                        <m:sSub>
-                          <m:e>
-                            <m:r>
-                              <m:t>X</m:t>
-                            </m:r>
-                          </m:e>
-                          <m:sub>
-                            <m:r>
-                              <m:t>2</m:t>
-                            </m:r>
-                          </m:sub>
-                        </m:sSub>
-                        <m:sSub>
-                          <m:e>
-                            <m:r>
-                              <m:t>X</m:t>
-                            </m:r>
-                          </m:e>
-                          <m:sub>
-                            <m:r>
-                              <m:t>1</m:t>
-                            </m:r>
-                          </m:sub>
-                        </m:sSub>
+                        <m:r>
+                          <m:rPr>
+                            <m:nor/>
+                          </m:rPr>
+                          <w:rPr>
+                            <w:rFonts w:ascii="Cambria Math" w:hAnsi="Cambria Math"/>
+                            <w:sz w:val="14"/>
+                            <w:szCs w:val="14"/>
+                          </w:rPr>
+                          <m:t>Import·Export</m:t>
+                        </m:r>
                       </m:e>
                       <m:e>
                         <m:r>
                           <m:rPr>
                             <m:sty m:val="p"/>
                           </m:rPr>
+                          <w:rPr>
+                            <w:rFonts w:ascii="Cambria Math" w:hAnsi="Cambria Math"/>
+                            <w:sz w:val="14"/>
+                            <w:szCs w:val="14"/>
+                          </w:rPr>
                           <m:t>∑</m:t>
                         </m:r>
-                        <m:sSubSup>
+                        <m:sSup>
                           <m:e>
                             <m:r>
-                              <m:t>X</m:t>
+                              <m:rPr>
+                                <m:nor/>
+                              </m:rPr>
+                              <w:rPr>
+                                <w:rFonts w:ascii="Cambria Math" w:hAnsi="Cambria Math"/>
+                                <w:sz w:val="14"/>
+                                <w:szCs w:val="14"/>
+                              </w:rPr>
+                              <m:t>Import</m:t>
                             </m:r>
                           </m:e>
-                          <m:sub>
-                            <m:r>
+                          <m:sup>
+                            <m:r>
+                              <w:rPr>
+                                <w:rFonts w:ascii="Cambria Math" w:hAnsi="Cambria Math"/>
+                                <w:sz w:val="14"/>
+                                <w:szCs w:val="14"/>
+                              </w:rPr>
                               <m:t>2</m:t>
                             </m:r>
-                          </m:sub>
-                          <m:sup>
-                            <m:r>
-                              <m:t>2</m:t>
-                            </m:r>
                           </m:sup>
-                        </m:sSubSup>
+                        </m:sSup>
                       </m:e>
                       <m:e>
                         <m:r>
                           <m:rPr>
                             <m:sty m:val="p"/>
                           </m:rPr>
+                          <w:rPr>
+                            <w:rFonts w:ascii="Cambria Math" w:hAnsi="Cambria Math"/>
+                            <w:sz w:val="14"/>
+                            <w:szCs w:val="14"/>
+                          </w:rPr>
                           <m:t>∑</m:t>
                         </m:r>
-                        <m:sSub>
-                          <m:e>
-                            <m:r>
-                              <m:t>X</m:t>
-                            </m:r>
-                          </m:e>
-                          <m:sub>
-                            <m:r>
-                              <m:t>2</m:t>
-                            </m:r>
-                          </m:sub>
-                        </m:sSub>
-                        <m:sSub>
-                          <m:e>
-                            <m:r>
-                              <m:t>X</m:t>
-                            </m:r>
-                          </m:e>
-                          <m:sub>
-                            <m:r>
-                              <m:t>3</m:t>
-                            </m:r>
-                          </m:sub>
-                        </m:sSub>
+                        <m:r>
+                          <m:rPr>
+                            <m:nor/>
+                          </m:rPr>
+                          <w:rPr>
+                            <w:rFonts w:ascii="Cambria Math" w:hAnsi="Cambria Math"/>
+                            <w:sz w:val="14"/>
+                            <w:szCs w:val="14"/>
+                          </w:rPr>
+                          <m:t>Import·ER</m:t>
+                        </m:r>
                       </m:e>
                       <m:e>
                         <m:r>
                           <m:rPr>
                             <m:sty m:val="p"/>
                           </m:rPr>
+                          <w:rPr>
+                            <w:rFonts w:ascii="Cambria Math" w:hAnsi="Cambria Math"/>
+                            <w:sz w:val="14"/>
+                            <w:szCs w:val="14"/>
+                          </w:rPr>
                           <m:t>∑</m:t>
                         </m:r>
-                        <m:sSub>
-                          <m:e>
-                            <m:r>
-                              <m:t>X</m:t>
-                            </m:r>
-                          </m:e>
-                          <m:sub>
-                            <m:r>
-                              <m:t>2</m:t>
-                            </m:r>
-                          </m:sub>
-                        </m:sSub>
-                        <m:sSub>
-                          <m:e>
-                            <m:r>
-                              <m:t>X</m:t>
-                            </m:r>
-                          </m:e>
-                          <m:sub>
-                            <m:r>
-                              <m:t>4</m:t>
-                            </m:r>
-                          </m:sub>
-                        </m:sSub>
+                        <m:r>
+                          <m:rPr>
+                            <m:nor/>
+                          </m:rPr>
+                          <w:rPr>
+                            <w:rFonts w:ascii="Cambria Math" w:hAnsi="Cambria Math"/>
+                            <w:sz w:val="14"/>
+                            <w:szCs w:val="14"/>
+                          </w:rPr>
+                          <m:t>Import·Tariff</m:t>
+                        </m:r>
                       </m:e>
                       <m:e>
                         <m:r>
                           <m:rPr>
                             <m:sty m:val="p"/>
                           </m:rPr>
+                          <w:rPr>
+                            <w:rFonts w:ascii="Cambria Math" w:hAnsi="Cambria Math"/>
+                            <w:sz w:val="14"/>
+                            <w:szCs w:val="14"/>
+                          </w:rPr>
                           <m:t>∑</m:t>
                         </m:r>
-                        <m:sSub>
-                          <m:e>
-                            <m:r>
-                              <m:t>X</m:t>
-                            </m:r>
-                          </m:e>
-                          <m:sub>
-                            <m:r>
-                              <m:t>2</m:t>
-                            </m:r>
-                          </m:sub>
-                        </m:sSub>
-                        <m:sSub>
-                          <m:e>
-                            <m:r>
-                              <m:t>X</m:t>
-                            </m:r>
-                          </m:e>
-                          <m:sub>
-                            <m:r>
-                              <m:t>5</m:t>
-                            </m:r>
-                          </m:sub>
-                        </m:sSub>
+                        <m:r>
+                          <m:rPr>
+                            <m:nor/>
+                          </m:rPr>
+                          <w:rPr>
+                            <w:rFonts w:ascii="Cambria Math" w:hAnsi="Cambria Math"/>
+                            <w:sz w:val="14"/>
+                            <w:szCs w:val="14"/>
+                          </w:rPr>
+                          <m:t>Import·Cost</m:t>
+                        </m:r>
                       </m:e>
                     </m:mr>
                     <m:mr>
@@ -7503,173 +8892,158 @@
                           <m:rPr>
                             <m:sty m:val="p"/>
                           </m:rPr>
+                          <w:rPr>
+                            <w:rFonts w:ascii="Cambria Math" w:hAnsi="Cambria Math"/>
+                            <w:sz w:val="14"/>
+                            <w:szCs w:val="14"/>
+                          </w:rPr>
                           <m:t>∑</m:t>
                         </m:r>
-                        <m:sSub>
-                          <m:e>
-                            <m:r>
-                              <m:t>X</m:t>
-                            </m:r>
-                          </m:e>
-                          <m:sub>
-                            <m:r>
-                              <m:t>3</m:t>
-                            </m:r>
-                          </m:sub>
-                        </m:sSub>
+                        <m:r>
+                          <m:rPr>
+                            <m:nor/>
+                          </m:rPr>
+                          <w:rPr>
+                            <w:rFonts w:ascii="Cambria Math" w:hAnsi="Cambria Math"/>
+                            <w:sz w:val="14"/>
+                            <w:szCs w:val="14"/>
+                          </w:rPr>
+                          <m:t>ER</m:t>
+                        </m:r>
                       </m:e>
                       <m:e>
                         <m:r>
                           <m:rPr>
                             <m:sty m:val="p"/>
                           </m:rPr>
+                          <w:rPr>
+                            <w:rFonts w:ascii="Cambria Math" w:hAnsi="Cambria Math"/>
+                            <w:sz w:val="14"/>
+                            <w:szCs w:val="14"/>
+                          </w:rPr>
                           <m:t>∑</m:t>
                         </m:r>
-                        <m:sSub>
-                          <m:e>
-                            <m:r>
-                              <m:t>X</m:t>
-                            </m:r>
-                          </m:e>
-                          <m:sub>
-                            <m:r>
-                              <m:t>3</m:t>
-                            </m:r>
-                          </m:sub>
-                        </m:sSub>
-                        <m:sSub>
-                          <m:e>
-                            <m:r>
-                              <m:t>X</m:t>
-                            </m:r>
-                          </m:e>
-                          <m:sub>
-                            <m:r>
-                              <m:t>1</m:t>
-                            </m:r>
-                          </m:sub>
-                        </m:sSub>
+                        <m:r>
+                          <m:rPr>
+                            <m:nor/>
+                          </m:rPr>
+                          <w:rPr>
+                            <w:rFonts w:ascii="Cambria Math" w:hAnsi="Cambria Math"/>
+                            <w:sz w:val="14"/>
+                            <w:szCs w:val="14"/>
+                          </w:rPr>
+                          <m:t>ER·Export</m:t>
+                        </m:r>
                       </m:e>
                       <m:e>
                         <m:r>
                           <m:rPr>
                             <m:sty m:val="p"/>
                           </m:rPr>
+                          <w:rPr>
+                            <w:rFonts w:ascii="Cambria Math" w:hAnsi="Cambria Math"/>
+                            <w:sz w:val="14"/>
+                            <w:szCs w:val="14"/>
+                          </w:rPr>
                           <m:t>∑</m:t>
                         </m:r>
-                        <m:sSub>
-                          <m:e>
-                            <m:r>
-                              <m:t>X</m:t>
-                            </m:r>
-                          </m:e>
-                          <m:sub>
-                            <m:r>
-                              <m:t>3</m:t>
-                            </m:r>
-                          </m:sub>
-                        </m:sSub>
-                        <m:sSub>
-                          <m:e>
-                            <m:r>
-                              <m:t>X</m:t>
-                            </m:r>
-                          </m:e>
-                          <m:sub>
-                            <m:r>
-                              <m:t>2</m:t>
-                            </m:r>
-                          </m:sub>
-                        </m:sSub>
+                        <m:r>
+                          <m:rPr>
+                            <m:nor/>
+                          </m:rPr>
+                          <w:rPr>
+                            <w:rFonts w:ascii="Cambria Math" w:hAnsi="Cambria Math"/>
+                            <w:sz w:val="14"/>
+                            <w:szCs w:val="14"/>
+                          </w:rPr>
+                          <m:t>ER·Import</m:t>
+                        </m:r>
                       </m:e>
                       <m:e>
                         <m:r>
                           <m:rPr>
                             <m:sty m:val="p"/>
                           </m:rPr>
+                          <w:rPr>
+                            <w:rFonts w:ascii="Cambria Math" w:hAnsi="Cambria Math"/>
+                            <w:sz w:val="14"/>
+                            <w:szCs w:val="14"/>
+                          </w:rPr>
                           <m:t>∑</m:t>
                         </m:r>
-                        <m:sSubSup>
+                        <m:sSup>
                           <m:e>
                             <m:r>
-                              <m:t>X</m:t>
+                              <m:rPr>
+                                <m:nor/>
+                              </m:rPr>
+                              <w:rPr>
+                                <w:rFonts w:ascii="Cambria Math" w:hAnsi="Cambria Math"/>
+                                <w:sz w:val="14"/>
+                                <w:szCs w:val="14"/>
+                              </w:rPr>
+                              <m:t>ER</m:t>
                             </m:r>
                           </m:e>
-                          <m:sub>
-                            <m:r>
-                              <m:t>3</m:t>
-                            </m:r>
-                          </m:sub>
                           <m:sup>
                             <m:r>
+                              <w:rPr>
+                                <w:rFonts w:ascii="Cambria Math" w:hAnsi="Cambria Math"/>
+                                <w:sz w:val="14"/>
+                                <w:szCs w:val="14"/>
+                              </w:rPr>
                               <m:t>2</m:t>
                             </m:r>
                           </m:sup>
-                        </m:sSubSup>
+                        </m:sSup>
                       </m:e>
                       <m:e>
                         <m:r>
                           <m:rPr>
                             <m:sty m:val="p"/>
                           </m:rPr>
+                          <w:rPr>
+                            <w:rFonts w:ascii="Cambria Math" w:hAnsi="Cambria Math"/>
+                            <w:sz w:val="14"/>
+                            <w:szCs w:val="14"/>
+                          </w:rPr>
                           <m:t>∑</m:t>
                         </m:r>
-                        <m:sSub>
-                          <m:e>
-                            <m:r>
-                              <m:t>X</m:t>
-                            </m:r>
-                          </m:e>
-                          <m:sub>
-                            <m:r>
-                              <m:t>3</m:t>
-                            </m:r>
-                          </m:sub>
-                        </m:sSub>
-                        <m:sSub>
-                          <m:e>
-                            <m:r>
-                              <m:t>X</m:t>
-                            </m:r>
-                          </m:e>
-                          <m:sub>
-                            <m:r>
-                              <m:t>4</m:t>
-                            </m:r>
-                          </m:sub>
-                        </m:sSub>
+                        <m:r>
+                          <m:rPr>
+                            <m:nor/>
+                          </m:rPr>
+                          <w:rPr>
+                            <w:rFonts w:ascii="Cambria Math" w:hAnsi="Cambria Math"/>
+                            <w:sz w:val="14"/>
+                            <w:szCs w:val="14"/>
+                          </w:rPr>
+                          <m:t>ER·Tariff</m:t>
+                        </m:r>
                       </m:e>
                       <m:e>
                         <m:r>
                           <m:rPr>
                             <m:sty m:val="p"/>
                           </m:rPr>
+                          <w:rPr>
+                            <w:rFonts w:ascii="Cambria Math" w:hAnsi="Cambria Math"/>
+                            <w:sz w:val="14"/>
+                            <w:szCs w:val="14"/>
+                          </w:rPr>
                           <m:t>∑</m:t>
                         </m:r>
-                        <m:sSub>
-                          <m:e>
-                            <m:r>
-                              <m:t>X</m:t>
-                            </m:r>
-                          </m:e>
-                          <m:sub>
-                            <m:r>
-                              <m:t>3</m:t>
-                            </m:r>
-                          </m:sub>
-                        </m:sSub>
-                        <m:sSub>
-                          <m:e>
-                            <m:r>
-                              <m:t>X</m:t>
-                            </m:r>
-                          </m:e>
-                          <m:sub>
-                            <m:r>
-                              <m:t>5</m:t>
-                            </m:r>
-                          </m:sub>
-                        </m:sSub>
+                        <m:r>
+                          <m:rPr>
+                            <m:nor/>
+                          </m:rPr>
+                          <w:rPr>
+                            <w:rFonts w:ascii="Cambria Math" w:hAnsi="Cambria Math"/>
+                            <w:sz w:val="14"/>
+                            <w:szCs w:val="14"/>
+                          </w:rPr>
+                          <m:t>ER·Cost</m:t>
+                        </m:r>
                       </m:e>
                     </m:mr>
                     <m:mr>
@@ -7678,173 +9052,158 @@
                           <m:rPr>
                             <m:sty m:val="p"/>
                           </m:rPr>
+                          <w:rPr>
+                            <w:rFonts w:ascii="Cambria Math" w:hAnsi="Cambria Math"/>
+                            <w:sz w:val="14"/>
+                            <w:szCs w:val="14"/>
+                          </w:rPr>
                           <m:t>∑</m:t>
                         </m:r>
-                        <m:sSub>
-                          <m:e>
-                            <m:r>
-                              <m:t>X</m:t>
-                            </m:r>
-                          </m:e>
-                          <m:sub>
-                            <m:r>
-                              <m:t>4</m:t>
-                            </m:r>
-                          </m:sub>
-                        </m:sSub>
+                        <m:r>
+                          <m:rPr>
+                            <m:nor/>
+                          </m:rPr>
+                          <w:rPr>
+                            <w:rFonts w:ascii="Cambria Math" w:hAnsi="Cambria Math"/>
+                            <w:sz w:val="14"/>
+                            <w:szCs w:val="14"/>
+                          </w:rPr>
+                          <m:t>Tariff</m:t>
+                        </m:r>
                       </m:e>
                       <m:e>
                         <m:r>
                           <m:rPr>
                             <m:sty m:val="p"/>
                           </m:rPr>
+                          <w:rPr>
+                            <w:rFonts w:ascii="Cambria Math" w:hAnsi="Cambria Math"/>
+                            <w:sz w:val="14"/>
+                            <w:szCs w:val="14"/>
+                          </w:rPr>
                           <m:t>∑</m:t>
                         </m:r>
-                        <m:sSub>
-                          <m:e>
-                            <m:r>
-                              <m:t>X</m:t>
-                            </m:r>
-                          </m:e>
-                          <m:sub>
-                            <m:r>
-                              <m:t>4</m:t>
-                            </m:r>
-                          </m:sub>
-                        </m:sSub>
-                        <m:sSub>
-                          <m:e>
-                            <m:r>
-                              <m:t>X</m:t>
-                            </m:r>
-                          </m:e>
-                          <m:sub>
-                            <m:r>
-                              <m:t>1</m:t>
-                            </m:r>
-                          </m:sub>
-                        </m:sSub>
+                        <m:r>
+                          <m:rPr>
+                            <m:nor/>
+                          </m:rPr>
+                          <w:rPr>
+                            <w:rFonts w:ascii="Cambria Math" w:hAnsi="Cambria Math"/>
+                            <w:sz w:val="14"/>
+                            <w:szCs w:val="14"/>
+                          </w:rPr>
+                          <m:t>Tariff·Export</m:t>
+                        </m:r>
                       </m:e>
                       <m:e>
                         <m:r>
                           <m:rPr>
                             <m:sty m:val="p"/>
                           </m:rPr>
+                          <w:rPr>
+                            <w:rFonts w:ascii="Cambria Math" w:hAnsi="Cambria Math"/>
+                            <w:sz w:val="14"/>
+                            <w:szCs w:val="14"/>
+                          </w:rPr>
                           <m:t>∑</m:t>
                         </m:r>
-                        <m:sSub>
-                          <m:e>
-                            <m:r>
-                              <m:t>X</m:t>
-                            </m:r>
-                          </m:e>
-                          <m:sub>
-                            <m:r>
-                              <m:t>4</m:t>
-                            </m:r>
-                          </m:sub>
-                        </m:sSub>
-                        <m:sSub>
-                          <m:e>
-                            <m:r>
-                              <m:t>X</m:t>
-                            </m:r>
-                          </m:e>
-                          <m:sub>
-                            <m:r>
-                              <m:t>2</m:t>
-                            </m:r>
-                          </m:sub>
-                        </m:sSub>
+                        <m:r>
+                          <m:rPr>
+                            <m:nor/>
+                          </m:rPr>
+                          <w:rPr>
+                            <w:rFonts w:ascii="Cambria Math" w:hAnsi="Cambria Math"/>
+                            <w:sz w:val="14"/>
+                            <w:szCs w:val="14"/>
+                          </w:rPr>
+                          <m:t>Tariff·Import</m:t>
+                        </m:r>
                       </m:e>
                       <m:e>
                         <m:r>
                           <m:rPr>
                             <m:sty m:val="p"/>
                           </m:rPr>
+                          <w:rPr>
+                            <w:rFonts w:ascii="Cambria Math" w:hAnsi="Cambria Math"/>
+                            <w:sz w:val="14"/>
+                            <w:szCs w:val="14"/>
+                          </w:rPr>
                           <m:t>∑</m:t>
                         </m:r>
-                        <m:sSub>
-                          <m:e>
-                            <m:r>
-                              <m:t>X</m:t>
-                            </m:r>
-                          </m:e>
-                          <m:sub>
-                            <m:r>
-                              <m:t>4</m:t>
-                            </m:r>
-                          </m:sub>
-                        </m:sSub>
-                        <m:sSub>
-                          <m:e>
-                            <m:r>
-                              <m:t>X</m:t>
-                            </m:r>
-                          </m:e>
-                          <m:sub>
-                            <m:r>
-                              <m:t>3</m:t>
-                            </m:r>
-                          </m:sub>
-                        </m:sSub>
+                        <m:r>
+                          <m:rPr>
+                            <m:nor/>
+                          </m:rPr>
+                          <w:rPr>
+                            <w:rFonts w:ascii="Cambria Math" w:hAnsi="Cambria Math"/>
+                            <w:sz w:val="14"/>
+                            <w:szCs w:val="14"/>
+                          </w:rPr>
+                          <m:t>Tariff·ER</m:t>
+                        </m:r>
                       </m:e>
                       <m:e>
                         <m:r>
                           <m:rPr>
                             <m:sty m:val="p"/>
                           </m:rPr>
+                          <w:rPr>
+                            <w:rFonts w:ascii="Cambria Math" w:hAnsi="Cambria Math"/>
+                            <w:sz w:val="14"/>
+                            <w:szCs w:val="14"/>
+                          </w:rPr>
                           <m:t>∑</m:t>
                         </m:r>
-                        <m:sSubSup>
+                        <m:sSup>
                           <m:e>
                             <m:r>
-                              <m:t>X</m:t>
+                              <m:rPr>
+                                <m:nor/>
+                              </m:rPr>
+                              <w:rPr>
+                                <w:rFonts w:ascii="Cambria Math" w:hAnsi="Cambria Math"/>
+                                <w:sz w:val="14"/>
+                                <w:szCs w:val="14"/>
+                              </w:rPr>
+                              <m:t>Tariff</m:t>
                             </m:r>
                           </m:e>
-                          <m:sub>
-                            <m:r>
-                              <m:t>4</m:t>
-                            </m:r>
-                          </m:sub>
                           <m:sup>
                             <m:r>
+                              <w:rPr>
+                                <w:rFonts w:ascii="Cambria Math" w:hAnsi="Cambria Math"/>
+                                <w:sz w:val="14"/>
+                                <w:szCs w:val="14"/>
+                              </w:rPr>
                               <m:t>2</m:t>
                             </m:r>
                           </m:sup>
-                        </m:sSubSup>
+                        </m:sSup>
                       </m:e>
                       <m:e>
                         <m:r>
                           <m:rPr>
                             <m:sty m:val="p"/>
                           </m:rPr>
+                          <w:rPr>
+                            <w:rFonts w:ascii="Cambria Math" w:hAnsi="Cambria Math"/>
+                            <w:sz w:val="14"/>
+                            <w:szCs w:val="14"/>
+                          </w:rPr>
                           <m:t>∑</m:t>
                         </m:r>
-                        <m:sSub>
-                          <m:e>
-                            <m:r>
-                              <m:t>X</m:t>
-                            </m:r>
-                          </m:e>
-                          <m:sub>
-                            <m:r>
-                              <m:t>4</m:t>
-                            </m:r>
-                          </m:sub>
-                        </m:sSub>
-                        <m:sSub>
-                          <m:e>
-                            <m:r>
-                              <m:t>X</m:t>
-                            </m:r>
-                          </m:e>
-                          <m:sub>
-                            <m:r>
-                              <m:t>5</m:t>
-                            </m:r>
-                          </m:sub>
-                        </m:sSub>
+                        <m:r>
+                          <m:rPr>
+                            <m:nor/>
+                          </m:rPr>
+                          <w:rPr>
+                            <w:rFonts w:ascii="Cambria Math" w:hAnsi="Cambria Math"/>
+                            <w:sz w:val="14"/>
+                            <w:szCs w:val="14"/>
+                          </w:rPr>
+                          <m:t>Tariff·Cost</m:t>
+                        </m:r>
                       </m:e>
                     </m:mr>
                     <m:mr>
@@ -7853,173 +9212,158 @@
                           <m:rPr>
                             <m:sty m:val="p"/>
                           </m:rPr>
+                          <w:rPr>
+                            <w:rFonts w:ascii="Cambria Math" w:hAnsi="Cambria Math"/>
+                            <w:sz w:val="14"/>
+                            <w:szCs w:val="14"/>
+                          </w:rPr>
                           <m:t>∑</m:t>
                         </m:r>
-                        <m:sSub>
-                          <m:e>
-                            <m:r>
-                              <m:t>X</m:t>
-                            </m:r>
-                          </m:e>
-                          <m:sub>
-                            <m:r>
-                              <m:t>5</m:t>
-                            </m:r>
-                          </m:sub>
-                        </m:sSub>
+                        <m:r>
+                          <m:rPr>
+                            <m:nor/>
+                          </m:rPr>
+                          <w:rPr>
+                            <w:rFonts w:ascii="Cambria Math" w:hAnsi="Cambria Math"/>
+                            <w:sz w:val="14"/>
+                            <w:szCs w:val="14"/>
+                          </w:rPr>
+                          <m:t>Cost</m:t>
+                        </m:r>
                       </m:e>
                       <m:e>
                         <m:r>
                           <m:rPr>
                             <m:sty m:val="p"/>
                           </m:rPr>
+                          <w:rPr>
+                            <w:rFonts w:ascii="Cambria Math" w:hAnsi="Cambria Math"/>
+                            <w:sz w:val="14"/>
+                            <w:szCs w:val="14"/>
+                          </w:rPr>
                           <m:t>∑</m:t>
                         </m:r>
-                        <m:sSub>
-                          <m:e>
-                            <m:r>
-                              <m:t>X</m:t>
-                            </m:r>
-                          </m:e>
-                          <m:sub>
-                            <m:r>
-                              <m:t>5</m:t>
-                            </m:r>
-                          </m:sub>
-                        </m:sSub>
-                        <m:sSub>
-                          <m:e>
-                            <m:r>
-                              <m:t>X</m:t>
-                            </m:r>
-                          </m:e>
-                          <m:sub>
-                            <m:r>
-                              <m:t>1</m:t>
-                            </m:r>
-                          </m:sub>
-                        </m:sSub>
+                        <m:r>
+                          <m:rPr>
+                            <m:nor/>
+                          </m:rPr>
+                          <w:rPr>
+                            <w:rFonts w:ascii="Cambria Math" w:hAnsi="Cambria Math"/>
+                            <w:sz w:val="14"/>
+                            <w:szCs w:val="14"/>
+                          </w:rPr>
+                          <m:t>Cost·Export</m:t>
+                        </m:r>
                       </m:e>
                       <m:e>
                         <m:r>
                           <m:rPr>
                             <m:sty m:val="p"/>
                           </m:rPr>
+                          <w:rPr>
+                            <w:rFonts w:ascii="Cambria Math" w:hAnsi="Cambria Math"/>
+                            <w:sz w:val="14"/>
+                            <w:szCs w:val="14"/>
+                          </w:rPr>
                           <m:t>∑</m:t>
                         </m:r>
-                        <m:sSub>
-                          <m:e>
-                            <m:r>
-                              <m:t>X</m:t>
-                            </m:r>
-                          </m:e>
-                          <m:sub>
-                            <m:r>
-                              <m:t>5</m:t>
-                            </m:r>
-                          </m:sub>
-                        </m:sSub>
-                        <m:sSub>
-                          <m:e>
-                            <m:r>
-                              <m:t>X</m:t>
-                            </m:r>
-                          </m:e>
-                          <m:sub>
-                            <m:r>
-                              <m:t>2</m:t>
-                            </m:r>
-                          </m:sub>
-                        </m:sSub>
+                        <m:r>
+                          <m:rPr>
+                            <m:nor/>
+                          </m:rPr>
+                          <w:rPr>
+                            <w:rFonts w:ascii="Cambria Math" w:hAnsi="Cambria Math"/>
+                            <w:sz w:val="14"/>
+                            <w:szCs w:val="14"/>
+                          </w:rPr>
+                          <m:t>Cost·Import</m:t>
+                        </m:r>
                       </m:e>
                       <m:e>
                         <m:r>
                           <m:rPr>
                             <m:sty m:val="p"/>
                           </m:rPr>
+                          <w:rPr>
+                            <w:rFonts w:ascii="Cambria Math" w:hAnsi="Cambria Math"/>
+                            <w:sz w:val="14"/>
+                            <w:szCs w:val="14"/>
+                          </w:rPr>
                           <m:t>∑</m:t>
                         </m:r>
-                        <m:sSub>
-                          <m:e>
-                            <m:r>
-                              <m:t>X</m:t>
-                            </m:r>
-                          </m:e>
-                          <m:sub>
-                            <m:r>
-                              <m:t>5</m:t>
-                            </m:r>
-                          </m:sub>
-                        </m:sSub>
-                        <m:sSub>
-                          <m:e>
-                            <m:r>
-                              <m:t>X</m:t>
-                            </m:r>
-                          </m:e>
-                          <m:sub>
-                            <m:r>
-                              <m:t>3</m:t>
-                            </m:r>
-                          </m:sub>
-                        </m:sSub>
+                        <m:r>
+                          <m:rPr>
+                            <m:nor/>
+                          </m:rPr>
+                          <w:rPr>
+                            <w:rFonts w:ascii="Cambria Math" w:hAnsi="Cambria Math"/>
+                            <w:sz w:val="14"/>
+                            <w:szCs w:val="14"/>
+                          </w:rPr>
+                          <m:t>Cost·ER</m:t>
+                        </m:r>
                       </m:e>
                       <m:e>
                         <m:r>
                           <m:rPr>
                             <m:sty m:val="p"/>
                           </m:rPr>
+                          <w:rPr>
+                            <w:rFonts w:ascii="Cambria Math" w:hAnsi="Cambria Math"/>
+                            <w:sz w:val="14"/>
+                            <w:szCs w:val="14"/>
+                          </w:rPr>
                           <m:t>∑</m:t>
                         </m:r>
-                        <m:sSub>
-                          <m:e>
-                            <m:r>
-                              <m:t>X</m:t>
-                            </m:r>
-                          </m:e>
-                          <m:sub>
-                            <m:r>
-                              <m:t>5</m:t>
-                            </m:r>
-                          </m:sub>
-                        </m:sSub>
-                        <m:sSub>
-                          <m:e>
-                            <m:r>
-                              <m:t>X</m:t>
-                            </m:r>
-                          </m:e>
-                          <m:sub>
-                            <m:r>
-                              <m:t>4</m:t>
-                            </m:r>
-                          </m:sub>
-                        </m:sSub>
+                        <m:r>
+                          <m:rPr>
+                            <m:nor/>
+                          </m:rPr>
+                          <w:rPr>
+                            <w:rFonts w:ascii="Cambria Math" w:hAnsi="Cambria Math"/>
+                            <w:sz w:val="14"/>
+                            <w:szCs w:val="14"/>
+                          </w:rPr>
+                          <m:t>Cost·Tariff</m:t>
+                        </m:r>
                       </m:e>
                       <m:e>
                         <m:r>
                           <m:rPr>
                             <m:sty m:val="p"/>
                           </m:rPr>
+                          <w:rPr>
+                            <w:rFonts w:ascii="Cambria Math" w:hAnsi="Cambria Math"/>
+                            <w:sz w:val="14"/>
+                            <w:szCs w:val="14"/>
+                          </w:rPr>
                           <m:t>∑</m:t>
                         </m:r>
-                        <m:sSubSup>
+                        <m:sSup>
                           <m:e>
                             <m:r>
-                              <m:t>X</m:t>
+                              <m:rPr>
+                                <m:nor/>
+                              </m:rPr>
+                              <w:rPr>
+                                <w:rFonts w:ascii="Cambria Math" w:hAnsi="Cambria Math"/>
+                                <w:sz w:val="14"/>
+                                <w:szCs w:val="14"/>
+                              </w:rPr>
+                              <m:t>Cost</m:t>
                             </m:r>
                           </m:e>
-                          <m:sub>
-                            <m:r>
-                              <m:t>5</m:t>
-                            </m:r>
-                          </m:sub>
                           <m:sup>
                             <m:r>
+                              <w:rPr>
+                                <w:rFonts w:ascii="Cambria Math" w:hAnsi="Cambria Math"/>
+                                <w:sz w:val="14"/>
+                                <w:szCs w:val="14"/>
+                              </w:rPr>
                               <m:t>2</m:t>
                             </m:r>
                           </m:sup>
-                        </m:sSubSup>
+                        </m:sSup>
                       </m:e>
                     </m:mr>
                   </m:m>
@@ -8031,9 +9375,19 @@
                 <m:rPr>
                   <m:sty m:val="p"/>
                 </m:rPr>
+                <w:rPr>
+                  <w:rFonts w:ascii="Cambria Math" w:hAnsi="Cambria Math"/>
+                  <w:sz w:val="14"/>
+                  <w:szCs w:val="14"/>
+                </w:rPr>
                 <m:t>−</m:t>
               </m:r>
               <m:r>
+                <w:rPr>
+                  <w:rFonts w:ascii="Cambria Math" w:hAnsi="Cambria Math"/>
+                  <w:sz w:val="14"/>
+                  <w:szCs w:val="14"/>
+                </w:rPr>
                 <m:t>1</m:t>
               </m:r>
             </m:sup>
@@ -8065,10 +9419,23 @@
                       <m:rPr>
                         <m:sty m:val="p"/>
                       </m:rPr>
+                      <w:rPr>
+                        <w:rFonts w:ascii="Cambria Math" w:hAnsi="Cambria Math"/>
+                        <w:sz w:val="14"/>
+                        <w:szCs w:val="14"/>
+                      </w:rPr>
                       <m:t>∑</m:t>
                     </m:r>
                     <m:r>
-                      <m:t>Y</m:t>
+                      <m:rPr>
+                        <m:nor/>
+                      </m:rPr>
+                      <w:rPr>
+                        <w:rFonts w:ascii="Cambria Math" w:hAnsi="Cambria Math"/>
+                        <w:sz w:val="14"/>
+                        <w:szCs w:val="14"/>
+                      </w:rPr>
+                      <m:t>Trade</m:t>
                     </m:r>
                   </m:e>
                 </m:mr>
@@ -8078,22 +9445,23 @@
                       <m:rPr>
                         <m:sty m:val="p"/>
                       </m:rPr>
+                      <w:rPr>
+                        <w:rFonts w:ascii="Cambria Math" w:hAnsi="Cambria Math"/>
+                        <w:sz w:val="14"/>
+                        <w:szCs w:val="14"/>
+                      </w:rPr>
                       <m:t>∑</m:t>
                     </m:r>
-                    <m:sSub>
-                      <m:e>
-                        <m:r>
-                          <m:t>X</m:t>
-                        </m:r>
-                      </m:e>
-                      <m:sub>
-                        <m:r>
-                          <m:t>1</m:t>
-                        </m:r>
-                      </m:sub>
-                    </m:sSub>
                     <m:r>
-                      <m:t>Y</m:t>
+                      <m:rPr>
+                        <m:nor/>
+                      </m:rPr>
+                      <w:rPr>
+                        <w:rFonts w:ascii="Cambria Math" w:hAnsi="Cambria Math"/>
+                        <w:sz w:val="14"/>
+                        <w:szCs w:val="14"/>
+                      </w:rPr>
+                      <m:t>Export·Trade</m:t>
                     </m:r>
                   </m:e>
                 </m:mr>
@@ -8103,22 +9471,23 @@
                       <m:rPr>
                         <m:sty m:val="p"/>
                       </m:rPr>
+                      <w:rPr>
+                        <w:rFonts w:ascii="Cambria Math" w:hAnsi="Cambria Math"/>
+                        <w:sz w:val="14"/>
+                        <w:szCs w:val="14"/>
+                      </w:rPr>
                       <m:t>∑</m:t>
                     </m:r>
-                    <m:sSub>
-                      <m:e>
-                        <m:r>
-                          <m:t>X</m:t>
-                        </m:r>
-                      </m:e>
-                      <m:sub>
-                        <m:r>
-                          <m:t>2</m:t>
-                        </m:r>
-                      </m:sub>
-                    </m:sSub>
                     <m:r>
-                      <m:t>Y</m:t>
+                      <m:rPr>
+                        <m:nor/>
+                      </m:rPr>
+                      <w:rPr>
+                        <w:rFonts w:ascii="Cambria Math" w:hAnsi="Cambria Math"/>
+                        <w:sz w:val="14"/>
+                        <w:szCs w:val="14"/>
+                      </w:rPr>
+                      <m:t>Import·Trade</m:t>
                     </m:r>
                   </m:e>
                 </m:mr>
@@ -8128,22 +9497,23 @@
                       <m:rPr>
                         <m:sty m:val="p"/>
                       </m:rPr>
+                      <w:rPr>
+                        <w:rFonts w:ascii="Cambria Math" w:hAnsi="Cambria Math"/>
+                        <w:sz w:val="14"/>
+                        <w:szCs w:val="14"/>
+                      </w:rPr>
                       <m:t>∑</m:t>
                     </m:r>
-                    <m:sSub>
-                      <m:e>
-                        <m:r>
-                          <m:t>X</m:t>
-                        </m:r>
-                      </m:e>
-                      <m:sub>
-                        <m:r>
-                          <m:t>3</m:t>
-                        </m:r>
-                      </m:sub>
-                    </m:sSub>
                     <m:r>
-                      <m:t>Y</m:t>
+                      <m:rPr>
+                        <m:nor/>
+                      </m:rPr>
+                      <w:rPr>
+                        <w:rFonts w:ascii="Cambria Math" w:hAnsi="Cambria Math"/>
+                        <w:sz w:val="14"/>
+                        <w:szCs w:val="14"/>
+                      </w:rPr>
+                      <m:t>ER·Trade</m:t>
                     </m:r>
                   </m:e>
                 </m:mr>
@@ -8153,22 +9523,23 @@
                       <m:rPr>
                         <m:sty m:val="p"/>
                       </m:rPr>
+                      <w:rPr>
+                        <w:rFonts w:ascii="Cambria Math" w:hAnsi="Cambria Math"/>
+                        <w:sz w:val="14"/>
+                        <w:szCs w:val="14"/>
+                      </w:rPr>
                       <m:t>∑</m:t>
                     </m:r>
-                    <m:sSub>
-                      <m:e>
-                        <m:r>
-                          <m:t>X</m:t>
-                        </m:r>
-                      </m:e>
-                      <m:sub>
-                        <m:r>
-                          <m:t>4</m:t>
-                        </m:r>
-                      </m:sub>
-                    </m:sSub>
                     <m:r>
-                      <m:t>Y</m:t>
+                      <m:rPr>
+                        <m:nor/>
+                      </m:rPr>
+                      <w:rPr>
+                        <w:rFonts w:ascii="Cambria Math" w:hAnsi="Cambria Math"/>
+                        <w:sz w:val="14"/>
+                        <w:szCs w:val="14"/>
+                      </w:rPr>
+                      <m:t>Tariff·Trade</m:t>
                     </m:r>
                   </m:e>
                 </m:mr>
@@ -8178,22 +9549,23 @@
                       <m:rPr>
                         <m:sty m:val="p"/>
                       </m:rPr>
+                      <w:rPr>
+                        <w:rFonts w:ascii="Cambria Math" w:hAnsi="Cambria Math"/>
+                        <w:sz w:val="14"/>
+                        <w:szCs w:val="14"/>
+                      </w:rPr>
                       <m:t>∑</m:t>
                     </m:r>
-                    <m:sSub>
-                      <m:e>
-                        <m:r>
-                          <m:t>X</m:t>
-                        </m:r>
-                      </m:e>
-                      <m:sub>
-                        <m:r>
-                          <m:t>5</m:t>
-                        </m:r>
-                      </m:sub>
-                    </m:sSub>
                     <m:r>
-                      <m:t>Y</m:t>
+                      <m:rPr>
+                        <m:nor/>
+                      </m:rPr>
+                      <w:rPr>
+                        <w:rFonts w:ascii="Cambria Math" w:hAnsi="Cambria Math"/>
+                        <w:sz w:val="14"/>
+                        <w:szCs w:val="14"/>
+                      </w:rPr>
+                      <m:t>Cost·Trade</m:t>
                     </m:r>
                   </m:e>
                 </m:mr>
@@ -8202,203 +9574,6 @@
           </m:d>
         </m:oMath>
       </m:oMathPara>
-    </w:p>
-    <w:p>
-      <w:pPr>
-        <w:numPr>
-          <w:ilvl w:val="1"/>
-          <w:numId w:val="1000"/>
-        </w:numPr>
-      </w:pPr>
-      <w:r>
-        <w:t xml:space="preserve">where</w:t>
-      </w:r>
-      <w:r>
-        <w:t xml:space="preserve"> </w:t>
-      </w:r>
-      <m:oMath>
-        <m:sSub>
-          <m:e>
-            <m:r>
-              <m:t>X</m:t>
-            </m:r>
-          </m:e>
-          <m:sub>
-            <m:r>
-              <m:t>1</m:t>
-            </m:r>
-          </m:sub>
-        </m:sSub>
-        <m:r>
-          <m:rPr>
-            <m:sty m:val="p"/>
-          </m:rPr>
-          <m:t>=</m:t>
-        </m:r>
-        <m:r>
-          <m:rPr>
-            <m:nor/>
-          </m:rPr>
-          <m:t>Export</m:t>
-        </m:r>
-      </m:oMath>
-      <w:r>
-        <w:t xml:space="preserve">,</w:t>
-      </w:r>
-      <w:r>
-        <w:t xml:space="preserve"> </w:t>
-      </w:r>
-      <m:oMath>
-        <m:sSub>
-          <m:e>
-            <m:r>
-              <m:t>X</m:t>
-            </m:r>
-          </m:e>
-          <m:sub>
-            <m:r>
-              <m:t>2</m:t>
-            </m:r>
-          </m:sub>
-        </m:sSub>
-        <m:r>
-          <m:rPr>
-            <m:sty m:val="p"/>
-          </m:rPr>
-          <m:t>=</m:t>
-        </m:r>
-        <m:r>
-          <m:rPr>
-            <m:nor/>
-          </m:rPr>
-          <m:t>Import</m:t>
-        </m:r>
-      </m:oMath>
-      <w:r>
-        <w:t xml:space="preserve">,</w:t>
-      </w:r>
-      <w:r>
-        <w:t xml:space="preserve"> </w:t>
-      </w:r>
-      <m:oMath>
-        <m:sSub>
-          <m:e>
-            <m:r>
-              <m:t>X</m:t>
-            </m:r>
-          </m:e>
-          <m:sub>
-            <m:r>
-              <m:t>3</m:t>
-            </m:r>
-          </m:sub>
-        </m:sSub>
-        <m:r>
-          <m:rPr>
-            <m:sty m:val="p"/>
-          </m:rPr>
-          <m:t>=</m:t>
-        </m:r>
-        <m:r>
-          <m:rPr>
-            <m:nor/>
-          </m:rPr>
-          <m:t>ER</m:t>
-        </m:r>
-      </m:oMath>
-      <w:r>
-        <w:t xml:space="preserve">,</w:t>
-      </w:r>
-      <w:r>
-        <w:t xml:space="preserve"> </w:t>
-      </w:r>
-      <m:oMath>
-        <m:sSub>
-          <m:e>
-            <m:r>
-              <m:t>X</m:t>
-            </m:r>
-          </m:e>
-          <m:sub>
-            <m:r>
-              <m:t>4</m:t>
-            </m:r>
-          </m:sub>
-        </m:sSub>
-        <m:r>
-          <m:rPr>
-            <m:sty m:val="p"/>
-          </m:rPr>
-          <m:t>=</m:t>
-        </m:r>
-        <m:r>
-          <m:rPr>
-            <m:nor/>
-          </m:rPr>
-          <m:t>Tariff</m:t>
-        </m:r>
-      </m:oMath>
-      <w:r>
-        <w:t xml:space="preserve">,</w:t>
-      </w:r>
-      <w:r>
-        <w:t xml:space="preserve"> </w:t>
-      </w:r>
-      <m:oMath>
-        <m:sSub>
-          <m:e>
-            <m:r>
-              <m:t>X</m:t>
-            </m:r>
-          </m:e>
-          <m:sub>
-            <m:r>
-              <m:t>5</m:t>
-            </m:r>
-          </m:sub>
-        </m:sSub>
-        <m:r>
-          <m:rPr>
-            <m:sty m:val="p"/>
-          </m:rPr>
-          <m:t>=</m:t>
-        </m:r>
-        <m:r>
-          <m:rPr>
-            <m:nor/>
-          </m:rPr>
-          <m:t>Cost</m:t>
-        </m:r>
-      </m:oMath>
-      <w:r>
-        <w:t xml:space="preserve"> </w:t>
-      </w:r>
-      <w:r>
-        <w:t xml:space="preserve">and</w:t>
-      </w:r>
-      <w:r>
-        <w:t xml:space="preserve"> </w:t>
-      </w:r>
-      <m:oMath>
-        <m:r>
-          <m:t>Y</m:t>
-        </m:r>
-        <m:r>
-          <m:rPr>
-            <m:sty m:val="p"/>
-          </m:rPr>
-          <m:t>=</m:t>
-        </m:r>
-        <m:r>
-          <m:rPr>
-            <m:nor/>
-          </m:rPr>
-          <m:t>Trade</m:t>
-        </m:r>
-      </m:oMath>
-      <w:r>
-        <w:t xml:space="preserve">.</w:t>
-      </w:r>
     </w:p>
     <w:p>
       <w:pPr>
@@ -21645,6 +22820,42 @@
       <w:color w:themeColor="accent1" w:themeShade="BF" w:val="365F91"/>
     </w:rPr>
   </w:style>
+  <w:style w:type="paragraph" w:customStyle="1" w:styleId="SmallMath7">
+    <w:name w:val="SmallMath7"/>
+    <w:basedOn w:val="BodyText"/>
+    <w:qFormat/>
+    <w:pPr>
+      <w:spacing w:before="60" w:after="60"/>
+    </w:pPr>
+    <w:rPr>
+      <w:sz w:val="14"/>
+      <w:szCs w:val="14"/>
+    </w:rPr>
+  </w:style>
+  <w:style w:type="paragraph" w:customStyle="1" w:styleId="SmallMath8">
+    <w:name w:val="SmallMath8"/>
+    <w:basedOn w:val="BodyText"/>
+    <w:qFormat/>
+    <w:pPr>
+      <w:spacing w:before="60" w:after="60"/>
+    </w:pPr>
+    <w:rPr>
+      <w:sz w:val="16"/>
+      <w:szCs w:val="16"/>
+    </w:rPr>
+  </w:style>
+  <w:style w:type="paragraph" w:customStyle="1" w:styleId="SmallMath9">
+    <w:name w:val="SmallMath9"/>
+    <w:basedOn w:val="BodyText"/>
+    <w:qFormat/>
+    <w:pPr>
+      <w:spacing w:before="60" w:after="60"/>
+    </w:pPr>
+    <w:rPr>
+      <w:sz w:val="18"/>
+      <w:szCs w:val="18"/>
+    </w:rPr>
+  </w:style>
   <w:style w:type="paragraph" w:customStyle="1" w:styleId="SourceCode">
     <w:name w:val="Source Code"/>
     <w:basedOn w:val="Normal"/>

--- a/Exercise-1-Answers.docx
+++ b/Exercise-1-Answers.docx
@@ -358,7 +358,7 @@
         </w:numPr>
       </w:pPr>
       <w:r>
-        <w:t xml:space="preserve">With</w:t>
+        <w:t xml:space="preserve">The model has</w:t>
       </w:r>
       <w:r>
         <w:t xml:space="preserve"> </w:t>
@@ -372,54 +372,7 @@
         <w:t xml:space="preserve"> </w:t>
       </w:r>
       <w:r>
-        <w:t xml:space="preserve">observations (</w:t>
-      </w:r>
-      <m:oMath>
-        <m:r>
-          <m:t>i</m:t>
-        </m:r>
-        <m:r>
-          <m:rPr>
-            <m:sty m:val="p"/>
-          </m:rPr>
-          <m:t>=</m:t>
-        </m:r>
-        <m:r>
-          <m:t>1</m:t>
-        </m:r>
-        <m:r>
-          <m:rPr>
-            <m:sty m:val="p"/>
-          </m:rPr>
-          <m:t>,</m:t>
-        </m:r>
-        <m:r>
-          <m:t>2</m:t>
-        </m:r>
-        <m:r>
-          <m:rPr>
-            <m:sty m:val="p"/>
-          </m:rPr>
-          <m:t>,</m:t>
-        </m:r>
-        <m:r>
-          <m:rPr>
-            <m:sty m:val="p"/>
-          </m:rPr>
-          <m:t>…</m:t>
-        </m:r>
-        <m:r>
-          <m:rPr>
-            <m:sty m:val="p"/>
-          </m:rPr>
-          <m:t>,</m:t>
-        </m:r>
-        <m:r>
-          <m:t>n</m:t>
-        </m:r>
-      </m:oMath>
-      <w:r>
-        <w:t xml:space="preserve">) and 6 parameters, the model in expanded matrix form is</w:t>
+        <w:t xml:space="preserve">observations and 6 parameters. In expanded matrix form:</w:t>
       </w:r>
     </w:p>
     <w:p>
@@ -1796,7 +1749,10 @@
         </w:numPr>
       </w:pPr>
       <w:r>
-        <w:t xml:space="preserve">Following the notation of Lecture 1B (</w:t>
+        <w:t xml:space="preserve">In the form</w:t>
+      </w:r>
+      <w:r>
+        <w:t xml:space="preserve"> </w:t>
       </w:r>
       <m:oMath>
         <m:r>
@@ -1831,7 +1787,24 @@
         </m:r>
       </m:oMath>
       <w:r>
-        <w:t xml:space="preserve">), the data matrix is written in its transposed form, with a row of 1’s for the constant and one row for each variable:</w:t>
+        <w:t xml:space="preserve">, the data matrix is written as</w:t>
+      </w:r>
+      <w:r>
+        <w:t xml:space="preserve"> </w:t>
+      </w:r>
+      <m:oMath>
+        <m:r>
+          <m:t>X</m:t>
+        </m:r>
+        <m:r>
+          <m:rPr>
+            <m:sty m:val="p"/>
+          </m:rPr>
+          <m:t>′</m:t>
+        </m:r>
+      </m:oMath>
+      <w:r>
+        <w:t xml:space="preserve">:</w:t>
       </w:r>
     </w:p>
     <w:p>
@@ -2671,21 +2644,7 @@
         </m:r>
       </m:oMath>
       <w:r>
-        <w:t xml:space="preserve">) – vector of the</w:t>
-      </w:r>
-      <w:r>
-        <w:t xml:space="preserve"> </w:t>
-      </w:r>
-      <m:oMath>
-        <m:r>
-          <m:t>n</m:t>
-        </m:r>
-      </m:oMath>
-      <w:r>
-        <w:t xml:space="preserve"> </w:t>
-      </w:r>
-      <w:r>
-        <w:t xml:space="preserve">observations of Trade</w:t>
+        <w:t xml:space="preserve">) is the vector of Trade.</w:t>
       </w:r>
     </w:p>
     <w:p>
@@ -2722,7 +2681,44 @@
         </m:r>
       </m:oMath>
       <w:r>
-        <w:t xml:space="preserve">) – matrix of constants; column 1 is all 1’s (for</w:t>
+        <w:t xml:space="preserve">) is the matrix of the regressors. Its first column is all 1’s for the constant.</w:t>
+      </w:r>
+    </w:p>
+    <w:p>
+      <w:pPr>
+        <w:pStyle w:val="Compact"/>
+        <w:numPr>
+          <w:ilvl w:val="1"/>
+          <w:numId w:val="1002"/>
+        </w:numPr>
+      </w:pPr>
+      <m:oMath>
+        <m:r>
+          <m:t>β</m:t>
+        </m:r>
+      </m:oMath>
+      <w:r>
+        <w:t xml:space="preserve"> </w:t>
+      </w:r>
+      <w:r>
+        <w:t xml:space="preserve">(</w:t>
+      </w:r>
+      <m:oMath>
+        <m:r>
+          <m:t>6</m:t>
+        </m:r>
+        <m:r>
+          <m:rPr>
+            <m:sty m:val="p"/>
+          </m:rPr>
+          <m:t>×</m:t>
+        </m:r>
+        <m:r>
+          <m:t>1</m:t>
+        </m:r>
+      </m:oMath>
+      <w:r>
+        <w:t xml:space="preserve">) is the vector of the parameters</w:t>
       </w:r>
       <w:r>
         <w:t xml:space="preserve"> </w:t>
@@ -2742,97 +2738,15 @@
         </m:sSub>
       </m:oMath>
       <w:r>
-        <w:t xml:space="preserve">), and columns 2–6 hold Export, Import, ER, Tariff and Cost</w:t>
-      </w:r>
-    </w:p>
-    <w:p>
-      <w:pPr>
-        <w:pStyle w:val="Compact"/>
-        <w:numPr>
-          <w:ilvl w:val="1"/>
-          <w:numId w:val="1002"/>
-        </w:numPr>
-      </w:pPr>
+        <w:t xml:space="preserve"> </w:t>
+      </w:r>
+      <w:r>
+        <w:t xml:space="preserve">to</w:t>
+      </w:r>
+      <w:r>
+        <w:t xml:space="preserve"> </w:t>
+      </w:r>
       <m:oMath>
-        <m:r>
-          <m:t>β</m:t>
-        </m:r>
-      </m:oMath>
-      <w:r>
-        <w:t xml:space="preserve"> </w:t>
-      </w:r>
-      <w:r>
-        <w:t xml:space="preserve">(</w:t>
-      </w:r>
-      <m:oMath>
-        <m:r>
-          <m:t>6</m:t>
-        </m:r>
-        <m:r>
-          <m:rPr>
-            <m:sty m:val="p"/>
-          </m:rPr>
-          <m:t>×</m:t>
-        </m:r>
-        <m:r>
-          <m:t>1</m:t>
-        </m:r>
-      </m:oMath>
-      <w:r>
-        <w:t xml:space="preserve">) – vector of regression parameters</w:t>
-      </w:r>
-      <w:r>
-        <w:t xml:space="preserve"> </w:t>
-      </w:r>
-      <m:oMath>
-        <m:sSub>
-          <m:e>
-            <m:r>
-              <m:t>β</m:t>
-            </m:r>
-          </m:e>
-          <m:sub>
-            <m:r>
-              <m:t>0</m:t>
-            </m:r>
-          </m:sub>
-        </m:sSub>
-        <m:r>
-          <m:rPr>
-            <m:sty m:val="p"/>
-          </m:rPr>
-          <m:t>,</m:t>
-        </m:r>
-        <m:sSub>
-          <m:e>
-            <m:r>
-              <m:t>β</m:t>
-            </m:r>
-          </m:e>
-          <m:sub>
-            <m:r>
-              <m:t>1</m:t>
-            </m:r>
-          </m:sub>
-        </m:sSub>
-        <m:r>
-          <m:rPr>
-            <m:sty m:val="p"/>
-          </m:rPr>
-          <m:t>,</m:t>
-        </m:r>
-        <m:r>
-          <m:rPr>
-            <m:sty m:val="p"/>
-          </m:rPr>
-          <m:t>…</m:t>
-        </m:r>
-        <m:r>
-          <m:rPr>
-            <m:sty m:val="p"/>
-          </m:rPr>
-          <m:t>,</m:t>
-        </m:r>
         <m:sSub>
           <m:e>
             <m:r>
@@ -2846,6 +2760,9 @@
           </m:sub>
         </m:sSub>
       </m:oMath>
+      <w:r>
+        <w:t xml:space="preserve">.</w:t>
+      </w:r>
     </w:p>
     <w:p>
       <w:pPr>
@@ -2881,47 +2798,8 @@
         </m:r>
       </m:oMath>
       <w:r>
-        <w:t xml:space="preserve">) – vector of random error terms, independent</w:t>
-      </w:r>
-      <w:r>
-        <w:t xml:space="preserve"> </w:t>
-      </w:r>
-      <m:oMath>
-        <m:r>
-          <m:t>N</m:t>
-        </m:r>
-        <m:d>
-          <m:dPr>
-            <m:begChr m:val="("/>
-            <m:sepChr m:val=""/>
-            <m:endChr m:val=")"/>
-            <m:grow/>
-          </m:dPr>
-          <m:e>
-            <m:r>
-              <m:t>0</m:t>
-            </m:r>
-            <m:r>
-              <m:rPr>
-                <m:sty m:val="p"/>
-              </m:rPr>
-              <m:t>,</m:t>
-            </m:r>
-            <m:sSup>
-              <m:e>
-                <m:r>
-                  <m:t>σ</m:t>
-                </m:r>
-              </m:e>
-              <m:sup>
-                <m:r>
-                  <m:t>2</m:t>
-                </m:r>
-              </m:sup>
-            </m:sSup>
-          </m:e>
-        </m:d>
-      </m:oMath>
+        <w:t xml:space="preserve">) is the vector of random error terms.</w:t>
+      </w:r>
     </w:p>
     <w:p>
       <w:pPr>
@@ -2958,7 +2836,7 @@
         </w:numPr>
       </w:pPr>
       <w:r>
-        <w:t xml:space="preserve">The least squares solution minimizes</w:t>
+        <w:t xml:space="preserve">Least squares minimizes</w:t>
       </w:r>
       <w:r>
         <w:t xml:space="preserve"> </w:t>
@@ -2982,70 +2860,29 @@
           </m:rPr>
           <m:t>=</m:t>
         </m:r>
-        <m:d>
-          <m:dPr>
-            <m:begChr m:val="("/>
-            <m:sepChr m:val=""/>
-            <m:endChr m:val=")"/>
-            <m:grow/>
-          </m:dPr>
-          <m:e>
-            <m:r>
-              <m:t>Y</m:t>
-            </m:r>
-            <m:r>
-              <m:rPr>
-                <m:sty m:val="p"/>
-              </m:rPr>
-              <m:t>−</m:t>
-            </m:r>
-            <m:r>
-              <m:t>X</m:t>
-            </m:r>
-            <m:r>
-              <m:t>β</m:t>
-            </m:r>
-          </m:e>
-        </m:d>
+        <m:r>
+          <m:t>Y</m:t>
+        </m:r>
         <m:r>
           <m:rPr>
             <m:sty m:val="p"/>
           </m:rPr>
           <m:t>′</m:t>
         </m:r>
-        <m:d>
-          <m:dPr>
-            <m:begChr m:val="("/>
-            <m:sepChr m:val=""/>
-            <m:endChr m:val=")"/>
-            <m:grow/>
-          </m:dPr>
-          <m:e>
-            <m:r>
-              <m:t>Y</m:t>
-            </m:r>
-            <m:r>
-              <m:rPr>
-                <m:sty m:val="p"/>
-              </m:rPr>
-              <m:t>−</m:t>
-            </m:r>
-            <m:r>
-              <m:t>X</m:t>
-            </m:r>
-            <m:r>
-              <m:t>β</m:t>
-            </m:r>
-          </m:e>
-        </m:d>
+        <m:r>
+          <m:t>Y</m:t>
+        </m:r>
         <m:r>
           <m:rPr>
             <m:sty m:val="p"/>
           </m:rPr>
-          <m:t>=</m:t>
-        </m:r>
-        <m:r>
-          <m:t>Y</m:t>
+          <m:t>−</m:t>
+        </m:r>
+        <m:r>
+          <m:t>2</m:t>
+        </m:r>
+        <m:r>
+          <m:t>β</m:t>
         </m:r>
         <m:r>
           <m:rPr>
@@ -3054,19 +2891,7 @@
           <m:t>′</m:t>
         </m:r>
         <m:r>
-          <m:t>Y</m:t>
-        </m:r>
-        <m:r>
-          <m:rPr>
-            <m:sty m:val="p"/>
-          </m:rPr>
-          <m:t>−</m:t>
-        </m:r>
-        <m:r>
-          <m:t>2</m:t>
-        </m:r>
-        <m:r>
-          <m:t>β</m:t>
+          <m:t>X</m:t>
         </m:r>
         <m:r>
           <m:rPr>
@@ -3075,7 +2900,16 @@
           <m:t>′</m:t>
         </m:r>
         <m:r>
-          <m:t>X</m:t>
+          <m:t>Y</m:t>
+        </m:r>
+        <m:r>
+          <m:rPr>
+            <m:sty m:val="p"/>
+          </m:rPr>
+          <m:t>+</m:t>
+        </m:r>
+        <m:r>
+          <m:t>β</m:t>
         </m:r>
         <m:r>
           <m:rPr>
@@ -3084,16 +2918,7 @@
           <m:t>′</m:t>
         </m:r>
         <m:r>
-          <m:t>Y</m:t>
-        </m:r>
-        <m:r>
-          <m:rPr>
-            <m:sty m:val="p"/>
-          </m:rPr>
-          <m:t>+</m:t>
-        </m:r>
-        <m:r>
-          <m:t>β</m:t>
+          <m:t>X</m:t>
         </m:r>
         <m:r>
           <m:rPr>
@@ -3105,20 +2930,11 @@
           <m:t>X</m:t>
         </m:r>
         <m:r>
-          <m:rPr>
-            <m:sty m:val="p"/>
-          </m:rPr>
-          <m:t>′</m:t>
-        </m:r>
-        <m:r>
-          <m:t>X</m:t>
-        </m:r>
-        <m:r>
           <m:t>β</m:t>
         </m:r>
       </m:oMath>
       <w:r>
-        <w:t xml:space="preserve">. Setting the first-order condition to zero:</w:t>
+        <w:t xml:space="preserve">. Set the first-order condition to zero:</w:t>
       </w:r>
     </w:p>
     <w:p>
@@ -3376,21 +3192,7 @@
         </w:numPr>
       </w:pPr>
       <w:r>
-        <w:t xml:space="preserve">All sums run over the</w:t>
-      </w:r>
-      <w:r>
-        <w:t xml:space="preserve"> </w:t>
-      </w:r>
-      <m:oMath>
-        <m:r>
-          <m:t>n</m:t>
-        </m:r>
-      </m:oMath>
-      <w:r>
-        <w:t xml:space="preserve"> </w:t>
-      </w:r>
-      <w:r>
-        <w:t xml:space="preserve">observations,</w:t>
+        <w:t xml:space="preserve">All sums run from</w:t>
       </w:r>
       <w:r>
         <w:t xml:space="preserve"> </w:t>
@@ -3422,114 +3224,6 @@
         <m:r>
           <m:t>n</m:t>
         </m:r>
-      </m:oMath>
-      <w:r>
-        <w:t xml:space="preserve">; for example,</w:t>
-      </w:r>
-      <w:r>
-        <w:t xml:space="preserve"> </w:t>
-      </w:r>
-      <m:oMath>
-        <m:r>
-          <m:rPr>
-            <m:sty m:val="p"/>
-          </m:rPr>
-          <m:t>∑</m:t>
-        </m:r>
-        <m:r>
-          <m:rPr>
-            <m:nor/>
-          </m:rPr>
-          <m:t>Export</m:t>
-        </m:r>
-        <m:r>
-          <m:rPr>
-            <m:sty m:val="p"/>
-          </m:rPr>
-          <m:t>⋅</m:t>
-        </m:r>
-        <m:r>
-          <m:rPr>
-            <m:nor/>
-          </m:rPr>
-          <m:t>Import</m:t>
-        </m:r>
-      </m:oMath>
-      <w:r>
-        <w:t xml:space="preserve"> </w:t>
-      </w:r>
-      <w:r>
-        <w:t xml:space="preserve">means</w:t>
-      </w:r>
-      <w:r>
-        <w:t xml:space="preserve"> </w:t>
-      </w:r>
-      <m:oMath>
-        <m:nary>
-          <m:naryPr>
-            <m:chr m:val="∑"/>
-            <m:limLoc m:val="undOvr"/>
-            <m:subHide m:val="off"/>
-            <m:supHide m:val="off"/>
-          </m:naryPr>
-          <m:sub>
-            <m:r>
-              <m:t>i</m:t>
-            </m:r>
-            <m:r>
-              <m:rPr>
-                <m:sty m:val="p"/>
-              </m:rPr>
-              <m:t>=</m:t>
-            </m:r>
-            <m:r>
-              <m:t>1</m:t>
-            </m:r>
-          </m:sub>
-          <m:sup>
-            <m:r>
-              <m:t>n</m:t>
-            </m:r>
-          </m:sup>
-          <m:e>
-            <m:sSub>
-              <m:e>
-                <m:r>
-                  <m:rPr>
-                    <m:nor/>
-                  </m:rPr>
-                  <m:t>Export</m:t>
-                </m:r>
-              </m:e>
-              <m:sub>
-                <m:r>
-                  <m:t>i</m:t>
-                </m:r>
-              </m:sub>
-            </m:sSub>
-          </m:e>
-        </m:nary>
-        <m:r>
-          <m:rPr>
-            <m:sty m:val="p"/>
-          </m:rPr>
-          <m:t>⋅</m:t>
-        </m:r>
-        <m:sSub>
-          <m:e>
-            <m:r>
-              <m:rPr>
-                <m:nor/>
-              </m:rPr>
-              <m:t>Import</m:t>
-            </m:r>
-          </m:e>
-          <m:sub>
-            <m:r>
-              <m:t>i</m:t>
-            </m:r>
-          </m:sub>
-        </m:sSub>
       </m:oMath>
       <w:r>
         <w:t xml:space="preserve">.</w:t>
@@ -5000,21 +4694,7 @@
         </w:numPr>
       </w:pPr>
       <w:r>
-        <w:t xml:space="preserve">Each element is (row</w:t>
-      </w:r>
-      <w:r>
-        <w:t xml:space="preserve"> </w:t>
-      </w:r>
-      <m:oMath>
-        <m:r>
-          <m:t>j</m:t>
-        </m:r>
-      </m:oMath>
-      <w:r>
-        <w:t xml:space="preserve"> </w:t>
-      </w:r>
-      <w:r>
-        <w:t xml:space="preserve">of</w:t>
+        <w:t xml:space="preserve">Each element is a row of</w:t>
       </w:r>
       <w:r>
         <w:t xml:space="preserve"> </w:t>
@@ -5031,32 +4711,21 @@
         </m:r>
       </m:oMath>
       <w:r>
-        <w:t xml:space="preserve">) times (column</w:t>
-      </w:r>
-      <w:r>
         <w:t xml:space="preserve"> </w:t>
       </w:r>
+      <w:r>
+        <w:t xml:space="preserve">times a column of</w:t>
+      </w:r>
+      <w:r>
+        <w:t xml:space="preserve"> </w:t>
+      </w:r>
       <m:oMath>
         <m:r>
-          <m:t>k</m:t>
+          <m:t>X</m:t>
         </m:r>
       </m:oMath>
       <w:r>
-        <w:t xml:space="preserve"> </w:t>
-      </w:r>
-      <w:r>
-        <w:t xml:space="preserve">of</w:t>
-      </w:r>
-      <w:r>
-        <w:t xml:space="preserve"> </w:t>
-      </w:r>
-      <m:oMath>
-        <m:r>
-          <m:t>X</m:t>
-        </m:r>
-      </m:oMath>
-      <w:r>
-        <w:t xml:space="preserve">), that is, the sum over all observations of the product of the two variables:</w:t>
+        <w:t xml:space="preserve">:</w:t>
       </w:r>
     </w:p>
     <w:p>
@@ -6136,99 +5805,19 @@
         </w:numPr>
       </w:pPr>
       <w:r>
-        <w:t xml:space="preserve">Row 1</w:t>
+        <w:t xml:space="preserve">Row 1 times column 1 gives</w:t>
       </w:r>
       <w:r>
         <w:t xml:space="preserve"> </w:t>
       </w:r>
       <m:oMath>
         <m:r>
-          <m:rPr>
-            <m:sty m:val="p"/>
-          </m:rPr>
-          <m:t>×</m:t>
+          <m:t>n</m:t>
         </m:r>
       </m:oMath>
       <w:r>
-        <w:t xml:space="preserve"> </w:t>
-      </w:r>
-      <w:r>
-        <w:t xml:space="preserve">column 1:</w:t>
-      </w:r>
-      <w:r>
-        <w:t xml:space="preserve"> </w:t>
-      </w:r>
-      <m:oMath>
-        <m:r>
-          <m:t>1</m:t>
-        </m:r>
-        <m:r>
-          <m:rPr>
-            <m:sty m:val="p"/>
-          </m:rPr>
-          <m:t>⋅</m:t>
-        </m:r>
-        <m:r>
-          <m:t>1</m:t>
-        </m:r>
-        <m:r>
-          <m:rPr>
-            <m:sty m:val="p"/>
-          </m:rPr>
-          <m:t>+</m:t>
-        </m:r>
-        <m:r>
-          <m:t>1</m:t>
-        </m:r>
-        <m:r>
-          <m:rPr>
-            <m:sty m:val="p"/>
-          </m:rPr>
-          <m:t>⋅</m:t>
-        </m:r>
-        <m:r>
-          <m:t>1</m:t>
-        </m:r>
-        <m:r>
-          <m:rPr>
-            <m:sty m:val="p"/>
-          </m:rPr>
-          <m:t>+</m:t>
-        </m:r>
-        <m:r>
-          <m:rPr>
-            <m:sty m:val="p"/>
-          </m:rPr>
-          <m:t>⋯</m:t>
-        </m:r>
-        <m:r>
-          <m:rPr>
-            <m:sty m:val="p"/>
-          </m:rPr>
-          <m:t>+</m:t>
-        </m:r>
-        <m:r>
-          <m:t>1</m:t>
-        </m:r>
-        <m:r>
-          <m:rPr>
-            <m:sty m:val="p"/>
-          </m:rPr>
-          <m:t>⋅</m:t>
-        </m:r>
-        <m:r>
-          <m:t>1</m:t>
-        </m:r>
-        <m:r>
-          <m:rPr>
-            <m:sty m:val="p"/>
-          </m:rPr>
-          <m:t>=</m:t>
-        </m:r>
-        <m:r>
-          <m:t>n</m:t>
-        </m:r>
-      </m:oMath>
+        <w:t xml:space="preserve">.</w:t>
+      </w:r>
     </w:p>
     <w:p>
       <w:pPr>
@@ -6239,216 +5828,7 @@
         </w:numPr>
       </w:pPr>
       <w:r>
-        <w:t xml:space="preserve">Row 1</w:t>
-      </w:r>
-      <w:r>
-        <w:t xml:space="preserve"> </w:t>
-      </w:r>
-      <m:oMath>
-        <m:r>
-          <m:rPr>
-            <m:sty m:val="p"/>
-          </m:rPr>
-          <m:t>×</m:t>
-        </m:r>
-      </m:oMath>
-      <w:r>
-        <w:t xml:space="preserve"> </w:t>
-      </w:r>
-      <w:r>
-        <w:t xml:space="preserve">the other columns (and the other rows</w:t>
-      </w:r>
-      <w:r>
-        <w:t xml:space="preserve"> </w:t>
-      </w:r>
-      <m:oMath>
-        <m:r>
-          <m:rPr>
-            <m:sty m:val="p"/>
-          </m:rPr>
-          <m:t>×</m:t>
-        </m:r>
-      </m:oMath>
-      <w:r>
-        <w:t xml:space="preserve"> </w:t>
-      </w:r>
-      <w:r>
-        <w:t xml:space="preserve">column 1):</w:t>
-      </w:r>
-      <w:r>
-        <w:t xml:space="preserve"> </w:t>
-      </w:r>
-      <m:oMath>
-        <m:r>
-          <m:t>1</m:t>
-        </m:r>
-        <m:r>
-          <m:rPr>
-            <m:sty m:val="p"/>
-          </m:rPr>
-          <m:t>⋅</m:t>
-        </m:r>
-        <m:sSub>
-          <m:e>
-            <m:r>
-              <m:rPr>
-                <m:nor/>
-              </m:rPr>
-              <m:t>Export</m:t>
-            </m:r>
-          </m:e>
-          <m:sub>
-            <m:r>
-              <m:t>1</m:t>
-            </m:r>
-          </m:sub>
-        </m:sSub>
-        <m:r>
-          <m:rPr>
-            <m:sty m:val="p"/>
-          </m:rPr>
-          <m:t>+</m:t>
-        </m:r>
-        <m:r>
-          <m:rPr>
-            <m:sty m:val="p"/>
-          </m:rPr>
-          <m:t>⋯</m:t>
-        </m:r>
-        <m:r>
-          <m:rPr>
-            <m:sty m:val="p"/>
-          </m:rPr>
-          <m:t>+</m:t>
-        </m:r>
-        <m:r>
-          <m:t>1</m:t>
-        </m:r>
-        <m:r>
-          <m:rPr>
-            <m:sty m:val="p"/>
-          </m:rPr>
-          <m:t>⋅</m:t>
-        </m:r>
-        <m:sSub>
-          <m:e>
-            <m:r>
-              <m:rPr>
-                <m:nor/>
-              </m:rPr>
-              <m:t>Export</m:t>
-            </m:r>
-          </m:e>
-          <m:sub>
-            <m:r>
-              <m:t>n</m:t>
-            </m:r>
-          </m:sub>
-        </m:sSub>
-        <m:r>
-          <m:rPr>
-            <m:sty m:val="p"/>
-          </m:rPr>
-          <m:t>=</m:t>
-        </m:r>
-        <m:r>
-          <m:rPr>
-            <m:sty m:val="p"/>
-          </m:rPr>
-          <m:t>∑</m:t>
-        </m:r>
-        <m:r>
-          <m:rPr>
-            <m:nor/>
-          </m:rPr>
-          <m:t>Export</m:t>
-        </m:r>
-      </m:oMath>
-      <w:r>
-        <w:t xml:space="preserve">, and likewise</w:t>
-      </w:r>
-      <w:r>
-        <w:t xml:space="preserve"> </w:t>
-      </w:r>
-      <m:oMath>
-        <m:r>
-          <m:rPr>
-            <m:sty m:val="p"/>
-          </m:rPr>
-          <m:t>∑</m:t>
-        </m:r>
-        <m:r>
-          <m:rPr>
-            <m:nor/>
-          </m:rPr>
-          <m:t>Import</m:t>
-        </m:r>
-      </m:oMath>
-      <w:r>
-        <w:t xml:space="preserve">,</w:t>
-      </w:r>
-      <w:r>
-        <w:t xml:space="preserve"> </w:t>
-      </w:r>
-      <m:oMath>
-        <m:r>
-          <m:rPr>
-            <m:sty m:val="p"/>
-          </m:rPr>
-          <m:t>∑</m:t>
-        </m:r>
-        <m:r>
-          <m:rPr>
-            <m:nor/>
-          </m:rPr>
-          <m:t>ER</m:t>
-        </m:r>
-      </m:oMath>
-      <w:r>
-        <w:t xml:space="preserve">,</w:t>
-      </w:r>
-      <w:r>
-        <w:t xml:space="preserve"> </w:t>
-      </w:r>
-      <m:oMath>
-        <m:r>
-          <m:rPr>
-            <m:sty m:val="p"/>
-          </m:rPr>
-          <m:t>∑</m:t>
-        </m:r>
-        <m:r>
-          <m:rPr>
-            <m:nor/>
-          </m:rPr>
-          <m:t>Tariff</m:t>
-        </m:r>
-      </m:oMath>
-      <w:r>
-        <w:t xml:space="preserve">,</w:t>
-      </w:r>
-      <w:r>
-        <w:t xml:space="preserve"> </w:t>
-      </w:r>
-      <m:oMath>
-        <m:r>
-          <m:rPr>
-            <m:sty m:val="p"/>
-          </m:rPr>
-          <m:t>∑</m:t>
-        </m:r>
-        <m:r>
-          <m:rPr>
-            <m:nor/>
-          </m:rPr>
-          <m:t>Cost</m:t>
-        </m:r>
-      </m:oMath>
-      <w:r>
-        <w:t xml:space="preserve"> </w:t>
-      </w:r>
-      <w:r>
-        <w:t xml:space="preserve">(the sum of each variable)</w:t>
+        <w:t xml:space="preserve">Row 1 times the other columns gives the sum of each variable.</w:t>
       </w:r>
     </w:p>
     <w:p>
@@ -6460,155 +5840,7 @@
         </w:numPr>
       </w:pPr>
       <w:r>
-        <w:t xml:space="preserve">Diagonal:</w:t>
-      </w:r>
-      <w:r>
-        <w:t xml:space="preserve"> </w:t>
-      </w:r>
-      <m:oMath>
-        <m:r>
-          <m:rPr>
-            <m:sty m:val="p"/>
-          </m:rPr>
-          <m:t>∑</m:t>
-        </m:r>
-        <m:sSup>
-          <m:e>
-            <m:r>
-              <m:rPr>
-                <m:nor/>
-              </m:rPr>
-              <m:t>Export</m:t>
-            </m:r>
-          </m:e>
-          <m:sup>
-            <m:r>
-              <m:t>2</m:t>
-            </m:r>
-          </m:sup>
-        </m:sSup>
-      </m:oMath>
-      <w:r>
-        <w:t xml:space="preserve">,</w:t>
-      </w:r>
-      <w:r>
-        <w:t xml:space="preserve"> </w:t>
-      </w:r>
-      <m:oMath>
-        <m:r>
-          <m:rPr>
-            <m:sty m:val="p"/>
-          </m:rPr>
-          <m:t>∑</m:t>
-        </m:r>
-        <m:sSup>
-          <m:e>
-            <m:r>
-              <m:rPr>
-                <m:nor/>
-              </m:rPr>
-              <m:t>Import</m:t>
-            </m:r>
-          </m:e>
-          <m:sup>
-            <m:r>
-              <m:t>2</m:t>
-            </m:r>
-          </m:sup>
-        </m:sSup>
-      </m:oMath>
-      <w:r>
-        <w:t xml:space="preserve">,</w:t>
-      </w:r>
-      <w:r>
-        <w:t xml:space="preserve"> </w:t>
-      </w:r>
-      <m:oMath>
-        <m:r>
-          <m:rPr>
-            <m:sty m:val="p"/>
-          </m:rPr>
-          <m:t>∑</m:t>
-        </m:r>
-        <m:sSup>
-          <m:e>
-            <m:r>
-              <m:rPr>
-                <m:nor/>
-              </m:rPr>
-              <m:t>ER</m:t>
-            </m:r>
-          </m:e>
-          <m:sup>
-            <m:r>
-              <m:t>2</m:t>
-            </m:r>
-          </m:sup>
-        </m:sSup>
-      </m:oMath>
-      <w:r>
-        <w:t xml:space="preserve">,</w:t>
-      </w:r>
-      <w:r>
-        <w:t xml:space="preserve"> </w:t>
-      </w:r>
-      <m:oMath>
-        <m:r>
-          <m:rPr>
-            <m:sty m:val="p"/>
-          </m:rPr>
-          <m:t>∑</m:t>
-        </m:r>
-        <m:sSup>
-          <m:e>
-            <m:r>
-              <m:rPr>
-                <m:nor/>
-              </m:rPr>
-              <m:t>Tariff</m:t>
-            </m:r>
-          </m:e>
-          <m:sup>
-            <m:r>
-              <m:t>2</m:t>
-            </m:r>
-          </m:sup>
-        </m:sSup>
-      </m:oMath>
-      <w:r>
-        <w:t xml:space="preserve">,</w:t>
-      </w:r>
-      <w:r>
-        <w:t xml:space="preserve"> </w:t>
-      </w:r>
-      <m:oMath>
-        <m:r>
-          <m:rPr>
-            <m:sty m:val="p"/>
-          </m:rPr>
-          <m:t>∑</m:t>
-        </m:r>
-        <m:sSup>
-          <m:e>
-            <m:r>
-              <m:rPr>
-                <m:nor/>
-              </m:rPr>
-              <m:t>Cost</m:t>
-            </m:r>
-          </m:e>
-          <m:sup>
-            <m:r>
-              <m:t>2</m:t>
-            </m:r>
-          </m:sup>
-        </m:sSup>
-      </m:oMath>
-      <w:r>
-        <w:t xml:space="preserve"> </w:t>
-      </w:r>
-      <w:r>
-        <w:t xml:space="preserve">(the sum of squares of each variable)</w:t>
+        <w:t xml:space="preserve">The diagonal gives the sum of squares of each variable.</w:t>
       </w:r>
     </w:p>
     <w:p>
@@ -6620,98 +5852,8 @@
         </w:numPr>
       </w:pPr>
       <w:r>
-        <w:t xml:space="preserve">Off-diagonal: sums of cross-products, e.g. </w:t>
-      </w:r>
-      <m:oMath>
-        <m:r>
-          <m:rPr>
-            <m:sty m:val="p"/>
-          </m:rPr>
-          <m:t>∑</m:t>
-        </m:r>
-        <m:r>
-          <m:rPr>
-            <m:nor/>
-          </m:rPr>
-          <m:t>Export</m:t>
-        </m:r>
-        <m:r>
-          <m:rPr>
-            <m:sty m:val="p"/>
-          </m:rPr>
-          <m:t>⋅</m:t>
-        </m:r>
-        <m:r>
-          <m:rPr>
-            <m:nor/>
-          </m:rPr>
-          <m:t>Import</m:t>
-        </m:r>
-      </m:oMath>
-      <w:r>
-        <w:t xml:space="preserve">,</w:t>
-      </w:r>
-      <w:r>
-        <w:t xml:space="preserve"> </w:t>
-      </w:r>
-      <m:oMath>
-        <m:r>
-          <m:rPr>
-            <m:sty m:val="p"/>
-          </m:rPr>
-          <m:t>∑</m:t>
-        </m:r>
-        <m:r>
-          <m:rPr>
-            <m:nor/>
-          </m:rPr>
-          <m:t>ER</m:t>
-        </m:r>
-        <m:r>
-          <m:rPr>
-            <m:sty m:val="p"/>
-          </m:rPr>
-          <m:t>⋅</m:t>
-        </m:r>
-        <m:r>
-          <m:rPr>
-            <m:nor/>
-          </m:rPr>
-          <m:t>Tariff</m:t>
-        </m:r>
-      </m:oMath>
-      <w:r>
-        <w:t xml:space="preserve">,</w:t>
-      </w:r>
-      <w:r>
-        <w:t xml:space="preserve"> </w:t>
-      </w:r>
-      <m:oMath>
-        <m:r>
-          <m:rPr>
-            <m:sty m:val="p"/>
-          </m:rPr>
-          <m:t>∑</m:t>
-        </m:r>
-        <m:r>
-          <m:rPr>
-            <m:nor/>
-          </m:rPr>
-          <m:t>Tariff</m:t>
-        </m:r>
-        <m:r>
-          <m:rPr>
-            <m:sty m:val="p"/>
-          </m:rPr>
-          <m:t>⋅</m:t>
-        </m:r>
-        <m:r>
-          <m:rPr>
-            <m:nor/>
-          </m:rPr>
-          <m:t>Cost</m:t>
-        </m:r>
-      </m:oMath>
+        <w:t xml:space="preserve">The other elements give the sums of cross-products of two variables.</w:t>
+      </w:r>
     </w:p>
     <w:p>
       <w:pPr>
@@ -6739,69 +5881,7 @@
         <w:t xml:space="preserve"> </w:t>
       </w:r>
       <w:r>
-        <w:t xml:space="preserve">is symmetric, since</w:t>
-      </w:r>
-      <w:r>
-        <w:t xml:space="preserve"> </w:t>
-      </w:r>
-      <m:oMath>
-        <m:r>
-          <m:rPr>
-            <m:sty m:val="p"/>
-          </m:rPr>
-          <m:t>∑</m:t>
-        </m:r>
-        <m:r>
-          <m:rPr>
-            <m:nor/>
-          </m:rPr>
-          <m:t>Export</m:t>
-        </m:r>
-        <m:r>
-          <m:rPr>
-            <m:sty m:val="p"/>
-          </m:rPr>
-          <m:t>⋅</m:t>
-        </m:r>
-        <m:r>
-          <m:rPr>
-            <m:nor/>
-          </m:rPr>
-          <m:t>Import</m:t>
-        </m:r>
-        <m:r>
-          <m:rPr>
-            <m:sty m:val="p"/>
-          </m:rPr>
-          <m:t>=</m:t>
-        </m:r>
-        <m:r>
-          <m:rPr>
-            <m:sty m:val="p"/>
-          </m:rPr>
-          <m:t>∑</m:t>
-        </m:r>
-        <m:r>
-          <m:rPr>
-            <m:nor/>
-          </m:rPr>
-          <m:t>Import</m:t>
-        </m:r>
-        <m:r>
-          <m:rPr>
-            <m:sty m:val="p"/>
-          </m:rPr>
-          <m:t>⋅</m:t>
-        </m:r>
-        <m:r>
-          <m:rPr>
-            <m:nor/>
-          </m:rPr>
-          <m:t>Export</m:t>
-        </m:r>
-      </m:oMath>
-      <w:r>
-        <w:t xml:space="preserve">, and so on</w:t>
+        <w:t xml:space="preserve">is symmetric.</w:t>
       </w:r>
     </w:p>
     <w:p>
@@ -6991,21 +6071,7 @@
         </m:d>
       </m:oMath>
       <w:r>
-        <w:t xml:space="preserve">. Each element is (row</w:t>
-      </w:r>
-      <w:r>
-        <w:t xml:space="preserve"> </w:t>
-      </w:r>
-      <m:oMath>
-        <m:r>
-          <m:t>j</m:t>
-        </m:r>
-      </m:oMath>
-      <w:r>
-        <w:t xml:space="preserve"> </w:t>
-      </w:r>
-      <w:r>
-        <w:t xml:space="preserve">of</w:t>
+        <w:t xml:space="preserve">. Each element is a row of</w:t>
       </w:r>
       <w:r>
         <w:t xml:space="preserve"> </w:t>
@@ -7022,7 +6088,10 @@
         </m:r>
       </m:oMath>
       <w:r>
-        <w:t xml:space="preserve">) times the Trade column, that is, the sum of each variable multiplied by Trade:</w:t>
+        <w:t xml:space="preserve"> </w:t>
+      </w:r>
+      <w:r>
+        <w:t xml:space="preserve">times the Trade column:</w:t>
       </w:r>
     </w:p>
     <w:p>
@@ -9748,88 +8817,17 @@
         </m:sSub>
       </m:oMath>
       <w:r>
-        <w:t xml:space="preserve"> </w:t>
-      </w:r>
-      <w:r>
         <w:rPr>
           <w:iCs/>
           <w:i/>
         </w:rPr>
-        <w:t xml:space="preserve">(method of least squares).</w:t>
+        <w:t xml:space="preserve">.</w:t>
       </w:r>
       <w:r>
         <w:t xml:space="preserve"> </w:t>
       </w:r>
       <w:r>
-        <w:t xml:space="preserve">The residual is</w:t>
-      </w:r>
-      <w:r>
-        <w:t xml:space="preserve"> </w:t>
-      </w:r>
-      <m:oMath>
-        <m:sSub>
-          <m:e>
-            <m:r>
-              <m:t>e</m:t>
-            </m:r>
-          </m:e>
-          <m:sub>
-            <m:r>
-              <m:t>i</m:t>
-            </m:r>
-          </m:sub>
-        </m:sSub>
-        <m:r>
-          <m:rPr>
-            <m:sty m:val="p"/>
-          </m:rPr>
-          <m:t>=</m:t>
-        </m:r>
-        <m:sSub>
-          <m:e>
-            <m:r>
-              <m:t>Y</m:t>
-            </m:r>
-          </m:e>
-          <m:sub>
-            <m:r>
-              <m:t>i</m:t>
-            </m:r>
-          </m:sub>
-        </m:sSub>
-        <m:r>
-          <m:rPr>
-            <m:sty m:val="p"/>
-          </m:rPr>
-          <m:t>−</m:t>
-        </m:r>
-        <m:sSub>
-          <m:e>
-            <m:r>
-              <m:t>b</m:t>
-            </m:r>
-          </m:e>
-          <m:sub>
-            <m:r>
-              <m:t>1</m:t>
-            </m:r>
-          </m:sub>
-        </m:sSub>
-        <m:sSub>
-          <m:e>
-            <m:r>
-              <m:t>X</m:t>
-            </m:r>
-          </m:e>
-          <m:sub>
-            <m:r>
-              <m:t>i</m:t>
-            </m:r>
-          </m:sub>
-        </m:sSub>
-      </m:oMath>
-      <w:r>
-        <w:t xml:space="preserve">, so</w:t>
+        <w:t xml:space="preserve">Minimize the residual sum of squares:</w:t>
       </w:r>
     </w:p>
     <w:p>
@@ -10006,7 +9004,7 @@
         </w:numPr>
       </w:pPr>
       <w:r>
-        <w:t xml:space="preserve">Setting the first-order condition to zero:</w:t>
+        <w:t xml:space="preserve">Set the first-order condition to zero:</w:t>
       </w:r>
     </w:p>
     <w:p>
@@ -10356,60 +9354,6 @@
           </m:f>
         </m:oMath>
       </m:oMathPara>
-    </w:p>
-    <w:p>
-      <w:pPr>
-        <w:numPr>
-          <w:ilvl w:val="0"/>
-          <w:numId w:val="1000"/>
-        </w:numPr>
-      </w:pPr>
-      <w:r>
-        <w:t xml:space="preserve">The second derivative,</w:t>
-      </w:r>
-      <w:r>
-        <w:t xml:space="preserve"> </w:t>
-      </w:r>
-      <m:oMath>
-        <m:r>
-          <m:t>2</m:t>
-        </m:r>
-        <m:r>
-          <m:rPr>
-            <m:sty m:val="p"/>
-          </m:rPr>
-          <m:t>∑</m:t>
-        </m:r>
-        <m:sSubSup>
-          <m:e>
-            <m:r>
-              <m:t>X</m:t>
-            </m:r>
-          </m:e>
-          <m:sub>
-            <m:r>
-              <m:t>i</m:t>
-            </m:r>
-          </m:sub>
-          <m:sup>
-            <m:r>
-              <m:t>2</m:t>
-            </m:r>
-          </m:sup>
-        </m:sSubSup>
-        <m:r>
-          <m:rPr>
-            <m:sty m:val="p"/>
-          </m:rPr>
-          <m:t>&gt;</m:t>
-        </m:r>
-        <m:r>
-          <m:t>0</m:t>
-        </m:r>
-      </m:oMath>
-      <w:r>
-        <w:t xml:space="preserve">, confirms this is a minimum. Without the constant there is only one normal equation, and the formula uses raw sums rather than deviations from the mean.</w:t>
-      </w:r>
     </w:p>
     <w:p>
       <w:pPr>
@@ -10764,7 +9708,7 @@
         </w:numPr>
       </w:pPr>
       <w:r>
-        <w:t xml:space="preserve">Since the</w:t>
+        <w:t xml:space="preserve">The</w:t>
       </w:r>
       <w:r>
         <w:t xml:space="preserve"> </w:t>
@@ -10829,7 +9773,7 @@
         </m:r>
       </m:oMath>
       <w:r>
-        <w:t xml:space="preserve">,</w:t>
+        <w:t xml:space="preserve">. So</w:t>
       </w:r>
       <w:r>
         <w:t xml:space="preserve"> </w:t>
@@ -10887,10 +9831,7 @@
         </m:sSub>
       </m:oMath>
       <w:r>
-        <w:t xml:space="preserve"> </w:t>
-      </w:r>
-      <w:r>
-        <w:t xml:space="preserve">(unbiased). Then</w:t>
+        <w:t xml:space="preserve">. Then</w:t>
       </w:r>
     </w:p>
     <w:p>
@@ -11142,7 +10083,7 @@
         </w:numPr>
       </w:pPr>
       <w:r>
-        <w:t xml:space="preserve">Because the</w:t>
+        <w:t xml:space="preserve">The</w:t>
       </w:r>
       <w:r>
         <w:t xml:space="preserve"> </w:t>
@@ -11165,128 +10106,12 @@
         <w:t xml:space="preserve"> </w:t>
       </w:r>
       <w:r>
-        <w:t xml:space="preserve">are independent,</w:t>
+        <w:t xml:space="preserve">are independent with variance</w:t>
       </w:r>
       <w:r>
         <w:t xml:space="preserve"> </w:t>
       </w:r>
       <m:oMath>
-        <m:r>
-          <m:t>E</m:t>
-        </m:r>
-        <m:d>
-          <m:dPr>
-            <m:begChr m:val="("/>
-            <m:sepChr m:val=""/>
-            <m:endChr m:val=")"/>
-            <m:grow/>
-          </m:dPr>
-          <m:e>
-            <m:sSub>
-              <m:e>
-                <m:r>
-                  <m:t>ε</m:t>
-                </m:r>
-              </m:e>
-              <m:sub>
-                <m:r>
-                  <m:t>i</m:t>
-                </m:r>
-              </m:sub>
-            </m:sSub>
-            <m:sSub>
-              <m:e>
-                <m:r>
-                  <m:t>ε</m:t>
-                </m:r>
-              </m:e>
-              <m:sub>
-                <m:r>
-                  <m:t>j</m:t>
-                </m:r>
-              </m:sub>
-            </m:sSub>
-          </m:e>
-        </m:d>
-        <m:r>
-          <m:rPr>
-            <m:sty m:val="p"/>
-          </m:rPr>
-          <m:t>=</m:t>
-        </m:r>
-        <m:r>
-          <m:t>0</m:t>
-        </m:r>
-      </m:oMath>
-      <w:r>
-        <w:t xml:space="preserve"> </w:t>
-      </w:r>
-      <w:r>
-        <w:t xml:space="preserve">for</w:t>
-      </w:r>
-      <w:r>
-        <w:t xml:space="preserve"> </w:t>
-      </w:r>
-      <m:oMath>
-        <m:r>
-          <m:t>i</m:t>
-        </m:r>
-        <m:r>
-          <m:rPr>
-            <m:sty m:val="p"/>
-          </m:rPr>
-          <m:t>≠</m:t>
-        </m:r>
-        <m:r>
-          <m:t>j</m:t>
-        </m:r>
-      </m:oMath>
-      <w:r>
-        <w:t xml:space="preserve"> </w:t>
-      </w:r>
-      <w:r>
-        <w:t xml:space="preserve">and</w:t>
-      </w:r>
-      <w:r>
-        <w:t xml:space="preserve"> </w:t>
-      </w:r>
-      <m:oMath>
-        <m:r>
-          <m:t>E</m:t>
-        </m:r>
-        <m:d>
-          <m:dPr>
-            <m:begChr m:val="("/>
-            <m:sepChr m:val=""/>
-            <m:endChr m:val=")"/>
-            <m:grow/>
-          </m:dPr>
-          <m:e>
-            <m:sSubSup>
-              <m:e>
-                <m:r>
-                  <m:t>ε</m:t>
-                </m:r>
-              </m:e>
-              <m:sub>
-                <m:r>
-                  <m:t>i</m:t>
-                </m:r>
-              </m:sub>
-              <m:sup>
-                <m:r>
-                  <m:t>2</m:t>
-                </m:r>
-              </m:sup>
-            </m:sSubSup>
-          </m:e>
-        </m:d>
-        <m:r>
-          <m:rPr>
-            <m:sty m:val="p"/>
-          </m:rPr>
-          <m:t>=</m:t>
-        </m:r>
         <m:sSup>
           <m:e>
             <m:r>
@@ -11301,7 +10126,7 @@
         </m:sSup>
       </m:oMath>
       <w:r>
-        <w:t xml:space="preserve">, so</w:t>
+        <w:t xml:space="preserve">. So</w:t>
       </w:r>
       <w:r>
         <w:t xml:space="preserve"> </w:t>
@@ -11412,7 +10237,7 @@
         </m:sSubSup>
       </m:oMath>
       <w:r>
-        <w:t xml:space="preserve">. Therefore</w:t>
+        <w:t xml:space="preserve">. Therefore:</w:t>
       </w:r>
     </w:p>
     <w:p>
@@ -11621,12 +10446,6 @@
       <w:r>
         <w:t xml:space="preserve"> </w:t>
       </w:r>
-      <w:r>
-        <w:t xml:space="preserve">Since</w:t>
-      </w:r>
-      <w:r>
-        <w:t xml:space="preserve"> </w:t>
-      </w:r>
       <m:oMath>
         <m:sSup>
           <m:e>
@@ -11645,24 +10464,50 @@
         <w:t xml:space="preserve"> </w:t>
       </w:r>
       <w:r>
-        <w:t xml:space="preserve">is unknown, replace it with its unbiased estimate from the residuals. Only one parameter is estimated (</w:t>
+        <w:t xml:space="preserve">is unknown. It is estimated by</w:t>
+      </w:r>
+      <w:r>
+        <w:t xml:space="preserve"> </w:t>
       </w:r>
       <m:oMath>
-        <m:r>
-          <m:t>p</m:t>
+        <m:sSup>
+          <m:e>
+            <m:r>
+              <m:t>s</m:t>
+            </m:r>
+          </m:e>
+          <m:sup>
+            <m:r>
+              <m:t>2</m:t>
+            </m:r>
+          </m:sup>
+        </m:sSup>
+      </m:oMath>
+      <w:r>
+        <w:t xml:space="preserve">, with</w:t>
+      </w:r>
+      <w:r>
+        <w:t xml:space="preserve"> </w:t>
+      </w:r>
+      <m:oMath>
+        <m:r>
+          <m:t>n</m:t>
         </m:r>
         <m:r>
           <m:rPr>
             <m:sty m:val="p"/>
           </m:rPr>
-          <m:t>=</m:t>
+          <m:t>−</m:t>
         </m:r>
         <m:r>
           <m:t>1</m:t>
         </m:r>
       </m:oMath>
       <w:r>
-        <w:t xml:space="preserve">, see Item 4), so</w:t>
+        <w:t xml:space="preserve"> </w:t>
+      </w:r>
+      <w:r>
+        <w:t xml:space="preserve">degrees of freedom:</w:t>
       </w:r>
     </w:p>
     <w:p>
@@ -12259,7 +11104,7 @@
         </w:numPr>
       </w:pPr>
       <w:r>
-        <w:t xml:space="preserve">Since the</w:t>
+        <w:t xml:space="preserve">The</w:t>
       </w:r>
       <w:r>
         <w:t xml:space="preserve"> </w:t>
@@ -12324,10 +11169,7 @@
         </m:d>
       </m:oMath>
       <w:r>
-        <w:t xml:space="preserve"> </w:t>
-      </w:r>
-      <w:r>
-        <w:t xml:space="preserve">and</w:t>
+        <w:t xml:space="preserve">, and</w:t>
       </w:r>
       <w:r>
         <w:t xml:space="preserve"> </w:t>
@@ -12351,24 +11193,6 @@
             </m:r>
           </m:sup>
         </m:sSup>
-        <m:r>
-          <m:rPr>
-            <m:sty m:val="p"/>
-          </m:rPr>
-          <m:t>=</m:t>
-        </m:r>
-        <m:r>
-          <m:t>ε</m:t>
-        </m:r>
-        <m:r>
-          <m:rPr>
-            <m:sty m:val="p"/>
-          </m:rPr>
-          <m:t>′</m:t>
-        </m:r>
-        <m:r>
-          <m:t>ε</m:t>
-        </m:r>
         <m:r>
           <m:rPr>
             <m:sty m:val="p"/>
@@ -12433,7 +11257,7 @@
         </m:d>
       </m:oMath>
       <w:r>
-        <w:t xml:space="preserve">, the likelihood and the log-likelihood are</w:t>
+        <w:t xml:space="preserve">. The likelihood and the log-likelihood are:</w:t>
       </w:r>
     </w:p>
     <w:p>
@@ -13152,116 +11976,7 @@
         </w:numPr>
       </w:pPr>
       <w:r>
-        <w:t xml:space="preserve">This is the same as the OLS estimator:</w:t>
-      </w:r>
-      <w:r>
-        <w:t xml:space="preserve"> </w:t>
-      </w:r>
-      <m:oMath>
-        <m:r>
-          <m:t>β</m:t>
-        </m:r>
-      </m:oMath>
-      <w:r>
-        <w:t xml:space="preserve"> </w:t>
-      </w:r>
-      <w:r>
-        <w:t xml:space="preserve">appears only in the last term of</w:t>
-      </w:r>
-      <w:r>
-        <w:t xml:space="preserve"> </w:t>
-      </w:r>
-      <m:oMath>
-        <m:r>
-          <m:rPr>
-            <m:sty m:val="p"/>
-          </m:rPr>
-          <m:t>ln</m:t>
-        </m:r>
-        <m:r>
-          <m:t>L</m:t>
-        </m:r>
-      </m:oMath>
-      <w:r>
-        <w:t xml:space="preserve">, so maximizing</w:t>
-      </w:r>
-      <w:r>
-        <w:t xml:space="preserve"> </w:t>
-      </w:r>
-      <m:oMath>
-        <m:r>
-          <m:t>L</m:t>
-        </m:r>
-      </m:oMath>
-      <w:r>
-        <w:t xml:space="preserve"> </w:t>
-      </w:r>
-      <w:r>
-        <w:t xml:space="preserve">is the same as minimizing</w:t>
-      </w:r>
-      <w:r>
-        <w:t xml:space="preserve"> </w:t>
-      </w:r>
-      <m:oMath>
-        <m:d>
-          <m:dPr>
-            <m:begChr m:val="("/>
-            <m:sepChr m:val=""/>
-            <m:endChr m:val=")"/>
-            <m:grow/>
-          </m:dPr>
-          <m:e>
-            <m:r>
-              <m:t>Y</m:t>
-            </m:r>
-            <m:r>
-              <m:rPr>
-                <m:sty m:val="p"/>
-              </m:rPr>
-              <m:t>−</m:t>
-            </m:r>
-            <m:r>
-              <m:t>X</m:t>
-            </m:r>
-            <m:r>
-              <m:t>β</m:t>
-            </m:r>
-          </m:e>
-        </m:d>
-        <m:r>
-          <m:rPr>
-            <m:sty m:val="p"/>
-          </m:rPr>
-          <m:t>′</m:t>
-        </m:r>
-        <m:d>
-          <m:dPr>
-            <m:begChr m:val="("/>
-            <m:sepChr m:val=""/>
-            <m:endChr m:val=")"/>
-            <m:grow/>
-          </m:dPr>
-          <m:e>
-            <m:r>
-              <m:t>Y</m:t>
-            </m:r>
-            <m:r>
-              <m:rPr>
-                <m:sty m:val="p"/>
-              </m:rPr>
-              <m:t>−</m:t>
-            </m:r>
-            <m:r>
-              <m:t>X</m:t>
-            </m:r>
-            <m:r>
-              <m:t>β</m:t>
-            </m:r>
-          </m:e>
-        </m:d>
-      </m:oMath>
-      <w:r>
-        <w:t xml:space="preserve">.</w:t>
+        <w:t xml:space="preserve">This is the same as the least squares estimator.</w:t>
       </w:r>
     </w:p>
     <w:p>
@@ -14039,22 +12754,16 @@
           <w:numId w:val="1000"/>
         </w:numPr>
       </w:pPr>
-      <w:r>
-        <w:t xml:space="preserve">because</w:t>
-      </w:r>
+      <m:oMath>
+        <m:r>
+          <m:t>X</m:t>
+        </m:r>
+      </m:oMath>
       <w:r>
         <w:t xml:space="preserve"> </w:t>
       </w:r>
-      <m:oMath>
-        <m:r>
-          <m:t>X</m:t>
-        </m:r>
-      </m:oMath>
-      <w:r>
-        <w:t xml:space="preserve"> </w:t>
-      </w:r>
-      <w:r>
-        <w:t xml:space="preserve">is a matrix of constants and</w:t>
+      <w:r>
+        <w:t xml:space="preserve">is fixed and</w:t>
       </w:r>
       <w:r>
         <w:t xml:space="preserve"> </w:t>
@@ -14087,25 +12796,49 @@
         </m:r>
       </m:oMath>
       <w:r>
-        <w:t xml:space="preserve">. Its variance is</w:t>
+        <w:t xml:space="preserve">. So</w:t>
       </w:r>
       <w:r>
         <w:t xml:space="preserve"> </w:t>
       </w:r>
       <m:oMath>
-        <m:r>
-          <m:rPr>
-            <m:nor/>
-          </m:rPr>
-          <m:t>Var</m:t>
-        </m:r>
-        <m:d>
-          <m:dPr>
-            <m:begChr m:val="("/>
-            <m:sepChr m:val=""/>
-            <m:endChr m:val=")"/>
-            <m:grow/>
-          </m:dPr>
+        <m:acc>
+          <m:accPr>
+            <m:chr m:val="̃"/>
+          </m:accPr>
+          <m:e>
+            <m:r>
+              <m:t>β</m:t>
+            </m:r>
+          </m:e>
+        </m:acc>
+      </m:oMath>
+      <w:r>
+        <w:t xml:space="preserve"> </w:t>
+      </w:r>
+      <w:r>
+        <w:t xml:space="preserve">is unbiased.</w:t>
+      </w:r>
+    </w:p>
+    <w:p>
+      <w:pPr>
+        <w:numPr>
+          <w:ilvl w:val="0"/>
+          <w:numId w:val="1000"/>
+        </w:numPr>
+      </w:pPr>
+      <w:r>
+        <w:rPr>
+          <w:iCs/>
+          <w:i/>
+        </w:rPr>
+        <w:t xml:space="preserve">Is</w:t>
+      </w:r>
+      <w:r>
+        <w:t xml:space="preserve"> </w:t>
+      </w:r>
+      <m:oMath>
+        <m:sSup>
           <m:e>
             <m:acc>
               <m:accPr>
@@ -14113,17 +12846,96 @@
               </m:accPr>
               <m:e>
                 <m:r>
-                  <m:t>β</m:t>
+                  <m:t>σ</m:t>
                 </m:r>
               </m:e>
             </m:acc>
           </m:e>
-        </m:d>
+          <m:sup>
+            <m:r>
+              <m:t>2</m:t>
+            </m:r>
+          </m:sup>
+        </m:sSup>
+      </m:oMath>
+      <w:r>
+        <w:t xml:space="preserve"> </w:t>
+      </w:r>
+      <w:r>
+        <w:rPr>
+          <w:iCs/>
+          <w:i/>
+        </w:rPr>
+        <w:t xml:space="preserve">unbiased?</w:t>
+      </w:r>
+      <w:r>
+        <w:t xml:space="preserve"> </w:t>
+      </w:r>
+      <w:r>
+        <w:rPr>
+          <w:bCs/>
+          <w:b/>
+        </w:rPr>
+        <w:t xml:space="preserve">No.</w:t>
+      </w:r>
+    </w:p>
+    <w:p>
+      <w:pPr>
+        <w:numPr>
+          <w:ilvl w:val="0"/>
+          <w:numId w:val="1000"/>
+        </w:numPr>
+      </w:pPr>
+      <w:r>
+        <w:t xml:space="preserve">The residuals are</w:t>
+      </w:r>
+      <w:r>
+        <w:t xml:space="preserve"> </w:t>
+      </w:r>
+      <m:oMath>
+        <m:r>
+          <m:t>e</m:t>
+        </m:r>
         <m:r>
           <m:rPr>
             <m:sty m:val="p"/>
           </m:rPr>
           <m:t>=</m:t>
+        </m:r>
+        <m:r>
+          <m:t>M</m:t>
+        </m:r>
+        <m:r>
+          <m:t>ε</m:t>
+        </m:r>
+      </m:oMath>
+      <w:r>
+        <w:t xml:space="preserve">, where</w:t>
+      </w:r>
+      <w:r>
+        <w:t xml:space="preserve"> </w:t>
+      </w:r>
+      <m:oMath>
+        <m:r>
+          <m:t>M</m:t>
+        </m:r>
+        <m:r>
+          <m:rPr>
+            <m:sty m:val="p"/>
+          </m:rPr>
+          <m:t>=</m:t>
+        </m:r>
+        <m:r>
+          <m:t>I</m:t>
+        </m:r>
+        <m:r>
+          <m:rPr>
+            <m:sty m:val="p"/>
+          </m:rPr>
+          <m:t>−</m:t>
+        </m:r>
+        <m:r>
+          <m:t>X</m:t>
         </m:r>
         <m:sSup>
           <m:e>
@@ -14171,392 +12983,48 @@
           </m:rPr>
           <m:t>′</m:t>
         </m:r>
-        <m:d>
-          <m:dPr>
-            <m:begChr m:val="("/>
-            <m:sepChr m:val=""/>
-            <m:endChr m:val=")"/>
-            <m:grow/>
-          </m:dPr>
-          <m:e>
-            <m:sSup>
-              <m:e>
-                <m:r>
-                  <m:t>σ</m:t>
-                </m:r>
-              </m:e>
-              <m:sup>
-                <m:r>
-                  <m:t>2</m:t>
-                </m:r>
-              </m:sup>
-            </m:sSup>
-            <m:r>
-              <m:t>I</m:t>
-            </m:r>
-          </m:e>
-        </m:d>
-        <m:r>
-          <m:t>X</m:t>
-        </m:r>
-        <m:sSup>
-          <m:e>
-            <m:d>
-              <m:dPr>
-                <m:begChr m:val="("/>
-                <m:sepChr m:val=""/>
-                <m:endChr m:val=")"/>
-                <m:grow/>
-              </m:dPr>
-              <m:e>
-                <m:r>
-                  <m:t>X</m:t>
-                </m:r>
-                <m:r>
-                  <m:rPr>
-                    <m:sty m:val="p"/>
-                  </m:rPr>
-                  <m:t>′</m:t>
-                </m:r>
-                <m:r>
-                  <m:t>X</m:t>
-                </m:r>
-              </m:e>
-            </m:d>
-          </m:e>
-          <m:sup>
-            <m:r>
-              <m:rPr>
-                <m:sty m:val="p"/>
-              </m:rPr>
-              <m:t>−</m:t>
-            </m:r>
-            <m:r>
-              <m:t>1</m:t>
-            </m:r>
-          </m:sup>
-        </m:sSup>
+      </m:oMath>
+      <w:r>
+        <w:t xml:space="preserve">.</w:t>
+      </w:r>
+      <w:r>
+        <w:t xml:space="preserve"> </w:t>
+      </w:r>
+      <m:oMath>
+        <m:r>
+          <m:t>M</m:t>
+        </m:r>
+      </m:oMath>
+      <w:r>
+        <w:t xml:space="preserve"> </w:t>
+      </w:r>
+      <w:r>
+        <w:t xml:space="preserve">is symmetric and idempotent. So</w:t>
+      </w:r>
+      <w:r>
+        <w:t xml:space="preserve"> </w:t>
+      </w:r>
+      <m:oMath>
+        <m:r>
+          <m:t>e</m:t>
+        </m:r>
+        <m:r>
+          <m:rPr>
+            <m:sty m:val="p"/>
+          </m:rPr>
+          <m:t>′</m:t>
+        </m:r>
+        <m:r>
+          <m:t>e</m:t>
+        </m:r>
         <m:r>
           <m:rPr>
             <m:sty m:val="p"/>
           </m:rPr>
           <m:t>=</m:t>
         </m:r>
-        <m:sSup>
-          <m:e>
-            <m:r>
-              <m:t>σ</m:t>
-            </m:r>
-          </m:e>
-          <m:sup>
-            <m:r>
-              <m:t>2</m:t>
-            </m:r>
-          </m:sup>
-        </m:sSup>
-        <m:sSup>
-          <m:e>
-            <m:d>
-              <m:dPr>
-                <m:begChr m:val="("/>
-                <m:sepChr m:val=""/>
-                <m:endChr m:val=")"/>
-                <m:grow/>
-              </m:dPr>
-              <m:e>
-                <m:r>
-                  <m:t>X</m:t>
-                </m:r>
-                <m:r>
-                  <m:rPr>
-                    <m:sty m:val="p"/>
-                  </m:rPr>
-                  <m:t>′</m:t>
-                </m:r>
-                <m:r>
-                  <m:t>X</m:t>
-                </m:r>
-              </m:e>
-            </m:d>
-          </m:e>
-          <m:sup>
-            <m:r>
-              <m:rPr>
-                <m:sty m:val="p"/>
-              </m:rPr>
-              <m:t>−</m:t>
-            </m:r>
-            <m:r>
-              <m:t>1</m:t>
-            </m:r>
-          </m:sup>
-        </m:sSup>
-      </m:oMath>
-      <w:r>
-        <w:t xml:space="preserve">.</w:t>
-      </w:r>
-    </w:p>
-    <w:p>
-      <w:pPr>
-        <w:numPr>
-          <w:ilvl w:val="0"/>
-          <w:numId w:val="1000"/>
-        </w:numPr>
-      </w:pPr>
-      <w:r>
-        <w:rPr>
-          <w:iCs/>
-          <w:i/>
-        </w:rPr>
-        <w:t xml:space="preserve">Is</w:t>
-      </w:r>
-      <w:r>
-        <w:t xml:space="preserve"> </w:t>
-      </w:r>
-      <m:oMath>
-        <m:sSup>
-          <m:e>
-            <m:acc>
-              <m:accPr>
-                <m:chr m:val="̃"/>
-              </m:accPr>
-              <m:e>
-                <m:r>
-                  <m:t>σ</m:t>
-                </m:r>
-              </m:e>
-            </m:acc>
-          </m:e>
-          <m:sup>
-            <m:r>
-              <m:t>2</m:t>
-            </m:r>
-          </m:sup>
-        </m:sSup>
-      </m:oMath>
-      <w:r>
-        <w:t xml:space="preserve"> </w:t>
-      </w:r>
-      <w:r>
-        <w:rPr>
-          <w:iCs/>
-          <w:i/>
-        </w:rPr>
-        <w:t xml:space="preserve">unbiased?</w:t>
-      </w:r>
-      <w:r>
-        <w:t xml:space="preserve"> </w:t>
-      </w:r>
-      <w:r>
-        <w:rPr>
-          <w:bCs/>
-          <w:b/>
-        </w:rPr>
-        <w:t xml:space="preserve">No.</w:t>
-      </w:r>
-    </w:p>
-    <w:p>
-      <w:pPr>
-        <w:numPr>
-          <w:ilvl w:val="0"/>
-          <w:numId w:val="1000"/>
-        </w:numPr>
-      </w:pPr>
-      <w:r>
-        <w:t xml:space="preserve">The residuals are</w:t>
-      </w:r>
-      <w:r>
-        <w:t xml:space="preserve"> </w:t>
-      </w:r>
-      <m:oMath>
-        <m:r>
-          <m:t>e</m:t>
-        </m:r>
-        <m:r>
-          <m:rPr>
-            <m:sty m:val="p"/>
-          </m:rPr>
-          <m:t>=</m:t>
-        </m:r>
-        <m:r>
-          <m:t>Y</m:t>
-        </m:r>
-        <m:r>
-          <m:rPr>
-            <m:sty m:val="p"/>
-          </m:rPr>
-          <m:t>−</m:t>
-        </m:r>
-        <m:r>
-          <m:t>X</m:t>
-        </m:r>
-        <m:acc>
-          <m:accPr>
-            <m:chr m:val="̃"/>
-          </m:accPr>
-          <m:e>
-            <m:r>
-              <m:t>β</m:t>
-            </m:r>
-          </m:e>
-        </m:acc>
-        <m:r>
-          <m:rPr>
-            <m:sty m:val="p"/>
-          </m:rPr>
-          <m:t>=</m:t>
-        </m:r>
-        <m:d>
-          <m:dPr>
-            <m:begChr m:val="["/>
-            <m:sepChr m:val=""/>
-            <m:endChr m:val="]"/>
-            <m:grow/>
-          </m:dPr>
-          <m:e>
-            <m:r>
-              <m:t>I</m:t>
-            </m:r>
-            <m:r>
-              <m:rPr>
-                <m:sty m:val="p"/>
-              </m:rPr>
-              <m:t>−</m:t>
-            </m:r>
-            <m:r>
-              <m:t>X</m:t>
-            </m:r>
-            <m:sSup>
-              <m:e>
-                <m:d>
-                  <m:dPr>
-                    <m:begChr m:val="("/>
-                    <m:sepChr m:val=""/>
-                    <m:endChr m:val=")"/>
-                    <m:grow/>
-                  </m:dPr>
-                  <m:e>
-                    <m:r>
-                      <m:t>X</m:t>
-                    </m:r>
-                    <m:r>
-                      <m:rPr>
-                        <m:sty m:val="p"/>
-                      </m:rPr>
-                      <m:t>′</m:t>
-                    </m:r>
-                    <m:r>
-                      <m:t>X</m:t>
-                    </m:r>
-                  </m:e>
-                </m:d>
-              </m:e>
-              <m:sup>
-                <m:r>
-                  <m:rPr>
-                    <m:sty m:val="p"/>
-                  </m:rPr>
-                  <m:t>−</m:t>
-                </m:r>
-                <m:r>
-                  <m:t>1</m:t>
-                </m:r>
-              </m:sup>
-            </m:sSup>
-            <m:r>
-              <m:t>X</m:t>
-            </m:r>
-            <m:r>
-              <m:rPr>
-                <m:sty m:val="p"/>
-              </m:rPr>
-              <m:t>′</m:t>
-            </m:r>
-          </m:e>
-        </m:d>
-        <m:r>
-          <m:t>Y</m:t>
-        </m:r>
-        <m:r>
-          <m:rPr>
-            <m:sty m:val="p"/>
-          </m:rPr>
-          <m:t>=</m:t>
-        </m:r>
-        <m:r>
-          <m:t>M</m:t>
-        </m:r>
-        <m:r>
-          <m:t>Y</m:t>
-        </m:r>
-      </m:oMath>
-      <w:r>
-        <w:t xml:space="preserve">, where</w:t>
-      </w:r>
-      <w:r>
-        <w:t xml:space="preserve"> </w:t>
-      </w:r>
-      <m:oMath>
-        <m:r>
-          <m:t>M</m:t>
-        </m:r>
-        <m:r>
-          <m:rPr>
-            <m:sty m:val="p"/>
-          </m:rPr>
-          <m:t>=</m:t>
-        </m:r>
-        <m:r>
-          <m:t>I</m:t>
-        </m:r>
-        <m:r>
-          <m:rPr>
-            <m:sty m:val="p"/>
-          </m:rPr>
-          <m:t>−</m:t>
-        </m:r>
-        <m:r>
-          <m:t>X</m:t>
-        </m:r>
-        <m:sSup>
-          <m:e>
-            <m:d>
-              <m:dPr>
-                <m:begChr m:val="("/>
-                <m:sepChr m:val=""/>
-                <m:endChr m:val=")"/>
-                <m:grow/>
-              </m:dPr>
-              <m:e>
-                <m:r>
-                  <m:t>X</m:t>
-                </m:r>
-                <m:r>
-                  <m:rPr>
-                    <m:sty m:val="p"/>
-                  </m:rPr>
-                  <m:t>′</m:t>
-                </m:r>
-                <m:r>
-                  <m:t>X</m:t>
-                </m:r>
-              </m:e>
-            </m:d>
-          </m:e>
-          <m:sup>
-            <m:r>
-              <m:rPr>
-                <m:sty m:val="p"/>
-              </m:rPr>
-              <m:t>−</m:t>
-            </m:r>
-            <m:r>
-              <m:t>1</m:t>
-            </m:r>
-          </m:sup>
-        </m:sSup>
-        <m:r>
-          <m:t>X</m:t>
+        <m:r>
+          <m:t>ε</m:t>
         </m:r>
         <m:r>
           <m:rPr>
@@ -14564,202 +13032,15 @@
           </m:rPr>
           <m:t>′</m:t>
         </m:r>
+        <m:r>
+          <m:t>M</m:t>
+        </m:r>
+        <m:r>
+          <m:t>ε</m:t>
+        </m:r>
       </m:oMath>
       <w:r>
-        <w:t xml:space="preserve"> </w:t>
-      </w:r>
-      <w:r>
-        <w:t xml:space="preserve">is symmetric (</w:t>
-      </w:r>
-      <m:oMath>
-        <m:r>
-          <m:t>M</m:t>
-        </m:r>
-        <m:r>
-          <m:rPr>
-            <m:sty m:val="p"/>
-          </m:rPr>
-          <m:t>′</m:t>
-        </m:r>
-        <m:r>
-          <m:rPr>
-            <m:sty m:val="p"/>
-          </m:rPr>
-          <m:t>=</m:t>
-        </m:r>
-        <m:r>
-          <m:t>M</m:t>
-        </m:r>
-      </m:oMath>
-      <w:r>
-        <w:t xml:space="preserve">), idempotent (</w:t>
-      </w:r>
-      <m:oMath>
-        <m:r>
-          <m:t>M</m:t>
-        </m:r>
-        <m:r>
-          <m:t>M</m:t>
-        </m:r>
-        <m:r>
-          <m:rPr>
-            <m:sty m:val="p"/>
-          </m:rPr>
-          <m:t>=</m:t>
-        </m:r>
-        <m:r>
-          <m:t>M</m:t>
-        </m:r>
-      </m:oMath>
-      <w:r>
-        <w:t xml:space="preserve">) and satisfies</w:t>
-      </w:r>
-      <w:r>
-        <w:t xml:space="preserve"> </w:t>
-      </w:r>
-      <m:oMath>
-        <m:r>
-          <m:t>M</m:t>
-        </m:r>
-        <m:r>
-          <m:t>X</m:t>
-        </m:r>
-        <m:r>
-          <m:rPr>
-            <m:sty m:val="p"/>
-          </m:rPr>
-          <m:t>=</m:t>
-        </m:r>
-        <m:r>
-          <m:t>0</m:t>
-        </m:r>
-      </m:oMath>
-      <w:r>
-        <w:t xml:space="preserve">. Hence</w:t>
-      </w:r>
-      <w:r>
-        <w:t xml:space="preserve"> </w:t>
-      </w:r>
-      <m:oMath>
-        <m:r>
-          <m:t>e</m:t>
-        </m:r>
-        <m:r>
-          <m:rPr>
-            <m:sty m:val="p"/>
-          </m:rPr>
-          <m:t>=</m:t>
-        </m:r>
-        <m:r>
-          <m:t>M</m:t>
-        </m:r>
-        <m:d>
-          <m:dPr>
-            <m:begChr m:val="("/>
-            <m:sepChr m:val=""/>
-            <m:endChr m:val=")"/>
-            <m:grow/>
-          </m:dPr>
-          <m:e>
-            <m:r>
-              <m:t>X</m:t>
-            </m:r>
-            <m:r>
-              <m:t>β</m:t>
-            </m:r>
-            <m:r>
-              <m:rPr>
-                <m:sty m:val="p"/>
-              </m:rPr>
-              <m:t>+</m:t>
-            </m:r>
-            <m:r>
-              <m:t>ε</m:t>
-            </m:r>
-          </m:e>
-        </m:d>
-        <m:r>
-          <m:rPr>
-            <m:sty m:val="p"/>
-          </m:rPr>
-          <m:t>=</m:t>
-        </m:r>
-        <m:r>
-          <m:t>M</m:t>
-        </m:r>
-        <m:r>
-          <m:t>ε</m:t>
-        </m:r>
-      </m:oMath>
-      <w:r>
-        <w:t xml:space="preserve"> </w:t>
-      </w:r>
-      <w:r>
-        <w:t xml:space="preserve">and</w:t>
-      </w:r>
-      <w:r>
-        <w:t xml:space="preserve"> </w:t>
-      </w:r>
-      <m:oMath>
-        <m:r>
-          <m:t>e</m:t>
-        </m:r>
-        <m:r>
-          <m:rPr>
-            <m:sty m:val="p"/>
-          </m:rPr>
-          <m:t>′</m:t>
-        </m:r>
-        <m:r>
-          <m:t>e</m:t>
-        </m:r>
-        <m:r>
-          <m:rPr>
-            <m:sty m:val="p"/>
-          </m:rPr>
-          <m:t>=</m:t>
-        </m:r>
-        <m:r>
-          <m:t>ε</m:t>
-        </m:r>
-        <m:r>
-          <m:rPr>
-            <m:sty m:val="p"/>
-          </m:rPr>
-          <m:t>′</m:t>
-        </m:r>
-        <m:r>
-          <m:t>M</m:t>
-        </m:r>
-        <m:r>
-          <m:t>ε</m:t>
-        </m:r>
-      </m:oMath>
-      <w:r>
-        <w:t xml:space="preserve">. Since</w:t>
-      </w:r>
-      <w:r>
-        <w:t xml:space="preserve"> </w:t>
-      </w:r>
-      <m:oMath>
-        <m:r>
-          <m:t>e</m:t>
-        </m:r>
-        <m:r>
-          <m:rPr>
-            <m:sty m:val="p"/>
-          </m:rPr>
-          <m:t>′</m:t>
-        </m:r>
-        <m:r>
-          <m:t>e</m:t>
-        </m:r>
-      </m:oMath>
-      <w:r>
-        <w:t xml:space="preserve"> </w:t>
-      </w:r>
-      <w:r>
-        <w:t xml:space="preserve">is a scalar, it equals its own trace:</w:t>
+        <w:t xml:space="preserve">, and:</w:t>
       </w:r>
     </w:p>
     <w:p>
@@ -15344,7 +13625,21 @@
         </w:numPr>
       </w:pPr>
       <w:r>
-        <w:t xml:space="preserve">So</w:t>
+        <w:t xml:space="preserve">Here</w:t>
+      </w:r>
+      <w:r>
+        <w:t xml:space="preserve"> </w:t>
+      </w:r>
+      <m:oMath>
+        <m:r>
+          <m:t>p</m:t>
+        </m:r>
+      </m:oMath>
+      <w:r>
+        <w:t xml:space="preserve"> </w:t>
+      </w:r>
+      <w:r>
+        <w:t xml:space="preserve">is the number of parameters. So</w:t>
       </w:r>
       <w:r>
         <w:t xml:space="preserve"> </w:t>
@@ -15374,7 +13669,7 @@
         <w:t xml:space="preserve"> </w:t>
       </w:r>
       <w:r>
-        <w:t xml:space="preserve">is biased (it underestimates</w:t>
+        <w:t xml:space="preserve">is biased. It underestimates</w:t>
       </w:r>
       <w:r>
         <w:t xml:space="preserve"> </w:t>
@@ -15394,28 +13689,23 @@
         </m:sSup>
       </m:oMath>
       <w:r>
-        <w:t xml:space="preserve">), where</w:t>
+        <w:t xml:space="preserve">. The unbiased estimator divides by</w:t>
       </w:r>
       <w:r>
         <w:t xml:space="preserve"> </w:t>
       </w:r>
       <m:oMath>
         <m:r>
+          <m:t>n</m:t>
+        </m:r>
+        <m:r>
+          <m:rPr>
+            <m:sty m:val="p"/>
+          </m:rPr>
+          <m:t>−</m:t>
+        </m:r>
+        <m:r>
           <m:t>p</m:t>
-        </m:r>
-      </m:oMath>
-      <w:r>
-        <w:t xml:space="preserve"> </w:t>
-      </w:r>
-      <w:r>
-        <w:t xml:space="preserve">is the number of parameters. The unbiased estimator divides by the degrees of freedom instead of</w:t>
-      </w:r>
-      <w:r>
-        <w:t xml:space="preserve"> </w:t>
-      </w:r>
-      <m:oMath>
-        <m:r>
-          <m:t>n</m:t>
         </m:r>
       </m:oMath>
       <w:r>
@@ -15536,57 +13826,6 @@
           </m:sSup>
         </m:oMath>
       </m:oMathPara>
-    </w:p>
-    <w:p>
-      <w:pPr>
-        <w:numPr>
-          <w:ilvl w:val="0"/>
-          <w:numId w:val="1000"/>
-        </w:numPr>
-      </w:pPr>
-      <w:r>
-        <w:t xml:space="preserve">For the model in Item 1,</w:t>
-      </w:r>
-      <w:r>
-        <w:t xml:space="preserve"> </w:t>
-      </w:r>
-      <m:oMath>
-        <m:r>
-          <m:t>p</m:t>
-        </m:r>
-        <m:r>
-          <m:rPr>
-            <m:sty m:val="p"/>
-          </m:rPr>
-          <m:t>=</m:t>
-        </m:r>
-        <m:r>
-          <m:t>6</m:t>
-        </m:r>
-      </m:oMath>
-      <w:r>
-        <w:t xml:space="preserve">; for the model in Item 3,</w:t>
-      </w:r>
-      <w:r>
-        <w:t xml:space="preserve"> </w:t>
-      </w:r>
-      <m:oMath>
-        <m:r>
-          <m:t>p</m:t>
-        </m:r>
-        <m:r>
-          <m:rPr>
-            <m:sty m:val="p"/>
-          </m:rPr>
-          <m:t>=</m:t>
-        </m:r>
-        <m:r>
-          <m:t>1</m:t>
-        </m:r>
-      </m:oMath>
-      <w:r>
-        <w:t xml:space="preserve">.</w:t>
-      </w:r>
     </w:p>
     <w:p>
       <w:pPr>
@@ -16191,7 +14430,7 @@
         </w:numPr>
       </w:pPr>
       <w:r>
-        <w:t xml:space="preserve">The formula for the 3-variable case is</w:t>
+        <w:t xml:space="preserve">The formula for the 3-variable case is:</w:t>
       </w:r>
     </w:p>
     <w:p>
@@ -18885,8 +17124,8 @@
     <w:p>
       <w:pPr>
         <w:numPr>
-          <w:ilvl w:val="0"/>
-          <w:numId w:val="1000"/>
+          <w:ilvl w:val="1"/>
+          <w:numId w:val="1005"/>
         </w:numPr>
       </w:pPr>
       <m:oMath>
@@ -18970,12 +17209,15 @@
           <m:t>500</m:t>
         </m:r>
       </m:oMath>
-      <w:r>
-        <w:t xml:space="preserve">;</w:t>
-      </w:r>
-      <w:r>
-        <w:t xml:space="preserve"> </w:t>
-      </w:r>
+    </w:p>
+    <w:p>
+      <w:pPr>
+        <w:pStyle w:val="Compact"/>
+        <w:numPr>
+          <w:ilvl w:val="1"/>
+          <w:numId w:val="1005"/>
+        </w:numPr>
+      </w:pPr>
       <m:oMath>
         <m:sSub>
           <m:e>
@@ -18986,6 +17228,24 @@
           <m:sub>
             <m:r>
               <m:t>12</m:t>
+            </m:r>
+          </m:sub>
+        </m:sSub>
+        <m:r>
+          <m:rPr>
+            <m:sty m:val="p"/>
+          </m:rPr>
+          <m:t>=</m:t>
+        </m:r>
+        <m:sSub>
+          <m:e>
+            <m:r>
+              <m:t>C</m:t>
+            </m:r>
+          </m:e>
+          <m:sub>
+            <m:r>
+              <m:t>21</m:t>
             </m:r>
           </m:sub>
         </m:sSub>
@@ -19074,12 +17334,15 @@
           <m:t>000</m:t>
         </m:r>
       </m:oMath>
-      <w:r>
-        <w:t xml:space="preserve">;</w:t>
-      </w:r>
-      <w:r>
-        <w:t xml:space="preserve"> </w:t>
-      </w:r>
+    </w:p>
+    <w:p>
+      <w:pPr>
+        <w:pStyle w:val="Compact"/>
+        <w:numPr>
+          <w:ilvl w:val="1"/>
+          <w:numId w:val="1005"/>
+        </w:numPr>
+      </w:pPr>
       <m:oMath>
         <m:sSub>
           <m:e>
@@ -19099,6 +17362,24 @@
           </m:rPr>
           <m:t>=</m:t>
         </m:r>
+        <m:sSub>
+          <m:e>
+            <m:r>
+              <m:t>C</m:t>
+            </m:r>
+          </m:e>
+          <m:sub>
+            <m:r>
+              <m:t>31</m:t>
+            </m:r>
+          </m:sub>
+        </m:sSub>
+        <m:r>
+          <m:rPr>
+            <m:sty m:val="p"/>
+          </m:rPr>
+          <m:t>=</m:t>
+        </m:r>
         <m:r>
           <m:t>55</m:t>
         </m:r>
@@ -19162,12 +17443,15 @@
           <m:t>250</m:t>
         </m:r>
       </m:oMath>
-      <w:r>
-        <w:t xml:space="preserve">;</w:t>
-      </w:r>
-      <w:r>
-        <w:t xml:space="preserve"> </w:t>
-      </w:r>
+    </w:p>
+    <w:p>
+      <w:pPr>
+        <w:pStyle w:val="Compact"/>
+        <w:numPr>
+          <w:ilvl w:val="1"/>
+          <w:numId w:val="1005"/>
+        </w:numPr>
+      </w:pPr>
       <m:oMath>
         <m:sSub>
           <m:e>
@@ -19240,12 +17524,15 @@
           <m:t>000</m:t>
         </m:r>
       </m:oMath>
-      <w:r>
-        <w:t xml:space="preserve">;</w:t>
-      </w:r>
-      <w:r>
-        <w:t xml:space="preserve"> </w:t>
-      </w:r>
+    </w:p>
+    <w:p>
+      <w:pPr>
+        <w:pStyle w:val="Compact"/>
+        <w:numPr>
+          <w:ilvl w:val="1"/>
+          <w:numId w:val="1005"/>
+        </w:numPr>
+      </w:pPr>
       <m:oMath>
         <m:sSub>
           <m:e>
@@ -19256,6 +17543,24 @@
           <m:sub>
             <m:r>
               <m:t>23</m:t>
+            </m:r>
+          </m:sub>
+        </m:sSub>
+        <m:r>
+          <m:rPr>
+            <m:sty m:val="p"/>
+          </m:rPr>
+          <m:t>=</m:t>
+        </m:r>
+        <m:sSub>
+          <m:e>
+            <m:r>
+              <m:t>C</m:t>
+            </m:r>
+          </m:e>
+          <m:sub>
+            <m:r>
+              <m:t>32</m:t>
             </m:r>
           </m:sub>
         </m:sSub>
@@ -19338,12 +17643,15 @@
           <m:t>000</m:t>
         </m:r>
       </m:oMath>
-      <w:r>
-        <w:t xml:space="preserve">;</w:t>
-      </w:r>
-      <w:r>
-        <w:t xml:space="preserve"> </w:t>
-      </w:r>
+    </w:p>
+    <w:p>
+      <w:pPr>
+        <w:pStyle w:val="Compact"/>
+        <w:numPr>
+          <w:ilvl w:val="1"/>
+          <w:numId w:val="1005"/>
+        </w:numPr>
+      </w:pPr>
       <m:oMath>
         <m:sSub>
           <m:e>
@@ -19407,153 +17715,10 @@
           <m:t>825</m:t>
         </m:r>
       </m:oMath>
-      <w:r>
-        <w:t xml:space="preserve">. Since</w:t>
-      </w:r>
-      <w:r>
-        <w:t xml:space="preserve"> </w:t>
-      </w:r>
-      <m:oMath>
-        <m:r>
-          <m:t>X</m:t>
-        </m:r>
-        <m:r>
-          <m:rPr>
-            <m:sty m:val="p"/>
-          </m:rPr>
-          <m:t>′</m:t>
-        </m:r>
-        <m:r>
-          <m:t>X</m:t>
-        </m:r>
-      </m:oMath>
-      <w:r>
-        <w:t xml:space="preserve"> </w:t>
-      </w:r>
-      <w:r>
-        <w:t xml:space="preserve">is symmetric,</w:t>
-      </w:r>
-      <w:r>
-        <w:t xml:space="preserve"> </w:t>
-      </w:r>
-      <m:oMath>
-        <m:sSub>
-          <m:e>
-            <m:r>
-              <m:t>C</m:t>
-            </m:r>
-          </m:e>
-          <m:sub>
-            <m:r>
-              <m:t>21</m:t>
-            </m:r>
-          </m:sub>
-        </m:sSub>
-        <m:r>
-          <m:rPr>
-            <m:sty m:val="p"/>
-          </m:rPr>
-          <m:t>=</m:t>
-        </m:r>
-        <m:sSub>
-          <m:e>
-            <m:r>
-              <m:t>C</m:t>
-            </m:r>
-          </m:e>
-          <m:sub>
-            <m:r>
-              <m:t>12</m:t>
-            </m:r>
-          </m:sub>
-        </m:sSub>
-      </m:oMath>
-      <w:r>
-        <w:t xml:space="preserve">,</w:t>
-      </w:r>
-      <w:r>
-        <w:t xml:space="preserve"> </w:t>
-      </w:r>
-      <m:oMath>
-        <m:sSub>
-          <m:e>
-            <m:r>
-              <m:t>C</m:t>
-            </m:r>
-          </m:e>
-          <m:sub>
-            <m:r>
-              <m:t>31</m:t>
-            </m:r>
-          </m:sub>
-        </m:sSub>
-        <m:r>
-          <m:rPr>
-            <m:sty m:val="p"/>
-          </m:rPr>
-          <m:t>=</m:t>
-        </m:r>
-        <m:sSub>
-          <m:e>
-            <m:r>
-              <m:t>C</m:t>
-            </m:r>
-          </m:e>
-          <m:sub>
-            <m:r>
-              <m:t>13</m:t>
-            </m:r>
-          </m:sub>
-        </m:sSub>
-      </m:oMath>
-      <w:r>
-        <w:t xml:space="preserve"> </w:t>
-      </w:r>
-      <w:r>
-        <w:t xml:space="preserve">and</w:t>
-      </w:r>
-      <w:r>
-        <w:t xml:space="preserve"> </w:t>
-      </w:r>
-      <m:oMath>
-        <m:sSub>
-          <m:e>
-            <m:r>
-              <m:t>C</m:t>
-            </m:r>
-          </m:e>
-          <m:sub>
-            <m:r>
-              <m:t>32</m:t>
-            </m:r>
-          </m:sub>
-        </m:sSub>
-        <m:r>
-          <m:rPr>
-            <m:sty m:val="p"/>
-          </m:rPr>
-          <m:t>=</m:t>
-        </m:r>
-        <m:sSub>
-          <m:e>
-            <m:r>
-              <m:t>C</m:t>
-            </m:r>
-          </m:e>
-          <m:sub>
-            <m:r>
-              <m:t>23</m:t>
-            </m:r>
-          </m:sub>
-        </m:sSub>
-      </m:oMath>
-      <w:r>
-        <w:t xml:space="preserve">.</w:t>
-      </w:r>
     </w:p>
     <w:p>
       <w:pPr>
-        <w:pStyle w:val="BodyText"/>
+        <w:pStyle w:val="FirstParagraph"/>
       </w:pPr>
       <m:oMathPara>
         <m:oMathParaPr>
@@ -20949,181 +19114,18 @@
     </w:p>
     <w:p>
       <w:pPr>
-        <w:pStyle w:val="FirstParagraph"/>
-      </w:pPr>
-      <m:oMathPara>
-        <m:oMathParaPr>
-          <m:jc m:val="center"/>
-        </m:oMathParaPr>
-        <m:oMath>
-          <m:sSub>
-            <m:e>
-              <m:r>
-                <m:t>b</m:t>
-              </m:r>
-            </m:e>
-            <m:sub>
-              <m:r>
-                <m:t>0</m:t>
-              </m:r>
-            </m:sub>
-          </m:sSub>
-          <m:r>
-            <m:rPr>
-              <m:sty m:val="p"/>
-            </m:rPr>
-            <m:t>=</m:t>
-          </m:r>
-          <m:r>
-            <m:t>0</m:t>
-          </m:r>
-          <m:r>
-            <m:rPr>
-              <m:sty m:val="p"/>
-            </m:rPr>
-            <m:t>,</m:t>
-          </m:r>
-          <m:r>
-            <m:t>  </m:t>
-          </m:r>
-          <m:sSub>
-            <m:e>
-              <m:r>
-                <m:t>b</m:t>
-              </m:r>
-            </m:e>
-            <m:sub>
-              <m:r>
-                <m:t>1</m:t>
-              </m:r>
-            </m:sub>
-          </m:sSub>
-          <m:r>
-            <m:rPr>
-              <m:sty m:val="p"/>
-            </m:rPr>
-            <m:t>=</m:t>
-          </m:r>
-          <m:r>
-            <m:t>2</m:t>
-          </m:r>
-          <m:r>
-            <m:rPr>
-              <m:sty m:val="p"/>
-            </m:rPr>
-            <m:t>,</m:t>
-          </m:r>
-          <m:r>
-            <m:t>  </m:t>
-          </m:r>
-          <m:sSub>
-            <m:e>
-              <m:r>
-                <m:t>b</m:t>
-              </m:r>
-            </m:e>
-            <m:sub>
-              <m:r>
-                <m:t>2</m:t>
-              </m:r>
-            </m:sub>
-          </m:sSub>
-          <m:r>
-            <m:rPr>
-              <m:sty m:val="p"/>
-            </m:rPr>
-            <m:t>=</m:t>
-          </m:r>
-          <m:r>
-            <m:t>0</m:t>
-          </m:r>
-          <m:r>
-            <m:t>  </m:t>
-          </m:r>
-          <m:r>
-            <m:rPr>
-              <m:sty m:val="p"/>
-            </m:rPr>
-            <m:t>⇒</m:t>
-          </m:r>
-          <m:r>
-            <m:t>  </m:t>
-          </m:r>
-          <m:acc>
-            <m:accPr>
-              <m:chr m:val="̂"/>
-            </m:accPr>
-            <m:e>
-              <m:r>
-                <m:t>Y</m:t>
-              </m:r>
-            </m:e>
-          </m:acc>
-          <m:r>
-            <m:rPr>
-              <m:sty m:val="p"/>
-            </m:rPr>
-            <m:t>=</m:t>
-          </m:r>
-          <m:r>
-            <m:t>2</m:t>
-          </m:r>
-          <m:sSub>
-            <m:e>
-              <m:r>
-                <m:t>X</m:t>
-              </m:r>
-            </m:e>
-            <m:sub>
-              <m:r>
-                <m:t>1</m:t>
-              </m:r>
-            </m:sub>
-          </m:sSub>
-        </m:oMath>
-      </m:oMathPara>
-    </w:p>
-    <w:p>
-      <w:pPr>
         <w:numPr>
           <w:ilvl w:val="0"/>
           <w:numId w:val="1000"/>
         </w:numPr>
       </w:pPr>
       <w:r>
-        <w:rPr>
-          <w:iCs/>
-          <w:i/>
-        </w:rPr>
-        <w:t xml:space="preserve">Check with the normal equations:</w:t>
-      </w:r>
-    </w:p>
-    <w:p>
-      <w:pPr>
-        <w:numPr>
-          <w:ilvl w:val="1"/>
-          <w:numId w:val="1005"/>
-        </w:numPr>
-      </w:pPr>
+        <w:t xml:space="preserve">Therefore,</w:t>
+      </w:r>
+      <w:r>
+        <w:t xml:space="preserve"> </w:t>
+      </w:r>
       <m:oMath>
-        <m:r>
-          <m:rPr>
-            <m:sty m:val="p"/>
-          </m:rPr>
-          <m:t>∑</m:t>
-        </m:r>
-        <m:r>
-          <m:t>Y</m:t>
-        </m:r>
-        <m:r>
-          <m:rPr>
-            <m:sty m:val="p"/>
-          </m:rPr>
-          <m:t>=</m:t>
-        </m:r>
-        <m:r>
-          <m:t>n</m:t>
-        </m:r>
         <m:sSub>
           <m:e>
             <m:r>
@@ -21140,8 +19142,19 @@
           <m:rPr>
             <m:sty m:val="p"/>
           </m:rPr>
-          <m:t>+</m:t>
-        </m:r>
+          <m:t>=</m:t>
+        </m:r>
+        <m:r>
+          <m:t>0</m:t>
+        </m:r>
+      </m:oMath>
+      <w:r>
+        <w:t xml:space="preserve">,</w:t>
+      </w:r>
+      <w:r>
+        <w:t xml:space="preserve"> </w:t>
+      </w:r>
+      <m:oMath>
         <m:sSub>
           <m:e>
             <m:r>
@@ -21158,26 +19171,22 @@
           <m:rPr>
             <m:sty m:val="p"/>
           </m:rPr>
-          <m:t>∑</m:t>
-        </m:r>
-        <m:sSub>
-          <m:e>
-            <m:r>
-              <m:t>X</m:t>
-            </m:r>
-          </m:e>
-          <m:sub>
-            <m:r>
-              <m:t>1</m:t>
-            </m:r>
-          </m:sub>
-        </m:sSub>
-        <m:r>
-          <m:rPr>
-            <m:sty m:val="p"/>
-          </m:rPr>
-          <m:t>+</m:t>
-        </m:r>
+          <m:t>=</m:t>
+        </m:r>
+        <m:r>
+          <m:t>2</m:t>
+        </m:r>
+      </m:oMath>
+      <w:r>
+        <w:t xml:space="preserve"> </w:t>
+      </w:r>
+      <w:r>
+        <w:t xml:space="preserve">and</w:t>
+      </w:r>
+      <w:r>
+        <w:t xml:space="preserve"> </w:t>
+      </w:r>
+      <m:oMath>
         <m:sSub>
           <m:e>
             <m:r>
@@ -21194,589 +19203,35 @@
           <m:rPr>
             <m:sty m:val="p"/>
           </m:rPr>
-          <m:t>∑</m:t>
-        </m:r>
-        <m:sSub>
+          <m:t>=</m:t>
+        </m:r>
+        <m:r>
+          <m:t>0</m:t>
+        </m:r>
+      </m:oMath>
+      <w:r>
+        <w:t xml:space="preserve">. The fitted model is</w:t>
+      </w:r>
+      <w:r>
+        <w:t xml:space="preserve"> </w:t>
+      </w:r>
+      <m:oMath>
+        <m:acc>
+          <m:accPr>
+            <m:chr m:val="̂"/>
+          </m:accPr>
           <m:e>
             <m:r>
-              <m:t>X</m:t>
+              <m:t>Y</m:t>
             </m:r>
           </m:e>
-          <m:sub>
-            <m:r>
-              <m:t>2</m:t>
-            </m:r>
-          </m:sub>
-        </m:sSub>
-      </m:oMath>
-      <w:r>
-        <w:t xml:space="preserve">:</w:t>
-      </w:r>
-      <w:r>
-        <w:t xml:space="preserve"> </w:t>
-      </w:r>
-      <m:oMath>
-        <m:r>
-          <m:t> </m:t>
-        </m:r>
-        <m:r>
-          <m:t>110</m:t>
-        </m:r>
+        </m:acc>
         <m:r>
           <m:rPr>
             <m:sty m:val="p"/>
           </m:rPr>
           <m:t>=</m:t>
         </m:r>
-        <m:r>
-          <m:t>10</m:t>
-        </m:r>
-        <m:d>
-          <m:dPr>
-            <m:begChr m:val="("/>
-            <m:sepChr m:val=""/>
-            <m:endChr m:val=")"/>
-            <m:grow/>
-          </m:dPr>
-          <m:e>
-            <m:r>
-              <m:t>0</m:t>
-            </m:r>
-          </m:e>
-        </m:d>
-        <m:r>
-          <m:rPr>
-            <m:sty m:val="p"/>
-          </m:rPr>
-          <m:t>+</m:t>
-        </m:r>
-        <m:r>
-          <m:t>2</m:t>
-        </m:r>
-        <m:d>
-          <m:dPr>
-            <m:begChr m:val="("/>
-            <m:sepChr m:val=""/>
-            <m:endChr m:val=")"/>
-            <m:grow/>
-          </m:dPr>
-          <m:e>
-            <m:r>
-              <m:t>55</m:t>
-            </m:r>
-          </m:e>
-        </m:d>
-        <m:r>
-          <m:rPr>
-            <m:sty m:val="p"/>
-          </m:rPr>
-          <m:t>+</m:t>
-        </m:r>
-        <m:r>
-          <m:t>0</m:t>
-        </m:r>
-        <m:d>
-          <m:dPr>
-            <m:begChr m:val="("/>
-            <m:sepChr m:val=""/>
-            <m:endChr m:val=")"/>
-            <m:grow/>
-          </m:dPr>
-          <m:e>
-            <m:r>
-              <m:t>500</m:t>
-            </m:r>
-          </m:e>
-        </m:d>
-        <m:r>
-          <m:rPr>
-            <m:sty m:val="p"/>
-          </m:rPr>
-          <m:t>=</m:t>
-        </m:r>
-        <m:r>
-          <m:t>110</m:t>
-        </m:r>
-      </m:oMath>
-    </w:p>
-    <w:p>
-      <w:pPr>
-        <w:pStyle w:val="Compact"/>
-        <w:numPr>
-          <w:ilvl w:val="1"/>
-          <w:numId w:val="1005"/>
-        </w:numPr>
-      </w:pPr>
-      <m:oMath>
-        <m:r>
-          <m:rPr>
-            <m:sty m:val="p"/>
-          </m:rPr>
-          <m:t>∑</m:t>
-        </m:r>
-        <m:sSub>
-          <m:e>
-            <m:r>
-              <m:t>X</m:t>
-            </m:r>
-          </m:e>
-          <m:sub>
-            <m:r>
-              <m:t>1</m:t>
-            </m:r>
-          </m:sub>
-        </m:sSub>
-        <m:r>
-          <m:t>Y</m:t>
-        </m:r>
-        <m:r>
-          <m:rPr>
-            <m:sty m:val="p"/>
-          </m:rPr>
-          <m:t>=</m:t>
-        </m:r>
-        <m:sSub>
-          <m:e>
-            <m:r>
-              <m:t>b</m:t>
-            </m:r>
-          </m:e>
-          <m:sub>
-            <m:r>
-              <m:t>0</m:t>
-            </m:r>
-          </m:sub>
-        </m:sSub>
-        <m:r>
-          <m:rPr>
-            <m:sty m:val="p"/>
-          </m:rPr>
-          <m:t>∑</m:t>
-        </m:r>
-        <m:sSub>
-          <m:e>
-            <m:r>
-              <m:t>X</m:t>
-            </m:r>
-          </m:e>
-          <m:sub>
-            <m:r>
-              <m:t>1</m:t>
-            </m:r>
-          </m:sub>
-        </m:sSub>
-        <m:r>
-          <m:rPr>
-            <m:sty m:val="p"/>
-          </m:rPr>
-          <m:t>+</m:t>
-        </m:r>
-        <m:sSub>
-          <m:e>
-            <m:r>
-              <m:t>b</m:t>
-            </m:r>
-          </m:e>
-          <m:sub>
-            <m:r>
-              <m:t>1</m:t>
-            </m:r>
-          </m:sub>
-        </m:sSub>
-        <m:r>
-          <m:rPr>
-            <m:sty m:val="p"/>
-          </m:rPr>
-          <m:t>∑</m:t>
-        </m:r>
-        <m:sSubSup>
-          <m:e>
-            <m:r>
-              <m:t>X</m:t>
-            </m:r>
-          </m:e>
-          <m:sub>
-            <m:r>
-              <m:t>1</m:t>
-            </m:r>
-          </m:sub>
-          <m:sup>
-            <m:r>
-              <m:t>2</m:t>
-            </m:r>
-          </m:sup>
-        </m:sSubSup>
-        <m:r>
-          <m:rPr>
-            <m:sty m:val="p"/>
-          </m:rPr>
-          <m:t>+</m:t>
-        </m:r>
-        <m:sSub>
-          <m:e>
-            <m:r>
-              <m:t>b</m:t>
-            </m:r>
-          </m:e>
-          <m:sub>
-            <m:r>
-              <m:t>2</m:t>
-            </m:r>
-          </m:sub>
-        </m:sSub>
-        <m:r>
-          <m:rPr>
-            <m:sty m:val="p"/>
-          </m:rPr>
-          <m:t>∑</m:t>
-        </m:r>
-        <m:sSub>
-          <m:e>
-            <m:r>
-              <m:t>X</m:t>
-            </m:r>
-          </m:e>
-          <m:sub>
-            <m:r>
-              <m:t>1</m:t>
-            </m:r>
-          </m:sub>
-        </m:sSub>
-        <m:sSub>
-          <m:e>
-            <m:r>
-              <m:t>X</m:t>
-            </m:r>
-          </m:e>
-          <m:sub>
-            <m:r>
-              <m:t>2</m:t>
-            </m:r>
-          </m:sub>
-        </m:sSub>
-      </m:oMath>
-      <w:r>
-        <w:t xml:space="preserve">:</w:t>
-      </w:r>
-      <w:r>
-        <w:t xml:space="preserve"> </w:t>
-      </w:r>
-      <m:oMath>
-        <m:r>
-          <m:t> </m:t>
-        </m:r>
-        <m:r>
-          <m:t>770</m:t>
-        </m:r>
-        <m:r>
-          <m:rPr>
-            <m:sty m:val="p"/>
-          </m:rPr>
-          <m:t>=</m:t>
-        </m:r>
-        <m:r>
-          <m:t>0</m:t>
-        </m:r>
-        <m:r>
-          <m:rPr>
-            <m:sty m:val="p"/>
-          </m:rPr>
-          <m:t>+</m:t>
-        </m:r>
-        <m:r>
-          <m:t>2</m:t>
-        </m:r>
-        <m:d>
-          <m:dPr>
-            <m:begChr m:val="("/>
-            <m:sepChr m:val=""/>
-            <m:endChr m:val=")"/>
-            <m:grow/>
-          </m:dPr>
-          <m:e>
-            <m:r>
-              <m:t>385</m:t>
-            </m:r>
-          </m:e>
-        </m:d>
-        <m:r>
-          <m:rPr>
-            <m:sty m:val="p"/>
-          </m:rPr>
-          <m:t>+</m:t>
-        </m:r>
-        <m:r>
-          <m:t>0</m:t>
-        </m:r>
-        <m:r>
-          <m:rPr>
-            <m:sty m:val="p"/>
-          </m:rPr>
-          <m:t>=</m:t>
-        </m:r>
-        <m:r>
-          <m:t>770</m:t>
-        </m:r>
-      </m:oMath>
-    </w:p>
-    <w:p>
-      <w:pPr>
-        <w:pStyle w:val="Compact"/>
-        <w:numPr>
-          <w:ilvl w:val="1"/>
-          <w:numId w:val="1005"/>
-        </w:numPr>
-      </w:pPr>
-      <m:oMath>
-        <m:r>
-          <m:rPr>
-            <m:sty m:val="p"/>
-          </m:rPr>
-          <m:t>∑</m:t>
-        </m:r>
-        <m:sSub>
-          <m:e>
-            <m:r>
-              <m:t>X</m:t>
-            </m:r>
-          </m:e>
-          <m:sub>
-            <m:r>
-              <m:t>2</m:t>
-            </m:r>
-          </m:sub>
-        </m:sSub>
-        <m:r>
-          <m:t>Y</m:t>
-        </m:r>
-        <m:r>
-          <m:rPr>
-            <m:sty m:val="p"/>
-          </m:rPr>
-          <m:t>=</m:t>
-        </m:r>
-        <m:sSub>
-          <m:e>
-            <m:r>
-              <m:t>b</m:t>
-            </m:r>
-          </m:e>
-          <m:sub>
-            <m:r>
-              <m:t>0</m:t>
-            </m:r>
-          </m:sub>
-        </m:sSub>
-        <m:r>
-          <m:rPr>
-            <m:sty m:val="p"/>
-          </m:rPr>
-          <m:t>∑</m:t>
-        </m:r>
-        <m:sSub>
-          <m:e>
-            <m:r>
-              <m:t>X</m:t>
-            </m:r>
-          </m:e>
-          <m:sub>
-            <m:r>
-              <m:t>2</m:t>
-            </m:r>
-          </m:sub>
-        </m:sSub>
-        <m:r>
-          <m:rPr>
-            <m:sty m:val="p"/>
-          </m:rPr>
-          <m:t>+</m:t>
-        </m:r>
-        <m:sSub>
-          <m:e>
-            <m:r>
-              <m:t>b</m:t>
-            </m:r>
-          </m:e>
-          <m:sub>
-            <m:r>
-              <m:t>1</m:t>
-            </m:r>
-          </m:sub>
-        </m:sSub>
-        <m:r>
-          <m:rPr>
-            <m:sty m:val="p"/>
-          </m:rPr>
-          <m:t>∑</m:t>
-        </m:r>
-        <m:sSub>
-          <m:e>
-            <m:r>
-              <m:t>X</m:t>
-            </m:r>
-          </m:e>
-          <m:sub>
-            <m:r>
-              <m:t>1</m:t>
-            </m:r>
-          </m:sub>
-        </m:sSub>
-        <m:sSub>
-          <m:e>
-            <m:r>
-              <m:t>X</m:t>
-            </m:r>
-          </m:e>
-          <m:sub>
-            <m:r>
-              <m:t>2</m:t>
-            </m:r>
-          </m:sub>
-        </m:sSub>
-        <m:r>
-          <m:rPr>
-            <m:sty m:val="p"/>
-          </m:rPr>
-          <m:t>+</m:t>
-        </m:r>
-        <m:sSub>
-          <m:e>
-            <m:r>
-              <m:t>b</m:t>
-            </m:r>
-          </m:e>
-          <m:sub>
-            <m:r>
-              <m:t>2</m:t>
-            </m:r>
-          </m:sub>
-        </m:sSub>
-        <m:r>
-          <m:rPr>
-            <m:sty m:val="p"/>
-          </m:rPr>
-          <m:t>∑</m:t>
-        </m:r>
-        <m:sSubSup>
-          <m:e>
-            <m:r>
-              <m:t>X</m:t>
-            </m:r>
-          </m:e>
-          <m:sub>
-            <m:r>
-              <m:t>2</m:t>
-            </m:r>
-          </m:sub>
-          <m:sup>
-            <m:r>
-              <m:t>2</m:t>
-            </m:r>
-          </m:sup>
-        </m:sSubSup>
-      </m:oMath>
-      <w:r>
-        <w:t xml:space="preserve">:</w:t>
-      </w:r>
-      <w:r>
-        <w:t xml:space="preserve"> </w:t>
-      </w:r>
-      <m:oMath>
-        <m:r>
-          <m:t> </m:t>
-        </m:r>
-        <m:r>
-          <m:t>5100</m:t>
-        </m:r>
-        <m:r>
-          <m:rPr>
-            <m:sty m:val="p"/>
-          </m:rPr>
-          <m:t>=</m:t>
-        </m:r>
-        <m:r>
-          <m:t>0</m:t>
-        </m:r>
-        <m:r>
-          <m:rPr>
-            <m:sty m:val="p"/>
-          </m:rPr>
-          <m:t>+</m:t>
-        </m:r>
-        <m:r>
-          <m:t>2</m:t>
-        </m:r>
-        <m:d>
-          <m:dPr>
-            <m:begChr m:val="("/>
-            <m:sepChr m:val=""/>
-            <m:endChr m:val=")"/>
-            <m:grow/>
-          </m:dPr>
-          <m:e>
-            <m:r>
-              <m:t>2550</m:t>
-            </m:r>
-          </m:e>
-        </m:d>
-        <m:r>
-          <m:rPr>
-            <m:sty m:val="p"/>
-          </m:rPr>
-          <m:t>+</m:t>
-        </m:r>
-        <m:r>
-          <m:t>0</m:t>
-        </m:r>
-        <m:r>
-          <m:rPr>
-            <m:sty m:val="p"/>
-          </m:rPr>
-          <m:t>=</m:t>
-        </m:r>
-        <m:r>
-          <m:t>5100</m:t>
-        </m:r>
-      </m:oMath>
-    </w:p>
-    <w:p>
-      <w:pPr>
-        <w:numPr>
-          <w:ilvl w:val="0"/>
-          <w:numId w:val="1000"/>
-        </w:numPr>
-      </w:pPr>
-      <w:r>
-        <w:rPr>
-          <w:iCs/>
-          <w:i/>
-        </w:rPr>
-        <w:t xml:space="preserve">Interpretation.</w:t>
-      </w:r>
-      <w:r>
-        <w:t xml:space="preserve"> </w:t>
-      </w:r>
-      <w:r>
-        <w:t xml:space="preserve">Every value of</w:t>
-      </w:r>
-      <w:r>
-        <w:t xml:space="preserve"> </w:t>
-      </w:r>
-      <m:oMath>
-        <m:r>
-          <m:t>Y</m:t>
-        </m:r>
-      </m:oMath>
-      <w:r>
-        <w:t xml:space="preserve"> </w:t>
-      </w:r>
-      <w:r>
-        <w:t xml:space="preserve">is exactly</w:t>
-      </w:r>
-      <w:r>
-        <w:t xml:space="preserve"> </w:t>
-      </w:r>
-      <m:oMath>
         <m:r>
           <m:t>2</m:t>
         </m:r>
@@ -21794,114 +19249,7 @@
         </m:sSub>
       </m:oMath>
       <w:r>
-        <w:t xml:space="preserve"> </w:t>
-      </w:r>
-      <w:r>
-        <w:t xml:space="preserve">(this is data set A from the Lesson 1 Activity). This is the exact relationship case from Lecture 1A: all points lie on a straight line, so the fit is perfect (every</w:t>
-      </w:r>
-      <w:r>
-        <w:t xml:space="preserve"> </w:t>
-      </w:r>
-      <m:oMath>
-        <m:sSub>
-          <m:e>
-            <m:r>
-              <m:t>e</m:t>
-            </m:r>
-          </m:e>
-          <m:sub>
-            <m:r>
-              <m:t>i</m:t>
-            </m:r>
-          </m:sub>
-        </m:sSub>
-        <m:r>
-          <m:rPr>
-            <m:sty m:val="p"/>
-          </m:rPr>
-          <m:t>=</m:t>
-        </m:r>
-        <m:r>
-          <m:t>0</m:t>
-        </m:r>
-      </m:oMath>
-      <w:r>
-        <w:t xml:space="preserve"> </w:t>
-      </w:r>
-      <w:r>
-        <w:t xml:space="preserve">and</w:t>
-      </w:r>
-      <w:r>
-        <w:t xml:space="preserve"> </w:t>
-      </w:r>
-      <m:oMath>
-        <m:r>
-          <m:rPr>
-            <m:nor/>
-          </m:rPr>
-          <m:t>RSS</m:t>
-        </m:r>
-        <m:r>
-          <m:rPr>
-            <m:sty m:val="p"/>
-          </m:rPr>
-          <m:t>=</m:t>
-        </m:r>
-        <m:r>
-          <m:t>0</m:t>
-        </m:r>
-      </m:oMath>
-      <w:r>
-        <w:t xml:space="preserve">), the intercept is 0, and</w:t>
-      </w:r>
-      <w:r>
-        <w:t xml:space="preserve"> </w:t>
-      </w:r>
-      <m:oMath>
-        <m:sSub>
-          <m:e>
-            <m:r>
-              <m:t>X</m:t>
-            </m:r>
-          </m:e>
-          <m:sub>
-            <m:r>
-              <m:t>2</m:t>
-            </m:r>
-          </m:sub>
-        </m:sSub>
-      </m:oMath>
-      <w:r>
-        <w:t xml:space="preserve"> </w:t>
-      </w:r>
-      <w:r>
-        <w:t xml:space="preserve">adds nothing to the model (</w:t>
-      </w:r>
-      <m:oMath>
-        <m:sSub>
-          <m:e>
-            <m:r>
-              <m:t>b</m:t>
-            </m:r>
-          </m:e>
-          <m:sub>
-            <m:r>
-              <m:t>2</m:t>
-            </m:r>
-          </m:sub>
-        </m:sSub>
-        <m:r>
-          <m:rPr>
-            <m:sty m:val="p"/>
-          </m:rPr>
-          <m:t>=</m:t>
-        </m:r>
-        <m:r>
-          <m:t>0</m:t>
-        </m:r>
-      </m:oMath>
-      <w:r>
-        <w:t xml:space="preserve">).</w:t>
+        <w:t xml:space="preserve">.</w:t>
       </w:r>
     </w:p>
     <w:sectPr>

--- a/Exercise-1-Answers.docx
+++ b/Exercise-1-Answers.docx
@@ -2830,115 +2830,6 @@
     </w:p>
     <w:p>
       <w:pPr>
-        <w:numPr>
-          <w:ilvl w:val="0"/>
-          <w:numId w:val="1000"/>
-        </w:numPr>
-      </w:pPr>
-      <w:r>
-        <w:t xml:space="preserve">Least squares minimizes</w:t>
-      </w:r>
-      <w:r>
-        <w:t xml:space="preserve"> </w:t>
-      </w:r>
-      <m:oMath>
-        <m:r>
-          <m:t>ε</m:t>
-        </m:r>
-        <m:r>
-          <m:rPr>
-            <m:sty m:val="p"/>
-          </m:rPr>
-          <m:t>′</m:t>
-        </m:r>
-        <m:r>
-          <m:t>ε</m:t>
-        </m:r>
-        <m:r>
-          <m:rPr>
-            <m:sty m:val="p"/>
-          </m:rPr>
-          <m:t>=</m:t>
-        </m:r>
-        <m:r>
-          <m:t>Y</m:t>
-        </m:r>
-        <m:r>
-          <m:rPr>
-            <m:sty m:val="p"/>
-          </m:rPr>
-          <m:t>′</m:t>
-        </m:r>
-        <m:r>
-          <m:t>Y</m:t>
-        </m:r>
-        <m:r>
-          <m:rPr>
-            <m:sty m:val="p"/>
-          </m:rPr>
-          <m:t>−</m:t>
-        </m:r>
-        <m:r>
-          <m:t>2</m:t>
-        </m:r>
-        <m:r>
-          <m:t>β</m:t>
-        </m:r>
-        <m:r>
-          <m:rPr>
-            <m:sty m:val="p"/>
-          </m:rPr>
-          <m:t>′</m:t>
-        </m:r>
-        <m:r>
-          <m:t>X</m:t>
-        </m:r>
-        <m:r>
-          <m:rPr>
-            <m:sty m:val="p"/>
-          </m:rPr>
-          <m:t>′</m:t>
-        </m:r>
-        <m:r>
-          <m:t>Y</m:t>
-        </m:r>
-        <m:r>
-          <m:rPr>
-            <m:sty m:val="p"/>
-          </m:rPr>
-          <m:t>+</m:t>
-        </m:r>
-        <m:r>
-          <m:t>β</m:t>
-        </m:r>
-        <m:r>
-          <m:rPr>
-            <m:sty m:val="p"/>
-          </m:rPr>
-          <m:t>′</m:t>
-        </m:r>
-        <m:r>
-          <m:t>X</m:t>
-        </m:r>
-        <m:r>
-          <m:rPr>
-            <m:sty m:val="p"/>
-          </m:rPr>
-          <m:t>′</m:t>
-        </m:r>
-        <m:r>
-          <m:t>X</m:t>
-        </m:r>
-        <m:r>
-          <m:t>β</m:t>
-        </m:r>
-      </m:oMath>
-      <w:r>
-        <w:t xml:space="preserve">. Set the first-order condition to zero:</w:t>
-      </w:r>
-    </w:p>
-    <w:p>
-      <w:pPr>
         <w:pStyle w:val="BodyText"/>
       </w:pPr>
       <m:oMathPara>
@@ -2946,176 +2837,6 @@
           <m:jc m:val="center"/>
         </m:oMathParaPr>
         <m:oMath>
-          <m:f>
-            <m:fPr>
-              <m:type m:val="bar"/>
-            </m:fPr>
-            <m:num>
-              <m:r>
-                <m:rPr>
-                  <m:sty m:val="p"/>
-                </m:rPr>
-                <m:t>∂</m:t>
-              </m:r>
-              <m:d>
-                <m:dPr>
-                  <m:begChr m:val="("/>
-                  <m:sepChr m:val=""/>
-                  <m:endChr m:val=")"/>
-                  <m:grow/>
-                </m:dPr>
-                <m:e>
-                  <m:r>
-                    <m:t>ε</m:t>
-                  </m:r>
-                  <m:r>
-                    <m:rPr>
-                      <m:sty m:val="p"/>
-                    </m:rPr>
-                    <m:t>′</m:t>
-                  </m:r>
-                  <m:r>
-                    <m:t>ε</m:t>
-                  </m:r>
-                </m:e>
-              </m:d>
-            </m:num>
-            <m:den>
-              <m:r>
-                <m:rPr>
-                  <m:sty m:val="p"/>
-                </m:rPr>
-                <m:t>∂</m:t>
-              </m:r>
-              <m:r>
-                <m:t>β</m:t>
-              </m:r>
-            </m:den>
-          </m:f>
-          <m:r>
-            <m:rPr>
-              <m:sty m:val="p"/>
-            </m:rPr>
-            <m:t>=</m:t>
-          </m:r>
-          <m:r>
-            <m:rPr>
-              <m:sty m:val="p"/>
-            </m:rPr>
-            <m:t>−</m:t>
-          </m:r>
-          <m:r>
-            <m:t>2</m:t>
-          </m:r>
-          <m:r>
-            <m:t>X</m:t>
-          </m:r>
-          <m:r>
-            <m:rPr>
-              <m:sty m:val="p"/>
-            </m:rPr>
-            <m:t>′</m:t>
-          </m:r>
-          <m:r>
-            <m:t>Y</m:t>
-          </m:r>
-          <m:r>
-            <m:rPr>
-              <m:sty m:val="p"/>
-            </m:rPr>
-            <m:t>+</m:t>
-          </m:r>
-          <m:r>
-            <m:t>2</m:t>
-          </m:r>
-          <m:r>
-            <m:t>X</m:t>
-          </m:r>
-          <m:r>
-            <m:rPr>
-              <m:sty m:val="p"/>
-            </m:rPr>
-            <m:t>′</m:t>
-          </m:r>
-          <m:r>
-            <m:t>X</m:t>
-          </m:r>
-          <m:r>
-            <m:t>β</m:t>
-          </m:r>
-          <m:r>
-            <m:rPr>
-              <m:sty m:val="p"/>
-            </m:rPr>
-            <m:t>=</m:t>
-          </m:r>
-          <m:r>
-            <m:t>0</m:t>
-          </m:r>
-          <m:r>
-            <m:t> </m:t>
-          </m:r>
-          <m:r>
-            <m:rPr>
-              <m:sty m:val="p"/>
-            </m:rPr>
-            <m:t>⇒</m:t>
-          </m:r>
-          <m:r>
-            <m:t> </m:t>
-          </m:r>
-          <m:r>
-            <m:t>X</m:t>
-          </m:r>
-          <m:r>
-            <m:rPr>
-              <m:sty m:val="p"/>
-            </m:rPr>
-            <m:t>′</m:t>
-          </m:r>
-          <m:r>
-            <m:t>X</m:t>
-          </m:r>
-          <m:acc>
-            <m:accPr>
-              <m:chr m:val="̂"/>
-            </m:accPr>
-            <m:e>
-              <m:r>
-                <m:t>β</m:t>
-              </m:r>
-            </m:e>
-          </m:acc>
-          <m:r>
-            <m:rPr>
-              <m:sty m:val="p"/>
-            </m:rPr>
-            <m:t>=</m:t>
-          </m:r>
-          <m:r>
-            <m:t>X</m:t>
-          </m:r>
-          <m:r>
-            <m:rPr>
-              <m:sty m:val="p"/>
-            </m:rPr>
-            <m:t>′</m:t>
-          </m:r>
-          <m:r>
-            <m:t>Y</m:t>
-          </m:r>
-          <m:r>
-            <m:t> </m:t>
-          </m:r>
-          <m:r>
-            <m:rPr>
-              <m:sty m:val="p"/>
-            </m:rPr>
-            <m:t>⇒</m:t>
-          </m:r>
-          <m:r>
-            <m:t> </m:t>
-          </m:r>
           <m:acc>
             <m:accPr>
               <m:chr m:val="̂"/>
@@ -8794,8 +8515,8 @@
       </w:pPr>
       <w:r>
         <w:rPr>
-          <w:iCs/>
-          <w:i/>
+          <w:bCs/>
+          <w:b/>
         </w:rPr>
         <w:t xml:space="preserve">Estimate of</w:t>
       </w:r>
@@ -8816,18 +8537,152 @@
           </m:sub>
         </m:sSub>
       </m:oMath>
-      <w:r>
-        <w:rPr>
-          <w:iCs/>
-          <w:i/>
-        </w:rPr>
+    </w:p>
+    <w:p>
+      <w:pPr>
+        <w:numPr>
+          <w:ilvl w:val="0"/>
+          <w:numId w:val="1000"/>
+        </w:numPr>
+      </w:pPr>
+      <w:r>
+        <w:t xml:space="preserve">Step 1. The fitted model is</w:t>
+      </w:r>
+      <w:r>
+        <w:t xml:space="preserve"> </w:t>
+      </w:r>
+      <m:oMath>
+        <m:sSub>
+          <m:e>
+            <m:acc>
+              <m:accPr>
+                <m:chr m:val="̂"/>
+              </m:accPr>
+              <m:e>
+                <m:r>
+                  <m:t>Y</m:t>
+                </m:r>
+              </m:e>
+            </m:acc>
+          </m:e>
+          <m:sub>
+            <m:r>
+              <m:t>i</m:t>
+            </m:r>
+          </m:sub>
+        </m:sSub>
+        <m:r>
+          <m:rPr>
+            <m:sty m:val="p"/>
+          </m:rPr>
+          <m:t>=</m:t>
+        </m:r>
+        <m:sSub>
+          <m:e>
+            <m:r>
+              <m:t>b</m:t>
+            </m:r>
+          </m:e>
+          <m:sub>
+            <m:r>
+              <m:t>1</m:t>
+            </m:r>
+          </m:sub>
+        </m:sSub>
+        <m:sSub>
+          <m:e>
+            <m:r>
+              <m:t>X</m:t>
+            </m:r>
+          </m:e>
+          <m:sub>
+            <m:r>
+              <m:t>i</m:t>
+            </m:r>
+          </m:sub>
+        </m:sSub>
+      </m:oMath>
+      <w:r>
+        <w:t xml:space="preserve">. The residual is</w:t>
+      </w:r>
+      <w:r>
+        <w:t xml:space="preserve"> </w:t>
+      </w:r>
+      <m:oMath>
+        <m:sSub>
+          <m:e>
+            <m:r>
+              <m:t>e</m:t>
+            </m:r>
+          </m:e>
+          <m:sub>
+            <m:r>
+              <m:t>i</m:t>
+            </m:r>
+          </m:sub>
+        </m:sSub>
+        <m:r>
+          <m:rPr>
+            <m:sty m:val="p"/>
+          </m:rPr>
+          <m:t>=</m:t>
+        </m:r>
+        <m:sSub>
+          <m:e>
+            <m:r>
+              <m:t>Y</m:t>
+            </m:r>
+          </m:e>
+          <m:sub>
+            <m:r>
+              <m:t>i</m:t>
+            </m:r>
+          </m:sub>
+        </m:sSub>
+        <m:r>
+          <m:rPr>
+            <m:sty m:val="p"/>
+          </m:rPr>
+          <m:t>−</m:t>
+        </m:r>
+        <m:sSub>
+          <m:e>
+            <m:r>
+              <m:t>b</m:t>
+            </m:r>
+          </m:e>
+          <m:sub>
+            <m:r>
+              <m:t>1</m:t>
+            </m:r>
+          </m:sub>
+        </m:sSub>
+        <m:sSub>
+          <m:e>
+            <m:r>
+              <m:t>X</m:t>
+            </m:r>
+          </m:e>
+          <m:sub>
+            <m:r>
+              <m:t>i</m:t>
+            </m:r>
+          </m:sub>
+        </m:sSub>
+      </m:oMath>
+      <w:r>
         <w:t xml:space="preserve">.</w:t>
       </w:r>
-      <w:r>
-        <w:t xml:space="preserve"> </w:t>
-      </w:r>
-      <w:r>
-        <w:t xml:space="preserve">Minimize the residual sum of squares:</w:t>
+    </w:p>
+    <w:p>
+      <w:pPr>
+        <w:numPr>
+          <w:ilvl w:val="0"/>
+          <w:numId w:val="1000"/>
+        </w:numPr>
+      </w:pPr>
+      <w:r>
+        <w:t xml:space="preserve">Step 2. Write the residual sum of squares:</w:t>
       </w:r>
     </w:p>
     <w:p>
@@ -8851,37 +8706,790 @@
             </m:rPr>
             <m:t>=</m:t>
           </m:r>
-          <m:nary>
-            <m:naryPr>
-              <m:chr m:val="∑"/>
-              <m:limLoc m:val="undOvr"/>
-              <m:subHide m:val="off"/>
-              <m:supHide m:val="off"/>
-            </m:naryPr>
+          <m:r>
+            <m:rPr>
+              <m:sty m:val="p"/>
+            </m:rPr>
+            <m:t>∑</m:t>
+          </m:r>
+          <m:sSubSup>
+            <m:e>
+              <m:r>
+                <m:t>e</m:t>
+              </m:r>
+            </m:e>
             <m:sub>
               <m:r>
                 <m:t>i</m:t>
               </m:r>
+            </m:sub>
+            <m:sup>
+              <m:r>
+                <m:t>2</m:t>
+              </m:r>
+            </m:sup>
+          </m:sSubSup>
+          <m:r>
+            <m:rPr>
+              <m:sty m:val="p"/>
+            </m:rPr>
+            <m:t>=</m:t>
+          </m:r>
+          <m:r>
+            <m:rPr>
+              <m:sty m:val="p"/>
+            </m:rPr>
+            <m:t>∑</m:t>
+          </m:r>
+          <m:sSup>
+            <m:e>
+              <m:d>
+                <m:dPr>
+                  <m:begChr m:val="("/>
+                  <m:sepChr m:val=""/>
+                  <m:endChr m:val=")"/>
+                  <m:grow/>
+                </m:dPr>
+                <m:e>
+                  <m:sSub>
+                    <m:e>
+                      <m:r>
+                        <m:t>Y</m:t>
+                      </m:r>
+                    </m:e>
+                    <m:sub>
+                      <m:r>
+                        <m:t>i</m:t>
+                      </m:r>
+                    </m:sub>
+                  </m:sSub>
+                  <m:r>
+                    <m:rPr>
+                      <m:sty m:val="p"/>
+                    </m:rPr>
+                    <m:t>−</m:t>
+                  </m:r>
+                  <m:sSub>
+                    <m:e>
+                      <m:r>
+                        <m:t>b</m:t>
+                      </m:r>
+                    </m:e>
+                    <m:sub>
+                      <m:r>
+                        <m:t>1</m:t>
+                      </m:r>
+                    </m:sub>
+                  </m:sSub>
+                  <m:sSub>
+                    <m:e>
+                      <m:r>
+                        <m:t>X</m:t>
+                      </m:r>
+                    </m:e>
+                    <m:sub>
+                      <m:r>
+                        <m:t>i</m:t>
+                      </m:r>
+                    </m:sub>
+                  </m:sSub>
+                </m:e>
+              </m:d>
+            </m:e>
+            <m:sup>
+              <m:r>
+                <m:t>2</m:t>
+              </m:r>
+            </m:sup>
+          </m:sSup>
+        </m:oMath>
+      </m:oMathPara>
+    </w:p>
+    <w:p>
+      <w:pPr>
+        <w:numPr>
+          <w:ilvl w:val="0"/>
+          <w:numId w:val="1000"/>
+        </w:numPr>
+      </w:pPr>
+      <w:r>
+        <w:t xml:space="preserve">Step 3. Take the derivative with respect to</w:t>
+      </w:r>
+      <w:r>
+        <w:t xml:space="preserve"> </w:t>
+      </w:r>
+      <m:oMath>
+        <m:sSub>
+          <m:e>
+            <m:r>
+              <m:t>b</m:t>
+            </m:r>
+          </m:e>
+          <m:sub>
+            <m:r>
+              <m:t>1</m:t>
+            </m:r>
+          </m:sub>
+        </m:sSub>
+      </m:oMath>
+      <w:r>
+        <w:t xml:space="preserve"> </w:t>
+      </w:r>
+      <w:r>
+        <w:t xml:space="preserve">and set it to zero:</w:t>
+      </w:r>
+    </w:p>
+    <w:p>
+      <w:pPr>
+        <w:pStyle w:val="BodyText"/>
+      </w:pPr>
+      <m:oMathPara>
+        <m:oMathParaPr>
+          <m:jc m:val="center"/>
+        </m:oMathParaPr>
+        <m:oMath>
+          <m:f>
+            <m:fPr>
+              <m:type m:val="bar"/>
+            </m:fPr>
+            <m:num>
               <m:r>
                 <m:rPr>
                   <m:sty m:val="p"/>
                 </m:rPr>
-                <m:t>=</m:t>
-              </m:r>
+                <m:t>∂</m:t>
+              </m:r>
+              <m:r>
+                <m:t> </m:t>
+              </m:r>
+              <m:r>
+                <m:rPr>
+                  <m:nor/>
+                </m:rPr>
+                <m:t>RSS</m:t>
+              </m:r>
+            </m:num>
+            <m:den>
+              <m:r>
+                <m:rPr>
+                  <m:sty m:val="p"/>
+                </m:rPr>
+                <m:t>∂</m:t>
+              </m:r>
+              <m:sSub>
+                <m:e>
+                  <m:r>
+                    <m:t>b</m:t>
+                  </m:r>
+                </m:e>
+                <m:sub>
+                  <m:r>
+                    <m:t>1</m:t>
+                  </m:r>
+                </m:sub>
+              </m:sSub>
+            </m:den>
+          </m:f>
+          <m:r>
+            <m:rPr>
+              <m:sty m:val="p"/>
+            </m:rPr>
+            <m:t>=</m:t>
+          </m:r>
+          <m:r>
+            <m:rPr>
+              <m:sty m:val="p"/>
+            </m:rPr>
+            <m:t>−</m:t>
+          </m:r>
+          <m:r>
+            <m:t>2</m:t>
+          </m:r>
+          <m:r>
+            <m:rPr>
+              <m:sty m:val="p"/>
+            </m:rPr>
+            <m:t>∑</m:t>
+          </m:r>
+          <m:sSub>
+            <m:e>
+              <m:r>
+                <m:t>X</m:t>
+              </m:r>
+            </m:e>
+            <m:sub>
+              <m:r>
+                <m:t>i</m:t>
+              </m:r>
+            </m:sub>
+          </m:sSub>
+          <m:d>
+            <m:dPr>
+              <m:begChr m:val="("/>
+              <m:sepChr m:val=""/>
+              <m:endChr m:val=")"/>
+              <m:grow/>
+            </m:dPr>
+            <m:e>
+              <m:sSub>
+                <m:e>
+                  <m:r>
+                    <m:t>Y</m:t>
+                  </m:r>
+                </m:e>
+                <m:sub>
+                  <m:r>
+                    <m:t>i</m:t>
+                  </m:r>
+                </m:sub>
+              </m:sSub>
+              <m:r>
+                <m:rPr>
+                  <m:sty m:val="p"/>
+                </m:rPr>
+                <m:t>−</m:t>
+              </m:r>
+              <m:sSub>
+                <m:e>
+                  <m:r>
+                    <m:t>b</m:t>
+                  </m:r>
+                </m:e>
+                <m:sub>
+                  <m:r>
+                    <m:t>1</m:t>
+                  </m:r>
+                </m:sub>
+              </m:sSub>
+              <m:sSub>
+                <m:e>
+                  <m:r>
+                    <m:t>X</m:t>
+                  </m:r>
+                </m:e>
+                <m:sub>
+                  <m:r>
+                    <m:t>i</m:t>
+                  </m:r>
+                </m:sub>
+              </m:sSub>
+            </m:e>
+          </m:d>
+          <m:r>
+            <m:rPr>
+              <m:sty m:val="p"/>
+            </m:rPr>
+            <m:t>=</m:t>
+          </m:r>
+          <m:r>
+            <m:t>0</m:t>
+          </m:r>
+        </m:oMath>
+      </m:oMathPara>
+    </w:p>
+    <w:p>
+      <w:pPr>
+        <w:numPr>
+          <w:ilvl w:val="0"/>
+          <w:numId w:val="1000"/>
+        </w:numPr>
+      </w:pPr>
+      <w:r>
+        <w:t xml:space="preserve">Step 4. Divide both sides by</w:t>
+      </w:r>
+      <w:r>
+        <w:t xml:space="preserve"> </w:t>
+      </w:r>
+      <m:oMath>
+        <m:r>
+          <m:rPr>
+            <m:sty m:val="p"/>
+          </m:rPr>
+          <m:t>−</m:t>
+        </m:r>
+        <m:r>
+          <m:t>2</m:t>
+        </m:r>
+      </m:oMath>
+      <w:r>
+        <w:t xml:space="preserve">:</w:t>
+      </w:r>
+    </w:p>
+    <w:p>
+      <w:pPr>
+        <w:pStyle w:val="BodyText"/>
+      </w:pPr>
+      <m:oMathPara>
+        <m:oMathParaPr>
+          <m:jc m:val="center"/>
+        </m:oMathParaPr>
+        <m:oMath>
+          <m:r>
+            <m:rPr>
+              <m:sty m:val="p"/>
+            </m:rPr>
+            <m:t>∑</m:t>
+          </m:r>
+          <m:sSub>
+            <m:e>
+              <m:r>
+                <m:t>X</m:t>
+              </m:r>
+            </m:e>
+            <m:sub>
+              <m:r>
+                <m:t>i</m:t>
+              </m:r>
+            </m:sub>
+          </m:sSub>
+          <m:d>
+            <m:dPr>
+              <m:begChr m:val="("/>
+              <m:sepChr m:val=""/>
+              <m:endChr m:val=")"/>
+              <m:grow/>
+            </m:dPr>
+            <m:e>
+              <m:sSub>
+                <m:e>
+                  <m:r>
+                    <m:t>Y</m:t>
+                  </m:r>
+                </m:e>
+                <m:sub>
+                  <m:r>
+                    <m:t>i</m:t>
+                  </m:r>
+                </m:sub>
+              </m:sSub>
+              <m:r>
+                <m:rPr>
+                  <m:sty m:val="p"/>
+                </m:rPr>
+                <m:t>−</m:t>
+              </m:r>
+              <m:sSub>
+                <m:e>
+                  <m:r>
+                    <m:t>b</m:t>
+                  </m:r>
+                </m:e>
+                <m:sub>
+                  <m:r>
+                    <m:t>1</m:t>
+                  </m:r>
+                </m:sub>
+              </m:sSub>
+              <m:sSub>
+                <m:e>
+                  <m:r>
+                    <m:t>X</m:t>
+                  </m:r>
+                </m:e>
+                <m:sub>
+                  <m:r>
+                    <m:t>i</m:t>
+                  </m:r>
+                </m:sub>
+              </m:sSub>
+            </m:e>
+          </m:d>
+          <m:r>
+            <m:rPr>
+              <m:sty m:val="p"/>
+            </m:rPr>
+            <m:t>=</m:t>
+          </m:r>
+          <m:r>
+            <m:t>0</m:t>
+          </m:r>
+        </m:oMath>
+      </m:oMathPara>
+    </w:p>
+    <w:p>
+      <w:pPr>
+        <w:numPr>
+          <w:ilvl w:val="0"/>
+          <w:numId w:val="1000"/>
+        </w:numPr>
+      </w:pPr>
+      <w:r>
+        <w:t xml:space="preserve">Step 5. Multiply out the terms:</w:t>
+      </w:r>
+    </w:p>
+    <w:p>
+      <w:pPr>
+        <w:pStyle w:val="BodyText"/>
+      </w:pPr>
+      <m:oMathPara>
+        <m:oMathParaPr>
+          <m:jc m:val="center"/>
+        </m:oMathParaPr>
+        <m:oMath>
+          <m:r>
+            <m:rPr>
+              <m:sty m:val="p"/>
+            </m:rPr>
+            <m:t>∑</m:t>
+          </m:r>
+          <m:sSub>
+            <m:e>
+              <m:r>
+                <m:t>X</m:t>
+              </m:r>
+            </m:e>
+            <m:sub>
+              <m:r>
+                <m:t>i</m:t>
+              </m:r>
+            </m:sub>
+          </m:sSub>
+          <m:sSub>
+            <m:e>
+              <m:r>
+                <m:t>Y</m:t>
+              </m:r>
+            </m:e>
+            <m:sub>
+              <m:r>
+                <m:t>i</m:t>
+              </m:r>
+            </m:sub>
+          </m:sSub>
+          <m:r>
+            <m:rPr>
+              <m:sty m:val="p"/>
+            </m:rPr>
+            <m:t>−</m:t>
+          </m:r>
+          <m:sSub>
+            <m:e>
+              <m:r>
+                <m:t>b</m:t>
+              </m:r>
+            </m:e>
+            <m:sub>
               <m:r>
                 <m:t>1</m:t>
+              </m:r>
+            </m:sub>
+          </m:sSub>
+          <m:r>
+            <m:rPr>
+              <m:sty m:val="p"/>
+            </m:rPr>
+            <m:t>∑</m:t>
+          </m:r>
+          <m:sSubSup>
+            <m:e>
+              <m:r>
+                <m:t>X</m:t>
+              </m:r>
+            </m:e>
+            <m:sub>
+              <m:r>
+                <m:t>i</m:t>
               </m:r>
             </m:sub>
             <m:sup>
               <m:r>
-                <m:t>n</m:t>
+                <m:t>2</m:t>
               </m:r>
             </m:sup>
+          </m:sSubSup>
+          <m:r>
+            <m:rPr>
+              <m:sty m:val="p"/>
+            </m:rPr>
+            <m:t>=</m:t>
+          </m:r>
+          <m:r>
+            <m:t>0</m:t>
+          </m:r>
+        </m:oMath>
+      </m:oMathPara>
+    </w:p>
+    <w:p>
+      <w:pPr>
+        <w:numPr>
+          <w:ilvl w:val="0"/>
+          <w:numId w:val="1000"/>
+        </w:numPr>
+      </w:pPr>
+      <w:r>
+        <w:t xml:space="preserve">Step 6. Move</w:t>
+      </w:r>
+      <w:r>
+        <w:t xml:space="preserve"> </w:t>
+      </w:r>
+      <m:oMath>
+        <m:sSub>
+          <m:e>
+            <m:r>
+              <m:t>b</m:t>
+            </m:r>
+          </m:e>
+          <m:sub>
+            <m:r>
+              <m:t>1</m:t>
+            </m:r>
+          </m:sub>
+        </m:sSub>
+        <m:r>
+          <m:rPr>
+            <m:sty m:val="p"/>
+          </m:rPr>
+          <m:t>∑</m:t>
+        </m:r>
+        <m:sSubSup>
+          <m:e>
+            <m:r>
+              <m:t>X</m:t>
+            </m:r>
+          </m:e>
+          <m:sub>
+            <m:r>
+              <m:t>i</m:t>
+            </m:r>
+          </m:sub>
+          <m:sup>
+            <m:r>
+              <m:t>2</m:t>
+            </m:r>
+          </m:sup>
+        </m:sSubSup>
+      </m:oMath>
+      <w:r>
+        <w:t xml:space="preserve"> </w:t>
+      </w:r>
+      <w:r>
+        <w:t xml:space="preserve">to the right side:</w:t>
+      </w:r>
+    </w:p>
+    <w:p>
+      <w:pPr>
+        <w:pStyle w:val="BodyText"/>
+      </w:pPr>
+      <m:oMathPara>
+        <m:oMathParaPr>
+          <m:jc m:val="center"/>
+        </m:oMathParaPr>
+        <m:oMath>
+          <m:r>
+            <m:rPr>
+              <m:sty m:val="p"/>
+            </m:rPr>
+            <m:t>∑</m:t>
+          </m:r>
+          <m:sSub>
             <m:e>
+              <m:r>
+                <m:t>X</m:t>
+              </m:r>
+            </m:e>
+            <m:sub>
+              <m:r>
+                <m:t>i</m:t>
+              </m:r>
+            </m:sub>
+          </m:sSub>
+          <m:sSub>
+            <m:e>
+              <m:r>
+                <m:t>Y</m:t>
+              </m:r>
+            </m:e>
+            <m:sub>
+              <m:r>
+                <m:t>i</m:t>
+              </m:r>
+            </m:sub>
+          </m:sSub>
+          <m:r>
+            <m:rPr>
+              <m:sty m:val="p"/>
+            </m:rPr>
+            <m:t>=</m:t>
+          </m:r>
+          <m:sSub>
+            <m:e>
+              <m:r>
+                <m:t>b</m:t>
+              </m:r>
+            </m:e>
+            <m:sub>
+              <m:r>
+                <m:t>1</m:t>
+              </m:r>
+            </m:sub>
+          </m:sSub>
+          <m:r>
+            <m:rPr>
+              <m:sty m:val="p"/>
+            </m:rPr>
+            <m:t>∑</m:t>
+          </m:r>
+          <m:sSubSup>
+            <m:e>
+              <m:r>
+                <m:t>X</m:t>
+              </m:r>
+            </m:e>
+            <m:sub>
+              <m:r>
+                <m:t>i</m:t>
+              </m:r>
+            </m:sub>
+            <m:sup>
+              <m:r>
+                <m:t>2</m:t>
+              </m:r>
+            </m:sup>
+          </m:sSubSup>
+        </m:oMath>
+      </m:oMathPara>
+    </w:p>
+    <w:p>
+      <w:pPr>
+        <w:numPr>
+          <w:ilvl w:val="0"/>
+          <w:numId w:val="1000"/>
+        </w:numPr>
+      </w:pPr>
+      <w:r>
+        <w:t xml:space="preserve">Step 7. Divide both sides by</w:t>
+      </w:r>
+      <w:r>
+        <w:t xml:space="preserve"> </w:t>
+      </w:r>
+      <m:oMath>
+        <m:r>
+          <m:rPr>
+            <m:sty m:val="p"/>
+          </m:rPr>
+          <m:t>∑</m:t>
+        </m:r>
+        <m:sSubSup>
+          <m:e>
+            <m:r>
+              <m:t>X</m:t>
+            </m:r>
+          </m:e>
+          <m:sub>
+            <m:r>
+              <m:t>i</m:t>
+            </m:r>
+          </m:sub>
+          <m:sup>
+            <m:r>
+              <m:t>2</m:t>
+            </m:r>
+          </m:sup>
+        </m:sSubSup>
+      </m:oMath>
+      <w:r>
+        <w:t xml:space="preserve">:</w:t>
+      </w:r>
+    </w:p>
+    <w:p>
+      <w:pPr>
+        <w:pStyle w:val="BodyText"/>
+      </w:pPr>
+      <m:oMathPara>
+        <m:oMathParaPr>
+          <m:jc m:val="center"/>
+        </m:oMathParaPr>
+        <m:oMath>
+          <m:sSub>
+            <m:e>
+              <m:acc>
+                <m:accPr>
+                  <m:chr m:val="̂"/>
+                </m:accPr>
+                <m:e>
+                  <m:r>
+                    <m:t>β</m:t>
+                  </m:r>
+                </m:e>
+              </m:acc>
+            </m:e>
+            <m:sub>
+              <m:r>
+                <m:t>1</m:t>
+              </m:r>
+            </m:sub>
+          </m:sSub>
+          <m:r>
+            <m:rPr>
+              <m:sty m:val="p"/>
+            </m:rPr>
+            <m:t>=</m:t>
+          </m:r>
+          <m:sSub>
+            <m:e>
+              <m:r>
+                <m:t>b</m:t>
+              </m:r>
+            </m:e>
+            <m:sub>
+              <m:r>
+                <m:t>1</m:t>
+              </m:r>
+            </m:sub>
+          </m:sSub>
+          <m:r>
+            <m:rPr>
+              <m:sty m:val="p"/>
+            </m:rPr>
+            <m:t>=</m:t>
+          </m:r>
+          <m:f>
+            <m:fPr>
+              <m:type m:val="bar"/>
+            </m:fPr>
+            <m:num>
+              <m:r>
+                <m:rPr>
+                  <m:sty m:val="p"/>
+                </m:rPr>
+                <m:t>∑</m:t>
+              </m:r>
+              <m:sSub>
+                <m:e>
+                  <m:r>
+                    <m:t>X</m:t>
+                  </m:r>
+                </m:e>
+                <m:sub>
+                  <m:r>
+                    <m:t>i</m:t>
+                  </m:r>
+                </m:sub>
+              </m:sSub>
+              <m:sSub>
+                <m:e>
+                  <m:r>
+                    <m:t>Y</m:t>
+                  </m:r>
+                </m:e>
+                <m:sub>
+                  <m:r>
+                    <m:t>i</m:t>
+                  </m:r>
+                </m:sub>
+              </m:sSub>
+            </m:num>
+            <m:den>
+              <m:r>
+                <m:rPr>
+                  <m:sty m:val="p"/>
+                </m:rPr>
+                <m:t>∑</m:t>
+              </m:r>
               <m:sSubSup>
                 <m:e>
                   <m:r>
-                    <m:t>e</m:t>
+                    <m:t>X</m:t>
                   </m:r>
                 </m:e>
                 <m:sub>
@@ -8895,41 +9503,225 @@
                   </m:r>
                 </m:sup>
               </m:sSubSup>
-            </m:e>
-          </m:nary>
+            </m:den>
+          </m:f>
+        </m:oMath>
+      </m:oMathPara>
+    </w:p>
+    <w:p>
+      <w:pPr>
+        <w:numPr>
+          <w:ilvl w:val="0"/>
+          <w:numId w:val="1000"/>
+        </w:numPr>
+      </w:pPr>
+      <w:r>
+        <w:rPr>
+          <w:bCs/>
+          <w:b/>
+        </w:rPr>
+        <w:t xml:space="preserve">Variance estimator of</w:t>
+      </w:r>
+      <w:r>
+        <w:t xml:space="preserve"> </w:t>
+      </w:r>
+      <m:oMath>
+        <m:sSub>
+          <m:e>
+            <m:acc>
+              <m:accPr>
+                <m:chr m:val="̂"/>
+              </m:accPr>
+              <m:e>
+                <m:r>
+                  <m:t>β</m:t>
+                </m:r>
+              </m:e>
+            </m:acc>
+          </m:e>
+          <m:sub>
+            <m:r>
+              <m:t>1</m:t>
+            </m:r>
+          </m:sub>
+        </m:sSub>
+      </m:oMath>
+    </w:p>
+    <w:p>
+      <w:pPr>
+        <w:numPr>
+          <w:ilvl w:val="0"/>
+          <w:numId w:val="1000"/>
+        </w:numPr>
+      </w:pPr>
+      <w:r>
+        <w:t xml:space="preserve">Step 1. Compute the MSE. The model has only one parameter, so</w:t>
+      </w:r>
+      <w:r>
+        <w:t xml:space="preserve"> </w:t>
+      </w:r>
+      <m:oMath>
+        <m:r>
+          <m:t>p</m:t>
+        </m:r>
+        <m:r>
+          <m:rPr>
+            <m:sty m:val="p"/>
+          </m:rPr>
+          <m:t>=</m:t>
+        </m:r>
+        <m:r>
+          <m:t>1</m:t>
+        </m:r>
+      </m:oMath>
+      <w:r>
+        <w:t xml:space="preserve"> </w:t>
+      </w:r>
+      <w:r>
+        <w:t xml:space="preserve">and the degrees of freedom are</w:t>
+      </w:r>
+      <w:r>
+        <w:t xml:space="preserve"> </w:t>
+      </w:r>
+      <m:oMath>
+        <m:r>
+          <m:t>n</m:t>
+        </m:r>
+        <m:r>
+          <m:rPr>
+            <m:sty m:val="p"/>
+          </m:rPr>
+          <m:t>−</m:t>
+        </m:r>
+        <m:r>
+          <m:t>1</m:t>
+        </m:r>
+      </m:oMath>
+      <w:r>
+        <w:t xml:space="preserve">:</w:t>
+      </w:r>
+    </w:p>
+    <w:p>
+      <w:pPr>
+        <w:pStyle w:val="BodyText"/>
+      </w:pPr>
+      <m:oMathPara>
+        <m:oMathParaPr>
+          <m:jc m:val="center"/>
+        </m:oMathParaPr>
+        <m:oMath>
+          <m:r>
+            <m:rPr>
+              <m:nor/>
+            </m:rPr>
+            <m:t>MSE</m:t>
+          </m:r>
           <m:r>
             <m:rPr>
               <m:sty m:val="p"/>
             </m:rPr>
             <m:t>=</m:t>
           </m:r>
-          <m:nary>
-            <m:naryPr>
-              <m:chr m:val="∑"/>
-              <m:limLoc m:val="undOvr"/>
-              <m:subHide m:val="off"/>
-              <m:supHide m:val="off"/>
-            </m:naryPr>
-            <m:sub>
-              <m:r>
-                <m:t>i</m:t>
-              </m:r>
+          <m:f>
+            <m:fPr>
+              <m:type m:val="bar"/>
+            </m:fPr>
+            <m:num>
               <m:r>
                 <m:rPr>
                   <m:sty m:val="p"/>
                 </m:rPr>
-                <m:t>=</m:t>
-              </m:r>
-              <m:r>
-                <m:t>1</m:t>
-              </m:r>
-            </m:sub>
-            <m:sup>
+                <m:t>∑</m:t>
+              </m:r>
+              <m:sSup>
+                <m:e>
+                  <m:d>
+                    <m:dPr>
+                      <m:begChr m:val="("/>
+                      <m:sepChr m:val=""/>
+                      <m:endChr m:val=")"/>
+                      <m:grow/>
+                    </m:dPr>
+                    <m:e>
+                      <m:sSub>
+                        <m:e>
+                          <m:r>
+                            <m:t>Y</m:t>
+                          </m:r>
+                        </m:e>
+                        <m:sub>
+                          <m:r>
+                            <m:t>i</m:t>
+                          </m:r>
+                        </m:sub>
+                      </m:sSub>
+                      <m:r>
+                        <m:rPr>
+                          <m:sty m:val="p"/>
+                        </m:rPr>
+                        <m:t>−</m:t>
+                      </m:r>
+                      <m:sSub>
+                        <m:e>
+                          <m:acc>
+                            <m:accPr>
+                              <m:chr m:val="̂"/>
+                            </m:accPr>
+                            <m:e>
+                              <m:r>
+                                <m:t>Y</m:t>
+                              </m:r>
+                            </m:e>
+                          </m:acc>
+                        </m:e>
+                        <m:sub>
+                          <m:r>
+                            <m:t>i</m:t>
+                          </m:r>
+                        </m:sub>
+                      </m:sSub>
+                    </m:e>
+                  </m:d>
+                </m:e>
+                <m:sup>
+                  <m:r>
+                    <m:t>2</m:t>
+                  </m:r>
+                </m:sup>
+              </m:sSup>
+            </m:num>
+            <m:den>
               <m:r>
                 <m:t>n</m:t>
               </m:r>
-            </m:sup>
-            <m:e>
+              <m:r>
+                <m:rPr>
+                  <m:sty m:val="p"/>
+                </m:rPr>
+                <m:t>−</m:t>
+              </m:r>
+              <m:r>
+                <m:t>p</m:t>
+              </m:r>
+            </m:den>
+          </m:f>
+          <m:r>
+            <m:rPr>
+              <m:sty m:val="p"/>
+            </m:rPr>
+            <m:t>=</m:t>
+          </m:r>
+          <m:f>
+            <m:fPr>
+              <m:type m:val="bar"/>
+            </m:fPr>
+            <m:num>
+              <m:r>
+                <m:rPr>
+                  <m:sty m:val="p"/>
+                </m:rPr>
+                <m:t>∑</m:t>
+              </m:r>
               <m:sSup>
                 <m:e>
                   <m:d>
@@ -8991,8 +9783,22 @@
                   </m:r>
                 </m:sup>
               </m:sSup>
-            </m:e>
-          </m:nary>
+            </m:num>
+            <m:den>
+              <m:r>
+                <m:t>n</m:t>
+              </m:r>
+              <m:r>
+                <m:rPr>
+                  <m:sty m:val="p"/>
+                </m:rPr>
+                <m:t>−</m:t>
+              </m:r>
+              <m:r>
+                <m:t>1</m:t>
+              </m:r>
+            </m:den>
+          </m:f>
         </m:oMath>
       </m:oMathPara>
     </w:p>
@@ -9004,7 +9810,126 @@
         </w:numPr>
       </w:pPr>
       <w:r>
-        <w:t xml:space="preserve">Set the first-order condition to zero:</w:t>
+        <w:t xml:space="preserve">Step 2. Use the variance-covariance formula</w:t>
+      </w:r>
+      <w:r>
+        <w:t xml:space="preserve"> </w:t>
+      </w:r>
+      <m:oMath>
+        <m:sSup>
+          <m:e>
+            <m:r>
+              <m:t>σ</m:t>
+            </m:r>
+          </m:e>
+          <m:sup>
+            <m:r>
+              <m:t>2</m:t>
+            </m:r>
+          </m:sup>
+        </m:sSup>
+        <m:d>
+          <m:dPr>
+            <m:begChr m:val="("/>
+            <m:sepChr m:val=""/>
+            <m:endChr m:val=")"/>
+            <m:grow/>
+          </m:dPr>
+          <m:e>
+            <m:r>
+              <m:t>b</m:t>
+            </m:r>
+          </m:e>
+        </m:d>
+        <m:r>
+          <m:rPr>
+            <m:sty m:val="p"/>
+          </m:rPr>
+          <m:t>=</m:t>
+        </m:r>
+        <m:r>
+          <m:rPr>
+            <m:nor/>
+          </m:rPr>
+          <m:t>MSE</m:t>
+        </m:r>
+        <m:r>
+          <m:t> </m:t>
+        </m:r>
+        <m:sSup>
+          <m:e>
+            <m:d>
+              <m:dPr>
+                <m:begChr m:val="("/>
+                <m:sepChr m:val=""/>
+                <m:endChr m:val=")"/>
+                <m:grow/>
+              </m:dPr>
+              <m:e>
+                <m:r>
+                  <m:t>X</m:t>
+                </m:r>
+                <m:r>
+                  <m:rPr>
+                    <m:sty m:val="p"/>
+                  </m:rPr>
+                  <m:t>′</m:t>
+                </m:r>
+                <m:r>
+                  <m:t>X</m:t>
+                </m:r>
+              </m:e>
+            </m:d>
+          </m:e>
+          <m:sup>
+            <m:r>
+              <m:rPr>
+                <m:sty m:val="p"/>
+              </m:rPr>
+              <m:t>−</m:t>
+            </m:r>
+            <m:r>
+              <m:t>1</m:t>
+            </m:r>
+          </m:sup>
+        </m:sSup>
+      </m:oMath>
+      <w:r>
+        <w:t xml:space="preserve">. Here</w:t>
+      </w:r>
+      <w:r>
+        <w:t xml:space="preserve"> </w:t>
+      </w:r>
+      <m:oMath>
+        <m:r>
+          <m:t>X</m:t>
+        </m:r>
+      </m:oMath>
+      <w:r>
+        <w:t xml:space="preserve"> </w:t>
+      </w:r>
+      <w:r>
+        <w:t xml:space="preserve">has only one column, the values of</w:t>
+      </w:r>
+      <w:r>
+        <w:t xml:space="preserve"> </w:t>
+      </w:r>
+      <m:oMath>
+        <m:sSub>
+          <m:e>
+            <m:r>
+              <m:t>X</m:t>
+            </m:r>
+          </m:e>
+          <m:sub>
+            <m:r>
+              <m:t>i</m:t>
+            </m:r>
+          </m:sub>
+        </m:sSub>
+      </m:oMath>
+      <w:r>
+        <w:t xml:space="preserve">:</w:t>
       </w:r>
     </w:p>
     <w:p>
@@ -9016,315 +9941,207 @@
           <m:jc m:val="center"/>
         </m:oMathParaPr>
         <m:oMath>
+          <m:r>
+            <m:t>X</m:t>
+          </m:r>
+          <m:r>
+            <m:rPr>
+              <m:sty m:val="p"/>
+            </m:rPr>
+            <m:t>=</m:t>
+          </m:r>
+          <m:d>
+            <m:dPr>
+              <m:begChr m:val="["/>
+              <m:sepChr m:val=""/>
+              <m:endChr m:val="]"/>
+              <m:grow/>
+            </m:dPr>
+            <m:e>
+              <m:m>
+                <m:mPr>
+                  <m:baseJc m:val="center"/>
+                  <m:plcHide m:val="on"/>
+                  <m:mcs>
+                    <m:mc>
+                      <m:mcPr>
+                        <m:count m:val="1"/>
+                        <m:mcJc m:val="center"/>
+                      </m:mcPr>
+                    </m:mc>
+                  </m:mcs>
+                </m:mPr>
+                <m:mr>
+                  <m:e>
+                    <m:sSub>
+                      <m:e>
+                        <m:r>
+                          <m:t>X</m:t>
+                        </m:r>
+                      </m:e>
+                      <m:sub>
+                        <m:r>
+                          <m:t>1</m:t>
+                        </m:r>
+                      </m:sub>
+                    </m:sSub>
+                  </m:e>
+                </m:mr>
+                <m:mr>
+                  <m:e>
+                    <m:sSub>
+                      <m:e>
+                        <m:r>
+                          <m:t>X</m:t>
+                        </m:r>
+                      </m:e>
+                      <m:sub>
+                        <m:r>
+                          <m:t>2</m:t>
+                        </m:r>
+                      </m:sub>
+                    </m:sSub>
+                  </m:e>
+                </m:mr>
+                <m:mr>
+                  <m:e>
+                    <m:r>
+                      <m:rPr>
+                        <m:sty m:val="p"/>
+                      </m:rPr>
+                      <m:t>⋮</m:t>
+                    </m:r>
+                  </m:e>
+                </m:mr>
+                <m:mr>
+                  <m:e>
+                    <m:sSub>
+                      <m:e>
+                        <m:r>
+                          <m:t>X</m:t>
+                        </m:r>
+                      </m:e>
+                      <m:sub>
+                        <m:r>
+                          <m:t>n</m:t>
+                        </m:r>
+                      </m:sub>
+                    </m:sSub>
+                  </m:e>
+                </m:mr>
+              </m:m>
+            </m:e>
+          </m:d>
+          <m:r>
+            <m:rPr>
+              <m:sty m:val="p"/>
+            </m:rPr>
+            <m:t>,</m:t>
+          </m:r>
+          <m:r>
+            <m:t>  </m:t>
+          </m:r>
+          <m:r>
+            <m:t>X</m:t>
+          </m:r>
+          <m:r>
+            <m:rPr>
+              <m:sty m:val="p"/>
+            </m:rPr>
+            <m:t>′</m:t>
+          </m:r>
+          <m:r>
+            <m:t>X</m:t>
+          </m:r>
+          <m:r>
+            <m:rPr>
+              <m:sty m:val="p"/>
+            </m:rPr>
+            <m:t>=</m:t>
+          </m:r>
+          <m:r>
+            <m:rPr>
+              <m:sty m:val="p"/>
+            </m:rPr>
+            <m:t>∑</m:t>
+          </m:r>
+          <m:sSubSup>
+            <m:e>
+              <m:r>
+                <m:t>X</m:t>
+              </m:r>
+            </m:e>
+            <m:sub>
+              <m:r>
+                <m:t>i</m:t>
+              </m:r>
+            </m:sub>
+            <m:sup>
+              <m:r>
+                <m:t>2</m:t>
+              </m:r>
+            </m:sup>
+          </m:sSubSup>
+          <m:r>
+            <m:rPr>
+              <m:sty m:val="p"/>
+            </m:rPr>
+            <m:t>,</m:t>
+          </m:r>
+          <m:r>
+            <m:t>  </m:t>
+          </m:r>
+          <m:sSup>
+            <m:e>
+              <m:d>
+                <m:dPr>
+                  <m:begChr m:val="("/>
+                  <m:sepChr m:val=""/>
+                  <m:endChr m:val=")"/>
+                  <m:grow/>
+                </m:dPr>
+                <m:e>
+                  <m:r>
+                    <m:t>X</m:t>
+                  </m:r>
+                  <m:r>
+                    <m:rPr>
+                      <m:sty m:val="p"/>
+                    </m:rPr>
+                    <m:t>′</m:t>
+                  </m:r>
+                  <m:r>
+                    <m:t>X</m:t>
+                  </m:r>
+                </m:e>
+              </m:d>
+            </m:e>
+            <m:sup>
+              <m:r>
+                <m:rPr>
+                  <m:sty m:val="p"/>
+                </m:rPr>
+                <m:t>−</m:t>
+              </m:r>
+              <m:r>
+                <m:t>1</m:t>
+              </m:r>
+            </m:sup>
+          </m:sSup>
+          <m:r>
+            <m:rPr>
+              <m:sty m:val="p"/>
+            </m:rPr>
+            <m:t>=</m:t>
+          </m:r>
           <m:f>
             <m:fPr>
               <m:type m:val="bar"/>
             </m:fPr>
             <m:num>
               <m:r>
-                <m:rPr>
-                  <m:sty m:val="p"/>
-                </m:rPr>
-                <m:t>∂</m:t>
-              </m:r>
-              <m:r>
-                <m:t> </m:t>
-              </m:r>
-              <m:r>
-                <m:rPr>
-                  <m:nor/>
-                </m:rPr>
-                <m:t>RSS</m:t>
-              </m:r>
-            </m:num>
-            <m:den>
-              <m:r>
-                <m:rPr>
-                  <m:sty m:val="p"/>
-                </m:rPr>
-                <m:t>∂</m:t>
-              </m:r>
-              <m:sSub>
-                <m:e>
-                  <m:r>
-                    <m:t>b</m:t>
-                  </m:r>
-                </m:e>
-                <m:sub>
-                  <m:r>
-                    <m:t>1</m:t>
-                  </m:r>
-                </m:sub>
-              </m:sSub>
-            </m:den>
-          </m:f>
-          <m:r>
-            <m:rPr>
-              <m:sty m:val="p"/>
-            </m:rPr>
-            <m:t>=</m:t>
-          </m:r>
-          <m:r>
-            <m:rPr>
-              <m:sty m:val="p"/>
-            </m:rPr>
-            <m:t>−</m:t>
-          </m:r>
-          <m:r>
-            <m:t>2</m:t>
-          </m:r>
-          <m:r>
-            <m:rPr>
-              <m:sty m:val="p"/>
-            </m:rPr>
-            <m:t>∑</m:t>
-          </m:r>
-          <m:sSub>
-            <m:e>
-              <m:r>
-                <m:t>X</m:t>
-              </m:r>
-            </m:e>
-            <m:sub>
-              <m:r>
-                <m:t>i</m:t>
-              </m:r>
-            </m:sub>
-          </m:sSub>
-          <m:d>
-            <m:dPr>
-              <m:begChr m:val="("/>
-              <m:sepChr m:val=""/>
-              <m:endChr m:val=")"/>
-              <m:grow/>
-            </m:dPr>
-            <m:e>
-              <m:sSub>
-                <m:e>
-                  <m:r>
-                    <m:t>Y</m:t>
-                  </m:r>
-                </m:e>
-                <m:sub>
-                  <m:r>
-                    <m:t>i</m:t>
-                  </m:r>
-                </m:sub>
-              </m:sSub>
-              <m:r>
-                <m:rPr>
-                  <m:sty m:val="p"/>
-                </m:rPr>
-                <m:t>−</m:t>
-              </m:r>
-              <m:sSub>
-                <m:e>
-                  <m:r>
-                    <m:t>b</m:t>
-                  </m:r>
-                </m:e>
-                <m:sub>
-                  <m:r>
-                    <m:t>1</m:t>
-                  </m:r>
-                </m:sub>
-              </m:sSub>
-              <m:sSub>
-                <m:e>
-                  <m:r>
-                    <m:t>X</m:t>
-                  </m:r>
-                </m:e>
-                <m:sub>
-                  <m:r>
-                    <m:t>i</m:t>
-                  </m:r>
-                </m:sub>
-              </m:sSub>
-            </m:e>
-          </m:d>
-          <m:r>
-            <m:rPr>
-              <m:sty m:val="p"/>
-            </m:rPr>
-            <m:t>=</m:t>
-          </m:r>
-          <m:r>
-            <m:t>0</m:t>
-          </m:r>
-          <m:r>
-            <m:t> </m:t>
-          </m:r>
-          <m:r>
-            <m:rPr>
-              <m:sty m:val="p"/>
-            </m:rPr>
-            <m:t>⇒</m:t>
-          </m:r>
-          <m:r>
-            <m:t> </m:t>
-          </m:r>
-          <m:r>
-            <m:rPr>
-              <m:sty m:val="p"/>
-            </m:rPr>
-            <m:t>∑</m:t>
-          </m:r>
-          <m:sSub>
-            <m:e>
-              <m:r>
-                <m:t>X</m:t>
-              </m:r>
-            </m:e>
-            <m:sub>
-              <m:r>
-                <m:t>i</m:t>
-              </m:r>
-            </m:sub>
-          </m:sSub>
-          <m:sSub>
-            <m:e>
-              <m:r>
-                <m:t>Y</m:t>
-              </m:r>
-            </m:e>
-            <m:sub>
-              <m:r>
-                <m:t>i</m:t>
-              </m:r>
-            </m:sub>
-          </m:sSub>
-          <m:r>
-            <m:rPr>
-              <m:sty m:val="p"/>
-            </m:rPr>
-            <m:t>=</m:t>
-          </m:r>
-          <m:sSub>
-            <m:e>
-              <m:r>
-                <m:t>b</m:t>
-              </m:r>
-            </m:e>
-            <m:sub>
-              <m:r>
                 <m:t>1</m:t>
               </m:r>
-            </m:sub>
-          </m:sSub>
-          <m:r>
-            <m:rPr>
-              <m:sty m:val="p"/>
-            </m:rPr>
-            <m:t>∑</m:t>
-          </m:r>
-          <m:sSubSup>
-            <m:e>
-              <m:r>
-                <m:t>X</m:t>
-              </m:r>
-            </m:e>
-            <m:sub>
-              <m:r>
-                <m:t>i</m:t>
-              </m:r>
-            </m:sub>
-            <m:sup>
-              <m:r>
-                <m:t>2</m:t>
-              </m:r>
-            </m:sup>
-          </m:sSubSup>
-        </m:oMath>
-      </m:oMathPara>
-    </w:p>
-    <w:p>
-      <w:pPr>
-        <w:pStyle w:val="FirstParagraph"/>
-      </w:pPr>
-      <m:oMathPara>
-        <m:oMathParaPr>
-          <m:jc m:val="center"/>
-        </m:oMathParaPr>
-        <m:oMath>
-          <m:sSub>
-            <m:e>
-              <m:acc>
-                <m:accPr>
-                  <m:chr m:val="̂"/>
-                </m:accPr>
-                <m:e>
-                  <m:r>
-                    <m:t>β</m:t>
-                  </m:r>
-                </m:e>
-              </m:acc>
-            </m:e>
-            <m:sub>
-              <m:r>
-                <m:t>1</m:t>
-              </m:r>
-            </m:sub>
-          </m:sSub>
-          <m:r>
-            <m:rPr>
-              <m:sty m:val="p"/>
-            </m:rPr>
-            <m:t>=</m:t>
-          </m:r>
-          <m:sSub>
-            <m:e>
-              <m:r>
-                <m:t>b</m:t>
-              </m:r>
-            </m:e>
-            <m:sub>
-              <m:r>
-                <m:t>1</m:t>
-              </m:r>
-            </m:sub>
-          </m:sSub>
-          <m:r>
-            <m:rPr>
-              <m:sty m:val="p"/>
-            </m:rPr>
-            <m:t>=</m:t>
-          </m:r>
-          <m:f>
-            <m:fPr>
-              <m:type m:val="bar"/>
-            </m:fPr>
-            <m:num>
-              <m:r>
-                <m:rPr>
-                  <m:sty m:val="p"/>
-                </m:rPr>
-                <m:t>∑</m:t>
-              </m:r>
-              <m:sSub>
-                <m:e>
-                  <m:r>
-                    <m:t>X</m:t>
-                  </m:r>
-                </m:e>
-                <m:sub>
-                  <m:r>
-                    <m:t>i</m:t>
-                  </m:r>
-                </m:sub>
-              </m:sSub>
-              <m:sSub>
-                <m:e>
-                  <m:r>
-                    <m:t>Y</m:t>
-                  </m:r>
-                </m:e>
-                <m:sub>
-                  <m:r>
-                    <m:t>i</m:t>
-                  </m:r>
-                </m:sub>
-              </m:sSub>
             </m:num>
             <m:den>
               <m:r>
@@ -9363,116 +10180,7 @@
         </w:numPr>
       </w:pPr>
       <w:r>
-        <w:rPr>
-          <w:iCs/>
-          <w:i/>
-        </w:rPr>
-        <w:t xml:space="preserve">Variance of</w:t>
-      </w:r>
-      <w:r>
-        <w:t xml:space="preserve"> </w:t>
-      </w:r>
-      <m:oMath>
-        <m:sSub>
-          <m:e>
-            <m:acc>
-              <m:accPr>
-                <m:chr m:val="̂"/>
-              </m:accPr>
-              <m:e>
-                <m:r>
-                  <m:t>β</m:t>
-                </m:r>
-              </m:e>
-            </m:acc>
-          </m:e>
-          <m:sub>
-            <m:r>
-              <m:t>1</m:t>
-            </m:r>
-          </m:sub>
-        </m:sSub>
-      </m:oMath>
-      <w:r>
-        <w:rPr>
-          <w:iCs/>
-          <w:i/>
-        </w:rPr>
-        <w:t xml:space="preserve">.</w:t>
-      </w:r>
-      <w:r>
-        <w:t xml:space="preserve"> </w:t>
-      </w:r>
-      <w:r>
-        <w:t xml:space="preserve">Substitute</w:t>
-      </w:r>
-      <w:r>
-        <w:t xml:space="preserve"> </w:t>
-      </w:r>
-      <m:oMath>
-        <m:sSub>
-          <m:e>
-            <m:r>
-              <m:t>Y</m:t>
-            </m:r>
-          </m:e>
-          <m:sub>
-            <m:r>
-              <m:t>i</m:t>
-            </m:r>
-          </m:sub>
-        </m:sSub>
-        <m:r>
-          <m:rPr>
-            <m:sty m:val="p"/>
-          </m:rPr>
-          <m:t>=</m:t>
-        </m:r>
-        <m:sSub>
-          <m:e>
-            <m:r>
-              <m:t>β</m:t>
-            </m:r>
-          </m:e>
-          <m:sub>
-            <m:r>
-              <m:t>1</m:t>
-            </m:r>
-          </m:sub>
-        </m:sSub>
-        <m:sSub>
-          <m:e>
-            <m:r>
-              <m:t>X</m:t>
-            </m:r>
-          </m:e>
-          <m:sub>
-            <m:r>
-              <m:t>i</m:t>
-            </m:r>
-          </m:sub>
-        </m:sSub>
-        <m:r>
-          <m:rPr>
-            <m:sty m:val="p"/>
-          </m:rPr>
-          <m:t>+</m:t>
-        </m:r>
-        <m:sSub>
-          <m:e>
-            <m:r>
-              <m:t>ε</m:t>
-            </m:r>
-          </m:e>
-          <m:sub>
-            <m:r>
-              <m:t>i</m:t>
-            </m:r>
-          </m:sub>
-        </m:sSub>
-      </m:oMath>
-      <w:r>
-        <w:t xml:space="preserve">:</w:t>
+        <w:t xml:space="preserve">Step 3. Substitute into the formula:</w:t>
       </w:r>
     </w:p>
     <w:p>
@@ -9484,371 +10192,18 @@
           <m:jc m:val="center"/>
         </m:oMathParaPr>
         <m:oMath>
-          <m:sSub>
+          <m:sSup>
             <m:e>
-              <m:acc>
-                <m:accPr>
-                  <m:chr m:val="̂"/>
-                </m:accPr>
-                <m:e>
-                  <m:r>
-                    <m:t>β</m:t>
-                  </m:r>
-                </m:e>
-              </m:acc>
+              <m:r>
+                <m:t>σ</m:t>
+              </m:r>
             </m:e>
-            <m:sub>
-              <m:r>
-                <m:t>1</m:t>
-              </m:r>
-            </m:sub>
-          </m:sSub>
-          <m:r>
-            <m:rPr>
-              <m:sty m:val="p"/>
-            </m:rPr>
-            <m:t>=</m:t>
-          </m:r>
-          <m:f>
-            <m:fPr>
-              <m:type m:val="bar"/>
-            </m:fPr>
-            <m:num>
-              <m:r>
-                <m:rPr>
-                  <m:sty m:val="p"/>
-                </m:rPr>
-                <m:t>∑</m:t>
-              </m:r>
-              <m:sSub>
-                <m:e>
-                  <m:r>
-                    <m:t>X</m:t>
-                  </m:r>
-                </m:e>
-                <m:sub>
-                  <m:r>
-                    <m:t>i</m:t>
-                  </m:r>
-                </m:sub>
-              </m:sSub>
-              <m:d>
-                <m:dPr>
-                  <m:begChr m:val="("/>
-                  <m:sepChr m:val=""/>
-                  <m:endChr m:val=")"/>
-                  <m:grow/>
-                </m:dPr>
-                <m:e>
-                  <m:sSub>
-                    <m:e>
-                      <m:r>
-                        <m:t>β</m:t>
-                      </m:r>
-                    </m:e>
-                    <m:sub>
-                      <m:r>
-                        <m:t>1</m:t>
-                      </m:r>
-                    </m:sub>
-                  </m:sSub>
-                  <m:sSub>
-                    <m:e>
-                      <m:r>
-                        <m:t>X</m:t>
-                      </m:r>
-                    </m:e>
-                    <m:sub>
-                      <m:r>
-                        <m:t>i</m:t>
-                      </m:r>
-                    </m:sub>
-                  </m:sSub>
-                  <m:r>
-                    <m:rPr>
-                      <m:sty m:val="p"/>
-                    </m:rPr>
-                    <m:t>+</m:t>
-                  </m:r>
-                  <m:sSub>
-                    <m:e>
-                      <m:r>
-                        <m:t>ε</m:t>
-                      </m:r>
-                    </m:e>
-                    <m:sub>
-                      <m:r>
-                        <m:t>i</m:t>
-                      </m:r>
-                    </m:sub>
-                  </m:sSub>
-                </m:e>
-              </m:d>
-            </m:num>
-            <m:den>
-              <m:r>
-                <m:rPr>
-                  <m:sty m:val="p"/>
-                </m:rPr>
-                <m:t>∑</m:t>
-              </m:r>
-              <m:sSubSup>
-                <m:e>
-                  <m:r>
-                    <m:t>X</m:t>
-                  </m:r>
-                </m:e>
-                <m:sub>
-                  <m:r>
-                    <m:t>i</m:t>
-                  </m:r>
-                </m:sub>
-                <m:sup>
-                  <m:r>
-                    <m:t>2</m:t>
-                  </m:r>
-                </m:sup>
-              </m:sSubSup>
-            </m:den>
-          </m:f>
-          <m:r>
-            <m:rPr>
-              <m:sty m:val="p"/>
-            </m:rPr>
-            <m:t>=</m:t>
-          </m:r>
-          <m:sSub>
-            <m:e>
-              <m:r>
-                <m:t>β</m:t>
-              </m:r>
-            </m:e>
-            <m:sub>
-              <m:r>
-                <m:t>1</m:t>
-              </m:r>
-            </m:sub>
-          </m:sSub>
-          <m:r>
-            <m:rPr>
-              <m:sty m:val="p"/>
-            </m:rPr>
-            <m:t>+</m:t>
-          </m:r>
-          <m:f>
-            <m:fPr>
-              <m:type m:val="bar"/>
-            </m:fPr>
-            <m:num>
-              <m:r>
-                <m:rPr>
-                  <m:sty m:val="p"/>
-                </m:rPr>
-                <m:t>∑</m:t>
-              </m:r>
-              <m:sSub>
-                <m:e>
-                  <m:r>
-                    <m:t>X</m:t>
-                  </m:r>
-                </m:e>
-                <m:sub>
-                  <m:r>
-                    <m:t>i</m:t>
-                  </m:r>
-                </m:sub>
-              </m:sSub>
-              <m:sSub>
-                <m:e>
-                  <m:r>
-                    <m:t>ε</m:t>
-                  </m:r>
-                </m:e>
-                <m:sub>
-                  <m:r>
-                    <m:t>i</m:t>
-                  </m:r>
-                </m:sub>
-              </m:sSub>
-            </m:num>
-            <m:den>
-              <m:r>
-                <m:rPr>
-                  <m:sty m:val="p"/>
-                </m:rPr>
-                <m:t>∑</m:t>
-              </m:r>
-              <m:sSubSup>
-                <m:e>
-                  <m:r>
-                    <m:t>X</m:t>
-                  </m:r>
-                </m:e>
-                <m:sub>
-                  <m:r>
-                    <m:t>i</m:t>
-                  </m:r>
-                </m:sub>
-                <m:sup>
-                  <m:r>
-                    <m:t>2</m:t>
-                  </m:r>
-                </m:sup>
-              </m:sSubSup>
-            </m:den>
-          </m:f>
-        </m:oMath>
-      </m:oMathPara>
-    </w:p>
-    <w:p>
-      <w:pPr>
-        <w:numPr>
-          <w:ilvl w:val="0"/>
-          <w:numId w:val="1000"/>
-        </w:numPr>
-      </w:pPr>
-      <w:r>
-        <w:t xml:space="preserve">The</w:t>
-      </w:r>
-      <w:r>
-        <w:t xml:space="preserve"> </w:t>
-      </w:r>
-      <m:oMath>
-        <m:sSub>
-          <m:e>
-            <m:r>
-              <m:t>X</m:t>
-            </m:r>
-          </m:e>
-          <m:sub>
-            <m:r>
-              <m:t>i</m:t>
-            </m:r>
-          </m:sub>
-        </m:sSub>
-      </m:oMath>
-      <w:r>
-        <w:t xml:space="preserve"> </w:t>
-      </w:r>
-      <w:r>
-        <w:t xml:space="preserve">are fixed and</w:t>
-      </w:r>
-      <w:r>
-        <w:t xml:space="preserve"> </w:t>
-      </w:r>
-      <m:oMath>
-        <m:r>
-          <m:t>E</m:t>
-        </m:r>
-        <m:d>
-          <m:dPr>
-            <m:begChr m:val="("/>
-            <m:sepChr m:val=""/>
-            <m:endChr m:val=")"/>
-            <m:grow/>
-          </m:dPr>
-          <m:e>
-            <m:sSub>
-              <m:e>
-                <m:r>
-                  <m:t>ε</m:t>
-                </m:r>
-              </m:e>
-              <m:sub>
-                <m:r>
-                  <m:t>i</m:t>
-                </m:r>
-              </m:sub>
-            </m:sSub>
-          </m:e>
-        </m:d>
-        <m:r>
-          <m:rPr>
-            <m:sty m:val="p"/>
-          </m:rPr>
-          <m:t>=</m:t>
-        </m:r>
-        <m:r>
-          <m:t>0</m:t>
-        </m:r>
-      </m:oMath>
-      <w:r>
-        <w:t xml:space="preserve">. So</w:t>
-      </w:r>
-      <w:r>
-        <w:t xml:space="preserve"> </w:t>
-      </w:r>
-      <m:oMath>
-        <m:r>
-          <m:t>E</m:t>
-        </m:r>
-        <m:d>
-          <m:dPr>
-            <m:begChr m:val="("/>
-            <m:sepChr m:val=""/>
-            <m:endChr m:val=")"/>
-            <m:grow/>
-          </m:dPr>
-          <m:e>
-            <m:sSub>
-              <m:e>
-                <m:acc>
-                  <m:accPr>
-                    <m:chr m:val="̂"/>
-                  </m:accPr>
-                  <m:e>
-                    <m:r>
-                      <m:t>β</m:t>
-                    </m:r>
-                  </m:e>
-                </m:acc>
-              </m:e>
-              <m:sub>
-                <m:r>
-                  <m:t>1</m:t>
-                </m:r>
-              </m:sub>
-            </m:sSub>
-          </m:e>
-        </m:d>
-        <m:r>
-          <m:rPr>
-            <m:sty m:val="p"/>
-          </m:rPr>
-          <m:t>=</m:t>
-        </m:r>
-        <m:sSub>
-          <m:e>
-            <m:r>
-              <m:t>β</m:t>
-            </m:r>
-          </m:e>
-          <m:sub>
-            <m:r>
-              <m:t>1</m:t>
-            </m:r>
-          </m:sub>
-        </m:sSub>
-      </m:oMath>
-      <w:r>
-        <w:t xml:space="preserve">. Then</w:t>
-      </w:r>
-    </w:p>
-    <w:p>
-      <w:pPr>
-        <w:pStyle w:val="BodyText"/>
-      </w:pPr>
-      <m:oMathPara>
-        <m:oMathParaPr>
-          <m:jc m:val="center"/>
-        </m:oMathParaPr>
-        <m:oMath>
-          <m:r>
-            <m:rPr>
-              <m:nor/>
-            </m:rPr>
-            <m:t>Var</m:t>
-          </m:r>
+            <m:sup>
+              <m:r>
+                <m:t>2</m:t>
+              </m:r>
+            </m:sup>
+          </m:sSup>
           <m:d>
             <m:dPr>
               <m:begChr m:val="("/>
@@ -9884,429 +10239,19 @@
             </m:rPr>
             <m:t>=</m:t>
           </m:r>
-          <m:r>
-            <m:t>E</m:t>
-          </m:r>
-          <m:d>
-            <m:dPr>
-              <m:begChr m:val="["/>
-              <m:sepChr m:val=""/>
-              <m:endChr m:val="]"/>
-              <m:grow/>
-            </m:dPr>
-            <m:e>
-              <m:sSup>
-                <m:e>
-                  <m:d>
-                    <m:dPr>
-                      <m:begChr m:val="("/>
-                      <m:sepChr m:val=""/>
-                      <m:endChr m:val=")"/>
-                      <m:grow/>
-                    </m:dPr>
-                    <m:e>
-                      <m:sSub>
-                        <m:e>
-                          <m:acc>
-                            <m:accPr>
-                              <m:chr m:val="̂"/>
-                            </m:accPr>
-                            <m:e>
-                              <m:r>
-                                <m:t>β</m:t>
-                              </m:r>
-                            </m:e>
-                          </m:acc>
-                        </m:e>
-                        <m:sub>
-                          <m:r>
-                            <m:t>1</m:t>
-                          </m:r>
-                        </m:sub>
-                      </m:sSub>
-                      <m:r>
-                        <m:rPr>
-                          <m:sty m:val="p"/>
-                        </m:rPr>
-                        <m:t>−</m:t>
-                      </m:r>
-                      <m:sSub>
-                        <m:e>
-                          <m:r>
-                            <m:t>β</m:t>
-                          </m:r>
-                        </m:e>
-                        <m:sub>
-                          <m:r>
-                            <m:t>1</m:t>
-                          </m:r>
-                        </m:sub>
-                      </m:sSub>
-                    </m:e>
-                  </m:d>
-                </m:e>
-                <m:sup>
-                  <m:r>
-                    <m:t>2</m:t>
-                  </m:r>
-                </m:sup>
-              </m:sSup>
-            </m:e>
-          </m:d>
-          <m:r>
-            <m:rPr>
-              <m:sty m:val="p"/>
-            </m:rPr>
-            <m:t>=</m:t>
-          </m:r>
           <m:f>
             <m:fPr>
               <m:type m:val="bar"/>
             </m:fPr>
             <m:num>
               <m:r>
-                <m:t>E</m:t>
-              </m:r>
-              <m:d>
-                <m:dPr>
-                  <m:begChr m:val="["/>
-                  <m:sepChr m:val=""/>
-                  <m:endChr m:val="]"/>
-                  <m:grow/>
-                </m:dPr>
-                <m:e>
-                  <m:sSup>
-                    <m:e>
-                      <m:d>
-                        <m:dPr>
-                          <m:begChr m:val="("/>
-                          <m:sepChr m:val=""/>
-                          <m:endChr m:val=")"/>
-                          <m:grow/>
-                        </m:dPr>
-                        <m:e>
-                          <m:r>
-                            <m:rPr>
-                              <m:sty m:val="p"/>
-                            </m:rPr>
-                            <m:t>∑</m:t>
-                          </m:r>
-                          <m:sSub>
-                            <m:e>
-                              <m:r>
-                                <m:t>X</m:t>
-                              </m:r>
-                            </m:e>
-                            <m:sub>
-                              <m:r>
-                                <m:t>i</m:t>
-                              </m:r>
-                            </m:sub>
-                          </m:sSub>
-                          <m:sSub>
-                            <m:e>
-                              <m:r>
-                                <m:t>ε</m:t>
-                              </m:r>
-                            </m:e>
-                            <m:sub>
-                              <m:r>
-                                <m:t>i</m:t>
-                              </m:r>
-                            </m:sub>
-                          </m:sSub>
-                        </m:e>
-                      </m:d>
-                    </m:e>
-                    <m:sup>
-                      <m:r>
-                        <m:t>2</m:t>
-                      </m:r>
-                    </m:sup>
-                  </m:sSup>
-                </m:e>
-              </m:d>
+                <m:rPr>
+                  <m:nor/>
+                </m:rPr>
+                <m:t>MSE</m:t>
+              </m:r>
             </m:num>
             <m:den>
-              <m:sSup>
-                <m:e>
-                  <m:d>
-                    <m:dPr>
-                      <m:begChr m:val="("/>
-                      <m:sepChr m:val=""/>
-                      <m:endChr m:val=")"/>
-                      <m:grow/>
-                    </m:dPr>
-                    <m:e>
-                      <m:r>
-                        <m:rPr>
-                          <m:sty m:val="p"/>
-                        </m:rPr>
-                        <m:t>∑</m:t>
-                      </m:r>
-                      <m:sSubSup>
-                        <m:e>
-                          <m:r>
-                            <m:t>X</m:t>
-                          </m:r>
-                        </m:e>
-                        <m:sub>
-                          <m:r>
-                            <m:t>i</m:t>
-                          </m:r>
-                        </m:sub>
-                        <m:sup>
-                          <m:r>
-                            <m:t>2</m:t>
-                          </m:r>
-                        </m:sup>
-                      </m:sSubSup>
-                    </m:e>
-                  </m:d>
-                </m:e>
-                <m:sup>
-                  <m:r>
-                    <m:t>2</m:t>
-                  </m:r>
-                </m:sup>
-              </m:sSup>
-            </m:den>
-          </m:f>
-        </m:oMath>
-      </m:oMathPara>
-    </w:p>
-    <w:p>
-      <w:pPr>
-        <w:numPr>
-          <w:ilvl w:val="0"/>
-          <w:numId w:val="1000"/>
-        </w:numPr>
-      </w:pPr>
-      <w:r>
-        <w:t xml:space="preserve">The</w:t>
-      </w:r>
-      <w:r>
-        <w:t xml:space="preserve"> </w:t>
-      </w:r>
-      <m:oMath>
-        <m:sSub>
-          <m:e>
-            <m:r>
-              <m:t>ε</m:t>
-            </m:r>
-          </m:e>
-          <m:sub>
-            <m:r>
-              <m:t>i</m:t>
-            </m:r>
-          </m:sub>
-        </m:sSub>
-      </m:oMath>
-      <w:r>
-        <w:t xml:space="preserve"> </w:t>
-      </w:r>
-      <w:r>
-        <w:t xml:space="preserve">are independent with variance</w:t>
-      </w:r>
-      <w:r>
-        <w:t xml:space="preserve"> </w:t>
-      </w:r>
-      <m:oMath>
-        <m:sSup>
-          <m:e>
-            <m:r>
-              <m:t>σ</m:t>
-            </m:r>
-          </m:e>
-          <m:sup>
-            <m:r>
-              <m:t>2</m:t>
-            </m:r>
-          </m:sup>
-        </m:sSup>
-      </m:oMath>
-      <w:r>
-        <w:t xml:space="preserve">. So</w:t>
-      </w:r>
-      <w:r>
-        <w:t xml:space="preserve"> </w:t>
-      </w:r>
-      <m:oMath>
-        <m:r>
-          <m:t>E</m:t>
-        </m:r>
-        <m:d>
-          <m:dPr>
-            <m:begChr m:val="["/>
-            <m:sepChr m:val=""/>
-            <m:endChr m:val="]"/>
-            <m:grow/>
-          </m:dPr>
-          <m:e>
-            <m:sSup>
-              <m:e>
-                <m:d>
-                  <m:dPr>
-                    <m:begChr m:val="("/>
-                    <m:sepChr m:val=""/>
-                    <m:endChr m:val=")"/>
-                    <m:grow/>
-                  </m:dPr>
-                  <m:e>
-                    <m:r>
-                      <m:rPr>
-                        <m:sty m:val="p"/>
-                      </m:rPr>
-                      <m:t>∑</m:t>
-                    </m:r>
-                    <m:sSub>
-                      <m:e>
-                        <m:r>
-                          <m:t>X</m:t>
-                        </m:r>
-                      </m:e>
-                      <m:sub>
-                        <m:r>
-                          <m:t>i</m:t>
-                        </m:r>
-                      </m:sub>
-                    </m:sSub>
-                    <m:sSub>
-                      <m:e>
-                        <m:r>
-                          <m:t>ε</m:t>
-                        </m:r>
-                      </m:e>
-                      <m:sub>
-                        <m:r>
-                          <m:t>i</m:t>
-                        </m:r>
-                      </m:sub>
-                    </m:sSub>
-                  </m:e>
-                </m:d>
-              </m:e>
-              <m:sup>
-                <m:r>
-                  <m:t>2</m:t>
-                </m:r>
-              </m:sup>
-            </m:sSup>
-          </m:e>
-        </m:d>
-        <m:r>
-          <m:rPr>
-            <m:sty m:val="p"/>
-          </m:rPr>
-          <m:t>=</m:t>
-        </m:r>
-        <m:sSup>
-          <m:e>
-            <m:r>
-              <m:t>σ</m:t>
-            </m:r>
-          </m:e>
-          <m:sup>
-            <m:r>
-              <m:t>2</m:t>
-            </m:r>
-          </m:sup>
-        </m:sSup>
-        <m:r>
-          <m:rPr>
-            <m:sty m:val="p"/>
-          </m:rPr>
-          <m:t>∑</m:t>
-        </m:r>
-        <m:sSubSup>
-          <m:e>
-            <m:r>
-              <m:t>X</m:t>
-            </m:r>
-          </m:e>
-          <m:sub>
-            <m:r>
-              <m:t>i</m:t>
-            </m:r>
-          </m:sub>
-          <m:sup>
-            <m:r>
-              <m:t>2</m:t>
-            </m:r>
-          </m:sup>
-        </m:sSubSup>
-      </m:oMath>
-      <w:r>
-        <w:t xml:space="preserve">. Therefore:</w:t>
-      </w:r>
-    </w:p>
-    <w:p>
-      <w:pPr>
-        <w:pStyle w:val="BodyText"/>
-      </w:pPr>
-      <m:oMathPara>
-        <m:oMathParaPr>
-          <m:jc m:val="center"/>
-        </m:oMathParaPr>
-        <m:oMath>
-          <m:r>
-            <m:rPr>
-              <m:nor/>
-            </m:rPr>
-            <m:t>Var</m:t>
-          </m:r>
-          <m:d>
-            <m:dPr>
-              <m:begChr m:val="("/>
-              <m:sepChr m:val=""/>
-              <m:endChr m:val=")"/>
-              <m:grow/>
-            </m:dPr>
-            <m:e>
-              <m:sSub>
-                <m:e>
-                  <m:acc>
-                    <m:accPr>
-                      <m:chr m:val="̂"/>
-                    </m:accPr>
-                    <m:e>
-                      <m:r>
-                        <m:t>β</m:t>
-                      </m:r>
-                    </m:e>
-                  </m:acc>
-                </m:e>
-                <m:sub>
-                  <m:r>
-                    <m:t>1</m:t>
-                  </m:r>
-                </m:sub>
-              </m:sSub>
-            </m:e>
-          </m:d>
-          <m:r>
-            <m:rPr>
-              <m:sty m:val="p"/>
-            </m:rPr>
-            <m:t>=</m:t>
-          </m:r>
-          <m:f>
-            <m:fPr>
-              <m:type m:val="bar"/>
-            </m:fPr>
-            <m:num>
-              <m:sSup>
-                <m:e>
-                  <m:r>
-                    <m:t>σ</m:t>
-                  </m:r>
-                </m:e>
-                <m:sup>
-                  <m:r>
-                    <m:t>2</m:t>
-                  </m:r>
-                </m:sup>
-              </m:sSup>
               <m:r>
                 <m:rPr>
                   <m:sty m:val="p"/>
@@ -10330,255 +10275,6 @@
                   </m:r>
                 </m:sup>
               </m:sSubSup>
-            </m:num>
-            <m:den>
-              <m:sSup>
-                <m:e>
-                  <m:d>
-                    <m:dPr>
-                      <m:begChr m:val="("/>
-                      <m:sepChr m:val=""/>
-                      <m:endChr m:val=")"/>
-                      <m:grow/>
-                    </m:dPr>
-                    <m:e>
-                      <m:r>
-                        <m:rPr>
-                          <m:sty m:val="p"/>
-                        </m:rPr>
-                        <m:t>∑</m:t>
-                      </m:r>
-                      <m:sSubSup>
-                        <m:e>
-                          <m:r>
-                            <m:t>X</m:t>
-                          </m:r>
-                        </m:e>
-                        <m:sub>
-                          <m:r>
-                            <m:t>i</m:t>
-                          </m:r>
-                        </m:sub>
-                        <m:sup>
-                          <m:r>
-                            <m:t>2</m:t>
-                          </m:r>
-                        </m:sup>
-                      </m:sSubSup>
-                    </m:e>
-                  </m:d>
-                </m:e>
-                <m:sup>
-                  <m:r>
-                    <m:t>2</m:t>
-                  </m:r>
-                </m:sup>
-              </m:sSup>
-            </m:den>
-          </m:f>
-          <m:r>
-            <m:rPr>
-              <m:sty m:val="p"/>
-            </m:rPr>
-            <m:t>=</m:t>
-          </m:r>
-          <m:f>
-            <m:fPr>
-              <m:type m:val="bar"/>
-            </m:fPr>
-            <m:num>
-              <m:sSup>
-                <m:e>
-                  <m:r>
-                    <m:t>σ</m:t>
-                  </m:r>
-                </m:e>
-                <m:sup>
-                  <m:r>
-                    <m:t>2</m:t>
-                  </m:r>
-                </m:sup>
-              </m:sSup>
-            </m:num>
-            <m:den>
-              <m:r>
-                <m:rPr>
-                  <m:sty m:val="p"/>
-                </m:rPr>
-                <m:t>∑</m:t>
-              </m:r>
-              <m:sSubSup>
-                <m:e>
-                  <m:r>
-                    <m:t>X</m:t>
-                  </m:r>
-                </m:e>
-                <m:sub>
-                  <m:r>
-                    <m:t>i</m:t>
-                  </m:r>
-                </m:sub>
-                <m:sup>
-                  <m:r>
-                    <m:t>2</m:t>
-                  </m:r>
-                </m:sup>
-              </m:sSubSup>
-            </m:den>
-          </m:f>
-        </m:oMath>
-      </m:oMathPara>
-    </w:p>
-    <w:p>
-      <w:pPr>
-        <w:numPr>
-          <w:ilvl w:val="0"/>
-          <w:numId w:val="1000"/>
-        </w:numPr>
-      </w:pPr>
-      <w:r>
-        <w:rPr>
-          <w:iCs/>
-          <w:i/>
-        </w:rPr>
-        <w:t xml:space="preserve">Variance estimator.</w:t>
-      </w:r>
-      <w:r>
-        <w:t xml:space="preserve"> </w:t>
-      </w:r>
-      <m:oMath>
-        <m:sSup>
-          <m:e>
-            <m:r>
-              <m:t>σ</m:t>
-            </m:r>
-          </m:e>
-          <m:sup>
-            <m:r>
-              <m:t>2</m:t>
-            </m:r>
-          </m:sup>
-        </m:sSup>
-      </m:oMath>
-      <w:r>
-        <w:t xml:space="preserve"> </w:t>
-      </w:r>
-      <w:r>
-        <w:t xml:space="preserve">is unknown. It is estimated by</w:t>
-      </w:r>
-      <w:r>
-        <w:t xml:space="preserve"> </w:t>
-      </w:r>
-      <m:oMath>
-        <m:sSup>
-          <m:e>
-            <m:r>
-              <m:t>s</m:t>
-            </m:r>
-          </m:e>
-          <m:sup>
-            <m:r>
-              <m:t>2</m:t>
-            </m:r>
-          </m:sup>
-        </m:sSup>
-      </m:oMath>
-      <w:r>
-        <w:t xml:space="preserve">, with</w:t>
-      </w:r>
-      <w:r>
-        <w:t xml:space="preserve"> </w:t>
-      </w:r>
-      <m:oMath>
-        <m:r>
-          <m:t>n</m:t>
-        </m:r>
-        <m:r>
-          <m:rPr>
-            <m:sty m:val="p"/>
-          </m:rPr>
-          <m:t>−</m:t>
-        </m:r>
-        <m:r>
-          <m:t>1</m:t>
-        </m:r>
-      </m:oMath>
-      <w:r>
-        <w:t xml:space="preserve"> </w:t>
-      </w:r>
-      <w:r>
-        <w:t xml:space="preserve">degrees of freedom:</w:t>
-      </w:r>
-    </w:p>
-    <w:p>
-      <w:pPr>
-        <w:pStyle w:val="BodyText"/>
-      </w:pPr>
-      <m:oMathPara>
-        <m:oMathParaPr>
-          <m:jc m:val="center"/>
-        </m:oMathParaPr>
-        <m:oMath>
-          <m:sSup>
-            <m:e>
-              <m:r>
-                <m:t>s</m:t>
-              </m:r>
-            </m:e>
-            <m:sup>
-              <m:r>
-                <m:t>2</m:t>
-              </m:r>
-            </m:sup>
-          </m:sSup>
-          <m:r>
-            <m:rPr>
-              <m:sty m:val="p"/>
-            </m:rPr>
-            <m:t>=</m:t>
-          </m:r>
-          <m:f>
-            <m:fPr>
-              <m:type m:val="bar"/>
-            </m:fPr>
-            <m:num>
-              <m:r>
-                <m:rPr>
-                  <m:sty m:val="p"/>
-                </m:rPr>
-                <m:t>∑</m:t>
-              </m:r>
-              <m:sSubSup>
-                <m:e>
-                  <m:r>
-                    <m:t>e</m:t>
-                  </m:r>
-                </m:e>
-                <m:sub>
-                  <m:r>
-                    <m:t>i</m:t>
-                  </m:r>
-                </m:sub>
-                <m:sup>
-                  <m:r>
-                    <m:t>2</m:t>
-                  </m:r>
-                </m:sup>
-              </m:sSubSup>
-            </m:num>
-            <m:den>
-              <m:r>
-                <m:t>n</m:t>
-              </m:r>
-              <m:r>
-                <m:rPr>
-                  <m:sty m:val="p"/>
-                </m:rPr>
-                <m:t>−</m:t>
-              </m:r>
-              <m:r>
-                <m:t>1</m:t>
-              </m:r>
             </m:den>
           </m:f>
           <m:r>
@@ -10628,16 +10324,9 @@
                       </m:r>
                       <m:sSub>
                         <m:e>
-                          <m:acc>
-                            <m:accPr>
-                              <m:chr m:val="̂"/>
-                            </m:accPr>
-                            <m:e>
-                              <m:r>
-                                <m:t>β</m:t>
-                              </m:r>
-                            </m:e>
-                          </m:acc>
+                          <m:r>
+                            <m:t>b</m:t>
+                          </m:r>
                         </m:e>
                         <m:sub>
                           <m:r>
@@ -10668,99 +10357,28 @@
               </m:sSup>
             </m:num>
             <m:den>
-              <m:r>
-                <m:t>n</m:t>
-              </m:r>
-              <m:r>
-                <m:rPr>
-                  <m:sty m:val="p"/>
-                </m:rPr>
-                <m:t>−</m:t>
-              </m:r>
-              <m:r>
-                <m:t>1</m:t>
-              </m:r>
-            </m:den>
-          </m:f>
-          <m:r>
-            <m:t>  </m:t>
-          </m:r>
-          <m:r>
-            <m:rPr>
-              <m:nor/>
-            </m:rPr>
-            <m:t>and</m:t>
-          </m:r>
-          <m:r>
-            <m:t>  </m:t>
-          </m:r>
-          <m:acc>
-            <m:accPr>
-              <m:chr m:val="̂"/>
-            </m:accPr>
-            <m:e>
-              <m:r>
-                <m:rPr>
-                  <m:nor/>
-                </m:rPr>
-                <m:t>Var</m:t>
-              </m:r>
-            </m:e>
-          </m:acc>
-          <m:d>
-            <m:dPr>
-              <m:begChr m:val="("/>
-              <m:sepChr m:val=""/>
-              <m:endChr m:val=")"/>
-              <m:grow/>
-            </m:dPr>
-            <m:e>
-              <m:sSub>
+              <m:d>
+                <m:dPr>
+                  <m:begChr m:val="("/>
+                  <m:sepChr m:val=""/>
+                  <m:endChr m:val=")"/>
+                  <m:grow/>
+                </m:dPr>
                 <m:e>
-                  <m:acc>
-                    <m:accPr>
-                      <m:chr m:val="̂"/>
-                    </m:accPr>
-                    <m:e>
-                      <m:r>
-                        <m:t>β</m:t>
-                      </m:r>
-                    </m:e>
-                  </m:acc>
-                </m:e>
-                <m:sub>
+                  <m:r>
+                    <m:t>n</m:t>
+                  </m:r>
+                  <m:r>
+                    <m:rPr>
+                      <m:sty m:val="p"/>
+                    </m:rPr>
+                    <m:t>−</m:t>
+                  </m:r>
                   <m:r>
                     <m:t>1</m:t>
                   </m:r>
-                </m:sub>
-              </m:sSub>
-            </m:e>
-          </m:d>
-          <m:r>
-            <m:rPr>
-              <m:sty m:val="p"/>
-            </m:rPr>
-            <m:t>=</m:t>
-          </m:r>
-          <m:f>
-            <m:fPr>
-              <m:type m:val="bar"/>
-            </m:fPr>
-            <m:num>
-              <m:sSup>
-                <m:e>
-                  <m:r>
-                    <m:t>s</m:t>
-                  </m:r>
                 </m:e>
-                <m:sup>
-                  <m:r>
-                    <m:t>2</m:t>
-                  </m:r>
-                </m:sup>
-              </m:sSup>
-            </m:num>
-            <m:den>
+              </m:d>
               <m:r>
                 <m:rPr>
                   <m:sty m:val="p"/>
@@ -11104,160 +10722,30 @@
         </w:numPr>
       </w:pPr>
       <w:r>
-        <w:t xml:space="preserve">The</w:t>
+        <w:rPr>
+          <w:bCs/>
+          <w:b/>
+        </w:rPr>
+        <w:t xml:space="preserve">Estimate of</w:t>
       </w:r>
       <w:r>
         <w:t xml:space="preserve"> </w:t>
       </w:r>
       <m:oMath>
-        <m:sSub>
-          <m:e>
-            <m:r>
-              <m:t>ε</m:t>
-            </m:r>
-          </m:e>
-          <m:sub>
-            <m:r>
-              <m:t>i</m:t>
-            </m:r>
-          </m:sub>
-        </m:sSub>
+        <m:r>
+          <m:t>β</m:t>
+        </m:r>
       </m:oMath>
-      <w:r>
-        <w:t xml:space="preserve"> </w:t>
-      </w:r>
-      <w:r>
-        <w:t xml:space="preserve">are independent</w:t>
-      </w:r>
-      <w:r>
-        <w:t xml:space="preserve"> </w:t>
-      </w:r>
-      <m:oMath>
-        <m:r>
-          <m:t>N</m:t>
-        </m:r>
-        <m:d>
-          <m:dPr>
-            <m:begChr m:val="("/>
-            <m:sepChr m:val=""/>
-            <m:endChr m:val=")"/>
-            <m:grow/>
-          </m:dPr>
-          <m:e>
-            <m:r>
-              <m:t>0</m:t>
-            </m:r>
-            <m:r>
-              <m:rPr>
-                <m:sty m:val="p"/>
-              </m:rPr>
-              <m:t>,</m:t>
-            </m:r>
-            <m:sSup>
-              <m:e>
-                <m:r>
-                  <m:t>σ</m:t>
-                </m:r>
-              </m:e>
-              <m:sup>
-                <m:r>
-                  <m:t>2</m:t>
-                </m:r>
-              </m:sup>
-            </m:sSup>
-          </m:e>
-        </m:d>
-      </m:oMath>
-      <w:r>
-        <w:t xml:space="preserve">, and</w:t>
-      </w:r>
-      <w:r>
-        <w:t xml:space="preserve"> </w:t>
-      </w:r>
-      <m:oMath>
-        <m:r>
-          <m:rPr>
-            <m:sty m:val="p"/>
-          </m:rPr>
-          <m:t>∑</m:t>
-        </m:r>
-        <m:sSup>
-          <m:e>
-            <m:r>
-              <m:t>ε</m:t>
-            </m:r>
-          </m:e>
-          <m:sup>
-            <m:r>
-              <m:t>2</m:t>
-            </m:r>
-          </m:sup>
-        </m:sSup>
-        <m:r>
-          <m:rPr>
-            <m:sty m:val="p"/>
-          </m:rPr>
-          <m:t>=</m:t>
-        </m:r>
-        <m:d>
-          <m:dPr>
-            <m:begChr m:val="("/>
-            <m:sepChr m:val=""/>
-            <m:endChr m:val=")"/>
-            <m:grow/>
-          </m:dPr>
-          <m:e>
-            <m:r>
-              <m:t>Y</m:t>
-            </m:r>
-            <m:r>
-              <m:rPr>
-                <m:sty m:val="p"/>
-              </m:rPr>
-              <m:t>−</m:t>
-            </m:r>
-            <m:r>
-              <m:t>X</m:t>
-            </m:r>
-            <m:r>
-              <m:t>β</m:t>
-            </m:r>
-          </m:e>
-        </m:d>
-        <m:r>
-          <m:rPr>
-            <m:sty m:val="p"/>
-          </m:rPr>
-          <m:t>′</m:t>
-        </m:r>
-        <m:d>
-          <m:dPr>
-            <m:begChr m:val="("/>
-            <m:sepChr m:val=""/>
-            <m:endChr m:val=")"/>
-            <m:grow/>
-          </m:dPr>
-          <m:e>
-            <m:r>
-              <m:t>Y</m:t>
-            </m:r>
-            <m:r>
-              <m:rPr>
-                <m:sty m:val="p"/>
-              </m:rPr>
-              <m:t>−</m:t>
-            </m:r>
-            <m:r>
-              <m:t>X</m:t>
-            </m:r>
-            <m:r>
-              <m:t>β</m:t>
-            </m:r>
-          </m:e>
-        </m:d>
-      </m:oMath>
-      <w:r>
-        <w:t xml:space="preserve">. The likelihood and the log-likelihood are:</w:t>
+    </w:p>
+    <w:p>
+      <w:pPr>
+        <w:numPr>
+          <w:ilvl w:val="0"/>
+          <w:numId w:val="1000"/>
+        </w:numPr>
+      </w:pPr>
+      <w:r>
+        <w:t xml:space="preserve">Step 1. Start from the likelihood function:</w:t>
       </w:r>
     </w:p>
     <w:p>
@@ -11288,54 +10776,47 @@
                   <m:grow/>
                 </m:dPr>
                 <m:e>
-                  <m:r>
-                    <m:t>2</m:t>
-                  </m:r>
-                  <m:r>
-                    <m:t>π</m:t>
-                  </m:r>
-                  <m:sSup>
-                    <m:e>
+                  <m:f>
+                    <m:fPr>
+                      <m:type m:val="bar"/>
+                    </m:fPr>
+                    <m:num>
+                      <m:r>
+                        <m:t>1</m:t>
+                      </m:r>
+                    </m:num>
+                    <m:den>
+                      <m:rad>
+                        <m:radPr>
+                          <m:degHide m:val="on"/>
+                        </m:radPr>
+                        <m:deg/>
+                        <m:e>
+                          <m:r>
+                            <m:t>2</m:t>
+                          </m:r>
+                          <m:r>
+                            <m:t>π</m:t>
+                          </m:r>
+                        </m:e>
+                      </m:rad>
+                      <m:r>
+                        <m:t> </m:t>
+                      </m:r>
                       <m:r>
                         <m:t>σ</m:t>
                       </m:r>
-                    </m:e>
-                    <m:sup>
-                      <m:r>
-                        <m:t>2</m:t>
-                      </m:r>
-                    </m:sup>
-                  </m:sSup>
+                    </m:den>
+                  </m:f>
                 </m:e>
               </m:d>
             </m:e>
             <m:sup>
               <m:r>
-                <m:rPr>
-                  <m:sty m:val="p"/>
-                </m:rPr>
-                <m:t>−</m:t>
-              </m:r>
-              <m:f>
-                <m:fPr>
-                  <m:type m:val="bar"/>
-                </m:fPr>
-                <m:num>
-                  <m:r>
-                    <m:t>n</m:t>
-                  </m:r>
-                </m:num>
-                <m:den>
-                  <m:r>
-                    <m:t>2</m:t>
-                  </m:r>
-                </m:den>
-              </m:f>
+                <m:t>n</m:t>
+              </m:r>
             </m:sup>
           </m:sSup>
-          <m:r>
-            <m:t> </m:t>
-          </m:r>
           <m:sSup>
             <m:e>
               <m:r>
@@ -11376,62 +10857,24 @@
                   </m:sSup>
                 </m:den>
               </m:f>
-              <m:d>
-                <m:dPr>
-                  <m:begChr m:val="("/>
-                  <m:sepChr m:val=""/>
-                  <m:endChr m:val=")"/>
-                  <m:grow/>
-                </m:dPr>
-                <m:e>
-                  <m:r>
-                    <m:t>Y</m:t>
-                  </m:r>
-                  <m:r>
-                    <m:rPr>
-                      <m:sty m:val="p"/>
-                    </m:rPr>
-                    <m:t>−</m:t>
-                  </m:r>
-                  <m:r>
-                    <m:t>X</m:t>
-                  </m:r>
-                  <m:r>
-                    <m:t>β</m:t>
-                  </m:r>
-                </m:e>
-              </m:d>
               <m:r>
                 <m:rPr>
                   <m:sty m:val="p"/>
                 </m:rPr>
-                <m:t>′</m:t>
-              </m:r>
-              <m:d>
-                <m:dPr>
-                  <m:begChr m:val="("/>
-                  <m:sepChr m:val=""/>
-                  <m:endChr m:val=")"/>
-                  <m:grow/>
-                </m:dPr>
+                <m:t>∑</m:t>
+              </m:r>
+              <m:sSup>
                 <m:e>
                   <m:r>
-                    <m:t>Y</m:t>
-                  </m:r>
-                  <m:r>
-                    <m:rPr>
-                      <m:sty m:val="p"/>
-                    </m:rPr>
-                    <m:t>−</m:t>
-                  </m:r>
-                  <m:r>
-                    <m:t>X</m:t>
-                  </m:r>
-                  <m:r>
-                    <m:t>β</m:t>
+                    <m:t>ε</m:t>
                   </m:r>
                 </m:e>
-              </m:d>
+                <m:sup>
+                  <m:r>
+                    <m:t>2</m:t>
+                  </m:r>
+                </m:sup>
+              </m:sSup>
             </m:sup>
           </m:sSup>
         </m:oMath>
@@ -11439,7 +10882,291 @@
     </w:p>
     <w:p>
       <w:pPr>
-        <w:pStyle w:val="FirstParagraph"/>
+        <w:numPr>
+          <w:ilvl w:val="0"/>
+          <w:numId w:val="1000"/>
+        </w:numPr>
+      </w:pPr>
+      <w:r>
+        <w:t xml:space="preserve">Step 2. In matrix form,</w:t>
+      </w:r>
+      <w:r>
+        <w:t xml:space="preserve"> </w:t>
+      </w:r>
+      <m:oMath>
+        <m:r>
+          <m:t>ε</m:t>
+        </m:r>
+        <m:r>
+          <m:rPr>
+            <m:sty m:val="p"/>
+          </m:rPr>
+          <m:t>=</m:t>
+        </m:r>
+        <m:r>
+          <m:t>Y</m:t>
+        </m:r>
+        <m:r>
+          <m:rPr>
+            <m:sty m:val="p"/>
+          </m:rPr>
+          <m:t>−</m:t>
+        </m:r>
+        <m:r>
+          <m:t>X</m:t>
+        </m:r>
+        <m:r>
+          <m:t>β</m:t>
+        </m:r>
+      </m:oMath>
+      <w:r>
+        <w:t xml:space="preserve">. So:</w:t>
+      </w:r>
+    </w:p>
+    <w:p>
+      <w:pPr>
+        <w:pStyle w:val="BodyText"/>
+      </w:pPr>
+      <m:oMathPara>
+        <m:oMathParaPr>
+          <m:jc m:val="center"/>
+        </m:oMathParaPr>
+        <m:oMath>
+          <m:r>
+            <m:rPr>
+              <m:sty m:val="p"/>
+            </m:rPr>
+            <m:t>∑</m:t>
+          </m:r>
+          <m:sSup>
+            <m:e>
+              <m:r>
+                <m:t>ε</m:t>
+              </m:r>
+            </m:e>
+            <m:sup>
+              <m:r>
+                <m:t>2</m:t>
+              </m:r>
+            </m:sup>
+          </m:sSup>
+          <m:r>
+            <m:rPr>
+              <m:sty m:val="p"/>
+            </m:rPr>
+            <m:t>=</m:t>
+          </m:r>
+          <m:r>
+            <m:t>ε</m:t>
+          </m:r>
+          <m:r>
+            <m:rPr>
+              <m:sty m:val="p"/>
+            </m:rPr>
+            <m:t>′</m:t>
+          </m:r>
+          <m:r>
+            <m:t>ε</m:t>
+          </m:r>
+          <m:r>
+            <m:rPr>
+              <m:sty m:val="p"/>
+            </m:rPr>
+            <m:t>=</m:t>
+          </m:r>
+          <m:d>
+            <m:dPr>
+              <m:begChr m:val="("/>
+              <m:sepChr m:val=""/>
+              <m:endChr m:val=")"/>
+              <m:grow/>
+            </m:dPr>
+            <m:e>
+              <m:r>
+                <m:t>Y</m:t>
+              </m:r>
+              <m:r>
+                <m:rPr>
+                  <m:sty m:val="p"/>
+                </m:rPr>
+                <m:t>−</m:t>
+              </m:r>
+              <m:r>
+                <m:t>X</m:t>
+              </m:r>
+              <m:r>
+                <m:t>β</m:t>
+              </m:r>
+            </m:e>
+          </m:d>
+          <m:r>
+            <m:rPr>
+              <m:sty m:val="p"/>
+            </m:rPr>
+            <m:t>′</m:t>
+          </m:r>
+          <m:d>
+            <m:dPr>
+              <m:begChr m:val="("/>
+              <m:sepChr m:val=""/>
+              <m:endChr m:val=")"/>
+              <m:grow/>
+            </m:dPr>
+            <m:e>
+              <m:r>
+                <m:t>Y</m:t>
+              </m:r>
+              <m:r>
+                <m:rPr>
+                  <m:sty m:val="p"/>
+                </m:rPr>
+                <m:t>−</m:t>
+              </m:r>
+              <m:r>
+                <m:t>X</m:t>
+              </m:r>
+              <m:r>
+                <m:t>β</m:t>
+              </m:r>
+            </m:e>
+          </m:d>
+          <m:r>
+            <m:rPr>
+              <m:sty m:val="p"/>
+            </m:rPr>
+            <m:t>=</m:t>
+          </m:r>
+          <m:r>
+            <m:t>Y</m:t>
+          </m:r>
+          <m:r>
+            <m:rPr>
+              <m:sty m:val="p"/>
+            </m:rPr>
+            <m:t>′</m:t>
+          </m:r>
+          <m:r>
+            <m:t>Y</m:t>
+          </m:r>
+          <m:r>
+            <m:rPr>
+              <m:sty m:val="p"/>
+            </m:rPr>
+            <m:t>−</m:t>
+          </m:r>
+          <m:r>
+            <m:t>2</m:t>
+          </m:r>
+          <m:r>
+            <m:t>β</m:t>
+          </m:r>
+          <m:r>
+            <m:rPr>
+              <m:sty m:val="p"/>
+            </m:rPr>
+            <m:t>′</m:t>
+          </m:r>
+          <m:r>
+            <m:t>X</m:t>
+          </m:r>
+          <m:r>
+            <m:rPr>
+              <m:sty m:val="p"/>
+            </m:rPr>
+            <m:t>′</m:t>
+          </m:r>
+          <m:r>
+            <m:t>Y</m:t>
+          </m:r>
+          <m:r>
+            <m:rPr>
+              <m:sty m:val="p"/>
+            </m:rPr>
+            <m:t>+</m:t>
+          </m:r>
+          <m:r>
+            <m:t>β</m:t>
+          </m:r>
+          <m:r>
+            <m:rPr>
+              <m:sty m:val="p"/>
+            </m:rPr>
+            <m:t>′</m:t>
+          </m:r>
+          <m:r>
+            <m:t>X</m:t>
+          </m:r>
+          <m:r>
+            <m:rPr>
+              <m:sty m:val="p"/>
+            </m:rPr>
+            <m:t>′</m:t>
+          </m:r>
+          <m:r>
+            <m:t>X</m:t>
+          </m:r>
+          <m:r>
+            <m:t>β</m:t>
+          </m:r>
+        </m:oMath>
+      </m:oMathPara>
+    </w:p>
+    <w:p>
+      <w:pPr>
+        <w:numPr>
+          <w:ilvl w:val="0"/>
+          <w:numId w:val="1000"/>
+        </w:numPr>
+      </w:pPr>
+      <w:r>
+        <w:t xml:space="preserve">Step 3. Take the natural log of</w:t>
+      </w:r>
+      <w:r>
+        <w:t xml:space="preserve"> </w:t>
+      </w:r>
+      <m:oMath>
+        <m:r>
+          <m:t>L</m:t>
+        </m:r>
+      </m:oMath>
+      <w:r>
+        <w:t xml:space="preserve">. Maximizing</w:t>
+      </w:r>
+      <w:r>
+        <w:t xml:space="preserve"> </w:t>
+      </w:r>
+      <m:oMath>
+        <m:r>
+          <m:rPr>
+            <m:sty m:val="p"/>
+          </m:rPr>
+          <m:t>ln</m:t>
+        </m:r>
+        <m:r>
+          <m:t>L</m:t>
+        </m:r>
+      </m:oMath>
+      <w:r>
+        <w:t xml:space="preserve"> </w:t>
+      </w:r>
+      <w:r>
+        <w:t xml:space="preserve">gives the same answer as maximizing</w:t>
+      </w:r>
+      <w:r>
+        <w:t xml:space="preserve"> </w:t>
+      </w:r>
+      <m:oMath>
+        <m:r>
+          <m:t>L</m:t>
+        </m:r>
+      </m:oMath>
+      <w:r>
+        <w:t xml:space="preserve">:</w:t>
+      </w:r>
+    </w:p>
+    <w:p>
+      <w:pPr>
+        <w:pStyle w:val="BodyText"/>
       </w:pPr>
       <m:oMathPara>
         <m:oMathParaPr>
@@ -11669,11 +11396,7 @@
         </w:numPr>
       </w:pPr>
       <w:r>
-        <w:rPr>
-          <w:iCs/>
-          <w:i/>
-        </w:rPr>
-        <w:t xml:space="preserve">Estimate of</w:t>
+        <w:t xml:space="preserve">Step 4. Take the derivative with respect to</w:t>
       </w:r>
       <w:r>
         <w:t xml:space="preserve"> </w:t>
@@ -11684,11 +11407,10 @@
         </m:r>
       </m:oMath>
       <w:r>
-        <w:rPr>
-          <w:iCs/>
-          <w:i/>
-        </w:rPr>
-        <w:t xml:space="preserve">:</w:t>
+        <w:t xml:space="preserve"> </w:t>
+      </w:r>
+      <w:r>
+        <w:t xml:space="preserve">and set it to zero:</w:t>
       </w:r>
     </w:p>
     <w:p>
@@ -11836,135 +11558,6 @@
           <m:r>
             <m:t>0</m:t>
           </m:r>
-          <m:r>
-            <m:t> </m:t>
-          </m:r>
-          <m:r>
-            <m:rPr>
-              <m:sty m:val="p"/>
-            </m:rPr>
-            <m:t>⇒</m:t>
-          </m:r>
-          <m:r>
-            <m:t> </m:t>
-          </m:r>
-          <m:r>
-            <m:t>X</m:t>
-          </m:r>
-          <m:r>
-            <m:rPr>
-              <m:sty m:val="p"/>
-            </m:rPr>
-            <m:t>′</m:t>
-          </m:r>
-          <m:r>
-            <m:t>X</m:t>
-          </m:r>
-          <m:acc>
-            <m:accPr>
-              <m:chr m:val="̃"/>
-            </m:accPr>
-            <m:e>
-              <m:r>
-                <m:t>β</m:t>
-              </m:r>
-            </m:e>
-          </m:acc>
-          <m:r>
-            <m:rPr>
-              <m:sty m:val="p"/>
-            </m:rPr>
-            <m:t>=</m:t>
-          </m:r>
-          <m:r>
-            <m:t>X</m:t>
-          </m:r>
-          <m:r>
-            <m:rPr>
-              <m:sty m:val="p"/>
-            </m:rPr>
-            <m:t>′</m:t>
-          </m:r>
-          <m:r>
-            <m:t>Y</m:t>
-          </m:r>
-        </m:oMath>
-      </m:oMathPara>
-    </w:p>
-    <w:p>
-      <w:pPr>
-        <w:pStyle w:val="FirstParagraph"/>
-      </w:pPr>
-      <m:oMathPara>
-        <m:oMathParaPr>
-          <m:jc m:val="center"/>
-        </m:oMathParaPr>
-        <m:oMath>
-          <m:acc>
-            <m:accPr>
-              <m:chr m:val="̃"/>
-            </m:accPr>
-            <m:e>
-              <m:r>
-                <m:t>β</m:t>
-              </m:r>
-            </m:e>
-          </m:acc>
-          <m:r>
-            <m:rPr>
-              <m:sty m:val="p"/>
-            </m:rPr>
-            <m:t>=</m:t>
-          </m:r>
-          <m:sSup>
-            <m:e>
-              <m:d>
-                <m:dPr>
-                  <m:begChr m:val="("/>
-                  <m:sepChr m:val=""/>
-                  <m:endChr m:val=")"/>
-                  <m:grow/>
-                </m:dPr>
-                <m:e>
-                  <m:r>
-                    <m:t>X</m:t>
-                  </m:r>
-                  <m:r>
-                    <m:rPr>
-                      <m:sty m:val="p"/>
-                    </m:rPr>
-                    <m:t>′</m:t>
-                  </m:r>
-                  <m:r>
-                    <m:t>X</m:t>
-                  </m:r>
-                </m:e>
-              </m:d>
-            </m:e>
-            <m:sup>
-              <m:r>
-                <m:rPr>
-                  <m:sty m:val="p"/>
-                </m:rPr>
-                <m:t>−</m:t>
-              </m:r>
-              <m:r>
-                <m:t>1</m:t>
-              </m:r>
-            </m:sup>
-          </m:sSup>
-          <m:r>
-            <m:t>X</m:t>
-          </m:r>
-          <m:r>
-            <m:rPr>
-              <m:sty m:val="p"/>
-            </m:rPr>
-            <m:t>′</m:t>
-          </m:r>
-          <m:r>
-            <m:t>Y</m:t>
-          </m:r>
         </m:oMath>
       </m:oMathPara>
     </w:p>
@@ -11976,27 +11569,21 @@
         </w:numPr>
       </w:pPr>
       <w:r>
-        <w:t xml:space="preserve">This is the same as the least squares estimator.</w:t>
-      </w:r>
-    </w:p>
-    <w:p>
-      <w:pPr>
-        <w:numPr>
-          <w:ilvl w:val="0"/>
-          <w:numId w:val="1000"/>
-        </w:numPr>
-      </w:pPr>
-      <w:r>
-        <w:rPr>
-          <w:iCs/>
-          <w:i/>
-        </w:rPr>
-        <w:t xml:space="preserve">Estimate of</w:t>
+        <w:t xml:space="preserve">Step 5. Multiply both sides by</w:t>
       </w:r>
       <w:r>
         <w:t xml:space="preserve"> </w:t>
       </w:r>
       <m:oMath>
+        <m:r>
+          <m:rPr>
+            <m:sty m:val="p"/>
+          </m:rPr>
+          <m:t>−</m:t>
+        </m:r>
+        <m:r>
+          <m:t>2</m:t>
+        </m:r>
         <m:sSup>
           <m:e>
             <m:r>
@@ -12011,10 +11598,6 @@
         </m:sSup>
       </m:oMath>
       <w:r>
-        <w:rPr>
-          <w:iCs/>
-          <w:i/>
-        </w:rPr>
         <w:t xml:space="preserve">:</w:t>
       </w:r>
     </w:p>
@@ -12027,48 +11610,51 @@
           <m:jc m:val="center"/>
         </m:oMathParaPr>
         <m:oMath>
-          <m:f>
-            <m:fPr>
-              <m:type m:val="bar"/>
-            </m:fPr>
-            <m:num>
-              <m:r>
-                <m:rPr>
-                  <m:sty m:val="p"/>
-                </m:rPr>
-                <m:t>∂</m:t>
-              </m:r>
-              <m:r>
-                <m:rPr>
-                  <m:sty m:val="p"/>
-                </m:rPr>
-                <m:t>ln</m:t>
-              </m:r>
-              <m:r>
-                <m:t>L</m:t>
-              </m:r>
-            </m:num>
-            <m:den>
-              <m:r>
-                <m:rPr>
-                  <m:sty m:val="p"/>
-                </m:rPr>
-                <m:t>∂</m:t>
-              </m:r>
-              <m:sSup>
-                <m:e>
-                  <m:r>
-                    <m:t>σ</m:t>
-                  </m:r>
-                </m:e>
-                <m:sup>
-                  <m:r>
-                    <m:t>2</m:t>
-                  </m:r>
-                </m:sup>
-              </m:sSup>
-            </m:den>
-          </m:f>
+          <m:r>
+            <m:rPr>
+              <m:sty m:val="p"/>
+            </m:rPr>
+            <m:t>−</m:t>
+          </m:r>
+          <m:r>
+            <m:t>2</m:t>
+          </m:r>
+          <m:r>
+            <m:t>X</m:t>
+          </m:r>
+          <m:r>
+            <m:rPr>
+              <m:sty m:val="p"/>
+            </m:rPr>
+            <m:t>′</m:t>
+          </m:r>
+          <m:r>
+            <m:t>Y</m:t>
+          </m:r>
+          <m:r>
+            <m:rPr>
+              <m:sty m:val="p"/>
+            </m:rPr>
+            <m:t>+</m:t>
+          </m:r>
+          <m:r>
+            <m:t>2</m:t>
+          </m:r>
+          <m:r>
+            <m:t>X</m:t>
+          </m:r>
+          <m:r>
+            <m:rPr>
+              <m:sty m:val="p"/>
+            </m:rPr>
+            <m:t>′</m:t>
+          </m:r>
+          <m:r>
+            <m:t>X</m:t>
+          </m:r>
+          <m:r>
+            <m:t>β</m:t>
+          </m:r>
           <m:r>
             <m:rPr>
               <m:sty m:val="p"/>
@@ -12076,340 +11662,8 @@
             <m:t>=</m:t>
           </m:r>
           <m:r>
-            <m:rPr>
-              <m:sty m:val="p"/>
-            </m:rPr>
-            <m:t>−</m:t>
-          </m:r>
-          <m:f>
-            <m:fPr>
-              <m:type m:val="bar"/>
-            </m:fPr>
-            <m:num>
-              <m:r>
-                <m:t>n</m:t>
-              </m:r>
-            </m:num>
-            <m:den>
-              <m:r>
-                <m:t>2</m:t>
-              </m:r>
-              <m:sSup>
-                <m:e>
-                  <m:r>
-                    <m:t>σ</m:t>
-                  </m:r>
-                </m:e>
-                <m:sup>
-                  <m:r>
-                    <m:t>2</m:t>
-                  </m:r>
-                </m:sup>
-              </m:sSup>
-            </m:den>
-          </m:f>
-          <m:r>
-            <m:rPr>
-              <m:sty m:val="p"/>
-            </m:rPr>
-            <m:t>+</m:t>
-          </m:r>
-          <m:f>
-            <m:fPr>
-              <m:type m:val="bar"/>
-            </m:fPr>
-            <m:num>
-              <m:r>
-                <m:t>1</m:t>
-              </m:r>
-            </m:num>
-            <m:den>
-              <m:r>
-                <m:t>2</m:t>
-              </m:r>
-              <m:sSup>
-                <m:e>
-                  <m:r>
-                    <m:t>σ</m:t>
-                  </m:r>
-                </m:e>
-                <m:sup>
-                  <m:r>
-                    <m:t>4</m:t>
-                  </m:r>
-                </m:sup>
-              </m:sSup>
-            </m:den>
-          </m:f>
-          <m:d>
-            <m:dPr>
-              <m:begChr m:val="("/>
-              <m:sepChr m:val=""/>
-              <m:endChr m:val=")"/>
-              <m:grow/>
-            </m:dPr>
-            <m:e>
-              <m:r>
-                <m:t>Y</m:t>
-              </m:r>
-              <m:r>
-                <m:rPr>
-                  <m:sty m:val="p"/>
-                </m:rPr>
-                <m:t>−</m:t>
-              </m:r>
-              <m:r>
-                <m:t>X</m:t>
-              </m:r>
-              <m:acc>
-                <m:accPr>
-                  <m:chr m:val="̃"/>
-                </m:accPr>
-                <m:e>
-                  <m:r>
-                    <m:t>β</m:t>
-                  </m:r>
-                </m:e>
-              </m:acc>
-            </m:e>
-          </m:d>
-          <m:r>
-            <m:rPr>
-              <m:sty m:val="p"/>
-            </m:rPr>
-            <m:t>′</m:t>
-          </m:r>
-          <m:d>
-            <m:dPr>
-              <m:begChr m:val="("/>
-              <m:sepChr m:val=""/>
-              <m:endChr m:val=")"/>
-              <m:grow/>
-            </m:dPr>
-            <m:e>
-              <m:r>
-                <m:t>Y</m:t>
-              </m:r>
-              <m:r>
-                <m:rPr>
-                  <m:sty m:val="p"/>
-                </m:rPr>
-                <m:t>−</m:t>
-              </m:r>
-              <m:r>
-                <m:t>X</m:t>
-              </m:r>
-              <m:acc>
-                <m:accPr>
-                  <m:chr m:val="̃"/>
-                </m:accPr>
-                <m:e>
-                  <m:r>
-                    <m:t>β</m:t>
-                  </m:r>
-                </m:e>
-              </m:acc>
-            </m:e>
-          </m:d>
-          <m:r>
-            <m:rPr>
-              <m:sty m:val="p"/>
-            </m:rPr>
-            <m:t>=</m:t>
-          </m:r>
-          <m:r>
             <m:t>0</m:t>
           </m:r>
-        </m:oMath>
-      </m:oMathPara>
-    </w:p>
-    <w:p>
-      <w:pPr>
-        <w:pStyle w:val="FirstParagraph"/>
-      </w:pPr>
-      <m:oMathPara>
-        <m:oMathParaPr>
-          <m:jc m:val="center"/>
-        </m:oMathParaPr>
-        <m:oMath>
-          <m:sSup>
-            <m:e>
-              <m:acc>
-                <m:accPr>
-                  <m:chr m:val="̃"/>
-                </m:accPr>
-                <m:e>
-                  <m:r>
-                    <m:t>σ</m:t>
-                  </m:r>
-                </m:e>
-              </m:acc>
-            </m:e>
-            <m:sup>
-              <m:r>
-                <m:t>2</m:t>
-              </m:r>
-            </m:sup>
-          </m:sSup>
-          <m:r>
-            <m:rPr>
-              <m:sty m:val="p"/>
-            </m:rPr>
-            <m:t>=</m:t>
-          </m:r>
-          <m:f>
-            <m:fPr>
-              <m:type m:val="bar"/>
-            </m:fPr>
-            <m:num>
-              <m:d>
-                <m:dPr>
-                  <m:begChr m:val="("/>
-                  <m:sepChr m:val=""/>
-                  <m:endChr m:val=")"/>
-                  <m:grow/>
-                </m:dPr>
-                <m:e>
-                  <m:r>
-                    <m:t>Y</m:t>
-                  </m:r>
-                  <m:r>
-                    <m:rPr>
-                      <m:sty m:val="p"/>
-                    </m:rPr>
-                    <m:t>−</m:t>
-                  </m:r>
-                  <m:r>
-                    <m:t>X</m:t>
-                  </m:r>
-                  <m:acc>
-                    <m:accPr>
-                      <m:chr m:val="̃"/>
-                    </m:accPr>
-                    <m:e>
-                      <m:r>
-                        <m:t>β</m:t>
-                      </m:r>
-                    </m:e>
-                  </m:acc>
-                </m:e>
-              </m:d>
-              <m:r>
-                <m:rPr>
-                  <m:sty m:val="p"/>
-                </m:rPr>
-                <m:t>′</m:t>
-              </m:r>
-              <m:d>
-                <m:dPr>
-                  <m:begChr m:val="("/>
-                  <m:sepChr m:val=""/>
-                  <m:endChr m:val=")"/>
-                  <m:grow/>
-                </m:dPr>
-                <m:e>
-                  <m:r>
-                    <m:t>Y</m:t>
-                  </m:r>
-                  <m:r>
-                    <m:rPr>
-                      <m:sty m:val="p"/>
-                    </m:rPr>
-                    <m:t>−</m:t>
-                  </m:r>
-                  <m:r>
-                    <m:t>X</m:t>
-                  </m:r>
-                  <m:acc>
-                    <m:accPr>
-                      <m:chr m:val="̃"/>
-                    </m:accPr>
-                    <m:e>
-                      <m:r>
-                        <m:t>β</m:t>
-                      </m:r>
-                    </m:e>
-                  </m:acc>
-                </m:e>
-              </m:d>
-            </m:num>
-            <m:den>
-              <m:r>
-                <m:t>n</m:t>
-              </m:r>
-            </m:den>
-          </m:f>
-          <m:r>
-            <m:rPr>
-              <m:sty m:val="p"/>
-            </m:rPr>
-            <m:t>=</m:t>
-          </m:r>
-          <m:f>
-            <m:fPr>
-              <m:type m:val="bar"/>
-            </m:fPr>
-            <m:num>
-              <m:r>
-                <m:t>e</m:t>
-              </m:r>
-              <m:r>
-                <m:rPr>
-                  <m:sty m:val="p"/>
-                </m:rPr>
-                <m:t>′</m:t>
-              </m:r>
-              <m:r>
-                <m:t>e</m:t>
-              </m:r>
-            </m:num>
-            <m:den>
-              <m:r>
-                <m:t>n</m:t>
-              </m:r>
-            </m:den>
-          </m:f>
-          <m:r>
-            <m:rPr>
-              <m:sty m:val="p"/>
-            </m:rPr>
-            <m:t>=</m:t>
-          </m:r>
-          <m:f>
-            <m:fPr>
-              <m:type m:val="bar"/>
-            </m:fPr>
-            <m:num>
-              <m:r>
-                <m:rPr>
-                  <m:sty m:val="p"/>
-                </m:rPr>
-                <m:t>∑</m:t>
-              </m:r>
-              <m:sSubSup>
-                <m:e>
-                  <m:r>
-                    <m:t>e</m:t>
-                  </m:r>
-                </m:e>
-                <m:sub>
-                  <m:r>
-                    <m:t>i</m:t>
-                  </m:r>
-                </m:sub>
-                <m:sup>
-                  <m:r>
-                    <m:t>2</m:t>
-                  </m:r>
-                </m:sup>
-              </m:sSubSup>
-            </m:num>
-            <m:den>
-              <m:r>
-                <m:t>n</m:t>
-              </m:r>
-            </m:den>
-          </m:f>
         </m:oMath>
       </m:oMathPara>
     </w:p>
@@ -12421,46 +11675,30 @@
         </w:numPr>
       </w:pPr>
       <w:r>
-        <w:rPr>
-          <w:iCs/>
-          <w:i/>
-        </w:rPr>
-        <w:t xml:space="preserve">Is</w:t>
+        <w:t xml:space="preserve">Step 6. Divide both sides by 2 and move</w:t>
       </w:r>
       <w:r>
         <w:t xml:space="preserve"> </w:t>
       </w:r>
       <m:oMath>
-        <m:acc>
-          <m:accPr>
-            <m:chr m:val="̃"/>
-          </m:accPr>
-          <m:e>
-            <m:r>
-              <m:t>β</m:t>
-            </m:r>
-          </m:e>
-        </m:acc>
+        <m:r>
+          <m:t>X</m:t>
+        </m:r>
+        <m:r>
+          <m:rPr>
+            <m:sty m:val="p"/>
+          </m:rPr>
+          <m:t>′</m:t>
+        </m:r>
+        <m:r>
+          <m:t>Y</m:t>
+        </m:r>
       </m:oMath>
       <w:r>
         <w:t xml:space="preserve"> </w:t>
       </w:r>
       <w:r>
-        <w:rPr>
-          <w:iCs/>
-          <w:i/>
-        </w:rPr>
-        <w:t xml:space="preserve">unbiased?</w:t>
-      </w:r>
-      <w:r>
-        <w:t xml:space="preserve"> </w:t>
-      </w:r>
-      <w:r>
-        <w:rPr>
-          <w:bCs/>
-          <w:b/>
-        </w:rPr>
-        <w:t xml:space="preserve">Yes.</w:t>
+        <w:t xml:space="preserve">to the right side:</w:t>
       </w:r>
     </w:p>
     <w:p>
@@ -12472,59 +11710,27 @@
           <m:jc m:val="center"/>
         </m:oMathParaPr>
         <m:oMath>
-          <m:acc>
-            <m:accPr>
-              <m:chr m:val="̃"/>
-            </m:accPr>
-            <m:e>
-              <m:r>
-                <m:t>β</m:t>
-              </m:r>
-            </m:e>
-          </m:acc>
+          <m:r>
+            <m:t>X</m:t>
+          </m:r>
+          <m:r>
+            <m:rPr>
+              <m:sty m:val="p"/>
+            </m:rPr>
+            <m:t>′</m:t>
+          </m:r>
+          <m:r>
+            <m:t>X</m:t>
+          </m:r>
+          <m:r>
+            <m:t>β</m:t>
+          </m:r>
           <m:r>
             <m:rPr>
               <m:sty m:val="p"/>
             </m:rPr>
             <m:t>=</m:t>
           </m:r>
-          <m:sSup>
-            <m:e>
-              <m:d>
-                <m:dPr>
-                  <m:begChr m:val="("/>
-                  <m:sepChr m:val=""/>
-                  <m:endChr m:val=")"/>
-                  <m:grow/>
-                </m:dPr>
-                <m:e>
-                  <m:r>
-                    <m:t>X</m:t>
-                  </m:r>
-                  <m:r>
-                    <m:rPr>
-                      <m:sty m:val="p"/>
-                    </m:rPr>
-                    <m:t>′</m:t>
-                  </m:r>
-                  <m:r>
-                    <m:t>X</m:t>
-                  </m:r>
-                </m:e>
-              </m:d>
-            </m:e>
-            <m:sup>
-              <m:r>
-                <m:rPr>
-                  <m:sty m:val="p"/>
-                </m:rPr>
-                <m:t>−</m:t>
-              </m:r>
-              <m:r>
-                <m:t>1</m:t>
-              </m:r>
-            </m:sup>
-          </m:sSup>
           <m:r>
             <m:t>X</m:t>
           </m:r>
@@ -12534,215 +11740,8 @@
             </m:rPr>
             <m:t>′</m:t>
           </m:r>
-          <m:d>
-            <m:dPr>
-              <m:begChr m:val="("/>
-              <m:sepChr m:val=""/>
-              <m:endChr m:val=")"/>
-              <m:grow/>
-            </m:dPr>
-            <m:e>
-              <m:r>
-                <m:t>X</m:t>
-              </m:r>
-              <m:r>
-                <m:t>β</m:t>
-              </m:r>
-              <m:r>
-                <m:rPr>
-                  <m:sty m:val="p"/>
-                </m:rPr>
-                <m:t>+</m:t>
-              </m:r>
-              <m:r>
-                <m:t>ε</m:t>
-              </m:r>
-            </m:e>
-          </m:d>
-          <m:r>
-            <m:rPr>
-              <m:sty m:val="p"/>
-            </m:rPr>
-            <m:t>=</m:t>
-          </m:r>
-          <m:r>
-            <m:t>β</m:t>
-          </m:r>
-          <m:r>
-            <m:rPr>
-              <m:sty m:val="p"/>
-            </m:rPr>
-            <m:t>+</m:t>
-          </m:r>
-          <m:sSup>
-            <m:e>
-              <m:d>
-                <m:dPr>
-                  <m:begChr m:val="("/>
-                  <m:sepChr m:val=""/>
-                  <m:endChr m:val=")"/>
-                  <m:grow/>
-                </m:dPr>
-                <m:e>
-                  <m:r>
-                    <m:t>X</m:t>
-                  </m:r>
-                  <m:r>
-                    <m:rPr>
-                      <m:sty m:val="p"/>
-                    </m:rPr>
-                    <m:t>′</m:t>
-                  </m:r>
-                  <m:r>
-                    <m:t>X</m:t>
-                  </m:r>
-                </m:e>
-              </m:d>
-            </m:e>
-            <m:sup>
-              <m:r>
-                <m:rPr>
-                  <m:sty m:val="p"/>
-                </m:rPr>
-                <m:t>−</m:t>
-              </m:r>
-              <m:r>
-                <m:t>1</m:t>
-              </m:r>
-            </m:sup>
-          </m:sSup>
-          <m:r>
-            <m:t>X</m:t>
-          </m:r>
-          <m:r>
-            <m:rPr>
-              <m:sty m:val="p"/>
-            </m:rPr>
-            <m:t>′</m:t>
-          </m:r>
-          <m:r>
-            <m:t>ε</m:t>
-          </m:r>
-        </m:oMath>
-      </m:oMathPara>
-    </w:p>
-    <w:p>
-      <w:pPr>
-        <w:pStyle w:val="FirstParagraph"/>
-      </w:pPr>
-      <m:oMathPara>
-        <m:oMathParaPr>
-          <m:jc m:val="center"/>
-        </m:oMathParaPr>
-        <m:oMath>
-          <m:r>
-            <m:t>E</m:t>
-          </m:r>
-          <m:d>
-            <m:dPr>
-              <m:begChr m:val="("/>
-              <m:sepChr m:val=""/>
-              <m:endChr m:val=")"/>
-              <m:grow/>
-            </m:dPr>
-            <m:e>
-              <m:acc>
-                <m:accPr>
-                  <m:chr m:val="̃"/>
-                </m:accPr>
-                <m:e>
-                  <m:r>
-                    <m:t>β</m:t>
-                  </m:r>
-                </m:e>
-              </m:acc>
-            </m:e>
-          </m:d>
-          <m:r>
-            <m:rPr>
-              <m:sty m:val="p"/>
-            </m:rPr>
-            <m:t>=</m:t>
-          </m:r>
-          <m:r>
-            <m:t>β</m:t>
-          </m:r>
-          <m:r>
-            <m:rPr>
-              <m:sty m:val="p"/>
-            </m:rPr>
-            <m:t>+</m:t>
-          </m:r>
-          <m:sSup>
-            <m:e>
-              <m:d>
-                <m:dPr>
-                  <m:begChr m:val="("/>
-                  <m:sepChr m:val=""/>
-                  <m:endChr m:val=")"/>
-                  <m:grow/>
-                </m:dPr>
-                <m:e>
-                  <m:r>
-                    <m:t>X</m:t>
-                  </m:r>
-                  <m:r>
-                    <m:rPr>
-                      <m:sty m:val="p"/>
-                    </m:rPr>
-                    <m:t>′</m:t>
-                  </m:r>
-                  <m:r>
-                    <m:t>X</m:t>
-                  </m:r>
-                </m:e>
-              </m:d>
-            </m:e>
-            <m:sup>
-              <m:r>
-                <m:rPr>
-                  <m:sty m:val="p"/>
-                </m:rPr>
-                <m:t>−</m:t>
-              </m:r>
-              <m:r>
-                <m:t>1</m:t>
-              </m:r>
-            </m:sup>
-          </m:sSup>
-          <m:r>
-            <m:t>X</m:t>
-          </m:r>
-          <m:r>
-            <m:rPr>
-              <m:sty m:val="p"/>
-            </m:rPr>
-            <m:t>′</m:t>
-          </m:r>
-          <m:r>
-            <m:t>E</m:t>
-          </m:r>
-          <m:d>
-            <m:dPr>
-              <m:begChr m:val="("/>
-              <m:sepChr m:val=""/>
-              <m:endChr m:val=")"/>
-              <m:grow/>
-            </m:dPr>
-            <m:e>
-              <m:r>
-                <m:t>ε</m:t>
-              </m:r>
-            </m:e>
-          </m:d>
-          <m:r>
-            <m:rPr>
-              <m:sty m:val="p"/>
-            </m:rPr>
-            <m:t>=</m:t>
-          </m:r>
-          <m:r>
-            <m:t>β</m:t>
+          <m:r>
+            <m:t>Y</m:t>
           </m:r>
         </m:oMath>
       </m:oMathPara>
@@ -12754,189 +11753,13 @@
           <w:numId w:val="1000"/>
         </w:numPr>
       </w:pPr>
+      <w:r>
+        <w:t xml:space="preserve">Step 7. Multiply both sides by</w:t>
+      </w:r>
+      <w:r>
+        <w:t xml:space="preserve"> </w:t>
+      </w:r>
       <m:oMath>
-        <m:r>
-          <m:t>X</m:t>
-        </m:r>
-      </m:oMath>
-      <w:r>
-        <w:t xml:space="preserve"> </w:t>
-      </w:r>
-      <w:r>
-        <w:t xml:space="preserve">is fixed and</w:t>
-      </w:r>
-      <w:r>
-        <w:t xml:space="preserve"> </w:t>
-      </w:r>
-      <m:oMath>
-        <m:r>
-          <m:t>E</m:t>
-        </m:r>
-        <m:d>
-          <m:dPr>
-            <m:begChr m:val="("/>
-            <m:sepChr m:val=""/>
-            <m:endChr m:val=")"/>
-            <m:grow/>
-          </m:dPr>
-          <m:e>
-            <m:r>
-              <m:t>ε</m:t>
-            </m:r>
-          </m:e>
-        </m:d>
-        <m:r>
-          <m:rPr>
-            <m:sty m:val="p"/>
-          </m:rPr>
-          <m:t>=</m:t>
-        </m:r>
-        <m:r>
-          <m:t>0</m:t>
-        </m:r>
-      </m:oMath>
-      <w:r>
-        <w:t xml:space="preserve">. So</w:t>
-      </w:r>
-      <w:r>
-        <w:t xml:space="preserve"> </w:t>
-      </w:r>
-      <m:oMath>
-        <m:acc>
-          <m:accPr>
-            <m:chr m:val="̃"/>
-          </m:accPr>
-          <m:e>
-            <m:r>
-              <m:t>β</m:t>
-            </m:r>
-          </m:e>
-        </m:acc>
-      </m:oMath>
-      <w:r>
-        <w:t xml:space="preserve"> </w:t>
-      </w:r>
-      <w:r>
-        <w:t xml:space="preserve">is unbiased.</w:t>
-      </w:r>
-    </w:p>
-    <w:p>
-      <w:pPr>
-        <w:numPr>
-          <w:ilvl w:val="0"/>
-          <w:numId w:val="1000"/>
-        </w:numPr>
-      </w:pPr>
-      <w:r>
-        <w:rPr>
-          <w:iCs/>
-          <w:i/>
-        </w:rPr>
-        <w:t xml:space="preserve">Is</w:t>
-      </w:r>
-      <w:r>
-        <w:t xml:space="preserve"> </w:t>
-      </w:r>
-      <m:oMath>
-        <m:sSup>
-          <m:e>
-            <m:acc>
-              <m:accPr>
-                <m:chr m:val="̃"/>
-              </m:accPr>
-              <m:e>
-                <m:r>
-                  <m:t>σ</m:t>
-                </m:r>
-              </m:e>
-            </m:acc>
-          </m:e>
-          <m:sup>
-            <m:r>
-              <m:t>2</m:t>
-            </m:r>
-          </m:sup>
-        </m:sSup>
-      </m:oMath>
-      <w:r>
-        <w:t xml:space="preserve"> </w:t>
-      </w:r>
-      <w:r>
-        <w:rPr>
-          <w:iCs/>
-          <w:i/>
-        </w:rPr>
-        <w:t xml:space="preserve">unbiased?</w:t>
-      </w:r>
-      <w:r>
-        <w:t xml:space="preserve"> </w:t>
-      </w:r>
-      <w:r>
-        <w:rPr>
-          <w:bCs/>
-          <w:b/>
-        </w:rPr>
-        <w:t xml:space="preserve">No.</w:t>
-      </w:r>
-    </w:p>
-    <w:p>
-      <w:pPr>
-        <w:numPr>
-          <w:ilvl w:val="0"/>
-          <w:numId w:val="1000"/>
-        </w:numPr>
-      </w:pPr>
-      <w:r>
-        <w:t xml:space="preserve">The residuals are</w:t>
-      </w:r>
-      <w:r>
-        <w:t xml:space="preserve"> </w:t>
-      </w:r>
-      <m:oMath>
-        <m:r>
-          <m:t>e</m:t>
-        </m:r>
-        <m:r>
-          <m:rPr>
-            <m:sty m:val="p"/>
-          </m:rPr>
-          <m:t>=</m:t>
-        </m:r>
-        <m:r>
-          <m:t>M</m:t>
-        </m:r>
-        <m:r>
-          <m:t>ε</m:t>
-        </m:r>
-      </m:oMath>
-      <w:r>
-        <w:t xml:space="preserve">, where</w:t>
-      </w:r>
-      <w:r>
-        <w:t xml:space="preserve"> </w:t>
-      </w:r>
-      <m:oMath>
-        <m:r>
-          <m:t>M</m:t>
-        </m:r>
-        <m:r>
-          <m:rPr>
-            <m:sty m:val="p"/>
-          </m:rPr>
-          <m:t>=</m:t>
-        </m:r>
-        <m:r>
-          <m:t>I</m:t>
-        </m:r>
-        <m:r>
-          <m:rPr>
-            <m:sty m:val="p"/>
-          </m:rPr>
-          <m:t>−</m:t>
-        </m:r>
-        <m:r>
-          <m:t>X</m:t>
-        </m:r>
         <m:sSup>
           <m:e>
             <m:d>
@@ -12974,73 +11797,9 @@
             </m:r>
           </m:sup>
         </m:sSup>
-        <m:r>
-          <m:t>X</m:t>
-        </m:r>
-        <m:r>
-          <m:rPr>
-            <m:sty m:val="p"/>
-          </m:rPr>
-          <m:t>′</m:t>
-        </m:r>
       </m:oMath>
       <w:r>
-        <w:t xml:space="preserve">.</w:t>
-      </w:r>
-      <w:r>
-        <w:t xml:space="preserve"> </w:t>
-      </w:r>
-      <m:oMath>
-        <m:r>
-          <m:t>M</m:t>
-        </m:r>
-      </m:oMath>
-      <w:r>
-        <w:t xml:space="preserve"> </w:t>
-      </w:r>
-      <w:r>
-        <w:t xml:space="preserve">is symmetric and idempotent. So</w:t>
-      </w:r>
-      <w:r>
-        <w:t xml:space="preserve"> </w:t>
-      </w:r>
-      <m:oMath>
-        <m:r>
-          <m:t>e</m:t>
-        </m:r>
-        <m:r>
-          <m:rPr>
-            <m:sty m:val="p"/>
-          </m:rPr>
-          <m:t>′</m:t>
-        </m:r>
-        <m:r>
-          <m:t>e</m:t>
-        </m:r>
-        <m:r>
-          <m:rPr>
-            <m:sty m:val="p"/>
-          </m:rPr>
-          <m:t>=</m:t>
-        </m:r>
-        <m:r>
-          <m:t>ε</m:t>
-        </m:r>
-        <m:r>
-          <m:rPr>
-            <m:sty m:val="p"/>
-          </m:rPr>
-          <m:t>′</m:t>
-        </m:r>
-        <m:r>
-          <m:t>M</m:t>
-        </m:r>
-        <m:r>
-          <m:t>ε</m:t>
-        </m:r>
-      </m:oMath>
-      <w:r>
-        <w:t xml:space="preserve">, and:</w:t>
+        <w:t xml:space="preserve">:</w:t>
       </w:r>
     </w:p>
     <w:p>
@@ -13052,54 +11811,24 @@
           <m:jc m:val="center"/>
         </m:oMathParaPr>
         <m:oMath>
-          <m:r>
-            <m:t>E</m:t>
-          </m:r>
-          <m:d>
-            <m:dPr>
-              <m:begChr m:val="("/>
-              <m:sepChr m:val=""/>
-              <m:endChr m:val=")"/>
-              <m:grow/>
-            </m:dPr>
+          <m:acc>
+            <m:accPr>
+              <m:chr m:val="̃"/>
+            </m:accPr>
             <m:e>
               <m:r>
-                <m:t>e</m:t>
-              </m:r>
-              <m:r>
-                <m:rPr>
-                  <m:sty m:val="p"/>
-                </m:rPr>
-                <m:t>′</m:t>
-              </m:r>
-              <m:r>
-                <m:t>e</m:t>
+                <m:t>β</m:t>
               </m:r>
             </m:e>
-          </m:d>
+          </m:acc>
           <m:r>
             <m:rPr>
               <m:sty m:val="p"/>
             </m:rPr>
             <m:t>=</m:t>
           </m:r>
-          <m:r>
-            <m:t>E</m:t>
-          </m:r>
-          <m:d>
-            <m:dPr>
-              <m:begChr m:val="["/>
-              <m:sepChr m:val=""/>
-              <m:endChr m:val="]"/>
-              <m:grow/>
-            </m:dPr>
+          <m:sSup>
             <m:e>
-              <m:r>
-                <m:rPr>
-                  <m:nor/>
-                </m:rPr>
-                <m:t>tr</m:t>
-              </m:r>
               <m:d>
                 <m:dPr>
                   <m:begChr m:val="("/>
@@ -13109,7 +11838,7 @@
                 </m:dPr>
                 <m:e>
                   <m:r>
-                    <m:t>ε</m:t>
+                    <m:t>X</m:t>
                   </m:r>
                   <m:r>
                     <m:rPr>
@@ -13118,90 +11847,267 @@
                     <m:t>′</m:t>
                   </m:r>
                   <m:r>
-                    <m:t>M</m:t>
-                  </m:r>
-                  <m:r>
-                    <m:t>ε</m:t>
+                    <m:t>X</m:t>
                   </m:r>
                 </m:e>
               </m:d>
             </m:e>
-          </m:d>
+            <m:sup>
+              <m:r>
+                <m:rPr>
+                  <m:sty m:val="p"/>
+                </m:rPr>
+                <m:t>−</m:t>
+              </m:r>
+              <m:r>
+                <m:t>1</m:t>
+              </m:r>
+            </m:sup>
+          </m:sSup>
+          <m:r>
+            <m:t>X</m:t>
+          </m:r>
           <m:r>
             <m:rPr>
               <m:sty m:val="p"/>
             </m:rPr>
-            <m:t>=</m:t>
-          </m:r>
-          <m:r>
-            <m:rPr>
-              <m:nor/>
-            </m:rPr>
-            <m:t>tr</m:t>
-          </m:r>
-          <m:d>
-            <m:dPr>
-              <m:begChr m:val="["/>
-              <m:sepChr m:val=""/>
-              <m:endChr m:val="]"/>
-              <m:grow/>
-            </m:dPr>
-            <m:e>
-              <m:r>
-                <m:t>M</m:t>
-              </m:r>
-              <m:r>
-                <m:t> </m:t>
-              </m:r>
-              <m:r>
-                <m:t>E</m:t>
-              </m:r>
-              <m:d>
-                <m:dPr>
-                  <m:begChr m:val="("/>
-                  <m:sepChr m:val=""/>
-                  <m:endChr m:val=")"/>
-                  <m:grow/>
-                </m:dPr>
-                <m:e>
-                  <m:r>
-                    <m:t>ε</m:t>
-                  </m:r>
-                  <m:r>
-                    <m:t>ε</m:t>
-                  </m:r>
-                  <m:r>
-                    <m:rPr>
-                      <m:sty m:val="p"/>
-                    </m:rPr>
-                    <m:t>′</m:t>
-                  </m:r>
-                </m:e>
-              </m:d>
-            </m:e>
-          </m:d>
-          <m:r>
-            <m:rPr>
-              <m:sty m:val="p"/>
-            </m:rPr>
-            <m:t>=</m:t>
-          </m:r>
-          <m:r>
-            <m:rPr>
-              <m:nor/>
-            </m:rPr>
-            <m:t>tr</m:t>
-          </m:r>
-          <m:d>
-            <m:dPr>
-              <m:begChr m:val="("/>
-              <m:sepChr m:val=""/>
-              <m:endChr m:val=")"/>
-              <m:grow/>
-            </m:dPr>
-            <m:e>
-              <m:r>
-                <m:t>M</m:t>
+            <m:t>′</m:t>
+          </m:r>
+          <m:r>
+            <m:t>Y</m:t>
+          </m:r>
+        </m:oMath>
+      </m:oMathPara>
+    </w:p>
+    <w:p>
+      <w:pPr>
+        <w:numPr>
+          <w:ilvl w:val="0"/>
+          <w:numId w:val="1000"/>
+        </w:numPr>
+      </w:pPr>
+      <w:r>
+        <w:rPr>
+          <w:bCs/>
+          <w:b/>
+        </w:rPr>
+        <w:t xml:space="preserve">Estimate of</w:t>
+      </w:r>
+      <w:r>
+        <w:t xml:space="preserve"> </w:t>
+      </w:r>
+      <m:oMath>
+        <m:sSup>
+          <m:e>
+            <m:r>
+              <m:t>σ</m:t>
+            </m:r>
+          </m:e>
+          <m:sup>
+            <m:r>
+              <m:t>2</m:t>
+            </m:r>
+          </m:sup>
+        </m:sSup>
+      </m:oMath>
+    </w:p>
+    <w:p>
+      <w:pPr>
+        <w:numPr>
+          <w:ilvl w:val="0"/>
+          <w:numId w:val="1000"/>
+        </w:numPr>
+      </w:pPr>
+      <w:r>
+        <w:t xml:space="preserve">Step 1. Take the derivative of</w:t>
+      </w:r>
+      <w:r>
+        <w:t xml:space="preserve"> </w:t>
+      </w:r>
+      <m:oMath>
+        <m:r>
+          <m:rPr>
+            <m:sty m:val="p"/>
+          </m:rPr>
+          <m:t>ln</m:t>
+        </m:r>
+        <m:r>
+          <m:t>L</m:t>
+        </m:r>
+      </m:oMath>
+      <w:r>
+        <w:t xml:space="preserve"> </w:t>
+      </w:r>
+      <w:r>
+        <w:t xml:space="preserve">with respect to</w:t>
+      </w:r>
+      <w:r>
+        <w:t xml:space="preserve"> </w:t>
+      </w:r>
+      <m:oMath>
+        <m:sSup>
+          <m:e>
+            <m:r>
+              <m:t>σ</m:t>
+            </m:r>
+          </m:e>
+          <m:sup>
+            <m:r>
+              <m:t>2</m:t>
+            </m:r>
+          </m:sup>
+        </m:sSup>
+      </m:oMath>
+      <w:r>
+        <w:t xml:space="preserve"> </w:t>
+      </w:r>
+      <w:r>
+        <w:t xml:space="preserve">and set it to zero. Write</w:t>
+      </w:r>
+      <w:r>
+        <w:t xml:space="preserve"> </w:t>
+      </w:r>
+      <m:oMath>
+        <m:r>
+          <m:rPr>
+            <m:sty m:val="p"/>
+          </m:rPr>
+          <m:t>∑</m:t>
+        </m:r>
+        <m:sSubSup>
+          <m:e>
+            <m:r>
+              <m:t>e</m:t>
+            </m:r>
+          </m:e>
+          <m:sub>
+            <m:r>
+              <m:t>i</m:t>
+            </m:r>
+          </m:sub>
+          <m:sup>
+            <m:r>
+              <m:t>2</m:t>
+            </m:r>
+          </m:sup>
+        </m:sSubSup>
+        <m:r>
+          <m:rPr>
+            <m:sty m:val="p"/>
+          </m:rPr>
+          <m:t>=</m:t>
+        </m:r>
+        <m:d>
+          <m:dPr>
+            <m:begChr m:val="("/>
+            <m:sepChr m:val=""/>
+            <m:endChr m:val=")"/>
+            <m:grow/>
+          </m:dPr>
+          <m:e>
+            <m:r>
+              <m:t>Y</m:t>
+            </m:r>
+            <m:r>
+              <m:rPr>
+                <m:sty m:val="p"/>
+              </m:rPr>
+              <m:t>−</m:t>
+            </m:r>
+            <m:r>
+              <m:t>X</m:t>
+            </m:r>
+            <m:acc>
+              <m:accPr>
+                <m:chr m:val="̃"/>
+              </m:accPr>
+              <m:e>
+                <m:r>
+                  <m:t>β</m:t>
+                </m:r>
+              </m:e>
+            </m:acc>
+          </m:e>
+        </m:d>
+        <m:r>
+          <m:rPr>
+            <m:sty m:val="p"/>
+          </m:rPr>
+          <m:t>′</m:t>
+        </m:r>
+        <m:d>
+          <m:dPr>
+            <m:begChr m:val="("/>
+            <m:sepChr m:val=""/>
+            <m:endChr m:val=")"/>
+            <m:grow/>
+          </m:dPr>
+          <m:e>
+            <m:r>
+              <m:t>Y</m:t>
+            </m:r>
+            <m:r>
+              <m:rPr>
+                <m:sty m:val="p"/>
+              </m:rPr>
+              <m:t>−</m:t>
+            </m:r>
+            <m:r>
+              <m:t>X</m:t>
+            </m:r>
+            <m:acc>
+              <m:accPr>
+                <m:chr m:val="̃"/>
+              </m:accPr>
+              <m:e>
+                <m:r>
+                  <m:t>β</m:t>
+                </m:r>
+              </m:e>
+            </m:acc>
+          </m:e>
+        </m:d>
+      </m:oMath>
+      <w:r>
+        <w:t xml:space="preserve">:</w:t>
+      </w:r>
+    </w:p>
+    <w:p>
+      <w:pPr>
+        <w:pStyle w:val="BodyText"/>
+      </w:pPr>
+      <m:oMathPara>
+        <m:oMathParaPr>
+          <m:jc m:val="center"/>
+        </m:oMathParaPr>
+        <m:oMath>
+          <m:f>
+            <m:fPr>
+              <m:type m:val="bar"/>
+            </m:fPr>
+            <m:num>
+              <m:r>
+                <m:rPr>
+                  <m:sty m:val="p"/>
+                </m:rPr>
+                <m:t>∂</m:t>
+              </m:r>
+              <m:r>
+                <m:rPr>
+                  <m:sty m:val="p"/>
+                </m:rPr>
+                <m:t>ln</m:t>
+              </m:r>
+              <m:r>
+                <m:t>L</m:t>
+              </m:r>
+            </m:num>
+            <m:den>
+              <m:r>
+                <m:rPr>
+                  <m:sty m:val="p"/>
+                </m:rPr>
+                <m:t>∂</m:t>
               </m:r>
               <m:sSup>
                 <m:e>
@@ -13215,17 +12121,164 @@
                   </m:r>
                 </m:sup>
               </m:sSup>
-              <m:r>
-                <m:t>I</m:t>
-              </m:r>
-            </m:e>
-          </m:d>
+            </m:den>
+          </m:f>
           <m:r>
             <m:rPr>
               <m:sty m:val="p"/>
             </m:rPr>
             <m:t>=</m:t>
           </m:r>
+          <m:r>
+            <m:rPr>
+              <m:sty m:val="p"/>
+            </m:rPr>
+            <m:t>−</m:t>
+          </m:r>
+          <m:f>
+            <m:fPr>
+              <m:type m:val="bar"/>
+            </m:fPr>
+            <m:num>
+              <m:r>
+                <m:t>n</m:t>
+              </m:r>
+            </m:num>
+            <m:den>
+              <m:r>
+                <m:t>2</m:t>
+              </m:r>
+              <m:sSup>
+                <m:e>
+                  <m:r>
+                    <m:t>σ</m:t>
+                  </m:r>
+                </m:e>
+                <m:sup>
+                  <m:r>
+                    <m:t>2</m:t>
+                  </m:r>
+                </m:sup>
+              </m:sSup>
+            </m:den>
+          </m:f>
+          <m:r>
+            <m:rPr>
+              <m:sty m:val="p"/>
+            </m:rPr>
+            <m:t>+</m:t>
+          </m:r>
+          <m:f>
+            <m:fPr>
+              <m:type m:val="bar"/>
+            </m:fPr>
+            <m:num>
+              <m:r>
+                <m:rPr>
+                  <m:sty m:val="p"/>
+                </m:rPr>
+                <m:t>∑</m:t>
+              </m:r>
+              <m:sSubSup>
+                <m:e>
+                  <m:r>
+                    <m:t>e</m:t>
+                  </m:r>
+                </m:e>
+                <m:sub>
+                  <m:r>
+                    <m:t>i</m:t>
+                  </m:r>
+                </m:sub>
+                <m:sup>
+                  <m:r>
+                    <m:t>2</m:t>
+                  </m:r>
+                </m:sup>
+              </m:sSubSup>
+            </m:num>
+            <m:den>
+              <m:r>
+                <m:t>2</m:t>
+              </m:r>
+              <m:sSup>
+                <m:e>
+                  <m:r>
+                    <m:t>σ</m:t>
+                  </m:r>
+                </m:e>
+                <m:sup>
+                  <m:r>
+                    <m:t>4</m:t>
+                  </m:r>
+                </m:sup>
+              </m:sSup>
+            </m:den>
+          </m:f>
+          <m:r>
+            <m:rPr>
+              <m:sty m:val="p"/>
+            </m:rPr>
+            <m:t>=</m:t>
+          </m:r>
+          <m:r>
+            <m:t>0</m:t>
+          </m:r>
+        </m:oMath>
+      </m:oMathPara>
+    </w:p>
+    <w:p>
+      <w:pPr>
+        <w:numPr>
+          <w:ilvl w:val="0"/>
+          <w:numId w:val="1000"/>
+        </w:numPr>
+      </w:pPr>
+      <w:r>
+        <w:t xml:space="preserve">Step 2. Multiply both sides by</w:t>
+      </w:r>
+      <w:r>
+        <w:t xml:space="preserve"> </w:t>
+      </w:r>
+      <m:oMath>
+        <m:r>
+          <m:t>2</m:t>
+        </m:r>
+        <m:sSup>
+          <m:e>
+            <m:r>
+              <m:t>σ</m:t>
+            </m:r>
+          </m:e>
+          <m:sup>
+            <m:r>
+              <m:t>4</m:t>
+            </m:r>
+          </m:sup>
+        </m:sSup>
+      </m:oMath>
+      <w:r>
+        <w:t xml:space="preserve">:</w:t>
+      </w:r>
+    </w:p>
+    <w:p>
+      <w:pPr>
+        <w:pStyle w:val="BodyText"/>
+      </w:pPr>
+      <m:oMathPara>
+        <m:oMathParaPr>
+          <m:jc m:val="center"/>
+        </m:oMathParaPr>
+        <m:oMath>
+          <m:r>
+            <m:rPr>
+              <m:sty m:val="p"/>
+            </m:rPr>
+            <m:t>−</m:t>
+          </m:r>
+          <m:r>
+            <m:t>n</m:t>
+          </m:r>
           <m:sSup>
             <m:e>
               <m:r>
@@ -13239,13 +12292,323 @@
             </m:sup>
           </m:sSup>
           <m:r>
-            <m:t> </m:t>
-          </m:r>
-          <m:r>
             <m:rPr>
-              <m:nor/>
+              <m:sty m:val="p"/>
             </m:rPr>
-            <m:t>tr</m:t>
+            <m:t>+</m:t>
+          </m:r>
+          <m:r>
+            <m:rPr>
+              <m:sty m:val="p"/>
+            </m:rPr>
+            <m:t>∑</m:t>
+          </m:r>
+          <m:sSubSup>
+            <m:e>
+              <m:r>
+                <m:t>e</m:t>
+              </m:r>
+            </m:e>
+            <m:sub>
+              <m:r>
+                <m:t>i</m:t>
+              </m:r>
+            </m:sub>
+            <m:sup>
+              <m:r>
+                <m:t>2</m:t>
+              </m:r>
+            </m:sup>
+          </m:sSubSup>
+          <m:r>
+            <m:rPr>
+              <m:sty m:val="p"/>
+            </m:rPr>
+            <m:t>=</m:t>
+          </m:r>
+          <m:r>
+            <m:t>0</m:t>
+          </m:r>
+        </m:oMath>
+      </m:oMathPara>
+    </w:p>
+    <w:p>
+      <w:pPr>
+        <w:numPr>
+          <w:ilvl w:val="0"/>
+          <w:numId w:val="1000"/>
+        </w:numPr>
+      </w:pPr>
+      <w:r>
+        <w:t xml:space="preserve">Step 3. Solve for</w:t>
+      </w:r>
+      <w:r>
+        <w:t xml:space="preserve"> </w:t>
+      </w:r>
+      <m:oMath>
+        <m:sSup>
+          <m:e>
+            <m:r>
+              <m:t>σ</m:t>
+            </m:r>
+          </m:e>
+          <m:sup>
+            <m:r>
+              <m:t>2</m:t>
+            </m:r>
+          </m:sup>
+        </m:sSup>
+      </m:oMath>
+      <w:r>
+        <w:t xml:space="preserve">:</w:t>
+      </w:r>
+    </w:p>
+    <w:p>
+      <w:pPr>
+        <w:pStyle w:val="BodyText"/>
+      </w:pPr>
+      <m:oMathPara>
+        <m:oMathParaPr>
+          <m:jc m:val="center"/>
+        </m:oMathParaPr>
+        <m:oMath>
+          <m:sSup>
+            <m:e>
+              <m:acc>
+                <m:accPr>
+                  <m:chr m:val="̃"/>
+                </m:accPr>
+                <m:e>
+                  <m:r>
+                    <m:t>σ</m:t>
+                  </m:r>
+                </m:e>
+              </m:acc>
+            </m:e>
+            <m:sup>
+              <m:r>
+                <m:t>2</m:t>
+              </m:r>
+            </m:sup>
+          </m:sSup>
+          <m:r>
+            <m:rPr>
+              <m:sty m:val="p"/>
+            </m:rPr>
+            <m:t>=</m:t>
+          </m:r>
+          <m:f>
+            <m:fPr>
+              <m:type m:val="bar"/>
+            </m:fPr>
+            <m:num>
+              <m:r>
+                <m:rPr>
+                  <m:sty m:val="p"/>
+                </m:rPr>
+                <m:t>∑</m:t>
+              </m:r>
+              <m:sSubSup>
+                <m:e>
+                  <m:r>
+                    <m:t>e</m:t>
+                  </m:r>
+                </m:e>
+                <m:sub>
+                  <m:r>
+                    <m:t>i</m:t>
+                  </m:r>
+                </m:sub>
+                <m:sup>
+                  <m:r>
+                    <m:t>2</m:t>
+                  </m:r>
+                </m:sup>
+              </m:sSubSup>
+            </m:num>
+            <m:den>
+              <m:r>
+                <m:t>n</m:t>
+              </m:r>
+            </m:den>
+          </m:f>
+        </m:oMath>
+      </m:oMathPara>
+    </w:p>
+    <w:p>
+      <w:pPr>
+        <w:numPr>
+          <w:ilvl w:val="0"/>
+          <w:numId w:val="1000"/>
+        </w:numPr>
+      </w:pPr>
+      <w:r>
+        <w:rPr>
+          <w:bCs/>
+          <w:b/>
+        </w:rPr>
+        <w:t xml:space="preserve">Is</w:t>
+      </w:r>
+      <w:r>
+        <w:t xml:space="preserve"> </w:t>
+      </w:r>
+      <m:oMath>
+        <m:acc>
+          <m:accPr>
+            <m:chr m:val="̃"/>
+          </m:accPr>
+          <m:e>
+            <m:r>
+              <m:t>β</m:t>
+            </m:r>
+          </m:e>
+        </m:acc>
+      </m:oMath>
+      <w:r>
+        <w:t xml:space="preserve"> </w:t>
+      </w:r>
+      <w:r>
+        <w:rPr>
+          <w:bCs/>
+          <w:b/>
+        </w:rPr>
+        <w:t xml:space="preserve">unbiased?</w:t>
+      </w:r>
+    </w:p>
+    <w:p>
+      <w:pPr>
+        <w:numPr>
+          <w:ilvl w:val="0"/>
+          <w:numId w:val="1000"/>
+        </w:numPr>
+      </w:pPr>
+      <w:r>
+        <w:t xml:space="preserve">Step 1. Substitute</w:t>
+      </w:r>
+      <w:r>
+        <w:t xml:space="preserve"> </w:t>
+      </w:r>
+      <m:oMath>
+        <m:r>
+          <m:t>Y</m:t>
+        </m:r>
+        <m:r>
+          <m:rPr>
+            <m:sty m:val="p"/>
+          </m:rPr>
+          <m:t>=</m:t>
+        </m:r>
+        <m:r>
+          <m:t>X</m:t>
+        </m:r>
+        <m:r>
+          <m:t>β</m:t>
+        </m:r>
+        <m:r>
+          <m:rPr>
+            <m:sty m:val="p"/>
+          </m:rPr>
+          <m:t>+</m:t>
+        </m:r>
+        <m:r>
+          <m:t>ε</m:t>
+        </m:r>
+      </m:oMath>
+      <w:r>
+        <w:t xml:space="preserve"> </w:t>
+      </w:r>
+      <w:r>
+        <w:t xml:space="preserve">into</w:t>
+      </w:r>
+      <w:r>
+        <w:t xml:space="preserve"> </w:t>
+      </w:r>
+      <m:oMath>
+        <m:acc>
+          <m:accPr>
+            <m:chr m:val="̃"/>
+          </m:accPr>
+          <m:e>
+            <m:r>
+              <m:t>β</m:t>
+            </m:r>
+          </m:e>
+        </m:acc>
+      </m:oMath>
+      <w:r>
+        <w:t xml:space="preserve">:</w:t>
+      </w:r>
+    </w:p>
+    <w:p>
+      <w:pPr>
+        <w:pStyle w:val="BodyText"/>
+      </w:pPr>
+      <m:oMathPara>
+        <m:oMathParaPr>
+          <m:jc m:val="center"/>
+        </m:oMathParaPr>
+        <m:oMath>
+          <m:acc>
+            <m:accPr>
+              <m:chr m:val="̃"/>
+            </m:accPr>
+            <m:e>
+              <m:r>
+                <m:t>β</m:t>
+              </m:r>
+            </m:e>
+          </m:acc>
+          <m:r>
+            <m:rPr>
+              <m:sty m:val="p"/>
+            </m:rPr>
+            <m:t>=</m:t>
+          </m:r>
+          <m:sSup>
+            <m:e>
+              <m:d>
+                <m:dPr>
+                  <m:begChr m:val="("/>
+                  <m:sepChr m:val=""/>
+                  <m:endChr m:val=")"/>
+                  <m:grow/>
+                </m:dPr>
+                <m:e>
+                  <m:r>
+                    <m:t>X</m:t>
+                  </m:r>
+                  <m:r>
+                    <m:rPr>
+                      <m:sty m:val="p"/>
+                    </m:rPr>
+                    <m:t>′</m:t>
+                  </m:r>
+                  <m:r>
+                    <m:t>X</m:t>
+                  </m:r>
+                </m:e>
+              </m:d>
+            </m:e>
+            <m:sup>
+              <m:r>
+                <m:rPr>
+                  <m:sty m:val="p"/>
+                </m:rPr>
+                <m:t>−</m:t>
+              </m:r>
+              <m:r>
+                <m:t>1</m:t>
+              </m:r>
+            </m:sup>
+          </m:sSup>
+          <m:r>
+            <m:t>X</m:t>
+          </m:r>
+          <m:r>
+            <m:rPr>
+              <m:sty m:val="p"/>
+            </m:rPr>
+            <m:t>′</m:t>
           </m:r>
           <m:d>
             <m:dPr>
@@ -13256,16 +12619,263 @@
             </m:dPr>
             <m:e>
               <m:r>
-                <m:t>M</m:t>
+                <m:t>X</m:t>
+              </m:r>
+              <m:r>
+                <m:t>β</m:t>
+              </m:r>
+              <m:r>
+                <m:rPr>
+                  <m:sty m:val="p"/>
+                </m:rPr>
+                <m:t>+</m:t>
+              </m:r>
+              <m:r>
+                <m:t>ε</m:t>
               </m:r>
             </m:e>
           </m:d>
+          <m:r>
+            <m:rPr>
+              <m:sty m:val="p"/>
+            </m:rPr>
+            <m:t>=</m:t>
+          </m:r>
+          <m:sSup>
+            <m:e>
+              <m:d>
+                <m:dPr>
+                  <m:begChr m:val="("/>
+                  <m:sepChr m:val=""/>
+                  <m:endChr m:val=")"/>
+                  <m:grow/>
+                </m:dPr>
+                <m:e>
+                  <m:r>
+                    <m:t>X</m:t>
+                  </m:r>
+                  <m:r>
+                    <m:rPr>
+                      <m:sty m:val="p"/>
+                    </m:rPr>
+                    <m:t>′</m:t>
+                  </m:r>
+                  <m:r>
+                    <m:t>X</m:t>
+                  </m:r>
+                </m:e>
+              </m:d>
+            </m:e>
+            <m:sup>
+              <m:r>
+                <m:rPr>
+                  <m:sty m:val="p"/>
+                </m:rPr>
+                <m:t>−</m:t>
+              </m:r>
+              <m:r>
+                <m:t>1</m:t>
+              </m:r>
+            </m:sup>
+          </m:sSup>
+          <m:r>
+            <m:t>X</m:t>
+          </m:r>
+          <m:r>
+            <m:rPr>
+              <m:sty m:val="p"/>
+            </m:rPr>
+            <m:t>′</m:t>
+          </m:r>
+          <m:r>
+            <m:t>X</m:t>
+          </m:r>
+          <m:r>
+            <m:t>β</m:t>
+          </m:r>
+          <m:r>
+            <m:rPr>
+              <m:sty m:val="p"/>
+            </m:rPr>
+            <m:t>+</m:t>
+          </m:r>
+          <m:sSup>
+            <m:e>
+              <m:d>
+                <m:dPr>
+                  <m:begChr m:val="("/>
+                  <m:sepChr m:val=""/>
+                  <m:endChr m:val=")"/>
+                  <m:grow/>
+                </m:dPr>
+                <m:e>
+                  <m:r>
+                    <m:t>X</m:t>
+                  </m:r>
+                  <m:r>
+                    <m:rPr>
+                      <m:sty m:val="p"/>
+                    </m:rPr>
+                    <m:t>′</m:t>
+                  </m:r>
+                  <m:r>
+                    <m:t>X</m:t>
+                  </m:r>
+                </m:e>
+              </m:d>
+            </m:e>
+            <m:sup>
+              <m:r>
+                <m:rPr>
+                  <m:sty m:val="p"/>
+                </m:rPr>
+                <m:t>−</m:t>
+              </m:r>
+              <m:r>
+                <m:t>1</m:t>
+              </m:r>
+            </m:sup>
+          </m:sSup>
+          <m:r>
+            <m:t>X</m:t>
+          </m:r>
+          <m:r>
+            <m:rPr>
+              <m:sty m:val="p"/>
+            </m:rPr>
+            <m:t>′</m:t>
+          </m:r>
+          <m:r>
+            <m:t>ε</m:t>
+          </m:r>
+          <m:r>
+            <m:rPr>
+              <m:sty m:val="p"/>
+            </m:rPr>
+            <m:t>=</m:t>
+          </m:r>
+          <m:r>
+            <m:t>β</m:t>
+          </m:r>
+          <m:r>
+            <m:rPr>
+              <m:sty m:val="p"/>
+            </m:rPr>
+            <m:t>+</m:t>
+          </m:r>
+          <m:sSup>
+            <m:e>
+              <m:d>
+                <m:dPr>
+                  <m:begChr m:val="("/>
+                  <m:sepChr m:val=""/>
+                  <m:endChr m:val=")"/>
+                  <m:grow/>
+                </m:dPr>
+                <m:e>
+                  <m:r>
+                    <m:t>X</m:t>
+                  </m:r>
+                  <m:r>
+                    <m:rPr>
+                      <m:sty m:val="p"/>
+                    </m:rPr>
+                    <m:t>′</m:t>
+                  </m:r>
+                  <m:r>
+                    <m:t>X</m:t>
+                  </m:r>
+                </m:e>
+              </m:d>
+            </m:e>
+            <m:sup>
+              <m:r>
+                <m:rPr>
+                  <m:sty m:val="p"/>
+                </m:rPr>
+                <m:t>−</m:t>
+              </m:r>
+              <m:r>
+                <m:t>1</m:t>
+              </m:r>
+            </m:sup>
+          </m:sSup>
+          <m:r>
+            <m:t>X</m:t>
+          </m:r>
+          <m:r>
+            <m:rPr>
+              <m:sty m:val="p"/>
+            </m:rPr>
+            <m:t>′</m:t>
+          </m:r>
+          <m:r>
+            <m:t>ε</m:t>
+          </m:r>
         </m:oMath>
       </m:oMathPara>
     </w:p>
     <w:p>
       <w:pPr>
-        <w:pStyle w:val="FirstParagraph"/>
+        <w:numPr>
+          <w:ilvl w:val="0"/>
+          <w:numId w:val="1000"/>
+        </w:numPr>
+      </w:pPr>
+      <w:r>
+        <w:t xml:space="preserve">Step 2. Take the expected value.</w:t>
+      </w:r>
+      <w:r>
+        <w:t xml:space="preserve"> </w:t>
+      </w:r>
+      <m:oMath>
+        <m:r>
+          <m:t>X</m:t>
+        </m:r>
+      </m:oMath>
+      <w:r>
+        <w:t xml:space="preserve"> </w:t>
+      </w:r>
+      <w:r>
+        <w:t xml:space="preserve">is fixed and</w:t>
+      </w:r>
+      <w:r>
+        <w:t xml:space="preserve"> </w:t>
+      </w:r>
+      <m:oMath>
+        <m:r>
+          <m:t>E</m:t>
+        </m:r>
+        <m:d>
+          <m:dPr>
+            <m:begChr m:val="("/>
+            <m:sepChr m:val=""/>
+            <m:endChr m:val=")"/>
+            <m:grow/>
+          </m:dPr>
+          <m:e>
+            <m:r>
+              <m:t>ε</m:t>
+            </m:r>
+          </m:e>
+        </m:d>
+        <m:r>
+          <m:rPr>
+            <m:sty m:val="p"/>
+          </m:rPr>
+          <m:t>=</m:t>
+        </m:r>
+        <m:r>
+          <m:t>0</m:t>
+        </m:r>
+      </m:oMath>
+      <w:r>
+        <w:t xml:space="preserve">:</w:t>
+      </w:r>
+    </w:p>
+    <w:p>
+      <w:pPr>
+        <w:pStyle w:val="BodyText"/>
       </w:pPr>
       <m:oMathPara>
         <m:oMathParaPr>
@@ -13273,10 +12883,7 @@
         </m:oMathParaPr>
         <m:oMath>
           <m:r>
-            <m:rPr>
-              <m:nor/>
-            </m:rPr>
-            <m:t>tr</m:t>
+            <m:t>E</m:t>
           </m:r>
           <m:d>
             <m:dPr>
@@ -13286,9 +12893,16 @@
               <m:grow/>
             </m:dPr>
             <m:e>
-              <m:r>
-                <m:t>M</m:t>
-              </m:r>
+              <m:acc>
+                <m:accPr>
+                  <m:chr m:val="̃"/>
+                </m:accPr>
+                <m:e>
+                  <m:r>
+                    <m:t>β</m:t>
+                  </m:r>
+                </m:e>
+              </m:acc>
             </m:e>
           </m:d>
           <m:r>
@@ -13298,10 +12912,62 @@
             <m:t>=</m:t>
           </m:r>
           <m:r>
+            <m:t>β</m:t>
+          </m:r>
+          <m:r>
             <m:rPr>
-              <m:nor/>
+              <m:sty m:val="p"/>
             </m:rPr>
-            <m:t>tr</m:t>
+            <m:t>+</m:t>
+          </m:r>
+          <m:sSup>
+            <m:e>
+              <m:d>
+                <m:dPr>
+                  <m:begChr m:val="("/>
+                  <m:sepChr m:val=""/>
+                  <m:endChr m:val=")"/>
+                  <m:grow/>
+                </m:dPr>
+                <m:e>
+                  <m:r>
+                    <m:t>X</m:t>
+                  </m:r>
+                  <m:r>
+                    <m:rPr>
+                      <m:sty m:val="p"/>
+                    </m:rPr>
+                    <m:t>′</m:t>
+                  </m:r>
+                  <m:r>
+                    <m:t>X</m:t>
+                  </m:r>
+                </m:e>
+              </m:d>
+            </m:e>
+            <m:sup>
+              <m:r>
+                <m:rPr>
+                  <m:sty m:val="p"/>
+                </m:rPr>
+                <m:t>−</m:t>
+              </m:r>
+              <m:r>
+                <m:t>1</m:t>
+              </m:r>
+            </m:sup>
+          </m:sSup>
+          <m:r>
+            <m:t>X</m:t>
+          </m:r>
+          <m:r>
+            <m:rPr>
+              <m:sty m:val="p"/>
+            </m:rPr>
+            <m:t>′</m:t>
+          </m:r>
+          <m:r>
+            <m:t>E</m:t>
           </m:r>
           <m:d>
             <m:dPr>
@@ -13311,88 +12977,8 @@
               <m:grow/>
             </m:dPr>
             <m:e>
-              <m:sSub>
-                <m:e>
-                  <m:r>
-                    <m:t>I</m:t>
-                  </m:r>
-                </m:e>
-                <m:sub>
-                  <m:r>
-                    <m:t>n</m:t>
-                  </m:r>
-                </m:sub>
-              </m:sSub>
-            </m:e>
-          </m:d>
-          <m:r>
-            <m:rPr>
-              <m:sty m:val="p"/>
-            </m:rPr>
-            <m:t>−</m:t>
-          </m:r>
-          <m:r>
-            <m:rPr>
-              <m:nor/>
-            </m:rPr>
-            <m:t>tr</m:t>
-          </m:r>
-          <m:d>
-            <m:dPr>
-              <m:begChr m:val="["/>
-              <m:sepChr m:val=""/>
-              <m:endChr m:val="]"/>
-              <m:grow/>
-            </m:dPr>
-            <m:e>
-              <m:sSup>
-                <m:e>
-                  <m:d>
-                    <m:dPr>
-                      <m:begChr m:val="("/>
-                      <m:sepChr m:val=""/>
-                      <m:endChr m:val=")"/>
-                      <m:grow/>
-                    </m:dPr>
-                    <m:e>
-                      <m:r>
-                        <m:t>X</m:t>
-                      </m:r>
-                      <m:r>
-                        <m:rPr>
-                          <m:sty m:val="p"/>
-                        </m:rPr>
-                        <m:t>′</m:t>
-                      </m:r>
-                      <m:r>
-                        <m:t>X</m:t>
-                      </m:r>
-                    </m:e>
-                  </m:d>
-                </m:e>
-                <m:sup>
-                  <m:r>
-                    <m:rPr>
-                      <m:sty m:val="p"/>
-                    </m:rPr>
-                    <m:t>−</m:t>
-                  </m:r>
-                  <m:r>
-                    <m:t>1</m:t>
-                  </m:r>
-                </m:sup>
-              </m:sSup>
-              <m:r>
-                <m:t>X</m:t>
-              </m:r>
-              <m:r>
-                <m:rPr>
-                  <m:sty m:val="p"/>
-                </m:rPr>
-                <m:t>′</m:t>
-              </m:r>
-              <m:r>
-                <m:t>X</m:t>
+              <m:r>
+                <m:t>ε</m:t>
               </m:r>
             </m:e>
           </m:d>
@@ -13403,19 +12989,219 @@
             <m:t>=</m:t>
           </m:r>
           <m:r>
-            <m:t>n</m:t>
-          </m:r>
-          <m:r>
-            <m:rPr>
-              <m:sty m:val="p"/>
-            </m:rPr>
-            <m:t>−</m:t>
-          </m:r>
-          <m:r>
-            <m:rPr>
-              <m:nor/>
-            </m:rPr>
-            <m:t>tr</m:t>
+            <m:t>β</m:t>
+          </m:r>
+        </m:oMath>
+      </m:oMathPara>
+    </w:p>
+    <w:p>
+      <w:pPr>
+        <w:numPr>
+          <w:ilvl w:val="0"/>
+          <w:numId w:val="1000"/>
+        </w:numPr>
+      </w:pPr>
+      <m:oMath>
+        <m:r>
+          <m:t>E</m:t>
+        </m:r>
+        <m:d>
+          <m:dPr>
+            <m:begChr m:val="("/>
+            <m:sepChr m:val=""/>
+            <m:endChr m:val=")"/>
+            <m:grow/>
+          </m:dPr>
+          <m:e>
+            <m:acc>
+              <m:accPr>
+                <m:chr m:val="̃"/>
+              </m:accPr>
+              <m:e>
+                <m:r>
+                  <m:t>β</m:t>
+                </m:r>
+              </m:e>
+            </m:acc>
+          </m:e>
+        </m:d>
+        <m:r>
+          <m:rPr>
+            <m:sty m:val="p"/>
+          </m:rPr>
+          <m:t>=</m:t>
+        </m:r>
+        <m:r>
+          <m:t>β</m:t>
+        </m:r>
+      </m:oMath>
+      <w:r>
+        <w:t xml:space="preserve">. So</w:t>
+      </w:r>
+      <w:r>
+        <w:t xml:space="preserve"> </w:t>
+      </w:r>
+      <m:oMath>
+        <m:acc>
+          <m:accPr>
+            <m:chr m:val="̃"/>
+          </m:accPr>
+          <m:e>
+            <m:r>
+              <m:t>β</m:t>
+            </m:r>
+          </m:e>
+        </m:acc>
+      </m:oMath>
+      <w:r>
+        <w:t xml:space="preserve"> </w:t>
+      </w:r>
+      <w:r>
+        <w:t xml:space="preserve">is unbiased.</w:t>
+      </w:r>
+    </w:p>
+    <w:p>
+      <w:pPr>
+        <w:numPr>
+          <w:ilvl w:val="0"/>
+          <w:numId w:val="1000"/>
+        </w:numPr>
+      </w:pPr>
+      <w:r>
+        <w:rPr>
+          <w:bCs/>
+          <w:b/>
+        </w:rPr>
+        <w:t xml:space="preserve">Is</w:t>
+      </w:r>
+      <w:r>
+        <w:t xml:space="preserve"> </w:t>
+      </w:r>
+      <m:oMath>
+        <m:sSup>
+          <m:e>
+            <m:acc>
+              <m:accPr>
+                <m:chr m:val="̃"/>
+              </m:accPr>
+              <m:e>
+                <m:r>
+                  <m:t>σ</m:t>
+                </m:r>
+              </m:e>
+            </m:acc>
+          </m:e>
+          <m:sup>
+            <m:r>
+              <m:t>2</m:t>
+            </m:r>
+          </m:sup>
+        </m:sSup>
+      </m:oMath>
+      <w:r>
+        <w:t xml:space="preserve"> </w:t>
+      </w:r>
+      <w:r>
+        <w:rPr>
+          <w:bCs/>
+          <w:b/>
+        </w:rPr>
+        <w:t xml:space="preserve">unbiased?</w:t>
+      </w:r>
+    </w:p>
+    <w:p>
+      <w:pPr>
+        <w:numPr>
+          <w:ilvl w:val="0"/>
+          <w:numId w:val="1000"/>
+        </w:numPr>
+      </w:pPr>
+      <w:r>
+        <w:t xml:space="preserve">Step 1. The model estimates</w:t>
+      </w:r>
+      <w:r>
+        <w:t xml:space="preserve"> </w:t>
+      </w:r>
+      <m:oMath>
+        <m:r>
+          <m:t>p</m:t>
+        </m:r>
+      </m:oMath>
+      <w:r>
+        <w:t xml:space="preserve"> </w:t>
+      </w:r>
+      <w:r>
+        <w:t xml:space="preserve">parameters. So</w:t>
+      </w:r>
+      <w:r>
+        <w:t xml:space="preserve"> </w:t>
+      </w:r>
+      <m:oMath>
+        <m:r>
+          <m:rPr>
+            <m:sty m:val="p"/>
+          </m:rPr>
+          <m:t>∑</m:t>
+        </m:r>
+        <m:sSubSup>
+          <m:e>
+            <m:r>
+              <m:t>e</m:t>
+            </m:r>
+          </m:e>
+          <m:sub>
+            <m:r>
+              <m:t>i</m:t>
+            </m:r>
+          </m:sub>
+          <m:sup>
+            <m:r>
+              <m:t>2</m:t>
+            </m:r>
+          </m:sup>
+        </m:sSubSup>
+      </m:oMath>
+      <w:r>
+        <w:t xml:space="preserve"> </w:t>
+      </w:r>
+      <w:r>
+        <w:t xml:space="preserve">has</w:t>
+      </w:r>
+      <w:r>
+        <w:t xml:space="preserve"> </w:t>
+      </w:r>
+      <m:oMath>
+        <m:r>
+          <m:t>n</m:t>
+        </m:r>
+        <m:r>
+          <m:rPr>
+            <m:sty m:val="p"/>
+          </m:rPr>
+          <m:t>−</m:t>
+        </m:r>
+        <m:r>
+          <m:t>p</m:t>
+        </m:r>
+      </m:oMath>
+      <w:r>
+        <w:t xml:space="preserve"> </w:t>
+      </w:r>
+      <w:r>
+        <w:t xml:space="preserve">degrees of freedom:</w:t>
+      </w:r>
+    </w:p>
+    <w:p>
+      <w:pPr>
+        <w:pStyle w:val="BodyText"/>
+      </w:pPr>
+      <m:oMathPara>
+        <m:oMathParaPr>
+          <m:jc m:val="center"/>
+        </m:oMathParaPr>
+        <m:oMath>
+          <m:r>
+            <m:t>E</m:t>
           </m:r>
           <m:d>
             <m:dPr>
@@ -13425,18 +13211,29 @@
               <m:grow/>
             </m:dPr>
             <m:e>
-              <m:sSub>
+              <m:r>
+                <m:rPr>
+                  <m:sty m:val="p"/>
+                </m:rPr>
+                <m:t>∑</m:t>
+              </m:r>
+              <m:sSubSup>
                 <m:e>
                   <m:r>
-                    <m:t>I</m:t>
+                    <m:t>e</m:t>
                   </m:r>
                 </m:e>
                 <m:sub>
                   <m:r>
-                    <m:t>p</m:t>
+                    <m:t>i</m:t>
                   </m:r>
                 </m:sub>
-              </m:sSub>
+                <m:sup>
+                  <m:r>
+                    <m:t>2</m:t>
+                  </m:r>
+                </m:sup>
+              </m:sSubSup>
             </m:e>
           </m:d>
           <m:r>
@@ -13445,24 +13242,87 @@
             </m:rPr>
             <m:t>=</m:t>
           </m:r>
-          <m:r>
-            <m:t>n</m:t>
-          </m:r>
-          <m:r>
-            <m:rPr>
-              <m:sty m:val="p"/>
-            </m:rPr>
-            <m:t>−</m:t>
-          </m:r>
-          <m:r>
-            <m:t>p</m:t>
-          </m:r>
+          <m:d>
+            <m:dPr>
+              <m:begChr m:val="("/>
+              <m:sepChr m:val=""/>
+              <m:endChr m:val=")"/>
+              <m:grow/>
+            </m:dPr>
+            <m:e>
+              <m:r>
+                <m:t>n</m:t>
+              </m:r>
+              <m:r>
+                <m:rPr>
+                  <m:sty m:val="p"/>
+                </m:rPr>
+                <m:t>−</m:t>
+              </m:r>
+              <m:r>
+                <m:t>p</m:t>
+              </m:r>
+            </m:e>
+          </m:d>
+          <m:r>
+            <m:t> </m:t>
+          </m:r>
+          <m:sSup>
+            <m:e>
+              <m:r>
+                <m:t>σ</m:t>
+              </m:r>
+            </m:e>
+            <m:sup>
+              <m:r>
+                <m:t>2</m:t>
+              </m:r>
+            </m:sup>
+          </m:sSup>
         </m:oMath>
       </m:oMathPara>
     </w:p>
     <w:p>
       <w:pPr>
-        <w:pStyle w:val="FirstParagraph"/>
+        <w:numPr>
+          <w:ilvl w:val="0"/>
+          <w:numId w:val="1000"/>
+        </w:numPr>
+      </w:pPr>
+      <w:r>
+        <w:t xml:space="preserve">Step 2. Take the expected value of</w:t>
+      </w:r>
+      <w:r>
+        <w:t xml:space="preserve"> </w:t>
+      </w:r>
+      <m:oMath>
+        <m:sSup>
+          <m:e>
+            <m:acc>
+              <m:accPr>
+                <m:chr m:val="̃"/>
+              </m:accPr>
+              <m:e>
+                <m:r>
+                  <m:t>σ</m:t>
+                </m:r>
+              </m:e>
+            </m:acc>
+          </m:e>
+          <m:sup>
+            <m:r>
+              <m:t>2</m:t>
+            </m:r>
+          </m:sup>
+        </m:sSup>
+      </m:oMath>
+      <w:r>
+        <w:t xml:space="preserve">:</w:t>
+      </w:r>
+    </w:p>
+    <w:p>
+      <w:pPr>
+        <w:pStyle w:val="BodyText"/>
       </w:pPr>
       <m:oMathPara>
         <m:oMathParaPr>
@@ -13524,17 +13384,28 @@
                 </m:dPr>
                 <m:e>
                   <m:r>
-                    <m:t>e</m:t>
-                  </m:r>
-                  <m:r>
                     <m:rPr>
                       <m:sty m:val="p"/>
                     </m:rPr>
-                    <m:t>′</m:t>
+                    <m:t>∑</m:t>
                   </m:r>
-                  <m:r>
-                    <m:t>e</m:t>
-                  </m:r>
+                  <m:sSubSup>
+                    <m:e>
+                      <m:r>
+                        <m:t>e</m:t>
+                      </m:r>
+                    </m:e>
+                    <m:sub>
+                      <m:r>
+                        <m:t>i</m:t>
+                      </m:r>
+                    </m:sub>
+                    <m:sup>
+                      <m:r>
+                        <m:t>2</m:t>
+                      </m:r>
+                    </m:sup>
+                  </m:sSubSup>
                 </m:e>
               </m:d>
             </m:num>
@@ -13555,28 +13426,18 @@
               <m:type m:val="bar"/>
             </m:fPr>
             <m:num>
-              <m:d>
-                <m:dPr>
-                  <m:begChr m:val="("/>
-                  <m:sepChr m:val=""/>
-                  <m:endChr m:val=")"/>
-                  <m:grow/>
-                </m:dPr>
-                <m:e>
-                  <m:r>
-                    <m:t>n</m:t>
-                  </m:r>
-                  <m:r>
-                    <m:rPr>
-                      <m:sty m:val="p"/>
-                    </m:rPr>
-                    <m:t>−</m:t>
-                  </m:r>
-                  <m:r>
-                    <m:t>p</m:t>
-                  </m:r>
-                </m:e>
-              </m:d>
+              <m:r>
+                <m:t>n</m:t>
+              </m:r>
+              <m:r>
+                <m:rPr>
+                  <m:sty m:val="p"/>
+                </m:rPr>
+                <m:t>−</m:t>
+              </m:r>
+              <m:r>
+                <m:t>p</m:t>
+              </m:r>
             </m:num>
             <m:den>
               <m:r>
@@ -13584,6 +13445,9 @@
               </m:r>
             </m:den>
           </m:f>
+          <m:r>
+            <m:t> </m:t>
+          </m:r>
           <m:sSup>
             <m:e>
               <m:r>
@@ -13624,22 +13488,60 @@
           <w:numId w:val="1000"/>
         </w:numPr>
       </w:pPr>
-      <w:r>
-        <w:t xml:space="preserve">Here</w:t>
-      </w:r>
-      <w:r>
-        <w:t xml:space="preserve"> </w:t>
-      </w:r>
       <m:oMath>
         <m:r>
-          <m:t>p</m:t>
-        </m:r>
+          <m:t>E</m:t>
+        </m:r>
+        <m:d>
+          <m:dPr>
+            <m:begChr m:val="("/>
+            <m:sepChr m:val=""/>
+            <m:endChr m:val=")"/>
+            <m:grow/>
+          </m:dPr>
+          <m:e>
+            <m:sSup>
+              <m:e>
+                <m:acc>
+                  <m:accPr>
+                    <m:chr m:val="̃"/>
+                  </m:accPr>
+                  <m:e>
+                    <m:r>
+                      <m:t>σ</m:t>
+                    </m:r>
+                  </m:e>
+                </m:acc>
+              </m:e>
+              <m:sup>
+                <m:r>
+                  <m:t>2</m:t>
+                </m:r>
+              </m:sup>
+            </m:sSup>
+          </m:e>
+        </m:d>
+        <m:r>
+          <m:rPr>
+            <m:sty m:val="p"/>
+          </m:rPr>
+          <m:t>≠</m:t>
+        </m:r>
+        <m:sSup>
+          <m:e>
+            <m:r>
+              <m:t>σ</m:t>
+            </m:r>
+          </m:e>
+          <m:sup>
+            <m:r>
+              <m:t>2</m:t>
+            </m:r>
+          </m:sup>
+        </m:sSup>
       </m:oMath>
       <w:r>
-        <w:t xml:space="preserve"> </w:t>
-      </w:r>
-      <w:r>
-        <w:t xml:space="preserve">is the number of parameters. So</w:t>
+        <w:t xml:space="preserve">. So</w:t>
       </w:r>
       <w:r>
         <w:t xml:space="preserve"> </w:t>
@@ -13669,27 +13571,18 @@
         <w:t xml:space="preserve"> </w:t>
       </w:r>
       <w:r>
-        <w:t xml:space="preserve">is biased. It underestimates</w:t>
-      </w:r>
-      <w:r>
-        <w:t xml:space="preserve"> </w:t>
-      </w:r>
-      <m:oMath>
-        <m:sSup>
-          <m:e>
-            <m:r>
-              <m:t>σ</m:t>
-            </m:r>
-          </m:e>
-          <m:sup>
-            <m:r>
-              <m:t>2</m:t>
-            </m:r>
-          </m:sup>
-        </m:sSup>
-      </m:oMath>
-      <w:r>
-        <w:t xml:space="preserve">. The unbiased estimator divides by</w:t>
+        <w:t xml:space="preserve">is biased.</w:t>
+      </w:r>
+    </w:p>
+    <w:p>
+      <w:pPr>
+        <w:numPr>
+          <w:ilvl w:val="0"/>
+          <w:numId w:val="1000"/>
+        </w:numPr>
+      </w:pPr>
+      <w:r>
+        <w:t xml:space="preserve">Step 3. Dividing by</w:t>
       </w:r>
       <w:r>
         <w:t xml:space="preserve"> </w:t>
@@ -13709,7 +13602,24 @@
         </m:r>
       </m:oMath>
       <w:r>
-        <w:t xml:space="preserve">:</w:t>
+        <w:t xml:space="preserve"> </w:t>
+      </w:r>
+      <w:r>
+        <w:t xml:space="preserve">instead of</w:t>
+      </w:r>
+      <w:r>
+        <w:t xml:space="preserve"> </w:t>
+      </w:r>
+      <m:oMath>
+        <m:r>
+          <m:t>n</m:t>
+        </m:r>
+      </m:oMath>
+      <w:r>
+        <w:t xml:space="preserve"> </w:t>
+      </w:r>
+      <w:r>
+        <w:t xml:space="preserve">gives the unbiased estimate, which is the MSE:</w:t>
       </w:r>
     </w:p>
     <w:p>
@@ -13739,23 +13649,46 @@
             </m:rPr>
             <m:t>=</m:t>
           </m:r>
+          <m:r>
+            <m:rPr>
+              <m:nor/>
+            </m:rPr>
+            <m:t>MSE</m:t>
+          </m:r>
+          <m:r>
+            <m:rPr>
+              <m:sty m:val="p"/>
+            </m:rPr>
+            <m:t>=</m:t>
+          </m:r>
           <m:f>
             <m:fPr>
               <m:type m:val="bar"/>
             </m:fPr>
             <m:num>
               <m:r>
-                <m:t>e</m:t>
-              </m:r>
-              <m:r>
                 <m:rPr>
                   <m:sty m:val="p"/>
                 </m:rPr>
-                <m:t>′</m:t>
-              </m:r>
-              <m:r>
-                <m:t>e</m:t>
-              </m:r>
+                <m:t>∑</m:t>
+              </m:r>
+              <m:sSubSup>
+                <m:e>
+                  <m:r>
+                    <m:t>e</m:t>
+                  </m:r>
+                </m:e>
+                <m:sub>
+                  <m:r>
+                    <m:t>i</m:t>
+                  </m:r>
+                </m:sub>
+                <m:sup>
+                  <m:r>
+                    <m:t>2</m:t>
+                  </m:r>
+                </m:sup>
+              </m:sSubSup>
             </m:num>
             <m:den>
               <m:r>
